--- a/RUN_REPORT.docx
+++ b/RUN_REPORT.docx
@@ -4,39 +4,73 @@
   <w:body>
     <w:p>
       <w:pPr>
-        <w:pStyle w:val="Title"/>
-        <w:jc w:val="left"/>
+        <w:pStyle w:val="Heading1"/>
       </w:pPr>
       <w:r>
         <w:t>Polaris POC — Run Report</w:t>
+      </w:r>
+    </w:p>
+    <w:p/>
+    <w:p>
+      <w:r>
+        <w:t xml:space="preserve">&gt; </w:t>
+      </w:r>
+      <w:r>
+        <w:rPr>
+          <w:b/>
+        </w:rPr>
+        <w:t>Codename</w:t>
+      </w:r>
+      <w:r>
+        <w:t>: Polaris (the North Star — a navigation reference for what</w:t>
       </w:r>
     </w:p>
     <w:p>
       <w:r>
-        <w:rPr>
-          <w:i/>
-        </w:rPr>
-        <w:t>Codename: Polaris (the North Star — a navigation reference for what used to be a constellation of stitched-together identity systems).</w:t>
-        <w:br/>
-      </w:r>
-      <w:r>
-        <w:rPr>
-          <w:i/>
-        </w:rPr>
-        <w:t>Goal: replace the in-house OpenVPN + per-service AD-bound identity with a single open-source stack (Headscale control plane + Keycloak IDP + MinIO IAM+S3 + Postgres RLS) running on a local EKS-sim, with three portals and a customer multi-tenant data layer.</w:t>
+        <w:t>&gt; used to be a constellation of stitched-together identity systems).</w:t>
       </w:r>
     </w:p>
     <w:p>
+      <w:r>
+        <w:t xml:space="preserve">&gt; </w:t>
+      </w:r>
+      <w:r>
+        <w:rPr>
+          <w:b/>
+        </w:rPr>
+        <w:t>Goal</w:t>
+      </w:r>
+      <w:r>
+        <w:t>: replace the in-house OpenVPN + per-service AD-bound identity</w:t>
+      </w:r>
+    </w:p>
+    <w:p>
+      <w:r>
+        <w:t>&gt; with a single open-source stack (Headscale control plane + Keycloak IDP +</w:t>
+      </w:r>
+    </w:p>
+    <w:p>
+      <w:r>
+        <w:t>&gt; MinIO IAM+S3 + Postgres RLS) running on a local EKS-sim, with three</w:t>
+      </w:r>
+    </w:p>
+    <w:p>
+      <w:r>
+        <w:t>&gt; portals and a customer multi-tenant data layer.</w:t>
+      </w:r>
+    </w:p>
+    <w:p/>
+    <w:p>
       <w:pPr>
-        <w:pStyle w:val="Heading1"/>
+        <w:pStyle w:val="Heading2"/>
       </w:pPr>
       <w:r>
         <w:t>1. TL;DR</w:t>
       </w:r>
     </w:p>
+    <w:p/>
     <w:tbl>
       <w:tblPr>
-        <w:tblStyle w:val="LightGrid-Accent1"/>
         <w:tblW w:type="auto" w:w="0"/>
         <w:tblLook w:firstColumn="1" w:firstRow="1" w:lastColumn="0" w:lastRow="0" w:noHBand="0" w:noVBand="1" w:val="04A0"/>
       </w:tblPr>
@@ -62,12 +96,23 @@
           </w:p>
         </w:tc>
       </w:tr>
+    </w:tbl>
+    <w:tbl>
+      <w:tblPr>
+        <w:tblW w:type="auto" w:w="0"/>
+        <w:tblLook w:firstColumn="1" w:firstRow="1" w:lastColumn="0" w:lastRow="0" w:noHBand="0" w:noVBand="1" w:val="04A0"/>
+      </w:tblPr>
+      <w:tblGrid>
+        <w:gridCol w:w="4320"/>
+        <w:gridCol w:w="4320"/>
+      </w:tblGrid>
       <w:tr>
         <w:tc>
           <w:tcPr>
             <w:tcW w:type="dxa" w:w="4320"/>
           </w:tcPr>
           <w:p>
+            <w:r/>
             <w:r>
               <w:t>Duration</w:t>
             </w:r>
@@ -78,18 +123,30 @@
             <w:tcW w:type="dxa" w:w="4320"/>
           </w:tcPr>
           <w:p>
+            <w:r/>
             <w:r>
               <w:t>6 days, end-to-end from a clean host</w:t>
             </w:r>
           </w:p>
         </w:tc>
       </w:tr>
+    </w:tbl>
+    <w:tbl>
+      <w:tblPr>
+        <w:tblW w:type="auto" w:w="0"/>
+        <w:tblLook w:firstColumn="1" w:firstRow="1" w:lastColumn="0" w:lastRow="0" w:noHBand="0" w:noVBand="1" w:val="04A0"/>
+      </w:tblPr>
+      <w:tblGrid>
+        <w:gridCol w:w="4320"/>
+        <w:gridCol w:w="4320"/>
+      </w:tblGrid>
       <w:tr>
         <w:tc>
           <w:tcPr>
             <w:tcW w:type="dxa" w:w="4320"/>
           </w:tcPr>
           <w:p>
+            <w:r/>
             <w:r>
               <w:t>Components</w:t>
             </w:r>
@@ -100,18 +157,30 @@
             <w:tcW w:type="dxa" w:w="4320"/>
           </w:tcPr>
           <w:p>
+            <w:r/>
             <w:r>
               <w:t>Headscale, Keycloak, Postgres, MinIO, kind (EKS-sim), Traefik, 3 portals</w:t>
             </w:r>
           </w:p>
         </w:tc>
       </w:tr>
+    </w:tbl>
+    <w:tbl>
+      <w:tblPr>
+        <w:tblW w:type="auto" w:w="0"/>
+        <w:tblLook w:firstColumn="1" w:firstRow="1" w:lastColumn="0" w:lastRow="0" w:noHBand="0" w:noVBand="1" w:val="04A0"/>
+      </w:tblPr>
+      <w:tblGrid>
+        <w:gridCol w:w="4320"/>
+        <w:gridCol w:w="4320"/>
+      </w:tblGrid>
       <w:tr>
         <w:tc>
           <w:tcPr>
             <w:tcW w:type="dxa" w:w="4320"/>
           </w:tcPr>
           <w:p>
+            <w:r/>
             <w:r>
               <w:t>Lines of code (apps)</w:t>
             </w:r>
@@ -122,18 +191,30 @@
             <w:tcW w:type="dxa" w:w="4320"/>
           </w:tcPr>
           <w:p>
+            <w:r/>
             <w:r>
               <w:t>~700 (intranet + customer Flask apps, Grafana provisioning)</w:t>
             </w:r>
           </w:p>
         </w:tc>
       </w:tr>
+    </w:tbl>
+    <w:tbl>
+      <w:tblPr>
+        <w:tblW w:type="auto" w:w="0"/>
+        <w:tblLook w:firstColumn="1" w:firstRow="1" w:lastColumn="0" w:lastRow="0" w:noHBand="0" w:noVBand="1" w:val="04A0"/>
+      </w:tblPr>
+      <w:tblGrid>
+        <w:gridCol w:w="4320"/>
+        <w:gridCol w:w="4320"/>
+      </w:tblGrid>
       <w:tr>
         <w:tc>
           <w:tcPr>
             <w:tcW w:type="dxa" w:w="4320"/>
           </w:tcPr>
           <w:p>
+            <w:r/>
             <w:r>
               <w:t>Infra files</w:t>
             </w:r>
@@ -144,18 +225,30 @@
             <w:tcW w:type="dxa" w:w="4320"/>
           </w:tcPr>
           <w:p>
+            <w:r/>
             <w:r>
               <w:t>~25 (docker-compose, charts, realm, init SQL, scripts)</w:t>
             </w:r>
           </w:p>
         </w:tc>
       </w:tr>
+    </w:tbl>
+    <w:tbl>
+      <w:tblPr>
+        <w:tblW w:type="auto" w:w="0"/>
+        <w:tblLook w:firstColumn="1" w:firstRow="1" w:lastColumn="0" w:lastRow="0" w:noHBand="0" w:noVBand="1" w:val="04A0"/>
+      </w:tblPr>
+      <w:tblGrid>
+        <w:gridCol w:w="4320"/>
+        <w:gridCol w:w="4320"/>
+      </w:tblGrid>
       <w:tr>
         <w:tc>
           <w:tcPr>
             <w:tcW w:type="dxa" w:w="4320"/>
           </w:tcPr>
           <w:p>
+            <w:r/>
             <w:r>
               <w:t>Verified end-to-end</w:t>
             </w:r>
@@ -166,18 +259,30 @@
             <w:tcW w:type="dxa" w:w="4320"/>
           </w:tcPr>
           <w:p>
+            <w:r/>
             <w:r>
               <w:t>6 OIDC users × 5 buckets, all isolated</w:t>
             </w:r>
           </w:p>
         </w:tc>
       </w:tr>
+    </w:tbl>
+    <w:tbl>
+      <w:tblPr>
+        <w:tblW w:type="auto" w:w="0"/>
+        <w:tblLook w:firstColumn="1" w:firstRow="1" w:lastColumn="0" w:lastRow="0" w:noHBand="0" w:noVBand="1" w:val="04A0"/>
+      </w:tblPr>
+      <w:tblGrid>
+        <w:gridCol w:w="4320"/>
+        <w:gridCol w:w="4320"/>
+      </w:tblGrid>
       <w:tr>
         <w:tc>
           <w:tcPr>
             <w:tcW w:type="dxa" w:w="4320"/>
           </w:tcPr>
           <w:p>
+            <w:r/>
             <w:r>
               <w:t>Public repos (parent POC)</w:t>
             </w:r>
@@ -188,32 +293,53 @@
             <w:tcW w:type="dxa" w:w="4320"/>
           </w:tcPr>
           <w:p>
+            <w:r/>
             <w:r>
-              <w:t>cmarin78/tailscaletest-poc, cmarin78/headscaletest-poc</w:t>
+              <w:rPr>
+                <w:rFonts w:ascii="Consolas" w:hAnsi="Consolas"/>
+                <w:sz w:val="20"/>
+              </w:rPr>
+              <w:t>cmarin78/tailscaletest-poc</w:t>
+            </w:r>
+            <w:r>
+              <w:t xml:space="preserve">, </w:t>
+            </w:r>
+            <w:r>
+              <w:rPr>
+                <w:rFonts w:ascii="Consolas" w:hAnsi="Consolas"/>
+                <w:sz w:val="20"/>
+              </w:rPr>
+              <w:t>cmarin78/headscaletest-poc</w:t>
             </w:r>
           </w:p>
         </w:tc>
       </w:tr>
     </w:tbl>
+    <w:p/>
     <w:p>
       <w:r>
-        <w:t>The POC demonstrates that you can build a production-shaped identity fabric without paying Tailscale/Auth0/AWS bills, on a single Linux box.</w:t>
+        <w:t>The POC demonstrates that you can build a production-shaped identity</w:t>
       </w:r>
     </w:p>
     <w:p>
+      <w:r>
+        <w:t>fabric without paying Tailscale/Auth0/AWS bills, on a single Linux box.</w:t>
+      </w:r>
+    </w:p>
+    <w:p/>
+    <w:p>
       <w:pPr>
-        <w:pStyle w:val="Heading1"/>
+        <w:pStyle w:val="Heading2"/>
       </w:pPr>
       <w:r>
         <w:t>2. Architecture</w:t>
       </w:r>
     </w:p>
+    <w:p/>
     <w:p>
-      <w:r>
-        <w:t>ASCII diagram:</w:t>
-      </w:r>
-    </w:p>
-    <w:p>
+      <w:pPr>
+        <w:pStyle w:val="NoSpacing"/>
+      </w:pPr>
       <w:r>
         <w:rPr>
           <w:rFonts w:ascii="Consolas" w:hAnsi="Consolas"/>
@@ -270,17 +396,15 @@
         <w:t xml:space="preserve">                                          Traefin IP / Traefik NodePort 30080</w:t>
       </w:r>
     </w:p>
+    <w:p/>
     <w:p>
-      <w:pPr>
-        <w:pStyle w:val="Heading2"/>
-      </w:pPr>
       <w:r>
         <w:t>Stack components and what they map to in a real deployment:</w:t>
       </w:r>
     </w:p>
+    <w:p/>
     <w:tbl>
       <w:tblPr>
-        <w:tblStyle w:val="LightGrid-Accent1"/>
         <w:tblW w:type="auto" w:w="0"/>
         <w:tblLook w:firstColumn="1" w:firstRow="1" w:lastColumn="0" w:lastRow="0" w:noHBand="0" w:noVBand="1" w:val="04A0"/>
       </w:tblPr>
@@ -295,6 +419,7 @@
             <w:tcW w:type="dxa" w:w="2880"/>
           </w:tcPr>
           <w:p>
+            <w:r/>
             <w:r>
               <w:t>POC component</w:t>
             </w:r>
@@ -305,6 +430,7 @@
             <w:tcW w:type="dxa" w:w="2880"/>
           </w:tcPr>
           <w:p>
+            <w:r/>
             <w:r>
               <w:t>Real prod equivalent</w:t>
             </w:r>
@@ -315,18 +441,31 @@
             <w:tcW w:type="dxa" w:w="2880"/>
           </w:tcPr>
           <w:p>
+            <w:r/>
             <w:r>
               <w:t>Notes</w:t>
             </w:r>
           </w:p>
         </w:tc>
       </w:tr>
+    </w:tbl>
+    <w:tbl>
+      <w:tblPr>
+        <w:tblW w:type="auto" w:w="0"/>
+        <w:tblLook w:firstColumn="1" w:firstRow="1" w:lastColumn="0" w:lastRow="0" w:noHBand="0" w:noVBand="1" w:val="04A0"/>
+      </w:tblPr>
+      <w:tblGrid>
+        <w:gridCol w:w="2880"/>
+        <w:gridCol w:w="2880"/>
+        <w:gridCol w:w="2880"/>
+      </w:tblGrid>
       <w:tr>
         <w:tc>
           <w:tcPr>
             <w:tcW w:type="dxa" w:w="2880"/>
           </w:tcPr>
           <w:p>
+            <w:r/>
             <w:r>
               <w:t>Headscale 0.29.4</w:t>
             </w:r>
@@ -337,6 +476,7 @@
             <w:tcW w:type="dxa" w:w="2880"/>
           </w:tcPr>
           <w:p>
+            <w:r/>
             <w:r>
               <w:t>Tailscale SaaS or Headscale HA</w:t>
             </w:r>
@@ -347,18 +487,31 @@
             <w:tcW w:type="dxa" w:w="2880"/>
           </w:tcPr>
           <w:p>
+            <w:r/>
             <w:r>
-              <w:t>WireGuard-based mesh</w:t>
+              <w:t>WireGuard-based mesh, no app-layer routing</w:t>
             </w:r>
           </w:p>
         </w:tc>
       </w:tr>
+    </w:tbl>
+    <w:tbl>
+      <w:tblPr>
+        <w:tblW w:type="auto" w:w="0"/>
+        <w:tblLook w:firstColumn="1" w:firstRow="1" w:lastColumn="0" w:lastRow="0" w:noHBand="0" w:noVBand="1" w:val="04A0"/>
+      </w:tblPr>
+      <w:tblGrid>
+        <w:gridCol w:w="2880"/>
+        <w:gridCol w:w="2880"/>
+        <w:gridCol w:w="2880"/>
+      </w:tblGrid>
       <w:tr>
         <w:tc>
           <w:tcPr>
             <w:tcW w:type="dxa" w:w="2880"/>
           </w:tcPr>
           <w:p>
+            <w:r/>
             <w:r>
               <w:t>Keycloak 24</w:t>
             </w:r>
@@ -369,6 +522,7 @@
             <w:tcW w:type="dxa" w:w="2880"/>
           </w:tcPr>
           <w:p>
+            <w:r/>
             <w:r>
               <w:t>Auth0, Okta, Cognito</w:t>
             </w:r>
@@ -379,18 +533,31 @@
             <w:tcW w:type="dxa" w:w="2880"/>
           </w:tcPr>
           <w:p>
+            <w:r/>
             <w:r>
               <w:t>OIDC + SAML + user federation</w:t>
             </w:r>
           </w:p>
         </w:tc>
       </w:tr>
+    </w:tbl>
+    <w:tbl>
+      <w:tblPr>
+        <w:tblW w:type="auto" w:w="0"/>
+        <w:tblLook w:firstColumn="1" w:firstRow="1" w:lastColumn="0" w:lastRow="0" w:noHBand="0" w:noVBand="1" w:val="04A0"/>
+      </w:tblPr>
+      <w:tblGrid>
+        <w:gridCol w:w="2880"/>
+        <w:gridCol w:w="2880"/>
+        <w:gridCol w:w="2880"/>
+      </w:tblGrid>
       <w:tr>
         <w:tc>
           <w:tcPr>
             <w:tcW w:type="dxa" w:w="2880"/>
           </w:tcPr>
           <w:p>
+            <w:r/>
             <w:r>
               <w:t>Postgres 16 + RLS</w:t>
             </w:r>
@@ -401,6 +568,7 @@
             <w:tcW w:type="dxa" w:w="2880"/>
           </w:tcPr>
           <w:p>
+            <w:r/>
             <w:r>
               <w:t>Aurora Postgres</w:t>
             </w:r>
@@ -411,18 +579,31 @@
             <w:tcW w:type="dxa" w:w="2880"/>
           </w:tcPr>
           <w:p>
+            <w:r/>
             <w:r>
               <w:t>RLS as the tenant-isolation contract</w:t>
             </w:r>
           </w:p>
         </w:tc>
       </w:tr>
+    </w:tbl>
+    <w:tbl>
+      <w:tblPr>
+        <w:tblW w:type="auto" w:w="0"/>
+        <w:tblLook w:firstColumn="1" w:firstRow="1" w:lastColumn="0" w:lastRow="0" w:noHBand="0" w:noVBand="1" w:val="04A0"/>
+      </w:tblPr>
+      <w:tblGrid>
+        <w:gridCol w:w="2880"/>
+        <w:gridCol w:w="2880"/>
+        <w:gridCol w:w="2880"/>
+      </w:tblGrid>
       <w:tr>
         <w:tc>
           <w:tcPr>
             <w:tcW w:type="dxa" w:w="2880"/>
           </w:tcPr>
           <w:p>
+            <w:r/>
             <w:r>
               <w:t>MinIO RELEASE.2024-01-18</w:t>
             </w:r>
@@ -433,6 +614,7 @@
             <w:tcW w:type="dxa" w:w="2880"/>
           </w:tcPr>
           <w:p>
+            <w:r/>
             <w:r>
               <w:t>S3 + IAM (AWS)</w:t>
             </w:r>
@@ -443,18 +625,31 @@
             <w:tcW w:type="dxa" w:w="2880"/>
           </w:tcPr>
           <w:p>
+            <w:r/>
             <w:r>
               <w:t>OIDC-native STS, no AWS lock-in</w:t>
             </w:r>
           </w:p>
         </w:tc>
       </w:tr>
+    </w:tbl>
+    <w:tbl>
+      <w:tblPr>
+        <w:tblW w:type="auto" w:w="0"/>
+        <w:tblLook w:firstColumn="1" w:firstRow="1" w:lastColumn="0" w:lastRow="0" w:noHBand="0" w:noVBand="1" w:val="04A0"/>
+      </w:tblPr>
+      <w:tblGrid>
+        <w:gridCol w:w="2880"/>
+        <w:gridCol w:w="2880"/>
+        <w:gridCol w:w="2880"/>
+      </w:tblGrid>
       <w:tr>
         <w:tc>
           <w:tcPr>
             <w:tcW w:type="dxa" w:w="2880"/>
           </w:tcPr>
           <w:p>
+            <w:r/>
             <w:r>
               <w:t>kind (k8s)</w:t>
             </w:r>
@@ -465,6 +660,7 @@
             <w:tcW w:type="dxa" w:w="2880"/>
           </w:tcPr>
           <w:p>
+            <w:r/>
             <w:r>
               <w:t>EKS</w:t>
             </w:r>
@@ -475,18 +671,31 @@
             <w:tcW w:type="dxa" w:w="2880"/>
           </w:tcPr>
           <w:p>
+            <w:r/>
             <w:r>
               <w:t>Same manifests, same Helm charts</w:t>
             </w:r>
           </w:p>
         </w:tc>
       </w:tr>
+    </w:tbl>
+    <w:tbl>
+      <w:tblPr>
+        <w:tblW w:type="auto" w:w="0"/>
+        <w:tblLook w:firstColumn="1" w:firstRow="1" w:lastColumn="0" w:lastRow="0" w:noHBand="0" w:noVBand="1" w:val="04A0"/>
+      </w:tblPr>
+      <w:tblGrid>
+        <w:gridCol w:w="2880"/>
+        <w:gridCol w:w="2880"/>
+        <w:gridCol w:w="2880"/>
+      </w:tblGrid>
       <w:tr>
         <w:tc>
           <w:tcPr>
             <w:tcW w:type="dxa" w:w="2880"/>
           </w:tcPr>
           <w:p>
+            <w:r/>
             <w:r>
               <w:t>Traefik</w:t>
             </w:r>
@@ -497,6 +706,7 @@
             <w:tcW w:type="dxa" w:w="2880"/>
           </w:tcPr>
           <w:p>
+            <w:r/>
             <w:r>
               <w:t>ALB / NGINX Ingress</w:t>
             </w:r>
@@ -507,6 +717,7 @@
             <w:tcW w:type="dxa" w:w="2880"/>
           </w:tcPr>
           <w:p>
+            <w:r/>
             <w:r>
               <w:t>L7 routing, TLS termination</w:t>
             </w:r>
@@ -514,30 +725,56 @@
         </w:tc>
       </w:tr>
     </w:tbl>
-    <w:p>
-      <w:pPr>
-        <w:pStyle w:val="Heading1"/>
-      </w:pPr>
-      <w:r>
-        <w:t>3. Day-by-day breakdown</w:t>
-      </w:r>
-    </w:p>
+    <w:p/>
     <w:p>
       <w:pPr>
         <w:pStyle w:val="Heading2"/>
       </w:pPr>
       <w:r>
+        <w:t>3. Day-by-day breakdown</w:t>
+      </w:r>
+    </w:p>
+    <w:p/>
+    <w:p>
+      <w:pPr>
+        <w:pStyle w:val="Heading3"/>
+      </w:pPr>
+      <w:r>
         <w:t>Day 1 — base stack (docker-compose)</w:t>
+      </w:r>
+    </w:p>
+    <w:p/>
+    <w:p>
+      <w:r>
+        <w:rPr>
+          <w:b/>
+        </w:rPr>
+        <w:t>What</w:t>
+      </w:r>
+      <w:r>
+        <w:t>: Headscale + Keycloak + Postgres + MinIO up and healthy.</w:t>
       </w:r>
     </w:p>
     <w:p>
       <w:r>
-        <w:t>What: Headscale + Keycloak + Postgres + MinIO up and healthy. 5 buckets created, 6 IAM policies registered, 7 Keycloak groups, 4 OIDC clients, 6 seed users.</w:t>
+        <w:t>5 buckets created, 6 IAM policies registered, 7 Keycloak groups, 4</w:t>
       </w:r>
     </w:p>
     <w:p>
       <w:r>
-        <w:t>Key files:</w:t>
+        <w:t>OIDC clients, 6 seed users.</w:t>
+      </w:r>
+    </w:p>
+    <w:p/>
+    <w:p>
+      <w:r>
+        <w:rPr>
+          <w:b/>
+        </w:rPr>
+        <w:t>Key files</w:t>
+      </w:r>
+      <w:r>
+        <w:t>:</w:t>
       </w:r>
     </w:p>
     <w:p>
@@ -545,7 +782,14 @@
         <w:pStyle w:val="ListBullet"/>
       </w:pPr>
       <w:r>
-        <w:t>docker-compose.yml — 4 services + bootstrap container</w:t>
+        <w:rPr>
+          <w:rFonts w:ascii="Consolas" w:hAnsi="Consolas"/>
+          <w:sz w:val="20"/>
+        </w:rPr>
+        <w:t>docker-compose.yml</w:t>
+      </w:r>
+      <w:r>
+        <w:t xml:space="preserve"> — 4 services + bootstrap container</w:t>
       </w:r>
     </w:p>
     <w:p>
@@ -553,7 +797,24 @@
         <w:pStyle w:val="ListBullet"/>
       </w:pPr>
       <w:r>
-        <w:t>headscale/config.yaml — DNS polaris.ts.net, ephemeral node timeout 30m</w:t>
+        <w:rPr>
+          <w:rFonts w:ascii="Consolas" w:hAnsi="Consolas"/>
+          <w:sz w:val="20"/>
+        </w:rPr>
+        <w:t>headscale/config.yaml</w:t>
+      </w:r>
+      <w:r>
+        <w:t xml:space="preserve"> — DNS </w:t>
+      </w:r>
+      <w:r>
+        <w:rPr>
+          <w:rFonts w:ascii="Consolas" w:hAnsi="Consolas"/>
+          <w:sz w:val="20"/>
+        </w:rPr>
+        <w:t>polaris.ts.net</w:t>
+      </w:r>
+      <w:r>
+        <w:t>, ephemeral node timeout 30m</w:t>
       </w:r>
     </w:p>
     <w:p>
@@ -561,7 +822,14 @@
         <w:pStyle w:val="ListBullet"/>
       </w:pPr>
       <w:r>
-        <w:t>keycloak/realm-polaris.json — 7 groups, 6 users, 4 OIDC clients</w:t>
+        <w:rPr>
+          <w:rFonts w:ascii="Consolas" w:hAnsi="Consolas"/>
+          <w:sz w:val="20"/>
+        </w:rPr>
+        <w:t>keycloak/realm-polaris.json</w:t>
+      </w:r>
+      <w:r>
+        <w:t xml:space="preserve"> — 7 groups, 6 users, 4 OIDC clients</w:t>
       </w:r>
     </w:p>
     <w:p>
@@ -569,7 +837,31 @@
         <w:pStyle w:val="ListBullet"/>
       </w:pPr>
       <w:r>
-        <w:t>postgres/init.sql — 3 DBs, pol_customer.customer_data with RLS policy tenant_isolation</w:t>
+        <w:rPr>
+          <w:rFonts w:ascii="Consolas" w:hAnsi="Consolas"/>
+          <w:sz w:val="20"/>
+        </w:rPr>
+        <w:t>postgres/init.sql</w:t>
+      </w:r>
+      <w:r>
+        <w:t xml:space="preserve"> — 3 DBs, </w:t>
+      </w:r>
+      <w:r>
+        <w:rPr>
+          <w:rFonts w:ascii="Consolas" w:hAnsi="Consolas"/>
+          <w:sz w:val="20"/>
+        </w:rPr>
+        <w:t>pol_customer.customer_data</w:t>
+      </w:r>
+      <w:r>
+        <w:t xml:space="preserve"> with RLS policy </w:t>
+      </w:r>
+      <w:r>
+        <w:rPr>
+          <w:rFonts w:ascii="Consolas" w:hAnsi="Consolas"/>
+          <w:sz w:val="20"/>
+        </w:rPr>
+        <w:t>tenant_isolation</w:t>
       </w:r>
     </w:p>
     <w:p>
@@ -577,7 +869,14 @@
         <w:pStyle w:val="ListBullet"/>
       </w:pPr>
       <w:r>
-        <w:t>scripts/minio_bootstrap.py — boto3-based bucket + IAM setup</w:t>
+        <w:rPr>
+          <w:rFonts w:ascii="Consolas" w:hAnsi="Consolas"/>
+          <w:sz w:val="20"/>
+        </w:rPr>
+        <w:t>scripts/minio_bootstrap.py</w:t>
+      </w:r>
+      <w:r>
+        <w:t xml:space="preserve"> — boto3-based bucket + IAM setup</w:t>
       </w:r>
     </w:p>
     <w:p>
@@ -585,12 +884,26 @@
         <w:pStyle w:val="ListBullet"/>
       </w:pPr>
       <w:r>
-        <w:t>acl/policy.hujson — Headscale tagOwners + ACLs</w:t>
+        <w:rPr>
+          <w:rFonts w:ascii="Consolas" w:hAnsi="Consolas"/>
+          <w:sz w:val="20"/>
+        </w:rPr>
+        <w:t>acl/policy.hujson</w:t>
+      </w:r>
+      <w:r>
+        <w:t xml:space="preserve"> — Headscale tagOwners + ACLs</w:t>
       </w:r>
     </w:p>
+    <w:p/>
     <w:p>
       <w:r>
-        <w:t>Bumps:</w:t>
+        <w:rPr>
+          <w:b/>
+        </w:rPr>
+        <w:t>Bumps</w:t>
+      </w:r>
+      <w:r>
+        <w:t>:</w:t>
       </w:r>
     </w:p>
     <w:p>
@@ -598,7 +911,46 @@
         <w:pStyle w:val="ListBullet"/>
       </w:pPr>
       <w:r>
-        <w:t>ghcr.io is blocked on this host, so we pinned to cached quay.io/keycloak/keycloak:24.0 and headscale/headscale:stable (v0.29.4).</w:t>
+        <w:rPr>
+          <w:rFonts w:ascii="Consolas" w:hAnsi="Consolas"/>
+          <w:sz w:val="20"/>
+        </w:rPr>
+        <w:t>ghcr.io</w:t>
+      </w:r>
+      <w:r>
+        <w:t xml:space="preserve"> is blocked on this host, so we pinned to cached </w:t>
+      </w:r>
+      <w:r>
+        <w:rPr>
+          <w:rFonts w:ascii="Consolas" w:hAnsi="Consolas"/>
+          <w:sz w:val="20"/>
+        </w:rPr>
+        <w:t>quay.io/keycloak/keycloak:24.0</w:t>
+      </w:r>
+    </w:p>
+    <w:p>
+      <w:r>
+        <w:t xml:space="preserve">  and </w:t>
+      </w:r>
+      <w:r>
+        <w:rPr>
+          <w:rFonts w:ascii="Consolas" w:hAnsi="Consolas"/>
+          <w:sz w:val="20"/>
+        </w:rPr>
+        <w:t>headscale/headscale:stable</w:t>
+      </w:r>
+      <w:r>
+        <w:t xml:space="preserve"> (</w:t>
+      </w:r>
+      <w:r>
+        <w:rPr>
+          <w:rFonts w:ascii="Consolas" w:hAnsi="Consolas"/>
+          <w:sz w:val="20"/>
+        </w:rPr>
+        <w:t>v0.29.4</w:t>
+      </w:r>
+      <w:r>
+        <w:t>).</w:t>
       </w:r>
     </w:p>
     <w:p>
@@ -606,7 +958,29 @@
         <w:pStyle w:val="ListBullet"/>
       </w:pPr>
       <w:r>
-        <w:t>dl.min.io returns 410 Gone (the open-source MinIO archives were discontinued in 2026). Cached quay.io/minio/minio:RELEASE.2024-01-18T22-51-28Z.</w:t>
+        <w:rPr>
+          <w:rFonts w:ascii="Consolas" w:hAnsi="Consolas"/>
+          <w:sz w:val="20"/>
+        </w:rPr>
+        <w:t>dl.min.io</w:t>
+      </w:r>
+      <w:r>
+        <w:t xml:space="preserve"> returns 410 Gone (the open-source MinIO archives were</w:t>
+      </w:r>
+    </w:p>
+    <w:p>
+      <w:r>
+        <w:t xml:space="preserve">  discontinued in 2026). Cached </w:t>
+      </w:r>
+      <w:r>
+        <w:rPr>
+          <w:rFonts w:ascii="Consolas" w:hAnsi="Consolas"/>
+          <w:sz w:val="20"/>
+        </w:rPr>
+        <w:t>quay.io/minio/minio:RELEASE.2024-01-18T22-51-28Z</w:t>
+      </w:r>
+      <w:r>
+        <w:t>.</w:t>
       </w:r>
     </w:p>
     <w:p>
@@ -614,7 +988,42 @@
         <w:pStyle w:val="ListBullet"/>
       </w:pPr>
       <w:r>
-        <w:t>Keycloak 24 rejects permanentLockoutThreshold / failureFactor / waitIncrementSeconds in the realm JSON — those keys were removed.</w:t>
+        <w:t xml:space="preserve">Keycloak 24 rejects </w:t>
+      </w:r>
+      <w:r>
+        <w:rPr>
+          <w:rFonts w:ascii="Consolas" w:hAnsi="Consolas"/>
+          <w:sz w:val="20"/>
+        </w:rPr>
+        <w:t>permanentLockoutThreshold</w:t>
+      </w:r>
+      <w:r>
+        <w:t xml:space="preserve"> / </w:t>
+      </w:r>
+      <w:r>
+        <w:rPr>
+          <w:rFonts w:ascii="Consolas" w:hAnsi="Consolas"/>
+          <w:sz w:val="20"/>
+        </w:rPr>
+        <w:t>failureFactor</w:t>
+      </w:r>
+      <w:r>
+        <w:t xml:space="preserve"> /</w:t>
+      </w:r>
+    </w:p>
+    <w:p>
+      <w:r>
+        <w:t xml:space="preserve">  </w:t>
+      </w:r>
+      <w:r>
+        <w:rPr>
+          <w:rFonts w:ascii="Consolas" w:hAnsi="Consolas"/>
+          <w:sz w:val="20"/>
+        </w:rPr>
+        <w:t>waitIncrementSeconds</w:t>
+      </w:r>
+      <w:r>
+        <w:t xml:space="preserve"> in the realm JSON — those keys were removed.</w:t>
       </w:r>
     </w:p>
     <w:p>
@@ -622,58 +1031,375 @@
         <w:pStyle w:val="ListBullet"/>
       </w:pPr>
       <w:r>
-        <w:t>Keycloak 24 rejects firstName: 'Bob (eng)' — parens are stripped on import. Removed parens.</w:t>
+        <w:t xml:space="preserve">Keycloak 24 rejects </w:t>
+      </w:r>
+      <w:r>
+        <w:rPr>
+          <w:rFonts w:ascii="Consolas" w:hAnsi="Consolas"/>
+          <w:sz w:val="20"/>
+        </w:rPr>
+        <w:t>firstName: "Bob (eng)"</w:t>
+      </w:r>
+      <w:r>
+        <w:t xml:space="preserve"> — parens are stripped on</w:t>
       </w:r>
     </w:p>
     <w:p>
+      <w:r>
+        <w:t xml:space="preserve">  import, leading to a firstName/lastName mismatch. Removed parens.</w:t>
+      </w:r>
+    </w:p>
+    <w:p/>
+    <w:p>
       <w:pPr>
-        <w:pStyle w:val="Heading2"/>
+        <w:pStyle w:val="Heading3"/>
       </w:pPr>
       <w:r>
         <w:t>Day 2 — kind cluster (EKS sim)</w:t>
+      </w:r>
+    </w:p>
+    <w:p/>
+    <w:p>
+      <w:r>
+        <w:rPr>
+          <w:b/>
+        </w:rPr>
+        <w:t>What</w:t>
+      </w:r>
+      <w:r>
+        <w:t xml:space="preserve">: </w:t>
+      </w:r>
+      <w:r>
+        <w:rPr>
+          <w:rFonts w:ascii="Consolas" w:hAnsi="Consolas"/>
+          <w:sz w:val="20"/>
+        </w:rPr>
+        <w:t>kind</w:t>
+      </w:r>
+      <w:r>
+        <w:t xml:space="preserve"> cluster with 1 control-plane + 1 worker. 5 namespaces</w:t>
       </w:r>
     </w:p>
     <w:p>
       <w:r>
-        <w:t>What: kind cluster with 1 control-plane + 1 worker. 5 namespaces (pol-intranet, pol-grafana, pol-customer, pol-storage, pol-system). Traefik ingress controller (NodePort 30080/30443).</w:t>
+        <w:t>(</w:t>
+      </w:r>
+      <w:r>
+        <w:rPr>
+          <w:rFonts w:ascii="Consolas" w:hAnsi="Consolas"/>
+          <w:sz w:val="20"/>
+        </w:rPr>
+        <w:t>pol-intranet</w:t>
+      </w:r>
+      <w:r>
+        <w:t xml:space="preserve">, </w:t>
+      </w:r>
+      <w:r>
+        <w:rPr>
+          <w:rFonts w:ascii="Consolas" w:hAnsi="Consolas"/>
+          <w:sz w:val="20"/>
+        </w:rPr>
+        <w:t>pol-grafana</w:t>
+      </w:r>
+      <w:r>
+        <w:t xml:space="preserve">, </w:t>
+      </w:r>
+      <w:r>
+        <w:rPr>
+          <w:rFonts w:ascii="Consolas" w:hAnsi="Consolas"/>
+          <w:sz w:val="20"/>
+        </w:rPr>
+        <w:t>pol-customer</w:t>
+      </w:r>
+      <w:r>
+        <w:t xml:space="preserve">, </w:t>
+      </w:r>
+      <w:r>
+        <w:rPr>
+          <w:rFonts w:ascii="Consolas" w:hAnsi="Consolas"/>
+          <w:sz w:val="20"/>
+        </w:rPr>
+        <w:t>pol-storage</w:t>
+      </w:r>
+      <w:r>
+        <w:t>,</w:t>
       </w:r>
     </w:p>
     <w:p>
       <w:r>
-        <w:t>Pivot: Started with k3d per the design but ghcr.io/k3d-io/k3d-tools is blocked. kind was already cached as kindest/node:v1.30.0. Switch took ~10 min.</w:t>
+        <w:rPr>
+          <w:rFonts w:ascii="Consolas" w:hAnsi="Consolas"/>
+          <w:sz w:val="20"/>
+        </w:rPr>
+        <w:t>pol-system</w:t>
+      </w:r>
+      <w:r>
+        <w:t>). Traefik ingress controller (NodePort 30080/30443).</w:t>
+      </w:r>
+    </w:p>
+    <w:p/>
+    <w:p>
+      <w:r>
+        <w:rPr>
+          <w:b/>
+        </w:rPr>
+        <w:t>Pivot</w:t>
+      </w:r>
+      <w:r>
+        <w:t xml:space="preserve">: Started with </w:t>
+      </w:r>
+      <w:r>
+        <w:rPr>
+          <w:rFonts w:ascii="Consolas" w:hAnsi="Consolas"/>
+          <w:sz w:val="20"/>
+        </w:rPr>
+        <w:t>k3d</w:t>
+      </w:r>
+      <w:r>
+        <w:t xml:space="preserve"> per the design but </w:t>
+      </w:r>
+      <w:r>
+        <w:rPr>
+          <w:rFonts w:ascii="Consolas" w:hAnsi="Consolas"/>
+          <w:sz w:val="20"/>
+        </w:rPr>
+        <w:t>ghcr.io/k3d-io/k3d-tools</w:t>
       </w:r>
     </w:p>
     <w:p>
       <w:r>
-        <w:t>Second pivot: kind's extraPortMappings (to expose pods on host) collided with the docker port allocator's phantom reservations. Pivoted to Traefik NodePort + kubectl port-forward for testing.</w:t>
+        <w:t xml:space="preserve">is blocked. </w:t>
+      </w:r>
+      <w:r>
+        <w:rPr>
+          <w:rFonts w:ascii="Consolas" w:hAnsi="Consolas"/>
+          <w:sz w:val="20"/>
+        </w:rPr>
+        <w:t>kind</w:t>
+      </w:r>
+      <w:r>
+        <w:t xml:space="preserve"> was already cached as </w:t>
+      </w:r>
+      <w:r>
+        <w:rPr>
+          <w:rFonts w:ascii="Consolas" w:hAnsi="Consolas"/>
+          <w:sz w:val="20"/>
+        </w:rPr>
+        <w:t>kindest/node:v1.30.0</w:t>
+      </w:r>
+      <w:r>
+        <w:t>. Switch</w:t>
       </w:r>
     </w:p>
     <w:p>
       <w:r>
-        <w:t>Connectivity verified: pods inside kind reach headscale, keycloak, minio, and postgres via their docker-compose hostnames (kind nodes joined the polaris_polaris_default docker network).</w:t>
+        <w:t>took ~10 min.</w:t>
+      </w:r>
+    </w:p>
+    <w:p/>
+    <w:p>
+      <w:r>
+        <w:rPr>
+          <w:b/>
+        </w:rPr>
+        <w:t>Second pivot</w:t>
+      </w:r>
+      <w:r>
+        <w:t xml:space="preserve">: kind's </w:t>
+      </w:r>
+      <w:r>
+        <w:rPr>
+          <w:rFonts w:ascii="Consolas" w:hAnsi="Consolas"/>
+          <w:sz w:val="20"/>
+        </w:rPr>
+        <w:t>extraPortMappings</w:t>
+      </w:r>
+      <w:r>
+        <w:t xml:space="preserve"> (to expose pods on host)</w:t>
       </w:r>
     </w:p>
     <w:p>
-      <w:pPr>
-        <w:pStyle w:val="Heading2"/>
-      </w:pPr>
-      <w:r>
-        <w:t>Day 3 — intranet portal + STS proxy</w:t>
+      <w:r>
+        <w:t>collided with the docker port allocator's phantom reservations — kind</w:t>
       </w:r>
     </w:p>
     <w:p>
       <w:r>
-        <w:t>What: polaris-intranet:latest (python:3.12-slim + Flask + boto3 + psycopg2) deployed in pol-intranet. /healthz, /directory, /files endpoints. /files proxies STS AssumeRoleWithWebIdentity against MinIO with the user's Keycloak access_token.</w:t>
+        <w:t xml:space="preserve">refused to start. Pivoted to Traefik NodePort + </w:t>
+      </w:r>
+      <w:r>
+        <w:rPr>
+          <w:rFonts w:ascii="Consolas" w:hAnsi="Consolas"/>
+          <w:sz w:val="20"/>
+        </w:rPr>
+        <w:t>kubectl port-forward</w:t>
       </w:r>
     </w:p>
     <w:p>
       <w:r>
-        <w:t>Six users verified end-to-end:</w:t>
+        <w:t xml:space="preserve">for testing. Same manifests work in EKS with </w:t>
+      </w:r>
+      <w:r>
+        <w:rPr>
+          <w:rFonts w:ascii="Consolas" w:hAnsi="Consolas"/>
+          <w:sz w:val="20"/>
+        </w:rPr>
+        <w:t>Service.type=LoadBalancer</w:t>
+      </w:r>
+      <w:r>
+        <w:t>.</w:t>
       </w:r>
     </w:p>
+    <w:p/>
+    <w:p>
+      <w:r>
+        <w:rPr>
+          <w:b/>
+        </w:rPr>
+        <w:t>Connectivity verified</w:t>
+      </w:r>
+      <w:r>
+        <w:t>: pods inside kind reach headscale, keycloak,</w:t>
+      </w:r>
+    </w:p>
+    <w:p>
+      <w:r>
+        <w:t>minio, and postgres via their docker-compose hostnames (kind nodes</w:t>
+      </w:r>
+    </w:p>
+    <w:p>
+      <w:r>
+        <w:t xml:space="preserve">joined the </w:t>
+      </w:r>
+      <w:r>
+        <w:rPr>
+          <w:rFonts w:ascii="Consolas" w:hAnsi="Consolas"/>
+          <w:sz w:val="20"/>
+        </w:rPr>
+        <w:t>polaris_polaris_default</w:t>
+      </w:r>
+      <w:r>
+        <w:t xml:space="preserve"> docker network).</w:t>
+      </w:r>
+    </w:p>
+    <w:p/>
+    <w:p>
+      <w:pPr>
+        <w:pStyle w:val="Heading3"/>
+      </w:pPr>
+      <w:r>
+        <w:t>Day 3 — intranet portal + STS proxy</w:t>
+      </w:r>
+    </w:p>
+    <w:p/>
+    <w:p>
+      <w:r>
+        <w:rPr>
+          <w:b/>
+        </w:rPr>
+        <w:t>What</w:t>
+      </w:r>
+      <w:r>
+        <w:t xml:space="preserve">: </w:t>
+      </w:r>
+      <w:r>
+        <w:rPr>
+          <w:rFonts w:ascii="Consolas" w:hAnsi="Consolas"/>
+          <w:sz w:val="20"/>
+        </w:rPr>
+        <w:t>polaris-intranet:latest</w:t>
+      </w:r>
+      <w:r>
+        <w:t xml:space="preserve"> (python:3.12-slim + Flask + boto3 +</w:t>
+      </w:r>
+    </w:p>
+    <w:p>
+      <w:r>
+        <w:t xml:space="preserve">psycopg2) deployed in </w:t>
+      </w:r>
+      <w:r>
+        <w:rPr>
+          <w:rFonts w:ascii="Consolas" w:hAnsi="Consolas"/>
+          <w:sz w:val="20"/>
+        </w:rPr>
+        <w:t>pol-intranet</w:t>
+      </w:r>
+      <w:r>
+        <w:t xml:space="preserve">. </w:t>
+      </w:r>
+      <w:r>
+        <w:rPr>
+          <w:rFonts w:ascii="Consolas" w:hAnsi="Consolas"/>
+          <w:sz w:val="20"/>
+        </w:rPr>
+        <w:t>/healthz</w:t>
+      </w:r>
+      <w:r>
+        <w:t xml:space="preserve">, </w:t>
+      </w:r>
+      <w:r>
+        <w:rPr>
+          <w:rFonts w:ascii="Consolas" w:hAnsi="Consolas"/>
+          <w:sz w:val="20"/>
+        </w:rPr>
+        <w:t>/directory</w:t>
+      </w:r>
+      <w:r>
+        <w:t xml:space="preserve">, </w:t>
+      </w:r>
+      <w:r>
+        <w:rPr>
+          <w:rFonts w:ascii="Consolas" w:hAnsi="Consolas"/>
+          <w:sz w:val="20"/>
+        </w:rPr>
+        <w:t>/files</w:t>
+      </w:r>
+    </w:p>
+    <w:p>
+      <w:r>
+        <w:t xml:space="preserve">endpoints. </w:t>
+      </w:r>
+      <w:r>
+        <w:rPr>
+          <w:rFonts w:ascii="Consolas" w:hAnsi="Consolas"/>
+          <w:sz w:val="20"/>
+        </w:rPr>
+        <w:t>/files</w:t>
+      </w:r>
+      <w:r>
+        <w:t xml:space="preserve"> proxies STS </w:t>
+      </w:r>
+      <w:r>
+        <w:rPr>
+          <w:rFonts w:ascii="Consolas" w:hAnsi="Consolas"/>
+          <w:sz w:val="20"/>
+        </w:rPr>
+        <w:t>AssumeRoleWithWebIdentity</w:t>
+      </w:r>
+      <w:r>
+        <w:t xml:space="preserve"> against MinIO</w:t>
+      </w:r>
+    </w:p>
+    <w:p>
+      <w:r>
+        <w:t>with the user's Keycloak access_token.</w:t>
+      </w:r>
+    </w:p>
+    <w:p/>
+    <w:p>
+      <w:r>
+        <w:rPr>
+          <w:b/>
+        </w:rPr>
+        <w:t>Six users verified end-to-end</w:t>
+      </w:r>
+      <w:r>
+        <w:t>:</w:t>
+      </w:r>
+    </w:p>
+    <w:p/>
     <w:tbl>
       <w:tblPr>
-        <w:tblStyle w:val="LightGrid-Accent1"/>
         <w:tblW w:type="auto" w:w="0"/>
         <w:tblLook w:firstColumn="1" w:firstRow="1" w:lastColumn="0" w:lastRow="0" w:noHBand="0" w:noVBand="1" w:val="04A0"/>
       </w:tblPr>
@@ -689,6 +1415,7 @@
             <w:tcW w:type="dxa" w:w="2160"/>
           </w:tcPr>
           <w:p>
+            <w:r/>
             <w:r>
               <w:t>user</w:t>
             </w:r>
@@ -699,6 +1426,7 @@
             <w:tcW w:type="dxa" w:w="2160"/>
           </w:tcPr>
           <w:p>
+            <w:r/>
             <w:r>
               <w:t>group</w:t>
             </w:r>
@@ -709,6 +1437,7 @@
             <w:tcW w:type="dxa" w:w="2160"/>
           </w:tcPr>
           <w:p>
+            <w:r/>
             <w:r>
               <w:t>sees bucket</w:t>
             </w:r>
@@ -719,554 +1448,16 @@
             <w:tcW w:type="dxa" w:w="2160"/>
           </w:tcPr>
           <w:p>
+            <w:r/>
             <w:r>
               <w:t>result</w:t>
             </w:r>
           </w:p>
         </w:tc>
       </w:tr>
-      <w:tr>
-        <w:tc>
-          <w:tcPr>
-            <w:tcW w:type="dxa" w:w="2160"/>
-          </w:tcPr>
-          <w:p>
-            <w:r>
-              <w:t>alice</w:t>
-            </w:r>
-          </w:p>
-        </w:tc>
-        <w:tc>
-          <w:tcPr>
-            <w:tcW w:type="dxa" w:w="2160"/>
-          </w:tcPr>
-          <w:p>
-            <w:r>
-              <w:t>pol-employees + pol-eng</w:t>
-            </w:r>
-          </w:p>
-        </w:tc>
-        <w:tc>
-          <w:tcPr>
-            <w:tcW w:type="dxa" w:w="2160"/>
-          </w:tcPr>
-          <w:p>
-            <w:r>
-              <w:t>pol-data-employees</w:t>
-            </w:r>
-          </w:p>
-        </w:tc>
-        <w:tc>
-          <w:tcPr>
-            <w:tcW w:type="dxa" w:w="2160"/>
-          </w:tcPr>
-          <w:p>
-            <w:r>
-              <w:t>OK</w:t>
-            </w:r>
-          </w:p>
-        </w:tc>
-      </w:tr>
-      <w:tr>
-        <w:tc>
-          <w:tcPr>
-            <w:tcW w:type="dxa" w:w="2160"/>
-          </w:tcPr>
-          <w:p>
-            <w:r>
-              <w:t>bob</w:t>
-            </w:r>
-          </w:p>
-        </w:tc>
-        <w:tc>
-          <w:tcPr>
-            <w:tcW w:type="dxa" w:w="2160"/>
-          </w:tcPr>
-          <w:p>
-            <w:r>
-              <w:t>pol-employees + pol-ops</w:t>
-            </w:r>
-          </w:p>
-        </w:tc>
-        <w:tc>
-          <w:tcPr>
-            <w:tcW w:type="dxa" w:w="2160"/>
-          </w:tcPr>
-          <w:p>
-            <w:r>
-              <w:t>pol-data-ops</w:t>
-            </w:r>
-          </w:p>
-        </w:tc>
-        <w:tc>
-          <w:tcPr>
-            <w:tcW w:type="dxa" w:w="2160"/>
-          </w:tcPr>
-          <w:p>
-            <w:r>
-              <w:t>OK</w:t>
-            </w:r>
-          </w:p>
-        </w:tc>
-      </w:tr>
-      <w:tr>
-        <w:tc>
-          <w:tcPr>
-            <w:tcW w:type="dxa" w:w="2160"/>
-          </w:tcPr>
-          <w:p>
-            <w:r>
-              <w:t>carol</w:t>
-            </w:r>
-          </w:p>
-        </w:tc>
-        <w:tc>
-          <w:tcPr>
-            <w:tcW w:type="dxa" w:w="2160"/>
-          </w:tcPr>
-          <w:p>
-            <w:r>
-              <w:t>pol-admin + pol-employees</w:t>
-            </w:r>
-          </w:p>
-        </w:tc>
-        <w:tc>
-          <w:tcPr>
-            <w:tcW w:type="dxa" w:w="2160"/>
-          </w:tcPr>
-          <w:p>
-            <w:r>
-              <w:t>pol-data-employees</w:t>
-            </w:r>
-          </w:p>
-        </w:tc>
-        <w:tc>
-          <w:tcPr>
-            <w:tcW w:type="dxa" w:w="2160"/>
-          </w:tcPr>
-          <w:p>
-            <w:r>
-              <w:t>OK (admin)</w:t>
-            </w:r>
-          </w:p>
-        </w:tc>
-      </w:tr>
-      <w:tr>
-        <w:tc>
-          <w:tcPr>
-            <w:tcW w:type="dxa" w:w="2160"/>
-          </w:tcPr>
-          <w:p>
-            <w:r>
-              <w:t>alice-acme</w:t>
-            </w:r>
-          </w:p>
-        </w:tc>
-        <w:tc>
-          <w:tcPr>
-            <w:tcW w:type="dxa" w:w="2160"/>
-          </w:tcPr>
-          <w:p>
-            <w:r>
-              <w:t>pol-customer-tenant-acme</w:t>
-            </w:r>
-          </w:p>
-        </w:tc>
-        <w:tc>
-          <w:tcPr>
-            <w:tcW w:type="dxa" w:w="2160"/>
-          </w:tcPr>
-          <w:p>
-            <w:r>
-              <w:t>pol-data-acme</w:t>
-            </w:r>
-          </w:p>
-        </w:tc>
-        <w:tc>
-          <w:tcPr>
-            <w:tcW w:type="dxa" w:w="2160"/>
-          </w:tcPr>
-          <w:p>
-            <w:r>
-              <w:t>OK</w:t>
-            </w:r>
-          </w:p>
-        </w:tc>
-      </w:tr>
-      <w:tr>
-        <w:tc>
-          <w:tcPr>
-            <w:tcW w:type="dxa" w:w="2160"/>
-          </w:tcPr>
-          <w:p>
-            <w:r>
-              <w:t>bob-brightside</w:t>
-            </w:r>
-          </w:p>
-        </w:tc>
-        <w:tc>
-          <w:tcPr>
-            <w:tcW w:type="dxa" w:w="2160"/>
-          </w:tcPr>
-          <w:p>
-            <w:r>
-              <w:t>pol-customer-tenant-brightside</w:t>
-            </w:r>
-          </w:p>
-        </w:tc>
-        <w:tc>
-          <w:tcPr>
-            <w:tcW w:type="dxa" w:w="2160"/>
-          </w:tcPr>
-          <w:p>
-            <w:r>
-              <w:t>pol-data-brightside</w:t>
-            </w:r>
-          </w:p>
-        </w:tc>
-        <w:tc>
-          <w:tcPr>
-            <w:tcW w:type="dxa" w:w="2160"/>
-          </w:tcPr>
-          <w:p>
-            <w:r>
-              <w:t>OK</w:t>
-            </w:r>
-          </w:p>
-        </w:tc>
-      </w:tr>
-      <w:tr>
-        <w:tc>
-          <w:tcPr>
-            <w:tcW w:type="dxa" w:w="2160"/>
-          </w:tcPr>
-          <w:p>
-            <w:r>
-              <w:t>carol-northwind</w:t>
-            </w:r>
-          </w:p>
-        </w:tc>
-        <w:tc>
-          <w:tcPr>
-            <w:tcW w:type="dxa" w:w="2160"/>
-          </w:tcPr>
-          <w:p>
-            <w:r>
-              <w:t>pol-partners-northwind</w:t>
-            </w:r>
-          </w:p>
-        </w:tc>
-        <w:tc>
-          <w:tcPr>
-            <w:tcW w:type="dxa" w:w="2160"/>
-          </w:tcPr>
-          <w:p>
-            <w:r>
-              <w:t>pol-data-partners</w:t>
-            </w:r>
-          </w:p>
-        </w:tc>
-        <w:tc>
-          <w:tcPr>
-            <w:tcW w:type="dxa" w:w="2160"/>
-          </w:tcPr>
-          <w:p>
-            <w:r>
-              <w:t>OK</w:t>
-            </w:r>
-          </w:p>
-        </w:tc>
-      </w:tr>
     </w:tbl>
-    <w:p>
-      <w:r>
-        <w:t>Negative test: alice-acme requesting pol-data-ops → AccessDenied.</w:t>
-      </w:r>
-    </w:p>
-    <w:p>
-      <w:r>
-        <w:t>Bumps that took real time:</w:t>
-      </w:r>
-    </w:p>
-    <w:p>
-      <w:pPr>
-        <w:pStyle w:val="ListNumber"/>
-      </w:pPr>
-      <w:r>
-        <w:t>MinIO PutUserPolicy (AWS IAM API) returns 'Unsupported action PutUserPolicy'. MinIO implements IAM through its own admin API. Fix: raw HTTP PUT to /minio/admin/v3/add-canned-policy?name=&lt;name&gt; signed with sigv4 (service=s3).</w:t>
-      </w:r>
-    </w:p>
-    <w:p>
-      <w:pPr>
-        <w:pStyle w:val="ListNumber"/>
-      </w:pPr>
-      <w:r>
-        <w:t>MinIO rejects the sigv4 signature with 'incorrect service' if you sign with service=admin. The correct service is s3.</w:t>
-      </w:r>
-    </w:p>
-    <w:p>
-      <w:pPr>
-        <w:pStyle w:val="ListNumber"/>
-      </w:pPr>
-      <w:r>
-        <w:t>The query param is ?name=, NOT ?policyName= (the docs use policyName because that's how mc admin policy reads it; the wire protocol is name).</w:t>
-      </w:r>
-    </w:p>
-    <w:p>
-      <w:pPr>
-        <w:pStyle w:val="ListNumber"/>
-      </w:pPr>
-      <w:r>
-        <w:t>With MINIO_IDENTITY_OPENID_ROLE_POLICY set, MinIO requires an ARN-style RoleArn. Format: arn:minio:iam:&lt;region&gt;::role/&lt;base64url(sha1(clientID))&gt;.</w:t>
-      </w:r>
-    </w:p>
-    <w:p>
-      <w:pPr>
-        <w:pStyle w:val="ListNumber"/>
-      </w:pPr>
-      <w:r>
-        <w:t>MinIO with CLAIM_NAME=groups and ROLE_POLICY simultaneously configured fails with 'Role Policy and Claim Name cannot both be set'. Dropped ROLE_POLICY to use the claim-based path (DummyRoleARN).</w:t>
-      </w:r>
-    </w:p>
-    <w:p>
-      <w:pPr>
-        <w:pStyle w:val="ListNumber"/>
-      </w:pPr>
-      <w:r>
-        <w:t>With CLAIM_NAME=groups, the access token needs aud=&lt;client_id&gt; set explicitly. Added an oidc-audience-mapper to each OIDC client.</w:t>
-      </w:r>
-    </w:p>
-    <w:p>
-      <w:pPr>
-        <w:pStyle w:val="ListNumber"/>
-      </w:pPr>
-      <w:r>
-        <w:t>boto3.client('sts') forbids empty RoleArn (min length 20), but MinIO's claim-based path requires no RoleArn. Switched the Flask /files to raw HTTP for the STS call.</w:t>
-      </w:r>
-    </w:p>
-    <w:p>
-      <w:pPr>
-        <w:pStyle w:val="Heading2"/>
-      </w:pPr>
-      <w:r>
-        <w:t>Day 4 — Grafana portal</w:t>
-      </w:r>
-    </w:p>
-    <w:p>
-      <w:r>
-        <w:t>What: polaris-grafana:latest (based on tailscale-grafana). Generic OAuth against Keycloak, role mapping via JMESPath:</w:t>
-      </w:r>
-    </w:p>
-    <w:p>
-      <w:r>
-        <w:rPr>
-          <w:rFonts w:ascii="Consolas" w:hAnsi="Consolas"/>
-          <w:sz w:val="18"/>
-        </w:rPr>
-        <w:t>contains(groups[*], 'pol-admin') &amp;&amp; 'Admin' || contains(groups[*], 'pol-ops') &amp;&amp; 'Editor' || 'Viewer'</w:t>
-      </w:r>
-    </w:p>
-    <w:p>
-      <w:r>
-        <w:t>Postgres datasource polaris-postgres provisioned automatically, pointing at pol_grafana DB. Seeded 720 rows of polaris_metrics service × region × minute for time-series demo.</w:t>
-      </w:r>
-    </w:p>
-    <w:p>
-      <w:r>
-        <w:t>All 6 users mapped correctly (verified by decoding id_token.groups):</w:t>
-      </w:r>
-    </w:p>
     <w:tbl>
       <w:tblPr>
-        <w:tblStyle w:val="LightGrid-Accent1"/>
-        <w:tblW w:type="auto" w:w="0"/>
-        <w:tblLook w:firstColumn="1" w:firstRow="1" w:lastColumn="0" w:lastRow="0" w:noHBand="0" w:noVBand="1" w:val="04A0"/>
-      </w:tblPr>
-      <w:tblGrid>
-        <w:gridCol w:w="4320"/>
-        <w:gridCol w:w="4320"/>
-      </w:tblGrid>
-      <w:tr>
-        <w:tc>
-          <w:tcPr>
-            <w:tcW w:type="dxa" w:w="4320"/>
-          </w:tcPr>
-          <w:p>
-            <w:r>
-              <w:t>user</w:t>
-            </w:r>
-          </w:p>
-        </w:tc>
-        <w:tc>
-          <w:tcPr>
-            <w:tcW w:type="dxa" w:w="4320"/>
-          </w:tcPr>
-          <w:p>
-            <w:r>
-              <w:t>expected Grafana role</w:t>
-            </w:r>
-          </w:p>
-        </w:tc>
-      </w:tr>
-      <w:tr>
-        <w:tc>
-          <w:tcPr>
-            <w:tcW w:type="dxa" w:w="4320"/>
-          </w:tcPr>
-          <w:p>
-            <w:r>
-              <w:t>alice (pol-employees, pol-eng)</w:t>
-            </w:r>
-          </w:p>
-        </w:tc>
-        <w:tc>
-          <w:tcPr>
-            <w:tcW w:type="dxa" w:w="4320"/>
-          </w:tcPr>
-          <w:p>
-            <w:r>
-              <w:t>Viewer</w:t>
-            </w:r>
-          </w:p>
-        </w:tc>
-      </w:tr>
-      <w:tr>
-        <w:tc>
-          <w:tcPr>
-            <w:tcW w:type="dxa" w:w="4320"/>
-          </w:tcPr>
-          <w:p>
-            <w:r>
-              <w:t>bob (pol-employees, pol-ops)</w:t>
-            </w:r>
-          </w:p>
-        </w:tc>
-        <w:tc>
-          <w:tcPr>
-            <w:tcW w:type="dxa" w:w="4320"/>
-          </w:tcPr>
-          <w:p>
-            <w:r>
-              <w:t>Editor</w:t>
-            </w:r>
-          </w:p>
-        </w:tc>
-      </w:tr>
-      <w:tr>
-        <w:tc>
-          <w:tcPr>
-            <w:tcW w:type="dxa" w:w="4320"/>
-          </w:tcPr>
-          <w:p>
-            <w:r>
-              <w:t>carol (pol-admin, pol-employees)</w:t>
-            </w:r>
-          </w:p>
-        </w:tc>
-        <w:tc>
-          <w:tcPr>
-            <w:tcW w:type="dxa" w:w="4320"/>
-          </w:tcPr>
-          <w:p>
-            <w:r>
-              <w:t>Admin</w:t>
-            </w:r>
-          </w:p>
-        </w:tc>
-      </w:tr>
-      <w:tr>
-        <w:tc>
-          <w:tcPr>
-            <w:tcW w:type="dxa" w:w="4320"/>
-          </w:tcPr>
-          <w:p>
-            <w:r>
-              <w:t>alice-acme</w:t>
-            </w:r>
-          </w:p>
-        </w:tc>
-        <w:tc>
-          <w:tcPr>
-            <w:tcW w:type="dxa" w:w="4320"/>
-          </w:tcPr>
-          <w:p>
-            <w:r>
-              <w:t>Viewer</w:t>
-            </w:r>
-          </w:p>
-        </w:tc>
-      </w:tr>
-      <w:tr>
-        <w:tc>
-          <w:tcPr>
-            <w:tcW w:type="dxa" w:w="4320"/>
-          </w:tcPr>
-          <w:p>
-            <w:r>
-              <w:t>bob-brightside</w:t>
-            </w:r>
-          </w:p>
-        </w:tc>
-        <w:tc>
-          <w:tcPr>
-            <w:tcW w:type="dxa" w:w="4320"/>
-          </w:tcPr>
-          <w:p>
-            <w:r>
-              <w:t>Viewer</w:t>
-            </w:r>
-          </w:p>
-        </w:tc>
-      </w:tr>
-      <w:tr>
-        <w:tc>
-          <w:tcPr>
-            <w:tcW w:type="dxa" w:w="4320"/>
-          </w:tcPr>
-          <w:p>
-            <w:r>
-              <w:t>carol-northwind</w:t>
-            </w:r>
-          </w:p>
-        </w:tc>
-        <w:tc>
-          <w:tcPr>
-            <w:tcW w:type="dxa" w:w="4320"/>
-          </w:tcPr>
-          <w:p>
-            <w:r>
-              <w:t>Viewer</w:t>
-            </w:r>
-          </w:p>
-        </w:tc>
-      </w:tr>
-    </w:tbl>
-    <w:p>
-      <w:r>
-        <w:t>Bump: Keycloak rejected scope=openid profile email groups because the groups scope wasn't in pol-grafana's allowed scopes. Dropped groups from the scope request (it's added implicitly by the realm's default-default-client-scopes), and the same for profile (used openid email only).</w:t>
-      </w:r>
-    </w:p>
-    <w:p>
-      <w:pPr>
-        <w:pStyle w:val="Heading2"/>
-      </w:pPr>
-      <w:r>
-        <w:t>Day 5 — customer portal (SQL RLS)</w:t>
-      </w:r>
-    </w:p>
-    <w:p>
-      <w:r>
-        <w:t>What: polaris-customer:latest (Flask) deployed in pol-customer. Tenant mapping via Keycloak groups → tenant_id → SET LOCAL app.current_tenant_id → Postgres RLS. Two-layer defense: tenant data is isolated by RLS at the DB level AND by per-tenant MinIO IAM policies on the bucket side.</w:t>
-      </w:r>
-    </w:p>
-    <w:p>
-      <w:r>
-        <w:t>Tenant isolation verified (cross-tenant reads blocked):</w:t>
-      </w:r>
-    </w:p>
-    <w:tbl>
-      <w:tblPr>
-        <w:tblStyle w:val="LightGrid-Accent1"/>
         <w:tblW w:type="auto" w:w="0"/>
         <w:tblLook w:firstColumn="1" w:firstRow="1" w:lastColumn="0" w:lastRow="0" w:noHBand="0" w:noVBand="1" w:val="04A0"/>
       </w:tblPr>
@@ -1282,6 +1473,1311 @@
             <w:tcW w:type="dxa" w:w="2160"/>
           </w:tcPr>
           <w:p>
+            <w:r/>
+            <w:r>
+              <w:t>alice</w:t>
+            </w:r>
+          </w:p>
+        </w:tc>
+        <w:tc>
+          <w:tcPr>
+            <w:tcW w:type="dxa" w:w="2160"/>
+          </w:tcPr>
+          <w:p>
+            <w:r/>
+            <w:r>
+              <w:t>pol-employees + pol-eng</w:t>
+            </w:r>
+          </w:p>
+        </w:tc>
+        <w:tc>
+          <w:tcPr>
+            <w:tcW w:type="dxa" w:w="2160"/>
+          </w:tcPr>
+          <w:p>
+            <w:r/>
+            <w:r>
+              <w:t>pol-data-employees</w:t>
+            </w:r>
+          </w:p>
+        </w:tc>
+        <w:tc>
+          <w:tcPr>
+            <w:tcW w:type="dxa" w:w="2160"/>
+          </w:tcPr>
+          <w:p>
+            <w:r/>
+            <w:r>
+              <w:t>OK</w:t>
+            </w:r>
+          </w:p>
+        </w:tc>
+      </w:tr>
+    </w:tbl>
+    <w:tbl>
+      <w:tblPr>
+        <w:tblW w:type="auto" w:w="0"/>
+        <w:tblLook w:firstColumn="1" w:firstRow="1" w:lastColumn="0" w:lastRow="0" w:noHBand="0" w:noVBand="1" w:val="04A0"/>
+      </w:tblPr>
+      <w:tblGrid>
+        <w:gridCol w:w="2160"/>
+        <w:gridCol w:w="2160"/>
+        <w:gridCol w:w="2160"/>
+        <w:gridCol w:w="2160"/>
+      </w:tblGrid>
+      <w:tr>
+        <w:tc>
+          <w:tcPr>
+            <w:tcW w:type="dxa" w:w="2160"/>
+          </w:tcPr>
+          <w:p>
+            <w:r/>
+            <w:r>
+              <w:t>bob</w:t>
+            </w:r>
+          </w:p>
+        </w:tc>
+        <w:tc>
+          <w:tcPr>
+            <w:tcW w:type="dxa" w:w="2160"/>
+          </w:tcPr>
+          <w:p>
+            <w:r/>
+            <w:r>
+              <w:t>pol-employees + pol-ops</w:t>
+            </w:r>
+          </w:p>
+        </w:tc>
+        <w:tc>
+          <w:tcPr>
+            <w:tcW w:type="dxa" w:w="2160"/>
+          </w:tcPr>
+          <w:p>
+            <w:r/>
+            <w:r>
+              <w:t>pol-data-ops</w:t>
+            </w:r>
+          </w:p>
+        </w:tc>
+        <w:tc>
+          <w:tcPr>
+            <w:tcW w:type="dxa" w:w="2160"/>
+          </w:tcPr>
+          <w:p>
+            <w:r/>
+            <w:r>
+              <w:t>OK</w:t>
+            </w:r>
+          </w:p>
+        </w:tc>
+      </w:tr>
+    </w:tbl>
+    <w:tbl>
+      <w:tblPr>
+        <w:tblW w:type="auto" w:w="0"/>
+        <w:tblLook w:firstColumn="1" w:firstRow="1" w:lastColumn="0" w:lastRow="0" w:noHBand="0" w:noVBand="1" w:val="04A0"/>
+      </w:tblPr>
+      <w:tblGrid>
+        <w:gridCol w:w="2160"/>
+        <w:gridCol w:w="2160"/>
+        <w:gridCol w:w="2160"/>
+        <w:gridCol w:w="2160"/>
+      </w:tblGrid>
+      <w:tr>
+        <w:tc>
+          <w:tcPr>
+            <w:tcW w:type="dxa" w:w="2160"/>
+          </w:tcPr>
+          <w:p>
+            <w:r/>
+            <w:r>
+              <w:t>carol</w:t>
+            </w:r>
+          </w:p>
+        </w:tc>
+        <w:tc>
+          <w:tcPr>
+            <w:tcW w:type="dxa" w:w="2160"/>
+          </w:tcPr>
+          <w:p>
+            <w:r/>
+            <w:r>
+              <w:t>pol-admin + pol-employees</w:t>
+            </w:r>
+          </w:p>
+        </w:tc>
+        <w:tc>
+          <w:tcPr>
+            <w:tcW w:type="dxa" w:w="2160"/>
+          </w:tcPr>
+          <w:p>
+            <w:r/>
+            <w:r>
+              <w:t>pol-data-employees</w:t>
+            </w:r>
+          </w:p>
+        </w:tc>
+        <w:tc>
+          <w:tcPr>
+            <w:tcW w:type="dxa" w:w="2160"/>
+          </w:tcPr>
+          <w:p>
+            <w:r/>
+            <w:r>
+              <w:t>OK (admin)</w:t>
+            </w:r>
+          </w:p>
+        </w:tc>
+      </w:tr>
+    </w:tbl>
+    <w:tbl>
+      <w:tblPr>
+        <w:tblW w:type="auto" w:w="0"/>
+        <w:tblLook w:firstColumn="1" w:firstRow="1" w:lastColumn="0" w:lastRow="0" w:noHBand="0" w:noVBand="1" w:val="04A0"/>
+      </w:tblPr>
+      <w:tblGrid>
+        <w:gridCol w:w="2160"/>
+        <w:gridCol w:w="2160"/>
+        <w:gridCol w:w="2160"/>
+        <w:gridCol w:w="2160"/>
+      </w:tblGrid>
+      <w:tr>
+        <w:tc>
+          <w:tcPr>
+            <w:tcW w:type="dxa" w:w="2160"/>
+          </w:tcPr>
+          <w:p>
+            <w:r/>
+            <w:r>
+              <w:t>alice-acme</w:t>
+            </w:r>
+          </w:p>
+        </w:tc>
+        <w:tc>
+          <w:tcPr>
+            <w:tcW w:type="dxa" w:w="2160"/>
+          </w:tcPr>
+          <w:p>
+            <w:r/>
+            <w:r>
+              <w:t>pol-customer-tenant-acme</w:t>
+            </w:r>
+          </w:p>
+        </w:tc>
+        <w:tc>
+          <w:tcPr>
+            <w:tcW w:type="dxa" w:w="2160"/>
+          </w:tcPr>
+          <w:p>
+            <w:r/>
+            <w:r>
+              <w:t>pol-data-acme</w:t>
+            </w:r>
+          </w:p>
+        </w:tc>
+        <w:tc>
+          <w:tcPr>
+            <w:tcW w:type="dxa" w:w="2160"/>
+          </w:tcPr>
+          <w:p>
+            <w:r/>
+            <w:r>
+              <w:t>OK</w:t>
+            </w:r>
+          </w:p>
+        </w:tc>
+      </w:tr>
+    </w:tbl>
+    <w:tbl>
+      <w:tblPr>
+        <w:tblW w:type="auto" w:w="0"/>
+        <w:tblLook w:firstColumn="1" w:firstRow="1" w:lastColumn="0" w:lastRow="0" w:noHBand="0" w:noVBand="1" w:val="04A0"/>
+      </w:tblPr>
+      <w:tblGrid>
+        <w:gridCol w:w="2160"/>
+        <w:gridCol w:w="2160"/>
+        <w:gridCol w:w="2160"/>
+        <w:gridCol w:w="2160"/>
+      </w:tblGrid>
+      <w:tr>
+        <w:tc>
+          <w:tcPr>
+            <w:tcW w:type="dxa" w:w="2160"/>
+          </w:tcPr>
+          <w:p>
+            <w:r/>
+            <w:r>
+              <w:t>bob-brightside</w:t>
+            </w:r>
+          </w:p>
+        </w:tc>
+        <w:tc>
+          <w:tcPr>
+            <w:tcW w:type="dxa" w:w="2160"/>
+          </w:tcPr>
+          <w:p>
+            <w:r/>
+            <w:r>
+              <w:t>pol-customer-tenant-brightside</w:t>
+            </w:r>
+          </w:p>
+        </w:tc>
+        <w:tc>
+          <w:tcPr>
+            <w:tcW w:type="dxa" w:w="2160"/>
+          </w:tcPr>
+          <w:p>
+            <w:r/>
+            <w:r>
+              <w:t>pol-data-brightside</w:t>
+            </w:r>
+          </w:p>
+        </w:tc>
+        <w:tc>
+          <w:tcPr>
+            <w:tcW w:type="dxa" w:w="2160"/>
+          </w:tcPr>
+          <w:p>
+            <w:r/>
+            <w:r>
+              <w:t>OK</w:t>
+            </w:r>
+          </w:p>
+        </w:tc>
+      </w:tr>
+    </w:tbl>
+    <w:tbl>
+      <w:tblPr>
+        <w:tblW w:type="auto" w:w="0"/>
+        <w:tblLook w:firstColumn="1" w:firstRow="1" w:lastColumn="0" w:lastRow="0" w:noHBand="0" w:noVBand="1" w:val="04A0"/>
+      </w:tblPr>
+      <w:tblGrid>
+        <w:gridCol w:w="2160"/>
+        <w:gridCol w:w="2160"/>
+        <w:gridCol w:w="2160"/>
+        <w:gridCol w:w="2160"/>
+      </w:tblGrid>
+      <w:tr>
+        <w:tc>
+          <w:tcPr>
+            <w:tcW w:type="dxa" w:w="2160"/>
+          </w:tcPr>
+          <w:p>
+            <w:r/>
+            <w:r>
+              <w:t>carol-northwind</w:t>
+            </w:r>
+          </w:p>
+        </w:tc>
+        <w:tc>
+          <w:tcPr>
+            <w:tcW w:type="dxa" w:w="2160"/>
+          </w:tcPr>
+          <w:p>
+            <w:r/>
+            <w:r>
+              <w:t>pol-partners-northwind</w:t>
+            </w:r>
+          </w:p>
+        </w:tc>
+        <w:tc>
+          <w:tcPr>
+            <w:tcW w:type="dxa" w:w="2160"/>
+          </w:tcPr>
+          <w:p>
+            <w:r/>
+            <w:r>
+              <w:t>pol-data-partners</w:t>
+            </w:r>
+          </w:p>
+        </w:tc>
+        <w:tc>
+          <w:tcPr>
+            <w:tcW w:type="dxa" w:w="2160"/>
+          </w:tcPr>
+          <w:p>
+            <w:r/>
+            <w:r>
+              <w:t>OK</w:t>
+            </w:r>
+          </w:p>
+        </w:tc>
+      </w:tr>
+    </w:tbl>
+    <w:p/>
+    <w:p>
+      <w:r>
+        <w:t xml:space="preserve">Negative test: </w:t>
+      </w:r>
+      <w:r>
+        <w:rPr>
+          <w:rFonts w:ascii="Consolas" w:hAnsi="Consolas"/>
+          <w:sz w:val="20"/>
+        </w:rPr>
+        <w:t>alice-acme</w:t>
+      </w:r>
+      <w:r>
+        <w:t xml:space="preserve"> requesting </w:t>
+      </w:r>
+      <w:r>
+        <w:rPr>
+          <w:rFonts w:ascii="Consolas" w:hAnsi="Consolas"/>
+          <w:sz w:val="20"/>
+        </w:rPr>
+        <w:t>pol-data-ops</w:t>
+      </w:r>
+      <w:r>
+        <w:t xml:space="preserve"> → </w:t>
+      </w:r>
+      <w:r>
+        <w:rPr>
+          <w:rFonts w:ascii="Consolas" w:hAnsi="Consolas"/>
+          <w:sz w:val="20"/>
+        </w:rPr>
+        <w:t>AccessDenied</w:t>
+      </w:r>
+      <w:r>
+        <w:t>.</w:t>
+      </w:r>
+    </w:p>
+    <w:p/>
+    <w:p>
+      <w:r>
+        <w:rPr>
+          <w:b/>
+        </w:rPr>
+        <w:t>Bumps that took real time</w:t>
+      </w:r>
+      <w:r>
+        <w:t>:</w:t>
+      </w:r>
+    </w:p>
+    <w:p>
+      <w:pPr>
+        <w:pStyle w:val="ListNumber"/>
+      </w:pPr>
+      <w:r>
+        <w:t xml:space="preserve">MinIO </w:t>
+      </w:r>
+      <w:r>
+        <w:rPr>
+          <w:rFonts w:ascii="Consolas" w:hAnsi="Consolas"/>
+          <w:sz w:val="20"/>
+        </w:rPr>
+        <w:t>PutUserPolicy</w:t>
+      </w:r>
+      <w:r>
+        <w:t xml:space="preserve"> (AWS IAM API) returns *"Unsupported action</w:t>
+      </w:r>
+    </w:p>
+    <w:p>
+      <w:r>
+        <w:t xml:space="preserve">   PutUserPolicy"* — MinIO implements IAM through its own admin API,</w:t>
+      </w:r>
+    </w:p>
+    <w:p>
+      <w:r>
+        <w:t xml:space="preserve">   not the AWS IAM PutUserPolicy endpoint. Fix: raw HTTP PUT to</w:t>
+      </w:r>
+    </w:p>
+    <w:p>
+      <w:r>
+        <w:t xml:space="preserve">   </w:t>
+      </w:r>
+      <w:r>
+        <w:rPr>
+          <w:rFonts w:ascii="Consolas" w:hAnsi="Consolas"/>
+          <w:sz w:val="20"/>
+        </w:rPr>
+        <w:t>/minio/admin/v3/add-canned-policy?name=&lt;name&gt;</w:t>
+      </w:r>
+      <w:r>
+        <w:t xml:space="preserve"> signed with sigv4</w:t>
+      </w:r>
+    </w:p>
+    <w:p>
+      <w:r>
+        <w:t xml:space="preserve">   (service=</w:t>
+      </w:r>
+      <w:r>
+        <w:rPr>
+          <w:rFonts w:ascii="Consolas" w:hAnsi="Consolas"/>
+          <w:sz w:val="20"/>
+        </w:rPr>
+        <w:t>s3</w:t>
+      </w:r>
+      <w:r>
+        <w:t>).</w:t>
+      </w:r>
+    </w:p>
+    <w:p>
+      <w:pPr>
+        <w:pStyle w:val="ListNumber"/>
+      </w:pPr>
+      <w:r>
+        <w:t>MinIO rejects the sigv4 signature with *"incorrect service"* if you</w:t>
+      </w:r>
+    </w:p>
+    <w:p>
+      <w:r>
+        <w:t xml:space="preserve">   sign with </w:t>
+      </w:r>
+      <w:r>
+        <w:rPr>
+          <w:rFonts w:ascii="Consolas" w:hAnsi="Consolas"/>
+          <w:sz w:val="20"/>
+        </w:rPr>
+        <w:t>service=admin</w:t>
+      </w:r>
+      <w:r>
+        <w:t xml:space="preserve">. The correct service is </w:t>
+      </w:r>
+      <w:r>
+        <w:rPr>
+          <w:rFonts w:ascii="Consolas" w:hAnsi="Consolas"/>
+          <w:sz w:val="20"/>
+        </w:rPr>
+        <w:t>s3</w:t>
+      </w:r>
+      <w:r>
+        <w:t>.</w:t>
+      </w:r>
+    </w:p>
+    <w:p>
+      <w:pPr>
+        <w:pStyle w:val="ListNumber"/>
+      </w:pPr>
+      <w:r>
+        <w:t xml:space="preserve">The query param is </w:t>
+      </w:r>
+      <w:r>
+        <w:rPr>
+          <w:rFonts w:ascii="Consolas" w:hAnsi="Consolas"/>
+          <w:sz w:val="20"/>
+        </w:rPr>
+        <w:t>?name=</w:t>
+      </w:r>
+      <w:r>
+        <w:t xml:space="preserve">, NOT </w:t>
+      </w:r>
+      <w:r>
+        <w:rPr>
+          <w:rFonts w:ascii="Consolas" w:hAnsi="Consolas"/>
+          <w:sz w:val="20"/>
+        </w:rPr>
+        <w:t>?policyName=</w:t>
+      </w:r>
+      <w:r>
+        <w:t xml:space="preserve"> (the docs use</w:t>
+      </w:r>
+    </w:p>
+    <w:p>
+      <w:r>
+        <w:t xml:space="preserve">   </w:t>
+      </w:r>
+      <w:r>
+        <w:rPr>
+          <w:rFonts w:ascii="Consolas" w:hAnsi="Consolas"/>
+          <w:sz w:val="20"/>
+        </w:rPr>
+        <w:t>policyName</w:t>
+      </w:r>
+      <w:r>
+        <w:t xml:space="preserve"> because that's how </w:t>
+      </w:r>
+      <w:r>
+        <w:rPr>
+          <w:rFonts w:ascii="Consolas" w:hAnsi="Consolas"/>
+          <w:sz w:val="20"/>
+        </w:rPr>
+        <w:t>mc admin policy</w:t>
+      </w:r>
+      <w:r>
+        <w:t xml:space="preserve"> reads it; the wire</w:t>
+      </w:r>
+    </w:p>
+    <w:p>
+      <w:r>
+        <w:t xml:space="preserve">   protocol is </w:t>
+      </w:r>
+      <w:r>
+        <w:rPr>
+          <w:rFonts w:ascii="Consolas" w:hAnsi="Consolas"/>
+          <w:sz w:val="20"/>
+        </w:rPr>
+        <w:t>name</w:t>
+      </w:r>
+      <w:r>
+        <w:t>).</w:t>
+      </w:r>
+    </w:p>
+    <w:p>
+      <w:pPr>
+        <w:pStyle w:val="ListNumber"/>
+      </w:pPr>
+      <w:r>
+        <w:t xml:space="preserve">With </w:t>
+      </w:r>
+      <w:r>
+        <w:rPr>
+          <w:rFonts w:ascii="Consolas" w:hAnsi="Consolas"/>
+          <w:sz w:val="20"/>
+        </w:rPr>
+        <w:t>MINIO_IDENTITY_OPENID_ROLE_POLICY</w:t>
+      </w:r>
+      <w:r>
+        <w:t xml:space="preserve"> set, MinIO requires an</w:t>
+      </w:r>
+    </w:p>
+    <w:p>
+      <w:r>
+        <w:t xml:space="preserve">   ARN-style RoleArn, not a </w:t>
+      </w:r>
+      <w:r>
+        <w:rPr>
+          <w:rFonts w:ascii="Consolas" w:hAnsi="Consolas"/>
+          <w:sz w:val="20"/>
+        </w:rPr>
+        <w:t>policyName</w:t>
+      </w:r>
+      <w:r>
+        <w:t>. The format is</w:t>
+      </w:r>
+    </w:p>
+    <w:p>
+      <w:r>
+        <w:t xml:space="preserve">   </w:t>
+      </w:r>
+      <w:r>
+        <w:rPr>
+          <w:rFonts w:ascii="Consolas" w:hAnsi="Consolas"/>
+          <w:sz w:val="20"/>
+        </w:rPr>
+        <w:t>arn:minio:iam:&lt;region&gt;::role/&lt;base64url(sha1(clientID))&gt;</w:t>
+      </w:r>
+      <w:r>
+        <w:t xml:space="preserve"> — note the</w:t>
+      </w:r>
+    </w:p>
+    <w:p>
+      <w:r>
+        <w:t xml:space="preserve">   </w:t>
+      </w:r>
+      <w:r>
+        <w:rPr>
+          <w:rFonts w:ascii="Consolas" w:hAnsi="Consolas"/>
+          <w:sz w:val="20"/>
+        </w:rPr>
+        <w:t>::</w:t>
+      </w:r>
+      <w:r>
+        <w:t xml:space="preserve"> separator between region and account-id, and the empty</w:t>
+      </w:r>
+    </w:p>
+    <w:p>
+      <w:r>
+        <w:t xml:space="preserve">   account-id.</w:t>
+      </w:r>
+    </w:p>
+    <w:p>
+      <w:pPr>
+        <w:pStyle w:val="ListNumber"/>
+      </w:pPr>
+      <w:r>
+        <w:t xml:space="preserve">MinIO with </w:t>
+      </w:r>
+      <w:r>
+        <w:rPr>
+          <w:rFonts w:ascii="Consolas" w:hAnsi="Consolas"/>
+          <w:sz w:val="20"/>
+        </w:rPr>
+        <w:t>CLAIM_NAME=groups</w:t>
+      </w:r>
+      <w:r>
+        <w:t xml:space="preserve"> and </w:t>
+      </w:r>
+      <w:r>
+        <w:rPr>
+          <w:rFonts w:ascii="Consolas" w:hAnsi="Consolas"/>
+          <w:sz w:val="20"/>
+        </w:rPr>
+        <w:t>ROLE_POLICY</w:t>
+      </w:r>
+      <w:r>
+        <w:t xml:space="preserve"> simultaneously</w:t>
+      </w:r>
+    </w:p>
+    <w:p>
+      <w:r>
+        <w:t xml:space="preserve">   configured fails with *"Role Policy and Claim Name cannot both be</w:t>
+      </w:r>
+    </w:p>
+    <w:p>
+      <w:r>
+        <w:t xml:space="preserve">   set"*. Dropped </w:t>
+      </w:r>
+      <w:r>
+        <w:rPr>
+          <w:rFonts w:ascii="Consolas" w:hAnsi="Consolas"/>
+          <w:sz w:val="20"/>
+        </w:rPr>
+        <w:t>ROLE_POLICY</w:t>
+      </w:r>
+      <w:r>
+        <w:t xml:space="preserve"> to use the claim-based path</w:t>
+      </w:r>
+    </w:p>
+    <w:p>
+      <w:r>
+        <w:t xml:space="preserve">   (</w:t>
+      </w:r>
+      <w:r>
+        <w:rPr>
+          <w:rFonts w:ascii="Consolas" w:hAnsi="Consolas"/>
+          <w:sz w:val="20"/>
+        </w:rPr>
+        <w:t>DummyRoleARN</w:t>
+      </w:r>
+      <w:r>
+        <w:t>).</w:t>
+      </w:r>
+    </w:p>
+    <w:p>
+      <w:pPr>
+        <w:pStyle w:val="ListNumber"/>
+      </w:pPr>
+      <w:r>
+        <w:t xml:space="preserve">With </w:t>
+      </w:r>
+      <w:r>
+        <w:rPr>
+          <w:rFonts w:ascii="Consolas" w:hAnsi="Consolas"/>
+          <w:sz w:val="20"/>
+        </w:rPr>
+        <w:t>CLAIM_NAME=groups</w:t>
+      </w:r>
+      <w:r>
+        <w:t xml:space="preserve">, the access token needs </w:t>
+      </w:r>
+      <w:r>
+        <w:rPr>
+          <w:rFonts w:ascii="Consolas" w:hAnsi="Consolas"/>
+          <w:sz w:val="20"/>
+        </w:rPr>
+        <w:t>aud=&lt;client_id&gt;</w:t>
+      </w:r>
+    </w:p>
+    <w:p>
+      <w:r>
+        <w:t xml:space="preserve">   set explicitly, otherwise MinIO rejects with *"STS JWT Token has</w:t>
+      </w:r>
+    </w:p>
+    <w:p>
+      <w:r>
+        <w:t xml:space="preserve">   </w:t>
+      </w:r>
+      <w:r>
+        <w:rPr>
+          <w:rFonts w:ascii="Consolas" w:hAnsi="Consolas"/>
+          <w:sz w:val="20"/>
+        </w:rPr>
+        <w:t>aud</w:t>
+      </w:r>
+      <w:r>
+        <w:t xml:space="preserve"> claim invalid"*. Added an </w:t>
+      </w:r>
+      <w:r>
+        <w:rPr>
+          <w:rFonts w:ascii="Consolas" w:hAnsi="Consolas"/>
+          <w:sz w:val="20"/>
+        </w:rPr>
+        <w:t>oidc-audience-mapper</w:t>
+      </w:r>
+      <w:r>
+        <w:t xml:space="preserve"> to each OIDC</w:t>
+      </w:r>
+    </w:p>
+    <w:p>
+      <w:r>
+        <w:t xml:space="preserve">   client.</w:t>
+      </w:r>
+    </w:p>
+    <w:p>
+      <w:pPr>
+        <w:pStyle w:val="ListNumber"/>
+      </w:pPr>
+      <w:r>
+        <w:rPr>
+          <w:rFonts w:ascii="Consolas" w:hAnsi="Consolas"/>
+          <w:sz w:val="20"/>
+        </w:rPr>
+        <w:t>boto3.client("sts")</w:t>
+      </w:r>
+      <w:r>
+        <w:t xml:space="preserve"> forbids empty </w:t>
+      </w:r>
+      <w:r>
+        <w:rPr>
+          <w:rFonts w:ascii="Consolas" w:hAnsi="Consolas"/>
+          <w:sz w:val="20"/>
+        </w:rPr>
+        <w:t>RoleArn</w:t>
+      </w:r>
+      <w:r>
+        <w:t xml:space="preserve"> (min length 20), but</w:t>
+      </w:r>
+    </w:p>
+    <w:p>
+      <w:r>
+        <w:t xml:space="preserve">   MinIO's claim-based path requires no RoleArn. Switched the Flask</w:t>
+      </w:r>
+    </w:p>
+    <w:p>
+      <w:r>
+        <w:t xml:space="preserve">   </w:t>
+      </w:r>
+      <w:r>
+        <w:rPr>
+          <w:rFonts w:ascii="Consolas" w:hAnsi="Consolas"/>
+          <w:sz w:val="20"/>
+        </w:rPr>
+        <w:t>/files</w:t>
+      </w:r>
+      <w:r>
+        <w:t xml:space="preserve"> to raw HTTP for the STS call.</w:t>
+      </w:r>
+    </w:p>
+    <w:p/>
+    <w:p>
+      <w:pPr>
+        <w:pStyle w:val="Heading3"/>
+      </w:pPr>
+      <w:r>
+        <w:t>Day 4 — Grafana portal</w:t>
+      </w:r>
+    </w:p>
+    <w:p/>
+    <w:p>
+      <w:r>
+        <w:rPr>
+          <w:b/>
+        </w:rPr>
+        <w:t>What</w:t>
+      </w:r>
+      <w:r>
+        <w:t xml:space="preserve">: </w:t>
+      </w:r>
+      <w:r>
+        <w:rPr>
+          <w:rFonts w:ascii="Consolas" w:hAnsi="Consolas"/>
+          <w:sz w:val="20"/>
+        </w:rPr>
+        <w:t>polaris-grafana:latest</w:t>
+      </w:r>
+      <w:r>
+        <w:t xml:space="preserve"> (based on </w:t>
+      </w:r>
+      <w:r>
+        <w:rPr>
+          <w:rFonts w:ascii="Consolas" w:hAnsi="Consolas"/>
+          <w:sz w:val="20"/>
+        </w:rPr>
+        <w:t>tailscale-grafana</w:t>
+      </w:r>
+      <w:r>
+        <w:t>).</w:t>
+      </w:r>
+    </w:p>
+    <w:p>
+      <w:r>
+        <w:t>Generic OAuth against Keycloak, role mapping via JMESPath:</w:t>
+      </w:r>
+    </w:p>
+    <w:p/>
+    <w:p>
+      <w:pPr>
+        <w:pStyle w:val="NoSpacing"/>
+      </w:pPr>
+      <w:r>
+        <w:rPr>
+          <w:rFonts w:ascii="Consolas" w:hAnsi="Consolas"/>
+          <w:sz w:val="18"/>
+        </w:rPr>
+        <w:t>contains(groups[*], 'pol-admin') &amp;&amp; 'Admin' || contains(groups[*], 'pol-ops') &amp;&amp; 'Editor' || 'Viewer'</w:t>
+      </w:r>
+    </w:p>
+    <w:p/>
+    <w:p>
+      <w:r>
+        <w:t xml:space="preserve">Postgres datasource </w:t>
+      </w:r>
+      <w:r>
+        <w:rPr>
+          <w:rFonts w:ascii="Consolas" w:hAnsi="Consolas"/>
+          <w:sz w:val="20"/>
+        </w:rPr>
+        <w:t>polaris-postgres</w:t>
+      </w:r>
+      <w:r>
+        <w:t xml:space="preserve"> provisioned automatically,</w:t>
+      </w:r>
+    </w:p>
+    <w:p>
+      <w:r>
+        <w:t xml:space="preserve">pointing at </w:t>
+      </w:r>
+      <w:r>
+        <w:rPr>
+          <w:rFonts w:ascii="Consolas" w:hAnsi="Consolas"/>
+          <w:sz w:val="20"/>
+        </w:rPr>
+        <w:t>pol_grafana</w:t>
+      </w:r>
+      <w:r>
+        <w:t xml:space="preserve"> DB. Seeded 720 rows of </w:t>
+      </w:r>
+      <w:r>
+        <w:rPr>
+          <w:rFonts w:ascii="Consolas" w:hAnsi="Consolas"/>
+          <w:sz w:val="20"/>
+        </w:rPr>
+        <w:t>polaris_metrics</w:t>
+      </w:r>
+    </w:p>
+    <w:p>
+      <w:r>
+        <w:t>service × region × minute for time-series demo.</w:t>
+      </w:r>
+    </w:p>
+    <w:p/>
+    <w:p>
+      <w:r>
+        <w:rPr>
+          <w:b/>
+        </w:rPr>
+        <w:t>All 6 users mapped correctly</w:t>
+      </w:r>
+      <w:r>
+        <w:t xml:space="preserve"> (verified by decoding </w:t>
+      </w:r>
+      <w:r>
+        <w:rPr>
+          <w:rFonts w:ascii="Consolas" w:hAnsi="Consolas"/>
+          <w:sz w:val="20"/>
+        </w:rPr>
+        <w:t>id_token.groups</w:t>
+      </w:r>
+      <w:r>
+        <w:t>):</w:t>
+      </w:r>
+    </w:p>
+    <w:p/>
+    <w:tbl>
+      <w:tblPr>
+        <w:tblW w:type="auto" w:w="0"/>
+        <w:tblLook w:firstColumn="1" w:firstRow="1" w:lastColumn="0" w:lastRow="0" w:noHBand="0" w:noVBand="1" w:val="04A0"/>
+      </w:tblPr>
+      <w:tblGrid>
+        <w:gridCol w:w="4320"/>
+        <w:gridCol w:w="4320"/>
+      </w:tblGrid>
+      <w:tr>
+        <w:tc>
+          <w:tcPr>
+            <w:tcW w:type="dxa" w:w="4320"/>
+          </w:tcPr>
+          <w:p>
+            <w:r/>
+            <w:r>
+              <w:t>user</w:t>
+            </w:r>
+          </w:p>
+        </w:tc>
+        <w:tc>
+          <w:tcPr>
+            <w:tcW w:type="dxa" w:w="4320"/>
+          </w:tcPr>
+          <w:p>
+            <w:r/>
+            <w:r>
+              <w:t>expected Grafana role</w:t>
+            </w:r>
+          </w:p>
+        </w:tc>
+      </w:tr>
+    </w:tbl>
+    <w:tbl>
+      <w:tblPr>
+        <w:tblW w:type="auto" w:w="0"/>
+        <w:tblLook w:firstColumn="1" w:firstRow="1" w:lastColumn="0" w:lastRow="0" w:noHBand="0" w:noVBand="1" w:val="04A0"/>
+      </w:tblPr>
+      <w:tblGrid>
+        <w:gridCol w:w="4320"/>
+        <w:gridCol w:w="4320"/>
+      </w:tblGrid>
+      <w:tr>
+        <w:tc>
+          <w:tcPr>
+            <w:tcW w:type="dxa" w:w="4320"/>
+          </w:tcPr>
+          <w:p>
+            <w:r/>
+            <w:r>
+              <w:t>alice (pol-employees, pol-eng)</w:t>
+            </w:r>
+          </w:p>
+        </w:tc>
+        <w:tc>
+          <w:tcPr>
+            <w:tcW w:type="dxa" w:w="4320"/>
+          </w:tcPr>
+          <w:p>
+            <w:r/>
+            <w:r>
+              <w:t>Viewer</w:t>
+            </w:r>
+          </w:p>
+        </w:tc>
+      </w:tr>
+    </w:tbl>
+    <w:tbl>
+      <w:tblPr>
+        <w:tblW w:type="auto" w:w="0"/>
+        <w:tblLook w:firstColumn="1" w:firstRow="1" w:lastColumn="0" w:lastRow="0" w:noHBand="0" w:noVBand="1" w:val="04A0"/>
+      </w:tblPr>
+      <w:tblGrid>
+        <w:gridCol w:w="4320"/>
+        <w:gridCol w:w="4320"/>
+      </w:tblGrid>
+      <w:tr>
+        <w:tc>
+          <w:tcPr>
+            <w:tcW w:type="dxa" w:w="4320"/>
+          </w:tcPr>
+          <w:p>
+            <w:r/>
+            <w:r>
+              <w:t>bob (pol-employees, pol-ops)</w:t>
+            </w:r>
+          </w:p>
+        </w:tc>
+        <w:tc>
+          <w:tcPr>
+            <w:tcW w:type="dxa" w:w="4320"/>
+          </w:tcPr>
+          <w:p>
+            <w:r/>
+            <w:r>
+              <w:t>Editor</w:t>
+            </w:r>
+          </w:p>
+        </w:tc>
+      </w:tr>
+    </w:tbl>
+    <w:tbl>
+      <w:tblPr>
+        <w:tblW w:type="auto" w:w="0"/>
+        <w:tblLook w:firstColumn="1" w:firstRow="1" w:lastColumn="0" w:lastRow="0" w:noHBand="0" w:noVBand="1" w:val="04A0"/>
+      </w:tblPr>
+      <w:tblGrid>
+        <w:gridCol w:w="4320"/>
+        <w:gridCol w:w="4320"/>
+      </w:tblGrid>
+      <w:tr>
+        <w:tc>
+          <w:tcPr>
+            <w:tcW w:type="dxa" w:w="4320"/>
+          </w:tcPr>
+          <w:p>
+            <w:r/>
+            <w:r>
+              <w:t>carol (pol-admin, pol-employees)</w:t>
+            </w:r>
+          </w:p>
+        </w:tc>
+        <w:tc>
+          <w:tcPr>
+            <w:tcW w:type="dxa" w:w="4320"/>
+          </w:tcPr>
+          <w:p>
+            <w:r/>
+            <w:r>
+              <w:t>Admin</w:t>
+            </w:r>
+          </w:p>
+        </w:tc>
+      </w:tr>
+    </w:tbl>
+    <w:tbl>
+      <w:tblPr>
+        <w:tblW w:type="auto" w:w="0"/>
+        <w:tblLook w:firstColumn="1" w:firstRow="1" w:lastColumn="0" w:lastRow="0" w:noHBand="0" w:noVBand="1" w:val="04A0"/>
+      </w:tblPr>
+      <w:tblGrid>
+        <w:gridCol w:w="4320"/>
+        <w:gridCol w:w="4320"/>
+      </w:tblGrid>
+      <w:tr>
+        <w:tc>
+          <w:tcPr>
+            <w:tcW w:type="dxa" w:w="4320"/>
+          </w:tcPr>
+          <w:p>
+            <w:r/>
+            <w:r>
+              <w:t>alice-acme</w:t>
+            </w:r>
+          </w:p>
+        </w:tc>
+        <w:tc>
+          <w:tcPr>
+            <w:tcW w:type="dxa" w:w="4320"/>
+          </w:tcPr>
+          <w:p>
+            <w:r/>
+            <w:r>
+              <w:t>Viewer</w:t>
+            </w:r>
+          </w:p>
+        </w:tc>
+      </w:tr>
+    </w:tbl>
+    <w:tbl>
+      <w:tblPr>
+        <w:tblW w:type="auto" w:w="0"/>
+        <w:tblLook w:firstColumn="1" w:firstRow="1" w:lastColumn="0" w:lastRow="0" w:noHBand="0" w:noVBand="1" w:val="04A0"/>
+      </w:tblPr>
+      <w:tblGrid>
+        <w:gridCol w:w="4320"/>
+        <w:gridCol w:w="4320"/>
+      </w:tblGrid>
+      <w:tr>
+        <w:tc>
+          <w:tcPr>
+            <w:tcW w:type="dxa" w:w="4320"/>
+          </w:tcPr>
+          <w:p>
+            <w:r/>
+            <w:r>
+              <w:t>bob-brightside</w:t>
+            </w:r>
+          </w:p>
+        </w:tc>
+        <w:tc>
+          <w:tcPr>
+            <w:tcW w:type="dxa" w:w="4320"/>
+          </w:tcPr>
+          <w:p>
+            <w:r/>
+            <w:r>
+              <w:t>Viewer</w:t>
+            </w:r>
+          </w:p>
+        </w:tc>
+      </w:tr>
+    </w:tbl>
+    <w:tbl>
+      <w:tblPr>
+        <w:tblW w:type="auto" w:w="0"/>
+        <w:tblLook w:firstColumn="1" w:firstRow="1" w:lastColumn="0" w:lastRow="0" w:noHBand="0" w:noVBand="1" w:val="04A0"/>
+      </w:tblPr>
+      <w:tblGrid>
+        <w:gridCol w:w="4320"/>
+        <w:gridCol w:w="4320"/>
+      </w:tblGrid>
+      <w:tr>
+        <w:tc>
+          <w:tcPr>
+            <w:tcW w:type="dxa" w:w="4320"/>
+          </w:tcPr>
+          <w:p>
+            <w:r/>
+            <w:r>
+              <w:t>carol-northwind</w:t>
+            </w:r>
+          </w:p>
+        </w:tc>
+        <w:tc>
+          <w:tcPr>
+            <w:tcW w:type="dxa" w:w="4320"/>
+          </w:tcPr>
+          <w:p>
+            <w:r/>
+            <w:r>
+              <w:t>Viewer</w:t>
+            </w:r>
+          </w:p>
+        </w:tc>
+      </w:tr>
+    </w:tbl>
+    <w:p/>
+    <w:p>
+      <w:r>
+        <w:rPr>
+          <w:b/>
+        </w:rPr>
+        <w:t>Bump</w:t>
+      </w:r>
+      <w:r>
+        <w:t xml:space="preserve">: Keycloak rejected </w:t>
+      </w:r>
+      <w:r>
+        <w:rPr>
+          <w:rFonts w:ascii="Consolas" w:hAnsi="Consolas"/>
+          <w:sz w:val="20"/>
+        </w:rPr>
+        <w:t>scope=openid profile email groups</w:t>
+      </w:r>
+      <w:r>
+        <w:t xml:space="preserve"> because</w:t>
+      </w:r>
+    </w:p>
+    <w:p>
+      <w:r>
+        <w:t xml:space="preserve">the </w:t>
+      </w:r>
+      <w:r>
+        <w:rPr>
+          <w:rFonts w:ascii="Consolas" w:hAnsi="Consolas"/>
+          <w:sz w:val="20"/>
+        </w:rPr>
+        <w:t>groups</w:t>
+      </w:r>
+      <w:r>
+        <w:t xml:space="preserve"> scope wasn't in pol-grafana's allowed scopes. Dropped</w:t>
+      </w:r>
+    </w:p>
+    <w:p>
+      <w:r>
+        <w:rPr>
+          <w:rFonts w:ascii="Consolas" w:hAnsi="Consolas"/>
+          <w:sz w:val="20"/>
+        </w:rPr>
+        <w:t>groups</w:t>
+      </w:r>
+      <w:r>
+        <w:t xml:space="preserve"> from the scope request (it's added implicitly by the realm's</w:t>
+      </w:r>
+    </w:p>
+    <w:p>
+      <w:r>
+        <w:t xml:space="preserve">default-default-client-scopes), and the same for </w:t>
+      </w:r>
+      <w:r>
+        <w:rPr>
+          <w:rFonts w:ascii="Consolas" w:hAnsi="Consolas"/>
+          <w:sz w:val="20"/>
+        </w:rPr>
+        <w:t>profile</w:t>
+      </w:r>
+      <w:r>
+        <w:t xml:space="preserve"> (used</w:t>
+      </w:r>
+    </w:p>
+    <w:p>
+      <w:r>
+        <w:rPr>
+          <w:rFonts w:ascii="Consolas" w:hAnsi="Consolas"/>
+          <w:sz w:val="20"/>
+        </w:rPr>
+        <w:t>openid email</w:t>
+      </w:r>
+      <w:r>
+        <w:t xml:space="preserve"> only).</w:t>
+      </w:r>
+    </w:p>
+    <w:p/>
+    <w:p>
+      <w:pPr>
+        <w:pStyle w:val="Heading3"/>
+      </w:pPr>
+      <w:r>
+        <w:t>Day 5 — customer portal (SQL RLS)</w:t>
+      </w:r>
+    </w:p>
+    <w:p/>
+    <w:p>
+      <w:r>
+        <w:rPr>
+          <w:b/>
+        </w:rPr>
+        <w:t>What</w:t>
+      </w:r>
+      <w:r>
+        <w:t xml:space="preserve">: </w:t>
+      </w:r>
+      <w:r>
+        <w:rPr>
+          <w:rFonts w:ascii="Consolas" w:hAnsi="Consolas"/>
+          <w:sz w:val="20"/>
+        </w:rPr>
+        <w:t>polaris-customer:latest</w:t>
+      </w:r>
+      <w:r>
+        <w:t xml:space="preserve"> (Flask) deployed in </w:t>
+      </w:r>
+      <w:r>
+        <w:rPr>
+          <w:rFonts w:ascii="Consolas" w:hAnsi="Consolas"/>
+          <w:sz w:val="20"/>
+        </w:rPr>
+        <w:t>pol-customer</w:t>
+      </w:r>
+      <w:r>
+        <w:t>.</w:t>
+      </w:r>
+    </w:p>
+    <w:p>
+      <w:r>
+        <w:t>Tenant mapping via Keycloak groups → tenant_id → `SET LOCAL</w:t>
+      </w:r>
+    </w:p>
+    <w:p>
+      <w:r>
+        <w:t>app.current_tenant_id` → Postgres RLS. Two-layer defense: tenant data is</w:t>
+      </w:r>
+    </w:p>
+    <w:p>
+      <w:r>
+        <w:t>isolated by RLS at the DB level AND by per-tenant MinIO IAM policies</w:t>
+      </w:r>
+    </w:p>
+    <w:p>
+      <w:r>
+        <w:t>on the bucket side.</w:t>
+      </w:r>
+    </w:p>
+    <w:p/>
+    <w:p>
+      <w:r>
+        <w:rPr>
+          <w:b/>
+        </w:rPr>
+        <w:t>Tenant isolation verified</w:t>
+      </w:r>
+      <w:r>
+        <w:t xml:space="preserve"> (cross-tenant reads blocked):</w:t>
+      </w:r>
+    </w:p>
+    <w:p/>
+    <w:tbl>
+      <w:tblPr>
+        <w:tblW w:type="auto" w:w="0"/>
+        <w:tblLook w:firstColumn="1" w:firstRow="1" w:lastColumn="0" w:lastRow="0" w:noHBand="0" w:noVBand="1" w:val="04A0"/>
+      </w:tblPr>
+      <w:tblGrid>
+        <w:gridCol w:w="2160"/>
+        <w:gridCol w:w="2160"/>
+        <w:gridCol w:w="2160"/>
+        <w:gridCol w:w="2160"/>
+      </w:tblGrid>
+      <w:tr>
+        <w:tc>
+          <w:tcPr>
+            <w:tcW w:type="dxa" w:w="2160"/>
+          </w:tcPr>
+          <w:p>
+            <w:r/>
             <w:r>
               <w:t>user</w:t>
             </w:r>
@@ -1292,6 +2788,7 @@
             <w:tcW w:type="dxa" w:w="2160"/>
           </w:tcPr>
           <w:p>
+            <w:r/>
             <w:r>
               <w:t>group</w:t>
             </w:r>
@@ -1302,6 +2799,7 @@
             <w:tcW w:type="dxa" w:w="2160"/>
           </w:tcPr>
           <w:p>
+            <w:r/>
             <w:r>
               <w:t>/data (RLS)</w:t>
             </w:r>
@@ -1312,18 +2810,32 @@
             <w:tcW w:type="dxa" w:w="2160"/>
           </w:tcPr>
           <w:p>
+            <w:r/>
             <w:r>
               <w:t>/files (S3)</w:t>
             </w:r>
           </w:p>
         </w:tc>
       </w:tr>
+    </w:tbl>
+    <w:tbl>
+      <w:tblPr>
+        <w:tblW w:type="auto" w:w="0"/>
+        <w:tblLook w:firstColumn="1" w:firstRow="1" w:lastColumn="0" w:lastRow="0" w:noHBand="0" w:noVBand="1" w:val="04A0"/>
+      </w:tblPr>
+      <w:tblGrid>
+        <w:gridCol w:w="2160"/>
+        <w:gridCol w:w="2160"/>
+        <w:gridCol w:w="2160"/>
+        <w:gridCol w:w="2160"/>
+      </w:tblGrid>
       <w:tr>
         <w:tc>
           <w:tcPr>
             <w:tcW w:type="dxa" w:w="2160"/>
           </w:tcPr>
           <w:p>
+            <w:r/>
             <w:r>
               <w:t>alice-acme</w:t>
             </w:r>
@@ -1334,6 +2846,7 @@
             <w:tcW w:type="dxa" w:w="2160"/>
           </w:tcPr>
           <w:p>
+            <w:r/>
             <w:r>
               <w:t>pol-customer-tenant-acme</w:t>
             </w:r>
@@ -1344,6 +2857,7 @@
             <w:tcW w:type="dxa" w:w="2160"/>
           </w:tcPr>
           <w:p>
+            <w:r/>
             <w:r>
               <w:t>2 ACME rows</w:t>
             </w:r>
@@ -1354,18 +2868,32 @@
             <w:tcW w:type="dxa" w:w="2160"/>
           </w:tcPr>
           <w:p>
+            <w:r/>
             <w:r>
               <w:t>pol-data-acme</w:t>
             </w:r>
           </w:p>
         </w:tc>
       </w:tr>
+    </w:tbl>
+    <w:tbl>
+      <w:tblPr>
+        <w:tblW w:type="auto" w:w="0"/>
+        <w:tblLook w:firstColumn="1" w:firstRow="1" w:lastColumn="0" w:lastRow="0" w:noHBand="0" w:noVBand="1" w:val="04A0"/>
+      </w:tblPr>
+      <w:tblGrid>
+        <w:gridCol w:w="2160"/>
+        <w:gridCol w:w="2160"/>
+        <w:gridCol w:w="2160"/>
+        <w:gridCol w:w="2160"/>
+      </w:tblGrid>
       <w:tr>
         <w:tc>
           <w:tcPr>
             <w:tcW w:type="dxa" w:w="2160"/>
           </w:tcPr>
           <w:p>
+            <w:r/>
             <w:r>
               <w:t>bob-brightside</w:t>
             </w:r>
@@ -1376,6 +2904,7 @@
             <w:tcW w:type="dxa" w:w="2160"/>
           </w:tcPr>
           <w:p>
+            <w:r/>
             <w:r>
               <w:t>pol-customer-tenant-brightside</w:t>
             </w:r>
@@ -1386,6 +2915,7 @@
             <w:tcW w:type="dxa" w:w="2160"/>
           </w:tcPr>
           <w:p>
+            <w:r/>
             <w:r>
               <w:t>2 BRIGHT rows</w:t>
             </w:r>
@@ -1396,18 +2926,32 @@
             <w:tcW w:type="dxa" w:w="2160"/>
           </w:tcPr>
           <w:p>
+            <w:r/>
             <w:r>
               <w:t>pol-data-brightside</w:t>
             </w:r>
           </w:p>
         </w:tc>
       </w:tr>
+    </w:tbl>
+    <w:tbl>
+      <w:tblPr>
+        <w:tblW w:type="auto" w:w="0"/>
+        <w:tblLook w:firstColumn="1" w:firstRow="1" w:lastColumn="0" w:lastRow="0" w:noHBand="0" w:noVBand="1" w:val="04A0"/>
+      </w:tblPr>
+      <w:tblGrid>
+        <w:gridCol w:w="2160"/>
+        <w:gridCol w:w="2160"/>
+        <w:gridCol w:w="2160"/>
+        <w:gridCol w:w="2160"/>
+      </w:tblGrid>
       <w:tr>
         <w:tc>
           <w:tcPr>
             <w:tcW w:type="dxa" w:w="2160"/>
           </w:tcPr>
           <w:p>
+            <w:r/>
             <w:r>
               <w:t>carol-northwind</w:t>
             </w:r>
@@ -1418,6 +2962,7 @@
             <w:tcW w:type="dxa" w:w="2160"/>
           </w:tcPr>
           <w:p>
+            <w:r/>
             <w:r>
               <w:t>pol-partners-northwind</w:t>
             </w:r>
@@ -1428,6 +2973,7 @@
             <w:tcW w:type="dxa" w:w="2160"/>
           </w:tcPr>
           <w:p>
+            <w:r/>
             <w:r>
               <w:t>1 partner row</w:t>
             </w:r>
@@ -1438,18 +2984,32 @@
             <w:tcW w:type="dxa" w:w="2160"/>
           </w:tcPr>
           <w:p>
+            <w:r/>
             <w:r>
               <w:t>pol-data-partners</w:t>
             </w:r>
           </w:p>
         </w:tc>
       </w:tr>
+    </w:tbl>
+    <w:tbl>
+      <w:tblPr>
+        <w:tblW w:type="auto" w:w="0"/>
+        <w:tblLook w:firstColumn="1" w:firstRow="1" w:lastColumn="0" w:lastRow="0" w:noHBand="0" w:noVBand="1" w:val="04A0"/>
+      </w:tblPr>
+      <w:tblGrid>
+        <w:gridCol w:w="2160"/>
+        <w:gridCol w:w="2160"/>
+        <w:gridCol w:w="2160"/>
+        <w:gridCol w:w="2160"/>
+      </w:tblGrid>
       <w:tr>
         <w:tc>
           <w:tcPr>
             <w:tcW w:type="dxa" w:w="2160"/>
           </w:tcPr>
           <w:p>
+            <w:r/>
             <w:r>
               <w:t>alice</w:t>
             </w:r>
@@ -1460,6 +3020,7 @@
             <w:tcW w:type="dxa" w:w="2160"/>
           </w:tcPr>
           <w:p>
+            <w:r/>
             <w:r>
               <w:t>pol-employees + pol-eng</w:t>
             </w:r>
@@ -1470,6 +3031,7 @@
             <w:tcW w:type="dxa" w:w="2160"/>
           </w:tcPr>
           <w:p>
+            <w:r/>
             <w:r>
               <w:t>403 (no tenant)</w:t>
             </w:r>
@@ -1480,6 +3042,7 @@
             <w:tcW w:type="dxa" w:w="2160"/>
           </w:tcPr>
           <w:p>
+            <w:r/>
             <w:r>
               <w:t>403</w:t>
             </w:r>
@@ -1487,9 +3050,16 @@
         </w:tc>
       </w:tr>
     </w:tbl>
+    <w:p/>
     <w:p>
       <w:r>
-        <w:t>Three real bugs found and fixed during Day 5:</w:t>
+        <w:rPr>
+          <w:b/>
+        </w:rPr>
+        <w:t>Three real bugs found and fixed during Day 5</w:t>
+      </w:r>
+      <w:r>
+        <w:t>:</w:t>
       </w:r>
     </w:p>
     <w:p>
@@ -1497,7 +3067,84 @@
         <w:pStyle w:val="ListNumber"/>
       </w:pPr>
       <w:r>
-        <w:t>SET LOCAL requires an open transaction. The first version of _set_tenant ran each statement in its own autocommit — so the SET LOCAL was discarded. Fixed with `with conn:` (opens an explicit tx) and merged _set_tenant + the SELECT into one cur.execute chain.</w:t>
+        <w:rPr>
+          <w:rFonts w:ascii="Consolas" w:hAnsi="Consolas"/>
+          <w:sz w:val="20"/>
+        </w:rPr>
+        <w:t>SET LOCAL</w:t>
+      </w:r>
+      <w:r>
+        <w:t xml:space="preserve"> requires an open transaction. The first version of</w:t>
+      </w:r>
+    </w:p>
+    <w:p>
+      <w:r>
+        <w:t xml:space="preserve">   </w:t>
+      </w:r>
+      <w:r>
+        <w:rPr>
+          <w:rFonts w:ascii="Consolas" w:hAnsi="Consolas"/>
+          <w:sz w:val="20"/>
+        </w:rPr>
+        <w:t>_set_tenant</w:t>
+      </w:r>
+      <w:r>
+        <w:t xml:space="preserve"> ran each statement in its own autocommit — so the</w:t>
+      </w:r>
+    </w:p>
+    <w:p>
+      <w:r>
+        <w:t xml:space="preserve">   </w:t>
+      </w:r>
+      <w:r>
+        <w:rPr>
+          <w:rFonts w:ascii="Consolas" w:hAnsi="Consolas"/>
+          <w:sz w:val="20"/>
+        </w:rPr>
+        <w:t>SET LOCAL</w:t>
+      </w:r>
+      <w:r>
+        <w:t xml:space="preserve"> was discarded. Fixed with </w:t>
+      </w:r>
+      <w:r>
+        <w:rPr>
+          <w:rFonts w:ascii="Consolas" w:hAnsi="Consolas"/>
+          <w:sz w:val="20"/>
+        </w:rPr>
+        <w:t>with conn:</w:t>
+      </w:r>
+      <w:r>
+        <w:t xml:space="preserve"> (opens an</w:t>
+      </w:r>
+    </w:p>
+    <w:p>
+      <w:r>
+        <w:t xml:space="preserve">   explicit tx) and merged </w:t>
+      </w:r>
+      <w:r>
+        <w:rPr>
+          <w:rFonts w:ascii="Consolas" w:hAnsi="Consolas"/>
+          <w:sz w:val="20"/>
+        </w:rPr>
+        <w:t>_set_tenant</w:t>
+      </w:r>
+      <w:r>
+        <w:t xml:space="preserve"> + the SELECT into one</w:t>
+      </w:r>
+    </w:p>
+    <w:p>
+      <w:r>
+        <w:t xml:space="preserve">   </w:t>
+      </w:r>
+      <w:r>
+        <w:rPr>
+          <w:rFonts w:ascii="Consolas" w:hAnsi="Consolas"/>
+          <w:sz w:val="20"/>
+        </w:rPr>
+        <w:t>cur.execute</w:t>
+      </w:r>
+      <w:r>
+        <w:t xml:space="preserve"> chain.</w:t>
       </w:r>
     </w:p>
     <w:p>
@@ -1505,7 +3152,74 @@
         <w:pStyle w:val="ListNumber"/>
       </w:pPr>
       <w:r>
-        <w:t>polaris_admin is created as SUPERUSER by the official postgres image. SUPERUSER roles get BYPASSRLS automatically — so RLS was silently skipped. Created a dedicated polaris_app role with NOSUPERUSER NOBYPASSRLS, granted only SELECT/INSERT/UPDATE/DELETE, and pointed the customer portal at it.</w:t>
+        <w:rPr>
+          <w:rFonts w:ascii="Consolas" w:hAnsi="Consolas"/>
+          <w:sz w:val="20"/>
+        </w:rPr>
+        <w:t>polaris_admin</w:t>
+      </w:r>
+      <w:r>
+        <w:t xml:space="preserve"> is created as SUPERUSER by the official postgres</w:t>
+      </w:r>
+    </w:p>
+    <w:p>
+      <w:r>
+        <w:t xml:space="preserve">   image. SUPERUSER roles get </w:t>
+      </w:r>
+      <w:r>
+        <w:rPr>
+          <w:rFonts w:ascii="Consolas" w:hAnsi="Consolas"/>
+          <w:sz w:val="20"/>
+        </w:rPr>
+        <w:t>BYPASSRLS</w:t>
+      </w:r>
+      <w:r>
+        <w:t xml:space="preserve"> automatically — so RLS was</w:t>
+      </w:r>
+    </w:p>
+    <w:p>
+      <w:r>
+        <w:t xml:space="preserve">   silently skipped. Created a dedicated </w:t>
+      </w:r>
+      <w:r>
+        <w:rPr>
+          <w:rFonts w:ascii="Consolas" w:hAnsi="Consolas"/>
+          <w:sz w:val="20"/>
+        </w:rPr>
+        <w:t>polaris_app</w:t>
+      </w:r>
+      <w:r>
+        <w:t xml:space="preserve"> role with</w:t>
+      </w:r>
+    </w:p>
+    <w:p>
+      <w:r>
+        <w:t xml:space="preserve">   </w:t>
+      </w:r>
+      <w:r>
+        <w:rPr>
+          <w:rFonts w:ascii="Consolas" w:hAnsi="Consolas"/>
+          <w:sz w:val="20"/>
+        </w:rPr>
+        <w:t>NOSUPERUSER NOBYPASSRLS</w:t>
+      </w:r>
+      <w:r>
+        <w:t xml:space="preserve">, granted only </w:t>
+      </w:r>
+      <w:r>
+        <w:rPr>
+          <w:rFonts w:ascii="Consolas" w:hAnsi="Consolas"/>
+          <w:sz w:val="20"/>
+        </w:rPr>
+        <w:t>SELECT/INSERT/UPDATE/DELETE</w:t>
+      </w:r>
+      <w:r>
+        <w:t>,</w:t>
+      </w:r>
+    </w:p>
+    <w:p>
+      <w:r>
+        <w:t xml:space="preserve">   and pointed the customer portal at it.</w:t>
       </w:r>
     </w:p>
     <w:p>
@@ -1513,31 +3227,567 @@
         <w:pStyle w:val="ListNumber"/>
       </w:pPr>
       <w:r>
-        <w:t>The customer portal initially used pol-customer as its OIDC client. But MinIO is configured to expect aud=pol-intranet. Token audience mismatch → STS 400. Switched the customer portal to also use pol-intranet as its OIDC client.</w:t>
+        <w:t xml:space="preserve">The customer portal initially used </w:t>
+      </w:r>
+      <w:r>
+        <w:rPr>
+          <w:rFonts w:ascii="Consolas" w:hAnsi="Consolas"/>
+          <w:sz w:val="20"/>
+        </w:rPr>
+        <w:t>pol-customer</w:t>
+      </w:r>
+      <w:r>
+        <w:t xml:space="preserve"> as its OIDC</w:t>
       </w:r>
     </w:p>
+    <w:p>
+      <w:r>
+        <w:t xml:space="preserve">   client. But MinIO is configured to expect </w:t>
+      </w:r>
+      <w:r>
+        <w:rPr>
+          <w:rFonts w:ascii="Consolas" w:hAnsi="Consolas"/>
+          <w:sz w:val="20"/>
+        </w:rPr>
+        <w:t>aud=pol-intranet</w:t>
+      </w:r>
+      <w:r>
+        <w:t>. Token</w:t>
+      </w:r>
+    </w:p>
+    <w:p>
+      <w:r>
+        <w:t xml:space="preserve">   audience mismatch → STS 400. Switched the customer portal to also</w:t>
+      </w:r>
+    </w:p>
+    <w:p>
+      <w:r>
+        <w:t xml:space="preserve">   use </w:t>
+      </w:r>
+      <w:r>
+        <w:rPr>
+          <w:rFonts w:ascii="Consolas" w:hAnsi="Consolas"/>
+          <w:sz w:val="20"/>
+        </w:rPr>
+        <w:t>pol-intranet</w:t>
+      </w:r>
+      <w:r>
+        <w:t xml:space="preserve"> as its OIDC client (Keycloak groups drive the</w:t>
+      </w:r>
+    </w:p>
+    <w:p>
+      <w:r>
+        <w:t xml:space="preserve">   tenant mapping, not the client_id). Updated pol-intranet's</w:t>
+      </w:r>
+    </w:p>
+    <w:p>
+      <w:r>
+        <w:t xml:space="preserve">   </w:t>
+      </w:r>
+      <w:r>
+        <w:rPr>
+          <w:rFonts w:ascii="Consolas" w:hAnsi="Consolas"/>
+          <w:sz w:val="20"/>
+        </w:rPr>
+        <w:t>redirectUris</w:t>
+      </w:r>
+      <w:r>
+        <w:t xml:space="preserve"> accordingly.</w:t>
+      </w:r>
+    </w:p>
+    <w:p/>
+    <w:p>
+      <w:pPr>
+        <w:pStyle w:val="Heading3"/>
+      </w:pPr>
+      <w:r>
+        <w:t>Day 6 — RUN_REPORT (this file), screenshots, push to public repos</w:t>
+      </w:r>
+    </w:p>
+    <w:p/>
+    <w:p>
+      <w:r>
+        <w:t xml:space="preserve">Captures: 6 screenshots in </w:t>
+      </w:r>
+      <w:r>
+        <w:rPr>
+          <w:rFonts w:ascii="Consolas" w:hAnsi="Consolas"/>
+          <w:sz w:val="20"/>
+        </w:rPr>
+        <w:t>docs/screenshots/</w:t>
+      </w:r>
+      <w:r>
+        <w:t>, all driven by</w:t>
+      </w:r>
+    </w:p>
+    <w:p>
+      <w:r>
+        <w:rPr>
+          <w:rFonts w:ascii="Consolas" w:hAnsi="Consolas"/>
+          <w:sz w:val="20"/>
+        </w:rPr>
+        <w:t>tests/capture_screenshots.py</w:t>
+      </w:r>
+      <w:r>
+        <w:t xml:space="preserve"> (Playwright headless + chromium</w:t>
+      </w:r>
+    </w:p>
+    <w:p>
+      <w:r>
+        <w:rPr>
+          <w:rFonts w:ascii="Consolas" w:hAnsi="Consolas"/>
+          <w:sz w:val="20"/>
+        </w:rPr>
+        <w:t>--host-rules=MAP keycloak 192.168.32.4</w:t>
+      </w:r>
+      <w:r>
+        <w:t xml:space="preserve"> so the browser can reach</w:t>
+      </w:r>
+    </w:p>
+    <w:p>
+      <w:r>
+        <w:t>the Keycloak container over the docker bridge from the test host).</w:t>
+      </w:r>
+    </w:p>
+    <w:p/>
+    <w:tbl>
+      <w:tblPr>
+        <w:tblW w:type="auto" w:w="0"/>
+        <w:tblLook w:firstColumn="1" w:firstRow="1" w:lastColumn="0" w:lastRow="0" w:noHBand="0" w:noVBand="1" w:val="04A0"/>
+      </w:tblPr>
+      <w:tblGrid>
+        <w:gridCol w:w="4320"/>
+        <w:gridCol w:w="4320"/>
+      </w:tblGrid>
+      <w:tr>
+        <w:tc>
+          <w:tcPr>
+            <w:tcW w:type="dxa" w:w="4320"/>
+          </w:tcPr>
+          <w:p>
+            <w:r/>
+            <w:r>
+              <w:t>File</w:t>
+            </w:r>
+          </w:p>
+        </w:tc>
+        <w:tc>
+          <w:tcPr>
+            <w:tcW w:type="dxa" w:w="4320"/>
+          </w:tcPr>
+          <w:p>
+            <w:r/>
+            <w:r>
+              <w:t>What it proves</w:t>
+            </w:r>
+          </w:p>
+        </w:tc>
+      </w:tr>
+    </w:tbl>
+    <w:tbl>
+      <w:tblPr>
+        <w:tblW w:type="auto" w:w="0"/>
+        <w:tblLook w:firstColumn="1" w:firstRow="1" w:lastColumn="0" w:lastRow="0" w:noHBand="0" w:noVBand="1" w:val="04A0"/>
+      </w:tblPr>
+      <w:tblGrid>
+        <w:gridCol w:w="4320"/>
+        <w:gridCol w:w="4320"/>
+      </w:tblGrid>
+      <w:tr>
+        <w:tc>
+          <w:tcPr>
+            <w:tcW w:type="dxa" w:w="4320"/>
+          </w:tcPr>
+          <w:p>
+            <w:r/>
+            <w:r>
+              <w:rPr>
+                <w:rFonts w:ascii="Consolas" w:hAnsi="Consolas"/>
+                <w:sz w:val="20"/>
+              </w:rPr>
+              <w:t>01-intranet-directory-alice.png</w:t>
+            </w:r>
+          </w:p>
+        </w:tc>
+        <w:tc>
+          <w:tcPr>
+            <w:tcW w:type="dxa" w:w="4320"/>
+          </w:tcPr>
+          <w:p>
+            <w:r/>
+            <w:r>
+              <w:t xml:space="preserve">Intranet /directory renders the 5 seeded employees for </w:t>
+            </w:r>
+            <w:r>
+              <w:rPr>
+                <w:rFonts w:ascii="Consolas" w:hAnsi="Consolas"/>
+                <w:sz w:val="20"/>
+              </w:rPr>
+              <w:t>alice</w:t>
+            </w:r>
+            <w:r>
+              <w:t xml:space="preserve"> (employee, pol-eng).</w:t>
+            </w:r>
+          </w:p>
+        </w:tc>
+      </w:tr>
+    </w:tbl>
+    <w:tbl>
+      <w:tblPr>
+        <w:tblW w:type="auto" w:w="0"/>
+        <w:tblLook w:firstColumn="1" w:firstRow="1" w:lastColumn="0" w:lastRow="0" w:noHBand="0" w:noVBand="1" w:val="04A0"/>
+      </w:tblPr>
+      <w:tblGrid>
+        <w:gridCol w:w="4320"/>
+        <w:gridCol w:w="4320"/>
+      </w:tblGrid>
+      <w:tr>
+        <w:tc>
+          <w:tcPr>
+            <w:tcW w:type="dxa" w:w="4320"/>
+          </w:tcPr>
+          <w:p>
+            <w:r/>
+            <w:r>
+              <w:rPr>
+                <w:rFonts w:ascii="Consolas" w:hAnsi="Consolas"/>
+                <w:sz w:val="20"/>
+              </w:rPr>
+              <w:t>02-grafana-home-carol-admin.png</w:t>
+            </w:r>
+          </w:p>
+        </w:tc>
+        <w:tc>
+          <w:tcPr>
+            <w:tcW w:type="dxa" w:w="4320"/>
+          </w:tcPr>
+          <w:p>
+            <w:r/>
+            <w:r>
+              <w:t xml:space="preserve">Grafana post-auth home for </w:t>
+            </w:r>
+            <w:r>
+              <w:rPr>
+                <w:rFonts w:ascii="Consolas" w:hAnsi="Consolas"/>
+                <w:sz w:val="20"/>
+              </w:rPr>
+              <w:t>carol</w:t>
+            </w:r>
+            <w:r>
+              <w:t xml:space="preserve"> — avatar in the top right confirms OIDC worked.</w:t>
+            </w:r>
+          </w:p>
+        </w:tc>
+      </w:tr>
+    </w:tbl>
+    <w:tbl>
+      <w:tblPr>
+        <w:tblW w:type="auto" w:w="0"/>
+        <w:tblLook w:firstColumn="1" w:firstRow="1" w:lastColumn="0" w:lastRow="0" w:noHBand="0" w:noVBand="1" w:val="04A0"/>
+      </w:tblPr>
+      <w:tblGrid>
+        <w:gridCol w:w="4320"/>
+        <w:gridCol w:w="4320"/>
+      </w:tblGrid>
+      <w:tr>
+        <w:tc>
+          <w:tcPr>
+            <w:tcW w:type="dxa" w:w="4320"/>
+          </w:tcPr>
+          <w:p>
+            <w:r/>
+            <w:r>
+              <w:rPr>
+                <w:rFonts w:ascii="Consolas" w:hAnsi="Consolas"/>
+                <w:sz w:val="20"/>
+              </w:rPr>
+              <w:t>03-customer-home-alice-acme.png</w:t>
+            </w:r>
+          </w:p>
+        </w:tc>
+        <w:tc>
+          <w:tcPr>
+            <w:tcW w:type="dxa" w:w="4320"/>
+          </w:tcPr>
+          <w:p>
+            <w:r/>
+            <w:r>
+              <w:t xml:space="preserve">Customer home for </w:t>
+            </w:r>
+            <w:r>
+              <w:rPr>
+                <w:rFonts w:ascii="Consolas" w:hAnsi="Consolas"/>
+                <w:sz w:val="20"/>
+              </w:rPr>
+              <w:t>alice-acme</w:t>
+            </w:r>
+            <w:r>
+              <w:t xml:space="preserve"> shows </w:t>
+            </w:r>
+            <w:r>
+              <w:rPr>
+                <w:rFonts w:ascii="Consolas" w:hAnsi="Consolas"/>
+                <w:sz w:val="20"/>
+              </w:rPr>
+              <w:t>tenant: acme</w:t>
+            </w:r>
+            <w:r>
+              <w:t xml:space="preserve"> tag, links to /data and /files.</w:t>
+            </w:r>
+          </w:p>
+        </w:tc>
+      </w:tr>
+    </w:tbl>
+    <w:tbl>
+      <w:tblPr>
+        <w:tblW w:type="auto" w:w="0"/>
+        <w:tblLook w:firstColumn="1" w:firstRow="1" w:lastColumn="0" w:lastRow="0" w:noHBand="0" w:noVBand="1" w:val="04A0"/>
+      </w:tblPr>
+      <w:tblGrid>
+        <w:gridCol w:w="4320"/>
+        <w:gridCol w:w="4320"/>
+      </w:tblGrid>
+      <w:tr>
+        <w:tc>
+          <w:tcPr>
+            <w:tcW w:type="dxa" w:w="4320"/>
+          </w:tcPr>
+          <w:p>
+            <w:r/>
+            <w:r>
+              <w:rPr>
+                <w:rFonts w:ascii="Consolas" w:hAnsi="Consolas"/>
+                <w:sz w:val="20"/>
+              </w:rPr>
+              <w:t>04-customer-data-alice-acme-acme-only.png</w:t>
+            </w:r>
+          </w:p>
+        </w:tc>
+        <w:tc>
+          <w:tcPr>
+            <w:tcW w:type="dxa" w:w="4320"/>
+          </w:tcPr>
+          <w:p>
+            <w:r/>
+            <w:r>
+              <w:rPr>
+                <w:rFonts w:ascii="Consolas" w:hAnsi="Consolas"/>
+                <w:sz w:val="20"/>
+              </w:rPr>
+              <w:t>customer_data</w:t>
+            </w:r>
+            <w:r>
+              <w:t xml:space="preserve"> for tenant acme only (2 rows); SQL shows </w:t>
+            </w:r>
+            <w:r>
+              <w:rPr>
+                <w:rFonts w:ascii="Consolas" w:hAnsi="Consolas"/>
+                <w:sz w:val="20"/>
+              </w:rPr>
+              <w:t>SET LOCAL app.current_tenant_id = '1'</w:t>
+            </w:r>
+            <w:r>
+              <w:t>.</w:t>
+            </w:r>
+          </w:p>
+        </w:tc>
+      </w:tr>
+    </w:tbl>
+    <w:tbl>
+      <w:tblPr>
+        <w:tblW w:type="auto" w:w="0"/>
+        <w:tblLook w:firstColumn="1" w:firstRow="1" w:lastColumn="0" w:lastRow="0" w:noHBand="0" w:noVBand="1" w:val="04A0"/>
+      </w:tblPr>
+      <w:tblGrid>
+        <w:gridCol w:w="4320"/>
+        <w:gridCol w:w="4320"/>
+      </w:tblGrid>
+      <w:tr>
+        <w:tc>
+          <w:tcPr>
+            <w:tcW w:type="dxa" w:w="4320"/>
+          </w:tcPr>
+          <w:p>
+            <w:r/>
+            <w:r>
+              <w:rPr>
+                <w:rFonts w:ascii="Consolas" w:hAnsi="Consolas"/>
+                <w:sz w:val="20"/>
+              </w:rPr>
+              <w:t>05-customer-files-alice-acme.png</w:t>
+            </w:r>
+          </w:p>
+        </w:tc>
+        <w:tc>
+          <w:tcPr>
+            <w:tcW w:type="dxa" w:w="4320"/>
+          </w:tcPr>
+          <w:p>
+            <w:r/>
+            <w:r>
+              <w:t xml:space="preserve">MinIO STS AssumeRoleWithWebIdentity returns temporary creds; bucket </w:t>
+            </w:r>
+            <w:r>
+              <w:rPr>
+                <w:rFonts w:ascii="Consolas" w:hAnsi="Consolas"/>
+                <w:sz w:val="20"/>
+              </w:rPr>
+              <w:t>pol-data-acme</w:t>
+            </w:r>
+            <w:r>
+              <w:t xml:space="preserve"> lists </w:t>
+            </w:r>
+            <w:r>
+              <w:rPr>
+                <w:rFonts w:ascii="Consolas" w:hAnsi="Consolas"/>
+                <w:sz w:val="20"/>
+              </w:rPr>
+              <w:t>README.md</w:t>
+            </w:r>
+            <w:r>
+              <w:t xml:space="preserve"> (285 B).</w:t>
+            </w:r>
+          </w:p>
+        </w:tc>
+      </w:tr>
+    </w:tbl>
+    <w:tbl>
+      <w:tblPr>
+        <w:tblW w:type="auto" w:w="0"/>
+        <w:tblLook w:firstColumn="1" w:firstRow="1" w:lastColumn="0" w:lastRow="0" w:noHBand="0" w:noVBand="1" w:val="04A0"/>
+      </w:tblPr>
+      <w:tblGrid>
+        <w:gridCol w:w="4320"/>
+        <w:gridCol w:w="4320"/>
+      </w:tblGrid>
+      <w:tr>
+        <w:tc>
+          <w:tcPr>
+            <w:tcW w:type="dxa" w:w="4320"/>
+          </w:tcPr>
+          <w:p>
+            <w:r/>
+            <w:r>
+              <w:rPr>
+                <w:rFonts w:ascii="Consolas" w:hAnsi="Consolas"/>
+                <w:sz w:val="20"/>
+              </w:rPr>
+              <w:t>06-customer-data-alice-403-no-tenant.png</w:t>
+            </w:r>
+          </w:p>
+        </w:tc>
+        <w:tc>
+          <w:tcPr>
+            <w:tcW w:type="dxa" w:w="4320"/>
+          </w:tcPr>
+          <w:p>
+            <w:r/>
+            <w:r>
+              <w:rPr>
+                <w:rFonts w:ascii="Consolas" w:hAnsi="Consolas"/>
+                <w:sz w:val="20"/>
+              </w:rPr>
+              <w:t>alice</w:t>
+            </w:r>
+            <w:r>
+              <w:t xml:space="preserve"> (employee, no tenant group) hits 403 — RLS rejects her JWT with </w:t>
+            </w:r>
+            <w:r>
+              <w:rPr>
+                <w:rFonts w:ascii="Consolas" w:hAnsi="Consolas"/>
+                <w:sz w:val="20"/>
+              </w:rPr>
+              <w:t>groups=['pol-employees', 'pol-eng']</w:t>
+            </w:r>
+            <w:r>
+              <w:t>.</w:t>
+            </w:r>
+          </w:p>
+        </w:tc>
+      </w:tr>
+    </w:tbl>
+    <w:p/>
+    <w:p>
+      <w:r>
+        <w:t>The capture script clears the Playwright cookie jar between portal</w:t>
+      </w:r>
+    </w:p>
+    <w:p>
+      <w:r>
+        <w:t>runs (</w:t>
+      </w:r>
+      <w:r>
+        <w:rPr>
+          <w:rFonts w:ascii="Consolas" w:hAnsi="Consolas"/>
+          <w:sz w:val="20"/>
+        </w:rPr>
+        <w:t>ctx.clear_cookies()</w:t>
+      </w:r>
+      <w:r>
+        <w:t>) so the realm-level Keycloak SSO session</w:t>
+      </w:r>
+    </w:p>
+    <w:p>
+      <w:r>
+        <w:t xml:space="preserve">from </w:t>
+      </w:r>
+      <w:r>
+        <w:rPr>
+          <w:rFonts w:ascii="Consolas" w:hAnsi="Consolas"/>
+          <w:sz w:val="20"/>
+        </w:rPr>
+        <w:t>alice</w:t>
+      </w:r>
+      <w:r>
+        <w:t>'s intranet login does not auto-bridge her into the</w:t>
+      </w:r>
+    </w:p>
+    <w:p>
+      <w:r>
+        <w:t xml:space="preserve">customer pod when we then log in as </w:t>
+      </w:r>
+      <w:r>
+        <w:rPr>
+          <w:rFonts w:ascii="Consolas" w:hAnsi="Consolas"/>
+          <w:sz w:val="20"/>
+        </w:rPr>
+        <w:t>alice-acme</w:t>
+      </w:r>
+      <w:r>
+        <w:t>. Combined with</w:t>
+      </w:r>
+    </w:p>
+    <w:p>
+      <w:r>
+        <w:rPr>
+          <w:rFonts w:ascii="Consolas" w:hAnsi="Consolas"/>
+          <w:sz w:val="20"/>
+        </w:rPr>
+        <w:t>prompt=login</w:t>
+      </w:r>
+      <w:r>
+        <w:t xml:space="preserve"> on both /login handlers, every portal run forces the</w:t>
+      </w:r>
+    </w:p>
+    <w:p>
+      <w:r>
+        <w:t>full login form.</w:t>
+      </w:r>
+    </w:p>
+    <w:p/>
     <w:p>
       <w:pPr>
         <w:pStyle w:val="Heading2"/>
       </w:pPr>
       <w:r>
-        <w:t>Day 6 — RUN_REPORT (this file)</w:t>
+        <w:t>4. File map</w:t>
       </w:r>
     </w:p>
-    <w:p>
-      <w:r>
-        <w:t>Captures: see docs/screenshots/ (TBD) and this document.</w:t>
-      </w:r>
-    </w:p>
+    <w:p/>
     <w:p>
       <w:pPr>
-        <w:pStyle w:val="Heading1"/>
+        <w:pStyle w:val="NoSpacing"/>
       </w:pPr>
-      <w:r>
-        <w:t>4. File map</w:t>
-      </w:r>
-    </w:p>
-    <w:p>
       <w:r>
         <w:rPr>
           <w:rFonts w:ascii="Consolas" w:hAnsi="Consolas"/>
@@ -1577,7 +3827,7 @@
         <w:br/>
         <w:t>│   ├── Dockerfile.minio-bootstrap</w:t>
         <w:br/>
-        <w:t>│   └── minio_bootstrap.py      ← boto3 + raw HTTP admin API</w:t>
+        <w:t>│   └── minio_bootstrap.py      ← boto3 (PutBucket) + raw HTTP (admin API)</w:t>
         <w:br/>
         <w:t>├── apps/</w:t>
         <w:br/>
@@ -1610,17 +3860,18 @@
         <w:t xml:space="preserve">    └── (E2E scripts)</w:t>
       </w:r>
     </w:p>
+    <w:p/>
     <w:p>
       <w:pPr>
-        <w:pStyle w:val="Heading1"/>
+        <w:pStyle w:val="Heading2"/>
       </w:pPr>
       <w:r>
         <w:t>5. Tag matrix (Headscale)</w:t>
       </w:r>
     </w:p>
+    <w:p/>
     <w:tbl>
       <w:tblPr>
-        <w:tblStyle w:val="LightGrid-Accent1"/>
         <w:tblW w:type="auto" w:w="0"/>
         <w:tblLook w:firstColumn="1" w:firstRow="1" w:lastColumn="0" w:lastRow="0" w:noHBand="0" w:noVBand="1" w:val="04A0"/>
       </w:tblPr>
@@ -1635,6 +3886,7 @@
             <w:tcW w:type="dxa" w:w="2880"/>
           </w:tcPr>
           <w:p>
+            <w:r/>
             <w:r>
               <w:t>tag</w:t>
             </w:r>
@@ -1645,6 +3897,7 @@
             <w:tcW w:type="dxa" w:w="2880"/>
           </w:tcPr>
           <w:p>
+            <w:r/>
             <w:r>
               <w:t>owner</w:t>
             </w:r>
@@ -1655,18 +3908,31 @@
             <w:tcW w:type="dxa" w:w="2880"/>
           </w:tcPr>
           <w:p>
+            <w:r/>
             <w:r>
               <w:t>user-side meaning</w:t>
             </w:r>
           </w:p>
         </w:tc>
       </w:tr>
+    </w:tbl>
+    <w:tbl>
+      <w:tblPr>
+        <w:tblW w:type="auto" w:w="0"/>
+        <w:tblLook w:firstColumn="1" w:firstRow="1" w:lastColumn="0" w:lastRow="0" w:noHBand="0" w:noVBand="1" w:val="04A0"/>
+      </w:tblPr>
+      <w:tblGrid>
+        <w:gridCol w:w="2880"/>
+        <w:gridCol w:w="2880"/>
+        <w:gridCol w:w="2880"/>
+      </w:tblGrid>
       <w:tr>
         <w:tc>
           <w:tcPr>
             <w:tcW w:type="dxa" w:w="2880"/>
           </w:tcPr>
           <w:p>
+            <w:r/>
             <w:r>
               <w:t>tag:infra-headscale</w:t>
             </w:r>
@@ -1677,6 +3943,7 @@
             <w:tcW w:type="dxa" w:w="2880"/>
           </w:tcPr>
           <w:p>
+            <w:r/>
             <w:r>
               <w:t>headscale</w:t>
             </w:r>
@@ -1687,18 +3954,31 @@
             <w:tcW w:type="dxa" w:w="2880"/>
           </w:tcPr>
           <w:p>
+            <w:r/>
             <w:r>
               <w:t>infrastructure</w:t>
             </w:r>
           </w:p>
         </w:tc>
       </w:tr>
+    </w:tbl>
+    <w:tbl>
+      <w:tblPr>
+        <w:tblW w:type="auto" w:w="0"/>
+        <w:tblLook w:firstColumn="1" w:firstRow="1" w:lastColumn="0" w:lastRow="0" w:noHBand="0" w:noVBand="1" w:val="04A0"/>
+      </w:tblPr>
+      <w:tblGrid>
+        <w:gridCol w:w="2880"/>
+        <w:gridCol w:w="2880"/>
+        <w:gridCol w:w="2880"/>
+      </w:tblGrid>
       <w:tr>
         <w:tc>
           <w:tcPr>
             <w:tcW w:type="dxa" w:w="2880"/>
           </w:tcPr>
           <w:p>
+            <w:r/>
             <w:r>
               <w:t>tag:portal-intranet</w:t>
             </w:r>
@@ -1709,6 +3989,7 @@
             <w:tcW w:type="dxa" w:w="2880"/>
           </w:tcPr>
           <w:p>
+            <w:r/>
             <w:r>
               <w:t>intranet</w:t>
             </w:r>
@@ -1719,18 +4000,31 @@
             <w:tcW w:type="dxa" w:w="2880"/>
           </w:tcPr>
           <w:p>
+            <w:r/>
             <w:r>
               <w:t>intranet portal pod</w:t>
             </w:r>
           </w:p>
         </w:tc>
       </w:tr>
+    </w:tbl>
+    <w:tbl>
+      <w:tblPr>
+        <w:tblW w:type="auto" w:w="0"/>
+        <w:tblLook w:firstColumn="1" w:firstRow="1" w:lastColumn="0" w:lastRow="0" w:noHBand="0" w:noVBand="1" w:val="04A0"/>
+      </w:tblPr>
+      <w:tblGrid>
+        <w:gridCol w:w="2880"/>
+        <w:gridCol w:w="2880"/>
+        <w:gridCol w:w="2880"/>
+      </w:tblGrid>
       <w:tr>
         <w:tc>
           <w:tcPr>
             <w:tcW w:type="dxa" w:w="2880"/>
           </w:tcPr>
           <w:p>
+            <w:r/>
             <w:r>
               <w:t>tag:portal-grafana</w:t>
             </w:r>
@@ -1741,6 +4035,7 @@
             <w:tcW w:type="dxa" w:w="2880"/>
           </w:tcPr>
           <w:p>
+            <w:r/>
             <w:r>
               <w:t>grafana</w:t>
             </w:r>
@@ -1751,18 +4046,31 @@
             <w:tcW w:type="dxa" w:w="2880"/>
           </w:tcPr>
           <w:p>
+            <w:r/>
             <w:r>
               <w:t>grafana portal pod</w:t>
             </w:r>
           </w:p>
         </w:tc>
       </w:tr>
+    </w:tbl>
+    <w:tbl>
+      <w:tblPr>
+        <w:tblW w:type="auto" w:w="0"/>
+        <w:tblLook w:firstColumn="1" w:firstRow="1" w:lastColumn="0" w:lastRow="0" w:noHBand="0" w:noVBand="1" w:val="04A0"/>
+      </w:tblPr>
+      <w:tblGrid>
+        <w:gridCol w:w="2880"/>
+        <w:gridCol w:w="2880"/>
+        <w:gridCol w:w="2880"/>
+      </w:tblGrid>
       <w:tr>
         <w:tc>
           <w:tcPr>
             <w:tcW w:type="dxa" w:w="2880"/>
           </w:tcPr>
           <w:p>
+            <w:r/>
             <w:r>
               <w:t>tag:portal-customer</w:t>
             </w:r>
@@ -1773,6 +4081,7 @@
             <w:tcW w:type="dxa" w:w="2880"/>
           </w:tcPr>
           <w:p>
+            <w:r/>
             <w:r>
               <w:t>customer</w:t>
             </w:r>
@@ -1783,18 +4092,31 @@
             <w:tcW w:type="dxa" w:w="2880"/>
           </w:tcPr>
           <w:p>
+            <w:r/>
             <w:r>
               <w:t>customer portal pod</w:t>
             </w:r>
           </w:p>
         </w:tc>
       </w:tr>
+    </w:tbl>
+    <w:tbl>
+      <w:tblPr>
+        <w:tblW w:type="auto" w:w="0"/>
+        <w:tblLook w:firstColumn="1" w:firstRow="1" w:lastColumn="0" w:lastRow="0" w:noHBand="0" w:noVBand="1" w:val="04A0"/>
+      </w:tblPr>
+      <w:tblGrid>
+        <w:gridCol w:w="2880"/>
+        <w:gridCol w:w="2880"/>
+        <w:gridCol w:w="2880"/>
+      </w:tblGrid>
       <w:tr>
         <w:tc>
           <w:tcPr>
             <w:tcW w:type="dxa" w:w="2880"/>
           </w:tcPr>
           <w:p>
+            <w:r/>
             <w:r>
               <w:t>tag:bucket-employees</w:t>
             </w:r>
@@ -1805,6 +4127,7 @@
             <w:tcW w:type="dxa" w:w="2880"/>
           </w:tcPr>
           <w:p>
+            <w:r/>
             <w:r>
               <w:t>pol-employees</w:t>
             </w:r>
@@ -1815,18 +4138,31 @@
             <w:tcW w:type="dxa" w:w="2880"/>
           </w:tcPr>
           <w:p>
+            <w:r/>
             <w:r>
               <w:t>alice, bob, carol</w:t>
             </w:r>
           </w:p>
         </w:tc>
       </w:tr>
+    </w:tbl>
+    <w:tbl>
+      <w:tblPr>
+        <w:tblW w:type="auto" w:w="0"/>
+        <w:tblLook w:firstColumn="1" w:firstRow="1" w:lastColumn="0" w:lastRow="0" w:noHBand="0" w:noVBand="1" w:val="04A0"/>
+      </w:tblPr>
+      <w:tblGrid>
+        <w:gridCol w:w="2880"/>
+        <w:gridCol w:w="2880"/>
+        <w:gridCol w:w="2880"/>
+      </w:tblGrid>
       <w:tr>
         <w:tc>
           <w:tcPr>
             <w:tcW w:type="dxa" w:w="2880"/>
           </w:tcPr>
           <w:p>
+            <w:r/>
             <w:r>
               <w:t>tag:bucket-ops</w:t>
             </w:r>
@@ -1837,6 +4173,7 @@
             <w:tcW w:type="dxa" w:w="2880"/>
           </w:tcPr>
           <w:p>
+            <w:r/>
             <w:r>
               <w:t>pol-ops</w:t>
             </w:r>
@@ -1847,18 +4184,31 @@
             <w:tcW w:type="dxa" w:w="2880"/>
           </w:tcPr>
           <w:p>
+            <w:r/>
             <w:r>
               <w:t>bob</w:t>
             </w:r>
           </w:p>
         </w:tc>
       </w:tr>
+    </w:tbl>
+    <w:tbl>
+      <w:tblPr>
+        <w:tblW w:type="auto" w:w="0"/>
+        <w:tblLook w:firstColumn="1" w:firstRow="1" w:lastColumn="0" w:lastRow="0" w:noHBand="0" w:noVBand="1" w:val="04A0"/>
+      </w:tblPr>
+      <w:tblGrid>
+        <w:gridCol w:w="2880"/>
+        <w:gridCol w:w="2880"/>
+        <w:gridCol w:w="2880"/>
+      </w:tblGrid>
       <w:tr>
         <w:tc>
           <w:tcPr>
             <w:tcW w:type="dxa" w:w="2880"/>
           </w:tcPr>
           <w:p>
+            <w:r/>
             <w:r>
               <w:t>tag:bucket-acme</w:t>
             </w:r>
@@ -1869,6 +4219,7 @@
             <w:tcW w:type="dxa" w:w="2880"/>
           </w:tcPr>
           <w:p>
+            <w:r/>
             <w:r>
               <w:t>pol-customer-tenant-acme</w:t>
             </w:r>
@@ -1879,18 +4230,31 @@
             <w:tcW w:type="dxa" w:w="2880"/>
           </w:tcPr>
           <w:p>
+            <w:r/>
             <w:r>
               <w:t>alice-acme</w:t>
             </w:r>
           </w:p>
         </w:tc>
       </w:tr>
+    </w:tbl>
+    <w:tbl>
+      <w:tblPr>
+        <w:tblW w:type="auto" w:w="0"/>
+        <w:tblLook w:firstColumn="1" w:firstRow="1" w:lastColumn="0" w:lastRow="0" w:noHBand="0" w:noVBand="1" w:val="04A0"/>
+      </w:tblPr>
+      <w:tblGrid>
+        <w:gridCol w:w="2880"/>
+        <w:gridCol w:w="2880"/>
+        <w:gridCol w:w="2880"/>
+      </w:tblGrid>
       <w:tr>
         <w:tc>
           <w:tcPr>
             <w:tcW w:type="dxa" w:w="2880"/>
           </w:tcPr>
           <w:p>
+            <w:r/>
             <w:r>
               <w:t>tag:bucket-brightside</w:t>
             </w:r>
@@ -1901,6 +4265,7 @@
             <w:tcW w:type="dxa" w:w="2880"/>
           </w:tcPr>
           <w:p>
+            <w:r/>
             <w:r>
               <w:t>pol-customer-tenant-brightside</w:t>
             </w:r>
@@ -1911,18 +4276,31 @@
             <w:tcW w:type="dxa" w:w="2880"/>
           </w:tcPr>
           <w:p>
+            <w:r/>
             <w:r>
               <w:t>bob-brightside</w:t>
             </w:r>
           </w:p>
         </w:tc>
       </w:tr>
+    </w:tbl>
+    <w:tbl>
+      <w:tblPr>
+        <w:tblW w:type="auto" w:w="0"/>
+        <w:tblLook w:firstColumn="1" w:firstRow="1" w:lastColumn="0" w:lastRow="0" w:noHBand="0" w:noVBand="1" w:val="04A0"/>
+      </w:tblPr>
+      <w:tblGrid>
+        <w:gridCol w:w="2880"/>
+        <w:gridCol w:w="2880"/>
+        <w:gridCol w:w="2880"/>
+      </w:tblGrid>
       <w:tr>
         <w:tc>
           <w:tcPr>
             <w:tcW w:type="dxa" w:w="2880"/>
           </w:tcPr>
           <w:p>
+            <w:r/>
             <w:r>
               <w:t>tag:bucket-partners</w:t>
             </w:r>
@@ -1933,6 +4311,7 @@
             <w:tcW w:type="dxa" w:w="2880"/>
           </w:tcPr>
           <w:p>
+            <w:r/>
             <w:r>
               <w:t>pol-partners-northwind</w:t>
             </w:r>
@@ -1943,18 +4322,31 @@
             <w:tcW w:type="dxa" w:w="2880"/>
           </w:tcPr>
           <w:p>
+            <w:r/>
             <w:r>
               <w:t>carol-northwind</w:t>
             </w:r>
           </w:p>
         </w:tc>
       </w:tr>
+    </w:tbl>
+    <w:tbl>
+      <w:tblPr>
+        <w:tblW w:type="auto" w:w="0"/>
+        <w:tblLook w:firstColumn="1" w:firstRow="1" w:lastColumn="0" w:lastRow="0" w:noHBand="0" w:noVBand="1" w:val="04A0"/>
+      </w:tblPr>
+      <w:tblGrid>
+        <w:gridCol w:w="2880"/>
+        <w:gridCol w:w="2880"/>
+        <w:gridCol w:w="2880"/>
+      </w:tblGrid>
       <w:tr>
         <w:tc>
           <w:tcPr>
             <w:tcW w:type="dxa" w:w="2880"/>
           </w:tcPr>
           <w:p>
+            <w:r/>
             <w:r>
               <w:t>tag:eng</w:t>
             </w:r>
@@ -1965,6 +4357,7 @@
             <w:tcW w:type="dxa" w:w="2880"/>
           </w:tcPr>
           <w:p>
+            <w:r/>
             <w:r>
               <w:t>pol-eng</w:t>
             </w:r>
@@ -1975,6 +4368,7 @@
             <w:tcW w:type="dxa" w:w="2880"/>
           </w:tcPr>
           <w:p>
+            <w:r/>
             <w:r>
               <w:t>alice</w:t>
             </w:r>
@@ -1982,6 +4376,7 @@
         </w:tc>
       </w:tr>
     </w:tbl>
+    <w:p/>
     <w:p>
       <w:r>
         <w:t>ACLs:</w:t>
@@ -1992,7 +4387,24 @@
         <w:pStyle w:val="ListBullet"/>
       </w:pPr>
       <w:r>
-        <w:t>pol-eng: SSH to tag:eng (would be infra/bastion in prod)</w:t>
+        <w:rPr>
+          <w:rFonts w:ascii="Consolas" w:hAnsi="Consolas"/>
+          <w:sz w:val="20"/>
+        </w:rPr>
+        <w:t>pol-eng</w:t>
+      </w:r>
+      <w:r>
+        <w:t xml:space="preserve">: SSH to </w:t>
+      </w:r>
+      <w:r>
+        <w:rPr>
+          <w:rFonts w:ascii="Consolas" w:hAnsi="Consolas"/>
+          <w:sz w:val="20"/>
+        </w:rPr>
+        <w:t>tag:eng</w:t>
+      </w:r>
+      <w:r>
+        <w:t xml:space="preserve"> (would be infra/bastion in prod)</w:t>
       </w:r>
     </w:p>
     <w:p>
@@ -2000,7 +4412,21 @@
         <w:pStyle w:val="ListBullet"/>
       </w:pPr>
       <w:r>
-        <w:t>pol-employees: HTTP to tag:portal-intranet</w:t>
+        <w:rPr>
+          <w:rFonts w:ascii="Consolas" w:hAnsi="Consolas"/>
+          <w:sz w:val="20"/>
+        </w:rPr>
+        <w:t>pol-employees</w:t>
+      </w:r>
+      <w:r>
+        <w:t xml:space="preserve">: HTTP to </w:t>
+      </w:r>
+      <w:r>
+        <w:rPr>
+          <w:rFonts w:ascii="Consolas" w:hAnsi="Consolas"/>
+          <w:sz w:val="20"/>
+        </w:rPr>
+        <w:t>tag:portal-intranet</w:t>
       </w:r>
     </w:p>
     <w:p>
@@ -2008,7 +4434,24 @@
         <w:pStyle w:val="ListBullet"/>
       </w:pPr>
       <w:r>
-        <w:t>pol-ops: HTTP to all three portals + SSH to all tag:bucket-* for S3-via-MinIO-over-Tailnet</w:t>
+        <w:rPr>
+          <w:rFonts w:ascii="Consolas" w:hAnsi="Consolas"/>
+          <w:sz w:val="20"/>
+        </w:rPr>
+        <w:t>pol-ops</w:t>
+      </w:r>
+      <w:r>
+        <w:t xml:space="preserve">: HTTP to all three portals + SSH to all </w:t>
+      </w:r>
+      <w:r>
+        <w:rPr>
+          <w:rFonts w:ascii="Consolas" w:hAnsi="Consolas"/>
+          <w:sz w:val="20"/>
+        </w:rPr>
+        <w:t>tag:bucket-*</w:t>
+      </w:r>
+      <w:r>
+        <w:t xml:space="preserve"> for S3-via-MinIO-over-Tailnet</w:t>
       </w:r>
     </w:p>
     <w:p>
@@ -2016,7 +4459,14 @@
         <w:pStyle w:val="ListBullet"/>
       </w:pPr>
       <w:r>
-        <w:t>pol-admin: HTTP to all three portals + SSH everywhere</w:t>
+        <w:rPr>
+          <w:rFonts w:ascii="Consolas" w:hAnsi="Consolas"/>
+          <w:sz w:val="20"/>
+        </w:rPr>
+        <w:t>pol-admin</w:t>
+      </w:r>
+      <w:r>
+        <w:t>: HTTP to all three portals + SSH everywhere</w:t>
       </w:r>
     </w:p>
     <w:p>
@@ -2024,25 +4474,44 @@
         <w:pStyle w:val="ListBullet"/>
       </w:pPr>
       <w:r>
-        <w:t>customer/partner groups: HTTP only to tag:portal-customer</w:t>
+        <w:t xml:space="preserve">customer/partner groups: HTTP only to </w:t>
+      </w:r>
+      <w:r>
+        <w:rPr>
+          <w:rFonts w:ascii="Consolas" w:hAnsi="Consolas"/>
+          <w:sz w:val="20"/>
+        </w:rPr>
+        <w:t>tag:portal-customer</w:t>
+      </w:r>
+    </w:p>
+    <w:p/>
+    <w:p>
+      <w:r>
+        <w:t>The two-layer rule: Headscale ACL says "this user may talk to that tag</w:t>
       </w:r>
     </w:p>
     <w:p>
       <w:r>
-        <w:t>The two-layer rule: Headscale ACL says 'this user may talk to that tag at all', MinIO IAM says 'for this user, this bucket is readwrite but others are 403'. Either layer alone would leak; together they hold.</w:t>
+        <w:t>at all", MinIO IAM says "for this user, this bucket is readwrite but</w:t>
       </w:r>
     </w:p>
     <w:p>
+      <w:r>
+        <w:t>others are 403". Either layer alone would leak; together they hold.</w:t>
+      </w:r>
+    </w:p>
+    <w:p/>
+    <w:p>
       <w:pPr>
-        <w:pStyle w:val="Heading1"/>
+        <w:pStyle w:val="Heading2"/>
       </w:pPr>
       <w:r>
         <w:t>6. Risks known at POC close</w:t>
       </w:r>
     </w:p>
+    <w:p/>
     <w:tbl>
       <w:tblPr>
-        <w:tblStyle w:val="LightGrid-Accent1"/>
         <w:tblW w:type="auto" w:w="0"/>
         <w:tblLook w:firstColumn="1" w:firstRow="1" w:lastColumn="0" w:lastRow="0" w:noHBand="0" w:noVBand="1" w:val="04A0"/>
       </w:tblPr>
@@ -2058,6 +4527,7 @@
             <w:tcW w:type="dxa" w:w="2160"/>
           </w:tcPr>
           <w:p>
+            <w:r/>
             <w:r>
               <w:t>id</w:t>
             </w:r>
@@ -2068,6 +4538,7 @@
             <w:tcW w:type="dxa" w:w="2160"/>
           </w:tcPr>
           <w:p>
+            <w:r/>
             <w:r>
               <w:t>risk</w:t>
             </w:r>
@@ -2078,6 +4549,7 @@
             <w:tcW w:type="dxa" w:w="2160"/>
           </w:tcPr>
           <w:p>
+            <w:r/>
             <w:r>
               <w:t>mitigation</w:t>
             </w:r>
@@ -2088,402 +4560,16 @@
             <w:tcW w:type="dxa" w:w="2160"/>
           </w:tcPr>
           <w:p>
+            <w:r/>
             <w:r>
               <w:t>status</w:t>
             </w:r>
           </w:p>
         </w:tc>
       </w:tr>
-      <w:tr>
-        <w:tc>
-          <w:tcPr>
-            <w:tcW w:type="dxa" w:w="2160"/>
-          </w:tcPr>
-          <w:p>
-            <w:r>
-              <w:t>R1</w:t>
-            </w:r>
-          </w:p>
-        </w:tc>
-        <w:tc>
-          <w:tcPr>
-            <w:tcW w:type="dxa" w:w="2160"/>
-          </w:tcPr>
-          <w:p>
-            <w:r>
-              <w:t>Headscale single instance (no HA)</w:t>
-            </w:r>
-          </w:p>
-        </w:tc>
-        <w:tc>
-          <w:tcPr>
-            <w:tcW w:type="dxa" w:w="2160"/>
-          </w:tcPr>
-          <w:p>
-            <w:r>
-              <w:t>run two, peer them</w:t>
-            </w:r>
-          </w:p>
-        </w:tc>
-        <w:tc>
-          <w:tcPr>
-            <w:tcW w:type="dxa" w:w="2160"/>
-          </w:tcPr>
-          <w:p>
-            <w:r>
-              <w:t>not in scope</w:t>
-            </w:r>
-          </w:p>
-        </w:tc>
-      </w:tr>
-      <w:tr>
-        <w:tc>
-          <w:tcPr>
-            <w:tcW w:type="dxa" w:w="2160"/>
-          </w:tcPr>
-          <w:p>
-            <w:r>
-              <w:t>R2</w:t>
-            </w:r>
-          </w:p>
-        </w:tc>
-        <w:tc>
-          <w:tcPr>
-            <w:tcW w:type="dxa" w:w="2160"/>
-          </w:tcPr>
-          <w:p>
-            <w:r>
-              <w:t>keycloak_db backed by Postgres → SPOF</w:t>
-            </w:r>
-          </w:p>
-        </w:tc>
-        <w:tc>
-          <w:tcPr>
-            <w:tcW w:type="dxa" w:w="2160"/>
-          </w:tcPr>
-          <w:p>
-            <w:r>
-              <w:t>external DB</w:t>
-            </w:r>
-          </w:p>
-        </w:tc>
-        <w:tc>
-          <w:tcPr>
-            <w:tcW w:type="dxa" w:w="2160"/>
-          </w:tcPr>
-          <w:p>
-            <w:r>
-              <w:t>not in scope</w:t>
-            </w:r>
-          </w:p>
-        </w:tc>
-      </w:tr>
-      <w:tr>
-        <w:tc>
-          <w:tcPr>
-            <w:tcW w:type="dxa" w:w="2160"/>
-          </w:tcPr>
-          <w:p>
-            <w:r>
-              <w:t>R3</w:t>
-            </w:r>
-          </w:p>
-        </w:tc>
-        <w:tc>
-          <w:tcPr>
-            <w:tcW w:type="dxa" w:w="2160"/>
-          </w:tcPr>
-          <w:p>
-            <w:r>
-              <w:t>pgAdmin not deployed</w:t>
-            </w:r>
-          </w:p>
-        </w:tc>
-        <w:tc>
-          <w:tcPr>
-            <w:tcW w:type="dxa" w:w="2160"/>
-          </w:tcPr>
-          <w:p>
-            <w:r>
-              <w:t>none for POC</w:t>
-            </w:r>
-          </w:p>
-        </w:tc>
-        <w:tc>
-          <w:tcPr>
-            <w:tcW w:type="dxa" w:w="2160"/>
-          </w:tcPr>
-          <w:p>
-            <w:r>
-              <w:t>out of scope</w:t>
-            </w:r>
-          </w:p>
-        </w:tc>
-      </w:tr>
-      <w:tr>
-        <w:tc>
-          <w:tcPr>
-            <w:tcW w:type="dxa" w:w="2160"/>
-          </w:tcPr>
-          <w:p>
-            <w:r>
-              <w:t>R4</w:t>
-            </w:r>
-          </w:p>
-        </w:tc>
-        <w:tc>
-          <w:tcPr>
-            <w:tcW w:type="dxa" w:w="2160"/>
-          </w:tcPr>
-          <w:p>
-            <w:r>
-              <w:t>bootstrap boto3 has hardcoded credentials</w:t>
-            </w:r>
-          </w:p>
-        </w:tc>
-        <w:tc>
-          <w:tcPr>
-            <w:tcW w:type="dxa" w:w="2160"/>
-          </w:tcPr>
-          <w:p>
-            <w:r>
-              <w:t>use Vault / SOPS</w:t>
-            </w:r>
-          </w:p>
-        </w:tc>
-        <w:tc>
-          <w:tcPr>
-            <w:tcW w:type="dxa" w:w="2160"/>
-          </w:tcPr>
-          <w:p>
-            <w:r>
-              <w:t>out of scope</w:t>
-            </w:r>
-          </w:p>
-        </w:tc>
-      </w:tr>
-      <w:tr>
-        <w:tc>
-          <w:tcPr>
-            <w:tcW w:type="dxa" w:w="2160"/>
-          </w:tcPr>
-          <w:p>
-            <w:r>
-              <w:t>R5</w:t>
-            </w:r>
-          </w:p>
-        </w:tc>
-        <w:tc>
-          <w:tcPr>
-            <w:tcW w:type="dxa" w:w="2160"/>
-          </w:tcPr>
-          <w:p>
-            <w:r>
-              <w:t>Direct grant (resource owner password) is used</w:t>
-            </w:r>
-          </w:p>
-        </w:tc>
-        <w:tc>
-          <w:tcPr>
-            <w:tcW w:type="dxa" w:w="2160"/>
-          </w:tcPr>
-          <w:p>
-            <w:r>
-              <w:t>switch to auth-code flow</w:t>
-            </w:r>
-          </w:p>
-        </w:tc>
-        <w:tc>
-          <w:tcPr>
-            <w:tcW w:type="dxa" w:w="2160"/>
-          </w:tcPr>
-          <w:p>
-            <w:r>
-              <w:t>planned</w:t>
-            </w:r>
-          </w:p>
-        </w:tc>
-      </w:tr>
-      <w:tr>
-        <w:tc>
-          <w:tcPr>
-            <w:tcW w:type="dxa" w:w="2160"/>
-          </w:tcPr>
-          <w:p>
-            <w:r>
-              <w:t>R6</w:t>
-            </w:r>
-          </w:p>
-        </w:tc>
-        <w:tc>
-          <w:tcPr>
-            <w:tcW w:type="dxa" w:w="2160"/>
-          </w:tcPr>
-          <w:p>
-            <w:r>
-              <w:t>No MFA on Keycloak</w:t>
-            </w:r>
-          </w:p>
-        </w:tc>
-        <w:tc>
-          <w:tcPr>
-            <w:tcW w:type="dxa" w:w="2160"/>
-          </w:tcPr>
-          <w:p>
-            <w:r>
-              <w:t>enable WebAuthn in prod</w:t>
-            </w:r>
-          </w:p>
-        </w:tc>
-        <w:tc>
-          <w:tcPr>
-            <w:tcW w:type="dxa" w:w="2160"/>
-          </w:tcPr>
-          <w:p>
-            <w:r>
-              <w:t>planned</w:t>
-            </w:r>
-          </w:p>
-        </w:tc>
-      </w:tr>
-      <w:tr>
-        <w:tc>
-          <w:tcPr>
-            <w:tcW w:type="dxa" w:w="2160"/>
-          </w:tcPr>
-          <w:p>
-            <w:r>
-              <w:t>R7</w:t>
-            </w:r>
-          </w:p>
-        </w:tc>
-        <w:tc>
-          <w:tcPr>
-            <w:tcW w:type="dxa" w:w="2160"/>
-          </w:tcPr>
-          <w:p>
-            <w:r>
-              <w:t>MinIO community archives discontinued</w:t>
-            </w:r>
-          </w:p>
-        </w:tc>
-        <w:tc>
-          <w:tcPr>
-            <w:tcW w:type="dxa" w:w="2160"/>
-          </w:tcPr>
-          <w:p>
-            <w:r>
-              <w:t>pin to cached RELEASE.2024-01-18</w:t>
-            </w:r>
-          </w:p>
-        </w:tc>
-        <w:tc>
-          <w:tcPr>
-            <w:tcW w:type="dxa" w:w="2160"/>
-          </w:tcPr>
-          <w:p>
-            <w:r>
-              <w:t>mitigated</w:t>
-            </w:r>
-          </w:p>
-        </w:tc>
-      </w:tr>
-      <w:tr>
-        <w:tc>
-          <w:tcPr>
-            <w:tcW w:type="dxa" w:w="2160"/>
-          </w:tcPr>
-          <w:p>
-            <w:r>
-              <w:t>R8</w:t>
-            </w:r>
-          </w:p>
-        </w:tc>
-        <w:tc>
-          <w:tcPr>
-            <w:tcW w:type="dxa" w:w="2160"/>
-          </w:tcPr>
-          <w:p>
-            <w:r>
-              <w:t>MinIO OIDC aud claim requires per-client mapper</w:t>
-            </w:r>
-          </w:p>
-        </w:tc>
-        <w:tc>
-          <w:tcPr>
-            <w:tcW w:type="dxa" w:w="2160"/>
-          </w:tcPr>
-          <w:p>
-            <w:r>
-              <w:t>added in realm JSON + admin API</w:t>
-            </w:r>
-          </w:p>
-        </w:tc>
-        <w:tc>
-          <w:tcPr>
-            <w:tcW w:type="dxa" w:w="2160"/>
-          </w:tcPr>
-          <w:p>
-            <w:r>
-              <w:t>fixed</w:t>
-            </w:r>
-          </w:p>
-        </w:tc>
-      </w:tr>
-      <w:tr>
-        <w:tc>
-          <w:tcPr>
-            <w:tcW w:type="dxa" w:w="2160"/>
-          </w:tcPr>
-          <w:p>
-            <w:r>
-              <w:t>R9</w:t>
-            </w:r>
-          </w:p>
-        </w:tc>
-        <w:tc>
-          <w:tcPr>
-            <w:tcW w:type="dxa" w:w="2160"/>
-          </w:tcPr>
-          <w:p>
-            <w:r>
-              <w:t>boto3 STS rejects empty RoleArn</w:t>
-            </w:r>
-          </w:p>
-        </w:tc>
-        <w:tc>
-          <w:tcPr>
-            <w:tcW w:type="dxa" w:w="2160"/>
-          </w:tcPr>
-          <w:p>
-            <w:r>
-              <w:t>raw HTTP for STS calls</w:t>
-            </w:r>
-          </w:p>
-        </w:tc>
-        <w:tc>
-          <w:tcPr>
-            <w:tcW w:type="dxa" w:w="2160"/>
-          </w:tcPr>
-          <w:p>
-            <w:r>
-              <w:t>fixed</w:t>
-            </w:r>
-          </w:p>
-        </w:tc>
-      </w:tr>
     </w:tbl>
-    <w:p>
-      <w:pPr>
-        <w:pStyle w:val="Heading1"/>
-      </w:pPr>
-      <w:r>
-        <w:t>7. Decisions taken in round 1</w:t>
-      </w:r>
-    </w:p>
     <w:tbl>
       <w:tblPr>
-        <w:tblStyle w:val="LightGrid-Accent1"/>
         <w:tblW w:type="auto" w:w="0"/>
         <w:tblLook w:firstColumn="1" w:firstRow="1" w:lastColumn="0" w:lastRow="0" w:noHBand="0" w:noVBand="1" w:val="04A0"/>
       </w:tblPr>
@@ -2499,6 +4585,546 @@
             <w:tcW w:type="dxa" w:w="2160"/>
           </w:tcPr>
           <w:p>
+            <w:r/>
+            <w:r>
+              <w:t>R1</w:t>
+            </w:r>
+          </w:p>
+        </w:tc>
+        <w:tc>
+          <w:tcPr>
+            <w:tcW w:type="dxa" w:w="2160"/>
+          </w:tcPr>
+          <w:p>
+            <w:r/>
+            <w:r>
+              <w:t>Headscale single instance (no HA)</w:t>
+            </w:r>
+          </w:p>
+        </w:tc>
+        <w:tc>
+          <w:tcPr>
+            <w:tcW w:type="dxa" w:w="2160"/>
+          </w:tcPr>
+          <w:p>
+            <w:r/>
+            <w:r>
+              <w:t>run two, peer them</w:t>
+            </w:r>
+          </w:p>
+        </w:tc>
+        <w:tc>
+          <w:tcPr>
+            <w:tcW w:type="dxa" w:w="2160"/>
+          </w:tcPr>
+          <w:p>
+            <w:r/>
+            <w:r>
+              <w:t>not in scope</w:t>
+            </w:r>
+          </w:p>
+        </w:tc>
+      </w:tr>
+    </w:tbl>
+    <w:tbl>
+      <w:tblPr>
+        <w:tblW w:type="auto" w:w="0"/>
+        <w:tblLook w:firstColumn="1" w:firstRow="1" w:lastColumn="0" w:lastRow="0" w:noHBand="0" w:noVBand="1" w:val="04A0"/>
+      </w:tblPr>
+      <w:tblGrid>
+        <w:gridCol w:w="2160"/>
+        <w:gridCol w:w="2160"/>
+        <w:gridCol w:w="2160"/>
+        <w:gridCol w:w="2160"/>
+      </w:tblGrid>
+      <w:tr>
+        <w:tc>
+          <w:tcPr>
+            <w:tcW w:type="dxa" w:w="2160"/>
+          </w:tcPr>
+          <w:p>
+            <w:r/>
+            <w:r>
+              <w:t>R2</w:t>
+            </w:r>
+          </w:p>
+        </w:tc>
+        <w:tc>
+          <w:tcPr>
+            <w:tcW w:type="dxa" w:w="2160"/>
+          </w:tcPr>
+          <w:p>
+            <w:r/>
+            <w:r>
+              <w:t>keycloak_db backed by Postgres → SPOF</w:t>
+            </w:r>
+          </w:p>
+        </w:tc>
+        <w:tc>
+          <w:tcPr>
+            <w:tcW w:type="dxa" w:w="2160"/>
+          </w:tcPr>
+          <w:p>
+            <w:r/>
+            <w:r>
+              <w:t>external DB</w:t>
+            </w:r>
+          </w:p>
+        </w:tc>
+        <w:tc>
+          <w:tcPr>
+            <w:tcW w:type="dxa" w:w="2160"/>
+          </w:tcPr>
+          <w:p>
+            <w:r/>
+            <w:r>
+              <w:t>not in scope</w:t>
+            </w:r>
+          </w:p>
+        </w:tc>
+      </w:tr>
+    </w:tbl>
+    <w:tbl>
+      <w:tblPr>
+        <w:tblW w:type="auto" w:w="0"/>
+        <w:tblLook w:firstColumn="1" w:firstRow="1" w:lastColumn="0" w:lastRow="0" w:noHBand="0" w:noVBand="1" w:val="04A0"/>
+      </w:tblPr>
+      <w:tblGrid>
+        <w:gridCol w:w="2160"/>
+        <w:gridCol w:w="2160"/>
+        <w:gridCol w:w="2160"/>
+        <w:gridCol w:w="2160"/>
+      </w:tblGrid>
+      <w:tr>
+        <w:tc>
+          <w:tcPr>
+            <w:tcW w:type="dxa" w:w="2160"/>
+          </w:tcPr>
+          <w:p>
+            <w:r/>
+            <w:r>
+              <w:t>R3</w:t>
+            </w:r>
+          </w:p>
+        </w:tc>
+        <w:tc>
+          <w:tcPr>
+            <w:tcW w:type="dxa" w:w="2160"/>
+          </w:tcPr>
+          <w:p>
+            <w:r/>
+            <w:r>
+              <w:t>pgAdmin not deployed</w:t>
+            </w:r>
+          </w:p>
+        </w:tc>
+        <w:tc>
+          <w:tcPr>
+            <w:tcW w:type="dxa" w:w="2160"/>
+          </w:tcPr>
+          <w:p>
+            <w:r/>
+            <w:r>
+              <w:t>none for POC</w:t>
+            </w:r>
+          </w:p>
+        </w:tc>
+        <w:tc>
+          <w:tcPr>
+            <w:tcW w:type="dxa" w:w="2160"/>
+          </w:tcPr>
+          <w:p>
+            <w:r/>
+            <w:r>
+              <w:t>out of scope</w:t>
+            </w:r>
+          </w:p>
+        </w:tc>
+      </w:tr>
+    </w:tbl>
+    <w:tbl>
+      <w:tblPr>
+        <w:tblW w:type="auto" w:w="0"/>
+        <w:tblLook w:firstColumn="1" w:firstRow="1" w:lastColumn="0" w:lastRow="0" w:noHBand="0" w:noVBand="1" w:val="04A0"/>
+      </w:tblPr>
+      <w:tblGrid>
+        <w:gridCol w:w="2160"/>
+        <w:gridCol w:w="2160"/>
+        <w:gridCol w:w="2160"/>
+        <w:gridCol w:w="2160"/>
+      </w:tblGrid>
+      <w:tr>
+        <w:tc>
+          <w:tcPr>
+            <w:tcW w:type="dxa" w:w="2160"/>
+          </w:tcPr>
+          <w:p>
+            <w:r/>
+            <w:r>
+              <w:t>R4</w:t>
+            </w:r>
+          </w:p>
+        </w:tc>
+        <w:tc>
+          <w:tcPr>
+            <w:tcW w:type="dxa" w:w="2160"/>
+          </w:tcPr>
+          <w:p>
+            <w:r/>
+            <w:r>
+              <w:t>bootstrap boto3 has hardcoded credentials</w:t>
+            </w:r>
+          </w:p>
+        </w:tc>
+        <w:tc>
+          <w:tcPr>
+            <w:tcW w:type="dxa" w:w="2160"/>
+          </w:tcPr>
+          <w:p>
+            <w:r/>
+            <w:r>
+              <w:t>use Vault / SOPS</w:t>
+            </w:r>
+          </w:p>
+        </w:tc>
+        <w:tc>
+          <w:tcPr>
+            <w:tcW w:type="dxa" w:w="2160"/>
+          </w:tcPr>
+          <w:p>
+            <w:r/>
+            <w:r>
+              <w:t>out of scope</w:t>
+            </w:r>
+          </w:p>
+        </w:tc>
+      </w:tr>
+    </w:tbl>
+    <w:tbl>
+      <w:tblPr>
+        <w:tblW w:type="auto" w:w="0"/>
+        <w:tblLook w:firstColumn="1" w:firstRow="1" w:lastColumn="0" w:lastRow="0" w:noHBand="0" w:noVBand="1" w:val="04A0"/>
+      </w:tblPr>
+      <w:tblGrid>
+        <w:gridCol w:w="2160"/>
+        <w:gridCol w:w="2160"/>
+        <w:gridCol w:w="2160"/>
+        <w:gridCol w:w="2160"/>
+      </w:tblGrid>
+      <w:tr>
+        <w:tc>
+          <w:tcPr>
+            <w:tcW w:type="dxa" w:w="2160"/>
+          </w:tcPr>
+          <w:p>
+            <w:r/>
+            <w:r>
+              <w:t>R5</w:t>
+            </w:r>
+          </w:p>
+        </w:tc>
+        <w:tc>
+          <w:tcPr>
+            <w:tcW w:type="dxa" w:w="2160"/>
+          </w:tcPr>
+          <w:p>
+            <w:r/>
+            <w:r>
+              <w:t>Direct grant (resource owner password) is used by all portals</w:t>
+            </w:r>
+          </w:p>
+        </w:tc>
+        <w:tc>
+          <w:tcPr>
+            <w:tcW w:type="dxa" w:w="2160"/>
+          </w:tcPr>
+          <w:p>
+            <w:r/>
+            <w:r>
+              <w:t>switch to auth-code flow</w:t>
+            </w:r>
+          </w:p>
+        </w:tc>
+        <w:tc>
+          <w:tcPr>
+            <w:tcW w:type="dxa" w:w="2160"/>
+          </w:tcPr>
+          <w:p>
+            <w:r/>
+            <w:r>
+              <w:t>planned</w:t>
+            </w:r>
+          </w:p>
+        </w:tc>
+      </w:tr>
+    </w:tbl>
+    <w:tbl>
+      <w:tblPr>
+        <w:tblW w:type="auto" w:w="0"/>
+        <w:tblLook w:firstColumn="1" w:firstRow="1" w:lastColumn="0" w:lastRow="0" w:noHBand="0" w:noVBand="1" w:val="04A0"/>
+      </w:tblPr>
+      <w:tblGrid>
+        <w:gridCol w:w="2160"/>
+        <w:gridCol w:w="2160"/>
+        <w:gridCol w:w="2160"/>
+        <w:gridCol w:w="2160"/>
+      </w:tblGrid>
+      <w:tr>
+        <w:tc>
+          <w:tcPr>
+            <w:tcW w:type="dxa" w:w="2160"/>
+          </w:tcPr>
+          <w:p>
+            <w:r/>
+            <w:r>
+              <w:t>R6</w:t>
+            </w:r>
+          </w:p>
+        </w:tc>
+        <w:tc>
+          <w:tcPr>
+            <w:tcW w:type="dxa" w:w="2160"/>
+          </w:tcPr>
+          <w:p>
+            <w:r/>
+            <w:r>
+              <w:t>No MFA on Keycloak</w:t>
+            </w:r>
+          </w:p>
+        </w:tc>
+        <w:tc>
+          <w:tcPr>
+            <w:tcW w:type="dxa" w:w="2160"/>
+          </w:tcPr>
+          <w:p>
+            <w:r/>
+            <w:r>
+              <w:t>enable WebAuthn in prod</w:t>
+            </w:r>
+          </w:p>
+        </w:tc>
+        <w:tc>
+          <w:tcPr>
+            <w:tcW w:type="dxa" w:w="2160"/>
+          </w:tcPr>
+          <w:p>
+            <w:r/>
+            <w:r>
+              <w:t>planned</w:t>
+            </w:r>
+          </w:p>
+        </w:tc>
+      </w:tr>
+    </w:tbl>
+    <w:tbl>
+      <w:tblPr>
+        <w:tblW w:type="auto" w:w="0"/>
+        <w:tblLook w:firstColumn="1" w:firstRow="1" w:lastColumn="0" w:lastRow="0" w:noHBand="0" w:noVBand="1" w:val="04A0"/>
+      </w:tblPr>
+      <w:tblGrid>
+        <w:gridCol w:w="2160"/>
+        <w:gridCol w:w="2160"/>
+        <w:gridCol w:w="2160"/>
+        <w:gridCol w:w="2160"/>
+      </w:tblGrid>
+      <w:tr>
+        <w:tc>
+          <w:tcPr>
+            <w:tcW w:type="dxa" w:w="2160"/>
+          </w:tcPr>
+          <w:p>
+            <w:r/>
+            <w:r>
+              <w:t>R7</w:t>
+            </w:r>
+          </w:p>
+        </w:tc>
+        <w:tc>
+          <w:tcPr>
+            <w:tcW w:type="dxa" w:w="2160"/>
+          </w:tcPr>
+          <w:p>
+            <w:r/>
+            <w:r>
+              <w:t>MinIO community archives discontinued</w:t>
+            </w:r>
+          </w:p>
+        </w:tc>
+        <w:tc>
+          <w:tcPr>
+            <w:tcW w:type="dxa" w:w="2160"/>
+          </w:tcPr>
+          <w:p>
+            <w:r/>
+            <w:r>
+              <w:t xml:space="preserve">pin to cached </w:t>
+            </w:r>
+            <w:r>
+              <w:rPr>
+                <w:rFonts w:ascii="Consolas" w:hAnsi="Consolas"/>
+                <w:sz w:val="20"/>
+              </w:rPr>
+              <w:t>RELEASE.2024-01-18</w:t>
+            </w:r>
+          </w:p>
+        </w:tc>
+        <w:tc>
+          <w:tcPr>
+            <w:tcW w:type="dxa" w:w="2160"/>
+          </w:tcPr>
+          <w:p>
+            <w:r/>
+            <w:r>
+              <w:t>mitigated</w:t>
+            </w:r>
+          </w:p>
+        </w:tc>
+      </w:tr>
+    </w:tbl>
+    <w:tbl>
+      <w:tblPr>
+        <w:tblW w:type="auto" w:w="0"/>
+        <w:tblLook w:firstColumn="1" w:firstRow="1" w:lastColumn="0" w:lastRow="0" w:noHBand="0" w:noVBand="1" w:val="04A0"/>
+      </w:tblPr>
+      <w:tblGrid>
+        <w:gridCol w:w="2160"/>
+        <w:gridCol w:w="2160"/>
+        <w:gridCol w:w="2160"/>
+        <w:gridCol w:w="2160"/>
+      </w:tblGrid>
+      <w:tr>
+        <w:tc>
+          <w:tcPr>
+            <w:tcW w:type="dxa" w:w="2160"/>
+          </w:tcPr>
+          <w:p>
+            <w:r/>
+            <w:r>
+              <w:t>R8</w:t>
+            </w:r>
+          </w:p>
+        </w:tc>
+        <w:tc>
+          <w:tcPr>
+            <w:tcW w:type="dxa" w:w="2160"/>
+          </w:tcPr>
+          <w:p>
+            <w:r/>
+            <w:r>
+              <w:t>MinIO OIDC aud claim requires per-client audience mapper</w:t>
+            </w:r>
+          </w:p>
+        </w:tc>
+        <w:tc>
+          <w:tcPr>
+            <w:tcW w:type="dxa" w:w="2160"/>
+          </w:tcPr>
+          <w:p>
+            <w:r/>
+            <w:r>
+              <w:t>added in realm JSON + admin API</w:t>
+            </w:r>
+          </w:p>
+        </w:tc>
+        <w:tc>
+          <w:tcPr>
+            <w:tcW w:type="dxa" w:w="2160"/>
+          </w:tcPr>
+          <w:p>
+            <w:r/>
+            <w:r>
+              <w:t>fixed</w:t>
+            </w:r>
+          </w:p>
+        </w:tc>
+      </w:tr>
+    </w:tbl>
+    <w:tbl>
+      <w:tblPr>
+        <w:tblW w:type="auto" w:w="0"/>
+        <w:tblLook w:firstColumn="1" w:firstRow="1" w:lastColumn="0" w:lastRow="0" w:noHBand="0" w:noVBand="1" w:val="04A0"/>
+      </w:tblPr>
+      <w:tblGrid>
+        <w:gridCol w:w="2160"/>
+        <w:gridCol w:w="2160"/>
+        <w:gridCol w:w="2160"/>
+        <w:gridCol w:w="2160"/>
+      </w:tblGrid>
+      <w:tr>
+        <w:tc>
+          <w:tcPr>
+            <w:tcW w:type="dxa" w:w="2160"/>
+          </w:tcPr>
+          <w:p>
+            <w:r/>
+            <w:r>
+              <w:t>R9</w:t>
+            </w:r>
+          </w:p>
+        </w:tc>
+        <w:tc>
+          <w:tcPr>
+            <w:tcW w:type="dxa" w:w="2160"/>
+          </w:tcPr>
+          <w:p>
+            <w:r/>
+            <w:r>
+              <w:t>boto3 STS rejects empty RoleArn</w:t>
+            </w:r>
+          </w:p>
+        </w:tc>
+        <w:tc>
+          <w:tcPr>
+            <w:tcW w:type="dxa" w:w="2160"/>
+          </w:tcPr>
+          <w:p>
+            <w:r/>
+            <w:r>
+              <w:t>raw HTTP for STS calls</w:t>
+            </w:r>
+          </w:p>
+        </w:tc>
+        <w:tc>
+          <w:tcPr>
+            <w:tcW w:type="dxa" w:w="2160"/>
+          </w:tcPr>
+          <w:p>
+            <w:r/>
+            <w:r>
+              <w:t>fixed</w:t>
+            </w:r>
+          </w:p>
+        </w:tc>
+      </w:tr>
+    </w:tbl>
+    <w:p/>
+    <w:p>
+      <w:pPr>
+        <w:pStyle w:val="Heading2"/>
+      </w:pPr>
+      <w:r>
+        <w:t>7. Decisions taken in round 1</w:t>
+      </w:r>
+    </w:p>
+    <w:p/>
+    <w:tbl>
+      <w:tblPr>
+        <w:tblW w:type="auto" w:w="0"/>
+        <w:tblLook w:firstColumn="1" w:firstRow="1" w:lastColumn="0" w:lastRow="0" w:noHBand="0" w:noVBand="1" w:val="04A0"/>
+      </w:tblPr>
+      <w:tblGrid>
+        <w:gridCol w:w="2160"/>
+        <w:gridCol w:w="2160"/>
+        <w:gridCol w:w="2160"/>
+        <w:gridCol w:w="2160"/>
+      </w:tblGrid>
+      <w:tr>
+        <w:tc>
+          <w:tcPr>
+            <w:tcW w:type="dxa" w:w="2160"/>
+          </w:tcPr>
+          <w:p>
+            <w:r/>
             <w:r>
               <w:t>#</w:t>
             </w:r>
@@ -2509,6 +5135,7 @@
             <w:tcW w:type="dxa" w:w="2160"/>
           </w:tcPr>
           <w:p>
+            <w:r/>
             <w:r>
               <w:t>question</w:t>
             </w:r>
@@ -2519,6 +5146,7 @@
             <w:tcW w:type="dxa" w:w="2160"/>
           </w:tcPr>
           <w:p>
+            <w:r/>
             <w:r>
               <w:t>choice</w:t>
             </w:r>
@@ -2529,18 +5157,32 @@
             <w:tcW w:type="dxa" w:w="2160"/>
           </w:tcPr>
           <w:p>
+            <w:r/>
             <w:r>
               <w:t>reasoning</w:t>
             </w:r>
           </w:p>
         </w:tc>
       </w:tr>
+    </w:tbl>
+    <w:tbl>
+      <w:tblPr>
+        <w:tblW w:type="auto" w:w="0"/>
+        <w:tblLook w:firstColumn="1" w:firstRow="1" w:lastColumn="0" w:lastRow="0" w:noHBand="0" w:noVBand="1" w:val="04A0"/>
+      </w:tblPr>
+      <w:tblGrid>
+        <w:gridCol w:w="2160"/>
+        <w:gridCol w:w="2160"/>
+        <w:gridCol w:w="2160"/>
+        <w:gridCol w:w="2160"/>
+      </w:tblGrid>
       <w:tr>
         <w:tc>
           <w:tcPr>
             <w:tcW w:type="dxa" w:w="2160"/>
           </w:tcPr>
           <w:p>
+            <w:r/>
             <w:r>
               <w:t>Q1</w:t>
             </w:r>
@@ -2551,6 +5193,7 @@
             <w:tcW w:type="dxa" w:w="2160"/>
           </w:tcPr>
           <w:p>
+            <w:r/>
             <w:r>
               <w:t>sync Keycloak groups → Headscale tags?</w:t>
             </w:r>
@@ -2561,8 +5204,19 @@
             <w:tcW w:type="dxa" w:w="2160"/>
           </w:tcPr>
           <w:p>
+            <w:r/>
             <w:r>
-              <w:t>manual headscale nodes tag for POC</w:t>
+              <w:t xml:space="preserve">manual </w:t>
+            </w:r>
+            <w:r>
+              <w:rPr>
+                <w:rFonts w:ascii="Consolas" w:hAnsi="Consolas"/>
+                <w:sz w:val="20"/>
+              </w:rPr>
+              <w:t>headscale nodes tag</w:t>
+            </w:r>
+            <w:r>
+              <w:t xml:space="preserve"> for the POC</w:t>
             </w:r>
           </w:p>
         </w:tc>
@@ -2571,18 +5225,32 @@
             <w:tcW w:type="dxa" w:w="2160"/>
           </w:tcPr>
           <w:p>
+            <w:r/>
             <w:r>
               <w:t>automation via webhook is straightforward but not in scope</w:t>
             </w:r>
           </w:p>
         </w:tc>
       </w:tr>
+    </w:tbl>
+    <w:tbl>
+      <w:tblPr>
+        <w:tblW w:type="auto" w:w="0"/>
+        <w:tblLook w:firstColumn="1" w:firstRow="1" w:lastColumn="0" w:lastRow="0" w:noHBand="0" w:noVBand="1" w:val="04A0"/>
+      </w:tblPr>
+      <w:tblGrid>
+        <w:gridCol w:w="2160"/>
+        <w:gridCol w:w="2160"/>
+        <w:gridCol w:w="2160"/>
+        <w:gridCol w:w="2160"/>
+      </w:tblGrid>
       <w:tr>
         <w:tc>
           <w:tcPr>
             <w:tcW w:type="dxa" w:w="2160"/>
           </w:tcPr>
           <w:p>
+            <w:r/>
             <w:r>
               <w:t>Q2</w:t>
             </w:r>
@@ -2593,6 +5261,7 @@
             <w:tcW w:type="dxa" w:w="2160"/>
           </w:tcPr>
           <w:p>
+            <w:r/>
             <w:r>
               <w:t>schema-per-tenant or shared schema?</w:t>
             </w:r>
@@ -2603,8 +5272,16 @@
             <w:tcW w:type="dxa" w:w="2160"/>
           </w:tcPr>
           <w:p>
+            <w:r/>
             <w:r>
-              <w:t>shared schema + RLS via SET LOCAL</w:t>
+              <w:t xml:space="preserve">shared schema + RLS via </w:t>
+            </w:r>
+            <w:r>
+              <w:rPr>
+                <w:rFonts w:ascii="Consolas" w:hAnsi="Consolas"/>
+                <w:sz w:val="20"/>
+              </w:rPr>
+              <w:t>SET LOCAL</w:t>
             </w:r>
           </w:p>
         </w:tc>
@@ -2613,18 +5290,32 @@
             <w:tcW w:type="dxa" w:w="2160"/>
           </w:tcPr>
           <w:p>
+            <w:r/>
             <w:r>
               <w:t>cheaper ops, one migration applies to all</w:t>
             </w:r>
           </w:p>
         </w:tc>
       </w:tr>
+    </w:tbl>
+    <w:tbl>
+      <w:tblPr>
+        <w:tblW w:type="auto" w:w="0"/>
+        <w:tblLook w:firstColumn="1" w:firstRow="1" w:lastColumn="0" w:lastRow="0" w:noHBand="0" w:noVBand="1" w:val="04A0"/>
+      </w:tblPr>
+      <w:tblGrid>
+        <w:gridCol w:w="2160"/>
+        <w:gridCol w:w="2160"/>
+        <w:gridCol w:w="2160"/>
+        <w:gridCol w:w="2160"/>
+      </w:tblGrid>
       <w:tr>
         <w:tc>
           <w:tcPr>
             <w:tcW w:type="dxa" w:w="2160"/>
           </w:tcPr>
           <w:p>
+            <w:r/>
             <w:r>
               <w:t>Q3</w:t>
             </w:r>
@@ -2635,6 +5326,7 @@
             <w:tcW w:type="dxa" w:w="2160"/>
           </w:tcPr>
           <w:p>
+            <w:r/>
             <w:r>
               <w:t>customer portal API-first or HTML-only?</w:t>
             </w:r>
@@ -2645,6 +5337,7 @@
             <w:tcW w:type="dxa" w:w="2160"/>
           </w:tcPr>
           <w:p>
+            <w:r/>
             <w:r>
               <w:t>HTML-only</w:t>
             </w:r>
@@ -2655,18 +5348,32 @@
             <w:tcW w:type="dxa" w:w="2160"/>
           </w:tcPr>
           <w:p>
+            <w:r/>
             <w:r>
               <w:t>API contract is a separate workstream</w:t>
             </w:r>
           </w:p>
         </w:tc>
       </w:tr>
+    </w:tbl>
+    <w:tbl>
+      <w:tblPr>
+        <w:tblW w:type="auto" w:w="0"/>
+        <w:tblLook w:firstColumn="1" w:firstRow="1" w:lastColumn="0" w:lastRow="0" w:noHBand="0" w:noVBand="1" w:val="04A0"/>
+      </w:tblPr>
+      <w:tblGrid>
+        <w:gridCol w:w="2160"/>
+        <w:gridCol w:w="2160"/>
+        <w:gridCol w:w="2160"/>
+        <w:gridCol w:w="2160"/>
+      </w:tblGrid>
       <w:tr>
         <w:tc>
           <w:tcPr>
             <w:tcW w:type="dxa" w:w="2160"/>
           </w:tcPr>
           <w:p>
+            <w:r/>
             <w:r>
               <w:t>Q4</w:t>
             </w:r>
@@ -2677,6 +5384,7 @@
             <w:tcW w:type="dxa" w:w="2160"/>
           </w:tcPr>
           <w:p>
+            <w:r/>
             <w:r>
               <w:t>Prometheus?</w:t>
             </w:r>
@@ -2687,6 +5395,7 @@
             <w:tcW w:type="dxa" w:w="2160"/>
           </w:tcPr>
           <w:p>
+            <w:r/>
             <w:r>
               <w:t>skipped (Grafana + Postgres datasource only)</w:t>
             </w:r>
@@ -2697,18 +5406,32 @@
             <w:tcW w:type="dxa" w:w="2160"/>
           </w:tcPr>
           <w:p>
+            <w:r/>
             <w:r>
-              <w:t>metric scope small</w:t>
+              <w:t>metric scope small; Grafana queries are enough</w:t>
             </w:r>
           </w:p>
         </w:tc>
       </w:tr>
+    </w:tbl>
+    <w:tbl>
+      <w:tblPr>
+        <w:tblW w:type="auto" w:w="0"/>
+        <w:tblLook w:firstColumn="1" w:firstRow="1" w:lastColumn="0" w:lastRow="0" w:noHBand="0" w:noVBand="1" w:val="04A0"/>
+      </w:tblPr>
+      <w:tblGrid>
+        <w:gridCol w:w="2160"/>
+        <w:gridCol w:w="2160"/>
+        <w:gridCol w:w="2160"/>
+        <w:gridCol w:w="2160"/>
+      </w:tblGrid>
       <w:tr>
         <w:tc>
           <w:tcPr>
             <w:tcW w:type="dxa" w:w="2160"/>
           </w:tcPr>
           <w:p>
+            <w:r/>
             <w:r>
               <w:t>Q5</w:t>
             </w:r>
@@ -2719,6 +5442,7 @@
             <w:tcW w:type="dxa" w:w="2160"/>
           </w:tcPr>
           <w:p>
+            <w:r/>
             <w:r>
               <w:t>LocalStack or MinIO for S3+IAM?</w:t>
             </w:r>
@@ -2729,6 +5453,7 @@
             <w:tcW w:type="dxa" w:w="2160"/>
           </w:tcPr>
           <w:p>
+            <w:r/>
             <w:r>
               <w:t>MinIO with OIDC</w:t>
             </w:r>
@@ -2739,27 +5464,44 @@
             <w:tcW w:type="dxa" w:w="2160"/>
           </w:tcPr>
           <w:p>
+            <w:r/>
             <w:r>
-              <w:t>lighter, OIDC first-class via MINIO_IDENTITY_OPENID_* env vars, native STS</w:t>
+              <w:t xml:space="preserve">lighter, OIDC first-class via </w:t>
+            </w:r>
+            <w:r>
+              <w:rPr>
+                <w:rFonts w:ascii="Consolas" w:hAnsi="Consolas"/>
+                <w:sz w:val="20"/>
+              </w:rPr>
+              <w:t>MINIO_IDENTITY_OPENID_*</w:t>
+            </w:r>
+            <w:r>
+              <w:t xml:space="preserve"> env vars, native STS</w:t>
             </w:r>
           </w:p>
         </w:tc>
       </w:tr>
     </w:tbl>
+    <w:p/>
     <w:p>
       <w:pPr>
-        <w:pStyle w:val="Heading1"/>
+        <w:pStyle w:val="Heading2"/>
       </w:pPr>
       <w:r>
         <w:t>8. Replication plan</w:t>
       </w:r>
     </w:p>
+    <w:p/>
     <w:p>
       <w:r>
         <w:t>Day 0 — fresh box with docker, kind, kubectl, helm:</w:t>
       </w:r>
     </w:p>
+    <w:p/>
     <w:p>
+      <w:pPr>
+        <w:pStyle w:val="NoSpacing"/>
+      </w:pPr>
       <w:r>
         <w:rPr>
           <w:rFonts w:ascii="Consolas" w:hAnsi="Consolas"/>
@@ -2798,7 +5540,7 @@
         <w:t>kind load docker-image polaris-customer:latest --name polaris-eks-sim</w:t>
         <w:br/>
         <w:br/>
-        <w:t># 4. Apply manifests</w:t>
+        <w:t># 4. Apply Helm manifests</w:t>
         <w:br/>
         <w:t>kubectl --context=kind-polaris-eks-sim apply -f k3d/traefik.yaml</w:t>
         <w:br/>
@@ -2811,16 +5553,50 @@
         <w:br/>
         <w:t># 5. Apply Headscale policy</w:t>
         <w:br/>
-        <w:t>headscale --config headscale/config.yaml nodes register --user polaris --key &lt;key&gt;</w:t>
-        <w:br/>
+        <w:t>headscale --config headscale/config.yaml nodes tag --user polaris ...</w:t>
       </w:r>
     </w:p>
+    <w:p/>
+    <w:p>
+      <w:r>
+        <w:t>Day 0+1 — register a node, log in, run E2E:</w:t>
+      </w:r>
+    </w:p>
+    <w:p/>
     <w:p>
       <w:pPr>
-        <w:pStyle w:val="Heading1"/>
+        <w:pStyle w:val="NoSpacing"/>
       </w:pPr>
       <w:r>
+        <w:rPr>
+          <w:rFonts w:ascii="Consolas" w:hAnsi="Consolas"/>
+          <w:sz w:val="18"/>
+        </w:rPr>
+        <w:t># Login each user and verify</w:t>
+        <w:br/>
+        <w:t>python3 tests/test_intranet_files.py alice polaris</w:t>
+        <w:br/>
+        <w:t>python3 tests/test_customer_data.py alice-acme polaris</w:t>
+        <w:br/>
+        <w:t>python3 tests/test_grafana_role.py carol polaris</w:t>
+      </w:r>
+    </w:p>
+    <w:p/>
+    <w:p>
+      <w:pPr>
+        <w:pStyle w:val="Heading2"/>
+      </w:pPr>
+      <w:r>
         <w:t>9. What's not in this POC (out of scope)</w:t>
+      </w:r>
+    </w:p>
+    <w:p/>
+    <w:p>
+      <w:pPr>
+        <w:pStyle w:val="ListBullet"/>
+      </w:pPr>
+      <w:r>
+        <w:t>TLS certificates (would use cert-manager + Let's Encrypt in prod)</w:t>
       </w:r>
     </w:p>
     <w:p>
@@ -2828,7 +5604,7 @@
         <w:pStyle w:val="ListBullet"/>
       </w:pPr>
       <w:r>
-        <w:t>TLS certificates (would use cert-manager + Let's Encrypt in prod)</w:t>
+        <w:t>Service mesh (Linkerd/Istio)</w:t>
       </w:r>
     </w:p>
     <w:p>
@@ -2836,7 +5612,7 @@
         <w:pStyle w:val="ListBullet"/>
       </w:pPr>
       <w:r>
-        <w:t>Service mesh (Linkerd/Istio)</w:t>
+        <w:t>Backup / disaster recovery</w:t>
       </w:r>
     </w:p>
     <w:p>
@@ -2844,7 +5620,7 @@
         <w:pStyle w:val="ListBullet"/>
       </w:pPr>
       <w:r>
-        <w:t>Backup / disaster recovery</w:t>
+        <w:t>Secrets management (Vault, External Secrets Operator)</w:t>
       </w:r>
     </w:p>
     <w:p>
@@ -2852,7 +5628,7 @@
         <w:pStyle w:val="ListBullet"/>
       </w:pPr>
       <w:r>
-        <w:t>Secrets management (Vault, External Secrets Operator)</w:t>
+        <w:t>CI/CD (ArgoCD / Flux)</w:t>
       </w:r>
     </w:p>
     <w:p>
@@ -2860,7 +5636,7 @@
         <w:pStyle w:val="ListBullet"/>
       </w:pPr>
       <w:r>
-        <w:t>CI/CD (ArgoCD / Flux)</w:t>
+        <w:t>Observability stack (Prometheus + Loki + Tempo)</w:t>
       </w:r>
     </w:p>
     <w:p>
@@ -2868,7 +5644,7 @@
         <w:pStyle w:val="ListBullet"/>
       </w:pPr>
       <w:r>
-        <w:t>Observability stack (Prometheus + Loki + Tempo)</w:t>
+        <w:t>Production-grade multi-tenant OIDC federation</w:t>
       </w:r>
     </w:p>
     <w:p>
@@ -2876,23 +5652,41 @@
         <w:pStyle w:val="ListBullet"/>
       </w:pPr>
       <w:r>
-        <w:t>Production-grade multi-tenant OIDC federation</w:t>
+        <w:t>Cost analysis at scale</w:t>
+      </w:r>
+    </w:p>
+    <w:p/>
+    <w:p>
+      <w:pPr>
+        <w:pStyle w:val="Heading2"/>
+      </w:pPr>
+      <w:r>
+        <w:t>10. What surprised us</w:t>
+      </w:r>
+    </w:p>
+    <w:p/>
+    <w:p>
+      <w:pPr>
+        <w:pStyle w:val="ListNumber"/>
+      </w:pPr>
+      <w:r>
+        <w:rPr>
+          <w:b/>
+        </w:rPr>
+        <w:t>MinIO doesn't speak AWS IAM `PutUserPolicy`</w:t>
+      </w:r>
+      <w:r>
+        <w:t xml:space="preserve"> — it has its own</w:t>
       </w:r>
     </w:p>
     <w:p>
-      <w:pPr>
-        <w:pStyle w:val="ListBullet"/>
-      </w:pPr>
-      <w:r>
-        <w:t>Cost analysis at scale</w:t>
+      <w:r>
+        <w:t xml:space="preserve">   admin API. Once we knew that, the rest was straightforward but the</w:t>
       </w:r>
     </w:p>
     <w:p>
-      <w:pPr>
-        <w:pStyle w:val="Heading1"/>
-      </w:pPr>
-      <w:r>
-        <w:t>10. What surprised us</w:t>
+      <w:r>
+        <w:t xml:space="preserve">   docs don't say it.</w:t>
       </w:r>
     </w:p>
     <w:p>
@@ -2900,7 +5694,28 @@
         <w:pStyle w:val="ListNumber"/>
       </w:pPr>
       <w:r>
-        <w:t>MinIO doesn't speak AWS IAM PutUserPolicy — it has its own admin API. Once we knew that, the rest was straightforward but the docs don't say it.</w:t>
+        <w:rPr>
+          <w:b/>
+        </w:rPr>
+        <w:t>`SUPERUSER` roles bypass RLS in Postgres</w:t>
+      </w:r>
+      <w:r>
+        <w:t xml:space="preserve"> — easy to miss.</w:t>
+      </w:r>
+    </w:p>
+    <w:p>
+      <w:r>
+        <w:t xml:space="preserve">   </w:t>
+      </w:r>
+      <w:r>
+        <w:rPr>
+          <w:rFonts w:ascii="Consolas" w:hAnsi="Consolas"/>
+          <w:sz w:val="20"/>
+        </w:rPr>
+        <w:t>FORCE ROW LEVEL SECURITY</w:t>
+      </w:r>
+      <w:r>
+        <w:t xml:space="preserve"> only helps if the user ISN'T a superuser.</w:t>
       </w:r>
     </w:p>
     <w:p>
@@ -2908,7 +5723,23 @@
         <w:pStyle w:val="ListNumber"/>
       </w:pPr>
       <w:r>
-        <w:t>SUPERUSER roles bypass RLS in Postgres — easy to miss. FORCE ROW LEVEL SECURITY only helps if the user ISN'T a superuser.</w:t>
+        <w:rPr>
+          <w:b/>
+        </w:rPr>
+        <w:t>boto3 enforces a minimum RoleArn of 20 chars</w:t>
+      </w:r>
+      <w:r>
+        <w:t xml:space="preserve"> — but MinIO's</w:t>
+      </w:r>
+    </w:p>
+    <w:p>
+      <w:r>
+        <w:t xml:space="preserve">   claim-based STS path requires NO RoleArn. We have to do raw HTTP</w:t>
+      </w:r>
+    </w:p>
+    <w:p>
+      <w:r>
+        <w:t xml:space="preserve">   for that call.</w:t>
       </w:r>
     </w:p>
     <w:p>
@@ -2916,7 +5747,58 @@
         <w:pStyle w:val="ListNumber"/>
       </w:pPr>
       <w:r>
-        <w:t>boto3 enforces a minimum RoleArn of 20 chars — but MinIO's claim-based STS path requires NO RoleArn. We have to do raw HTTP for that call.</w:t>
+        <w:rPr>
+          <w:b/>
+        </w:rPr>
+        <w:t>Keycloak's `groups` scope is a custom client scope</w:t>
+      </w:r>
+      <w:r>
+        <w:t>, not a</w:t>
+      </w:r>
+    </w:p>
+    <w:p>
+      <w:r>
+        <w:t xml:space="preserve">   default-allowed scope on public clients. Requesting it</w:t>
+      </w:r>
+    </w:p>
+    <w:p>
+      <w:r>
+        <w:t xml:space="preserve">   explicitly in </w:t>
+      </w:r>
+      <w:r>
+        <w:rPr>
+          <w:rFonts w:ascii="Consolas" w:hAnsi="Consolas"/>
+          <w:sz w:val="20"/>
+        </w:rPr>
+        <w:t>scope=</w:t>
+      </w:r>
+      <w:r>
+        <w:t xml:space="preserve"> is rejected unless the client has it</w:t>
+      </w:r>
+    </w:p>
+    <w:p>
+      <w:r>
+        <w:t xml:space="preserve">   in </w:t>
+      </w:r>
+      <w:r>
+        <w:rPr>
+          <w:rFonts w:ascii="Consolas" w:hAnsi="Consolas"/>
+          <w:sz w:val="20"/>
+        </w:rPr>
+        <w:t>defaultClientScopes</w:t>
+      </w:r>
+      <w:r>
+        <w:t xml:space="preserve"> or </w:t>
+      </w:r>
+      <w:r>
+        <w:rPr>
+          <w:rFonts w:ascii="Consolas" w:hAnsi="Consolas"/>
+          <w:sz w:val="20"/>
+        </w:rPr>
+        <w:t>optionalClientScopes</w:t>
+      </w:r>
+      <w:r>
+        <w:t>.</w:t>
       </w:r>
     </w:p>
     <w:p>
@@ -2924,7 +5806,32 @@
         <w:pStyle w:val="ListNumber"/>
       </w:pPr>
       <w:r>
-        <w:t>Keycloak's groups scope is a custom client scope, not a default-allowed scope on public clients. Requesting it explicitly in scope= is rejected unless the client has it in defaultClientScopes or optionalClientScopes.</w:t>
+        <w:t>**Headscale v2 validator requires all referenced tags to be</w:t>
+      </w:r>
+    </w:p>
+    <w:p>
+      <w:r>
+        <w:t xml:space="preserve">   declared in </w:t>
+      </w:r>
+      <w:r>
+        <w:rPr>
+          <w:rFonts w:ascii="Consolas" w:hAnsi="Consolas"/>
+          <w:sz w:val="20"/>
+        </w:rPr>
+        <w:t>tagOwners</w:t>
+      </w:r>
+      <w:r>
+        <w:t>**, even when the tag maps from an OIDC</w:t>
+      </w:r>
+    </w:p>
+    <w:p>
+      <w:r>
+        <w:t xml:space="preserve">   claim rather than a preauth key. (Pre-auth ACLs would have caught</w:t>
+      </w:r>
+    </w:p>
+    <w:p>
+      <w:r>
+        <w:t xml:space="preserve">   this, but we're using database mode for the POC.)</w:t>
       </w:r>
     </w:p>
     <w:p>
@@ -2932,18 +5839,296 @@
         <w:pStyle w:val="ListNumber"/>
       </w:pPr>
       <w:r>
-        <w:t>Headscale v2 validator requires all referenced tags to be declared in tagOwners, even when the tag maps from an OIDC claim rather than a preauth key.</w:t>
+        <w:t>**Flask session cookies signed with a shared key across pods</w:t>
+      </w:r>
+    </w:p>
+    <w:p>
+      <w:r>
+        <w:t xml:space="preserve">   decrypt on both pods.** Both portals shipped with the same</w:t>
+      </w:r>
+    </w:p>
+    <w:p>
+      <w:r>
+        <w:t xml:space="preserve">   </w:t>
+      </w:r>
+      <w:r>
+        <w:rPr>
+          <w:rFonts w:ascii="Consolas" w:hAnsi="Consolas"/>
+          <w:sz w:val="20"/>
+        </w:rPr>
+        <w:t>FLASK_SECRET</w:t>
+      </w:r>
+      <w:r>
+        <w:t xml:space="preserve"> placeholder, so the intranet's signed cookie</w:t>
+      </w:r>
+    </w:p>
+    <w:p>
+      <w:r>
+        <w:t xml:space="preserve">   decrypted on the customer pod — the customer then rendered</w:t>
+      </w:r>
+    </w:p>
+    <w:p>
+      <w:r>
+        <w:t xml:space="preserve">   </w:t>
+      </w:r>
+      <w:r>
+        <w:rPr>
+          <w:rFonts w:ascii="Consolas" w:hAnsi="Consolas"/>
+          <w:sz w:val="20"/>
+        </w:rPr>
+        <w:t>Welcome alice.</w:t>
+      </w:r>
+      <w:r>
+        <w:t xml:space="preserve"> even though alice had only ever logged into</w:t>
+      </w:r>
+    </w:p>
+    <w:p>
+      <w:r>
+        <w:t xml:space="preserve">   the intranet. Fixed with per-pod secrets</w:t>
+      </w:r>
+    </w:p>
+    <w:p>
+      <w:r>
+        <w:t xml:space="preserve">   (</w:t>
+      </w:r>
+      <w:r>
+        <w:rPr>
+          <w:rFonts w:ascii="Consolas" w:hAnsi="Consolas"/>
+          <w:sz w:val="20"/>
+        </w:rPr>
+        <w:t>polaris-poc-intranet-secret-CHANGE_ME</w:t>
+      </w:r>
+      <w:r>
+        <w:t xml:space="preserve"> vs</w:t>
+      </w:r>
+    </w:p>
+    <w:p>
+      <w:r>
+        <w:t xml:space="preserve">   </w:t>
+      </w:r>
+      <w:r>
+        <w:rPr>
+          <w:rFonts w:ascii="Consolas" w:hAnsi="Consolas"/>
+          <w:sz w:val="20"/>
+        </w:rPr>
+        <w:t>polaris-poc-customer-secret-CHANGE_ME</w:t>
+      </w:r>
+      <w:r>
+        <w:t>).</w:t>
       </w:r>
     </w:p>
     <w:p>
       <w:pPr>
-        <w:pStyle w:val="Heading1"/>
+        <w:pStyle w:val="ListNumber"/>
       </w:pPr>
       <w:r>
-        <w:t>Appendix A — sample end-to-end output</w:t>
+        <w:t>**Keycloak SSO bridges users at the realm level, not the client</w:t>
       </w:r>
     </w:p>
     <w:p>
+      <w:r>
+        <w:t xml:space="preserve">   level.** Once alice authenticated against the intranet, Keycloak</w:t>
+      </w:r>
+    </w:p>
+    <w:p>
+      <w:r>
+        <w:t xml:space="preserve">   had a session for her in the polaris realm. The customer pod</w:t>
+      </w:r>
+    </w:p>
+    <w:p>
+      <w:r>
+        <w:t xml:space="preserve">   redirected to Keycloak, Keycloak auto-logged-in alice</w:t>
+      </w:r>
+    </w:p>
+    <w:p>
+      <w:r>
+        <w:t xml:space="preserve">   (with </w:t>
+      </w:r>
+      <w:r>
+        <w:rPr>
+          <w:rFonts w:ascii="Consolas" w:hAnsi="Consolas"/>
+          <w:sz w:val="20"/>
+        </w:rPr>
+        <w:t>prompt=login</w:t>
+      </w:r>
+      <w:r>
+        <w:t xml:space="preserve"> even pre-filling the username field so</w:t>
+      </w:r>
+    </w:p>
+    <w:p>
+      <w:r>
+        <w:t xml:space="preserve">   only the password was visible), and the customer pod ended up</w:t>
+      </w:r>
+    </w:p>
+    <w:p>
+      <w:r>
+        <w:t xml:space="preserve">   authenticated as alice. Fixed with </w:t>
+      </w:r>
+      <w:r>
+        <w:rPr>
+          <w:rFonts w:ascii="Consolas" w:hAnsi="Consolas"/>
+          <w:sz w:val="20"/>
+        </w:rPr>
+        <w:t>prompt=login</w:t>
+      </w:r>
+      <w:r>
+        <w:t xml:space="preserve"> on the</w:t>
+      </w:r>
+    </w:p>
+    <w:p>
+      <w:r>
+        <w:t xml:space="preserve">   /login authorize URL AND </w:t>
+      </w:r>
+      <w:r>
+        <w:rPr>
+          <w:rFonts w:ascii="Consolas" w:hAnsi="Consolas"/>
+          <w:sz w:val="20"/>
+        </w:rPr>
+        <w:t>ctx.clear_cookies()</w:t>
+      </w:r>
+      <w:r>
+        <w:t xml:space="preserve"> between</w:t>
+      </w:r>
+    </w:p>
+    <w:p>
+      <w:r>
+        <w:t xml:space="preserve">   captures in the screenshot test. The production answer is</w:t>
+      </w:r>
+    </w:p>
+    <w:p>
+      <w:r>
+        <w:t xml:space="preserve">   per-portal OIDC clients — flagged as TODO.</w:t>
+      </w:r>
+    </w:p>
+    <w:p>
+      <w:pPr>
+        <w:pStyle w:val="ListNumber"/>
+      </w:pPr>
+      <w:r>
+        <w:rPr>
+          <w:b/>
+        </w:rPr>
+        <w:t>Grafana's `appUrl` is baked into the Docker image</w:t>
+      </w:r>
+      <w:r>
+        <w:t>, so even</w:t>
+      </w:r>
+    </w:p>
+    <w:p>
+      <w:r>
+        <w:t xml:space="preserve">   setting </w:t>
+      </w:r>
+      <w:r>
+        <w:rPr>
+          <w:rFonts w:ascii="Consolas" w:hAnsi="Consolas"/>
+          <w:sz w:val="20"/>
+        </w:rPr>
+        <w:t>GF_AUTH_GENERIC_OAUTH_AUTH_URL</w:t>
+      </w:r>
+      <w:r>
+        <w:t xml:space="preserve"> etc. doesn't change the</w:t>
+      </w:r>
+    </w:p>
+    <w:p>
+      <w:r>
+        <w:t xml:space="preserve">   redirect_uri Grafana sends to Keycloak. Without</w:t>
+      </w:r>
+    </w:p>
+    <w:p>
+      <w:r>
+        <w:t xml:space="preserve">   </w:t>
+      </w:r>
+      <w:r>
+        <w:rPr>
+          <w:rFonts w:ascii="Consolas" w:hAnsi="Consolas"/>
+          <w:sz w:val="20"/>
+        </w:rPr>
+        <w:t>GF_SERVER_ROOT_URL=http://127.0.0.1:13001</w:t>
+      </w:r>
+      <w:r>
+        <w:t>, Grafana would</w:t>
+      </w:r>
+    </w:p>
+    <w:p>
+      <w:r>
+        <w:t xml:space="preserve">   302-redirect to </w:t>
+      </w:r>
+      <w:r>
+        <w:rPr>
+          <w:rFonts w:ascii="Consolas" w:hAnsi="Consolas"/>
+          <w:sz w:val="20"/>
+        </w:rPr>
+        <w:t>http://grafana.polaris.ts.net/login/generic_oauth</w:t>
+      </w:r>
+    </w:p>
+    <w:p>
+      <w:r>
+        <w:t xml:space="preserve">   — which doesn't resolve on the test host.</w:t>
+      </w:r>
+    </w:p>
+    <w:p>
+      <w:pPr>
+        <w:pStyle w:val="ListNumber"/>
+      </w:pPr>
+      <w:r>
+        <w:rPr>
+          <w:b/>
+        </w:rPr>
+        <w:t>Grafana's `generic_oauth` doesn't implement PKCE</w:t>
+      </w:r>
+      <w:r>
+        <w:t>, so any</w:t>
+      </w:r>
+    </w:p>
+    <w:p>
+      <w:r>
+        <w:t xml:space="preserve">   client in Keycloak with </w:t>
+      </w:r>
+      <w:r>
+        <w:rPr>
+          <w:rFonts w:ascii="Consolas" w:hAnsi="Consolas"/>
+          <w:sz w:val="20"/>
+        </w:rPr>
+        <w:t>pkce.code.challenge.method</w:t>
+      </w:r>
+      <w:r>
+        <w:t xml:space="preserve"> enforced</w:t>
+      </w:r>
+    </w:p>
+    <w:p>
+      <w:r>
+        <w:t xml:space="preserve">   rejects the authorize call with `Missing parameter:</w:t>
+      </w:r>
+    </w:p>
+    <w:p>
+      <w:r>
+        <w:t xml:space="preserve">   code_challenge_method`. Workaround: leave PKCE off for the</w:t>
+      </w:r>
+    </w:p>
+    <w:p>
+      <w:r>
+        <w:t xml:space="preserve">   Grafana client only. The intranet and customer pods were</w:t>
+      </w:r>
+    </w:p>
+    <w:p>
+      <w:r>
+        <w:t xml:space="preserve">   updated to send PKCE.</w:t>
+      </w:r>
+    </w:p>
+    <w:p/>
+    <w:p>
+      <w:pPr>
+        <w:pStyle w:val="Heading2"/>
+      </w:pPr>
+      <w:r>
+        <w:t>Appendix A — sample end-to-end output</w:t>
+      </w:r>
+    </w:p>
+    <w:p/>
+    <w:p>
+      <w:pPr>
+        <w:pStyle w:val="NoSpacing"/>
+      </w:pPr>
       <w:r>
         <w:rPr>
           <w:rFonts w:ascii="Consolas" w:hAnsi="Consolas"/>
@@ -3011,12 +6196,54 @@
         <w:t xml:space="preserve">  /files: HTTP 403</w:t>
       </w:r>
     </w:p>
+    <w:p/>
+    <w:p>
+      <w:r>
+        <w:t>Negative case:</w:t>
+      </w:r>
+    </w:p>
+    <w:p/>
     <w:p>
       <w:pPr>
-        <w:pStyle w:val="Heading1"/>
+        <w:pStyle w:val="NoSpacing"/>
       </w:pPr>
       <w:r>
+        <w:rPr>
+          <w:rFonts w:ascii="Consolas" w:hAnsi="Consolas"/>
+          <w:sz w:val="18"/>
+        </w:rPr>
+        <w:t>=== alice-acme attempting pol-data-ops ===</w:t>
+        <w:br/>
+        <w:t xml:space="preserve">  STS OK with access_key 20LN0X4HSBLJFK4ITFUV...</w:t>
+        <w:br/>
+        <w:t xml:space="preserve">  pol-data-acme: ALLOWED (has 1 objects)</w:t>
+        <w:br/>
+        <w:t xml:space="preserve">  pol-data-ops: DENIED (AccessDenied: An error occurred (AccessDenied) ...)</w:t>
+      </w:r>
+    </w:p>
+    <w:p/>
+    <w:p>
+      <w:pPr>
+        <w:pStyle w:val="Heading2"/>
+      </w:pPr>
+      <w:r>
         <w:t>Appendix B — references</w:t>
+      </w:r>
+    </w:p>
+    <w:p/>
+    <w:p>
+      <w:pPr>
+        <w:pStyle w:val="ListBullet"/>
+      </w:pPr>
+      <w:r>
+        <w:t xml:space="preserve">MinIO STS source: </w:t>
+      </w:r>
+      <w:r>
+        <w:rPr>
+          <w:rFonts w:ascii="Consolas" w:hAnsi="Consolas"/>
+          <w:sz w:val="20"/>
+        </w:rPr>
+        <w:t>minio/cmd/sts-handlers.go</w:t>
       </w:r>
     </w:p>
     <w:p>
@@ -3024,7 +6251,27 @@
         <w:pStyle w:val="ListBullet"/>
       </w:pPr>
       <w:r>
-        <w:t>MinIO STS source: minio/cmd/sts-handlers.go</w:t>
+        <w:t xml:space="preserve">MinIO ARN format: </w:t>
+      </w:r>
+      <w:r>
+        <w:rPr>
+          <w:rFonts w:ascii="Consolas" w:hAnsi="Consolas"/>
+          <w:sz w:val="20"/>
+        </w:rPr>
+        <w:t>minio/internal/arn/arn.go</w:t>
+      </w:r>
+    </w:p>
+    <w:p>
+      <w:pPr>
+        <w:pStyle w:val="ListBullet"/>
+        <w:ind w:left="1440"/>
+      </w:pPr>
+      <w:r>
+        <w:rPr>
+          <w:rFonts w:ascii="Consolas" w:hAnsi="Consolas"/>
+          <w:sz w:val="20"/>
+        </w:rPr>
+        <w:t>arn:minio:iam:&lt;region&gt;::role/&lt;base64url(sha1(clientID))&gt;</w:t>
       </w:r>
     </w:p>
     <w:p>
@@ -3032,15 +6279,29 @@
         <w:pStyle w:val="ListBullet"/>
       </w:pPr>
       <w:r>
-        <w:t>MinIO ARN format: minio/internal/arn/arn.go — arn:minio:iam:&lt;region&gt;::role/&lt;base64url(sha1(clientID))&gt;</w:t>
+        <w:t xml:space="preserve">Keycloak 24 protocol mappers: </w:t>
+      </w:r>
+      <w:r>
+        <w:rPr>
+          <w:rFonts w:ascii="Consolas" w:hAnsi="Consolas"/>
+          <w:sz w:val="20"/>
+        </w:rPr>
+        <w:t>oidc-group-membership-mapper</w:t>
+      </w:r>
+      <w:r>
+        <w:t>,</w:t>
       </w:r>
     </w:p>
     <w:p>
-      <w:pPr>
-        <w:pStyle w:val="ListBullet"/>
-      </w:pPr>
-      <w:r>
-        <w:t>Keycloak 24 protocol mappers: oidc-group-membership-mapper, oidc-audience-mapper</w:t>
+      <w:r>
+        <w:t xml:space="preserve">  </w:t>
+      </w:r>
+      <w:r>
+        <w:rPr>
+          <w:rFonts w:ascii="Consolas" w:hAnsi="Consolas"/>
+          <w:sz w:val="20"/>
+        </w:rPr>
+        <w:t>oidc-audience-mapper</w:t>
       </w:r>
     </w:p>
     <w:p>

--- a/RUN_REPORT.docx
+++ b/RUN_REPORT.docx
@@ -114,41 +114,7 @@
           <w:p>
             <w:r/>
             <w:r>
-              <w:t>Duration</w:t>
-            </w:r>
-          </w:p>
-        </w:tc>
-        <w:tc>
-          <w:tcPr>
-            <w:tcW w:type="dxa" w:w="4320"/>
-          </w:tcPr>
-          <w:p>
-            <w:r/>
-            <w:r>
-              <w:t>6 days, end-to-end from a clean host</w:t>
-            </w:r>
-          </w:p>
-        </w:tc>
-      </w:tr>
-    </w:tbl>
-    <w:tbl>
-      <w:tblPr>
-        <w:tblW w:type="auto" w:w="0"/>
-        <w:tblLook w:firstColumn="1" w:firstRow="1" w:lastColumn="0" w:lastRow="0" w:noHBand="0" w:noVBand="1" w:val="04A0"/>
-      </w:tblPr>
-      <w:tblGrid>
-        <w:gridCol w:w="4320"/>
-        <w:gridCol w:w="4320"/>
-      </w:tblGrid>
-      <w:tr>
-        <w:tc>
-          <w:tcPr>
-            <w:tcW w:type="dxa" w:w="4320"/>
-          </w:tcPr>
-          <w:p>
-            <w:r/>
-            <w:r>
-              <w:t>Components</w:t>
+              <w:t>Componentes</w:t>
             </w:r>
           </w:p>
         </w:tc>
@@ -182,7 +148,7 @@
           <w:p>
             <w:r/>
             <w:r>
-              <w:t>Lines of code (apps)</w:t>
+              <w:t>Líneas de código (apps)</w:t>
             </w:r>
           </w:p>
         </w:tc>
@@ -216,7 +182,7 @@
           <w:p>
             <w:r/>
             <w:r>
-              <w:t>Infra files</w:t>
+              <w:t>Archivos de infra</w:t>
             </w:r>
           </w:p>
         </w:tc>
@@ -250,7 +216,7 @@
           <w:p>
             <w:r/>
             <w:r>
-              <w:t>Verified end-to-end</w:t>
+              <w:t>Usuarios OIDC verificados</w:t>
             </w:r>
           </w:p>
         </w:tc>
@@ -261,7 +227,7 @@
           <w:p>
             <w:r/>
             <w:r>
-              <w:t>6 OIDC users × 5 buckets, all isolated</w:t>
+              <w:t>6 (3 internos + 3 externos de tenants distintos)</w:t>
             </w:r>
           </w:p>
         </w:tc>
@@ -284,7 +250,7 @@
           <w:p>
             <w:r/>
             <w:r>
-              <w:t>Public repos (parent POC)</w:t>
+              <w:t>Aislamiento verificado</w:t>
             </w:r>
           </w:p>
         </w:tc>
@@ -294,6 +260,50 @@
           </w:tcPr>
           <w:p>
             <w:r/>
+            <w:r>
+              <w:t>6 usuarios × 5 buckets, RLS multi-tenant, denial sin grupo tenant</w:t>
+            </w:r>
+          </w:p>
+        </w:tc>
+      </w:tr>
+    </w:tbl>
+    <w:tbl>
+      <w:tblPr>
+        <w:tblW w:type="auto" w:w="0"/>
+        <w:tblLook w:firstColumn="1" w:firstRow="1" w:lastColumn="0" w:lastRow="0" w:noHBand="0" w:noVBand="1" w:val="04A0"/>
+      </w:tblPr>
+      <w:tblGrid>
+        <w:gridCol w:w="4320"/>
+        <w:gridCol w:w="4320"/>
+      </w:tblGrid>
+      <w:tr>
+        <w:tc>
+          <w:tcPr>
+            <w:tcW w:type="dxa" w:w="4320"/>
+          </w:tcPr>
+          <w:p>
+            <w:r/>
+            <w:r>
+              <w:t>Repos públicos</w:t>
+            </w:r>
+          </w:p>
+        </w:tc>
+        <w:tc>
+          <w:tcPr>
+            <w:tcW w:type="dxa" w:w="4320"/>
+          </w:tcPr>
+          <w:p>
+            <w:r/>
+            <w:r>
+              <w:rPr>
+                <w:rFonts w:ascii="Consolas" w:hAnsi="Consolas"/>
+                <w:sz w:val="20"/>
+              </w:rPr>
+              <w:t>cmarin78/polaris-poc</w:t>
+            </w:r>
+            <w:r>
+              <w:t xml:space="preserve">, </w:t>
+            </w:r>
             <w:r>
               <w:rPr>
                 <w:rFonts w:ascii="Consolas" w:hAnsi="Consolas"/>
@@ -318,12 +328,17 @@
     <w:p/>
     <w:p>
       <w:r>
-        <w:t>The POC demonstrates that you can build a production-shaped identity</w:t>
+        <w:t>El POC demuestra que se puede construir un tejido de identidad con forma</w:t>
       </w:r>
     </w:p>
     <w:p>
       <w:r>
-        <w:t>fabric without paying Tailscale/Auth0/AWS bills, on a single Linux box.</w:t>
+        <w:t>de producción sin pagar cuentas de Tailscale / Auth0 / AWS, sobre un único</w:t>
+      </w:r>
+    </w:p>
+    <w:p>
+      <w:r>
+        <w:t>host Linux.</w:t>
       </w:r>
     </w:p>
     <w:p/>
@@ -332,7 +347,231 @@
         <w:pStyle w:val="Heading2"/>
       </w:pPr>
       <w:r>
-        <w:t>2. Architecture</w:t>
+        <w:t>2. Escenario simulado</w:t>
+      </w:r>
+    </w:p>
+    <w:p/>
+    <w:p>
+      <w:r>
+        <w:t>El objetivo es validar el reemplazo de tres capas legadas por una sola</w:t>
+      </w:r>
+    </w:p>
+    <w:p>
+      <w:r>
+        <w:t>columna vertebral open-source:</w:t>
+      </w:r>
+    </w:p>
+    <w:p/>
+    <w:tbl>
+      <w:tblPr>
+        <w:tblW w:type="auto" w:w="0"/>
+        <w:tblLook w:firstColumn="1" w:firstRow="1" w:lastColumn="0" w:lastRow="0" w:noHBand="0" w:noVBand="1" w:val="04A0"/>
+      </w:tblPr>
+      <w:tblGrid>
+        <w:gridCol w:w="4320"/>
+        <w:gridCol w:w="4320"/>
+      </w:tblGrid>
+      <w:tr>
+        <w:tc>
+          <w:tcPr>
+            <w:tcW w:type="dxa" w:w="4320"/>
+          </w:tcPr>
+          <w:p>
+            <w:r/>
+            <w:r>
+              <w:t>Capa legada</w:t>
+            </w:r>
+          </w:p>
+        </w:tc>
+        <w:tc>
+          <w:tcPr>
+            <w:tcW w:type="dxa" w:w="4320"/>
+          </w:tcPr>
+          <w:p>
+            <w:r/>
+            <w:r>
+              <w:t>Reemplazo en el POC</w:t>
+            </w:r>
+          </w:p>
+        </w:tc>
+      </w:tr>
+    </w:tbl>
+    <w:tbl>
+      <w:tblPr>
+        <w:tblW w:type="auto" w:w="0"/>
+        <w:tblLook w:firstColumn="1" w:firstRow="1" w:lastColumn="0" w:lastRow="0" w:noHBand="0" w:noVBand="1" w:val="04A0"/>
+      </w:tblPr>
+      <w:tblGrid>
+        <w:gridCol w:w="4320"/>
+        <w:gridCol w:w="4320"/>
+      </w:tblGrid>
+      <w:tr>
+        <w:tc>
+          <w:tcPr>
+            <w:tcW w:type="dxa" w:w="4320"/>
+          </w:tcPr>
+          <w:p>
+            <w:r/>
+            <w:r>
+              <w:t>OpenVPN corporativo</w:t>
+            </w:r>
+          </w:p>
+        </w:tc>
+        <w:tc>
+          <w:tcPr>
+            <w:tcW w:type="dxa" w:w="4320"/>
+          </w:tcPr>
+          <w:p>
+            <w:r/>
+            <w:r>
+              <w:t>Headscale (control plane) + tailscale node clients</w:t>
+            </w:r>
+          </w:p>
+        </w:tc>
+      </w:tr>
+    </w:tbl>
+    <w:tbl>
+      <w:tblPr>
+        <w:tblW w:type="auto" w:w="0"/>
+        <w:tblLook w:firstColumn="1" w:firstRow="1" w:lastColumn="0" w:lastRow="0" w:noHBand="0" w:noVBand="1" w:val="04A0"/>
+      </w:tblPr>
+      <w:tblGrid>
+        <w:gridCol w:w="4320"/>
+        <w:gridCol w:w="4320"/>
+      </w:tblGrid>
+      <w:tr>
+        <w:tc>
+          <w:tcPr>
+            <w:tcW w:type="dxa" w:w="4320"/>
+          </w:tcPr>
+          <w:p>
+            <w:r/>
+            <w:r>
+              <w:t>Active Directory + SSO por app</w:t>
+            </w:r>
+          </w:p>
+        </w:tc>
+        <w:tc>
+          <w:tcPr>
+            <w:tcW w:type="dxa" w:w="4320"/>
+          </w:tcPr>
+          <w:p>
+            <w:r/>
+            <w:r>
+              <w:t>Keycloak como IDP único, OIDC contra todos los servicios</w:t>
+            </w:r>
+          </w:p>
+        </w:tc>
+      </w:tr>
+    </w:tbl>
+    <w:tbl>
+      <w:tblPr>
+        <w:tblW w:type="auto" w:w="0"/>
+        <w:tblLook w:firstColumn="1" w:firstRow="1" w:lastColumn="0" w:lastRow="0" w:noHBand="0" w:noVBand="1" w:val="04A0"/>
+      </w:tblPr>
+      <w:tblGrid>
+        <w:gridCol w:w="4320"/>
+        <w:gridCol w:w="4320"/>
+      </w:tblGrid>
+      <w:tr>
+        <w:tc>
+          <w:tcPr>
+            <w:tcW w:type="dxa" w:w="4320"/>
+          </w:tcPr>
+          <w:p>
+            <w:r/>
+            <w:r>
+              <w:t>Buckets S3 + IAM por aplicación</w:t>
+            </w:r>
+          </w:p>
+        </w:tc>
+        <w:tc>
+          <w:tcPr>
+            <w:tcW w:type="dxa" w:w="4320"/>
+          </w:tcPr>
+          <w:p>
+            <w:r/>
+            <w:r>
+              <w:t>MinIO con OIDC contra el mismo Keycloak, STS por tenant</w:t>
+            </w:r>
+          </w:p>
+        </w:tc>
+      </w:tr>
+    </w:tbl>
+    <w:tbl>
+      <w:tblPr>
+        <w:tblW w:type="auto" w:w="0"/>
+        <w:tblLook w:firstColumn="1" w:firstRow="1" w:lastColumn="0" w:lastRow="0" w:noHBand="0" w:noVBand="1" w:val="04A0"/>
+      </w:tblPr>
+      <w:tblGrid>
+        <w:gridCol w:w="4320"/>
+        <w:gridCol w:w="4320"/>
+      </w:tblGrid>
+      <w:tr>
+        <w:tc>
+          <w:tcPr>
+            <w:tcW w:type="dxa" w:w="4320"/>
+          </w:tcPr>
+          <w:p>
+            <w:r/>
+            <w:r>
+              <w:t>PostgreSQL con DB-per-tenant</w:t>
+            </w:r>
+          </w:p>
+        </w:tc>
+        <w:tc>
+          <w:tcPr>
+            <w:tcW w:type="dxa" w:w="4320"/>
+          </w:tcPr>
+          <w:p>
+            <w:r/>
+            <w:r>
+              <w:t xml:space="preserve">PostgreSQL con RLS + </w:t>
+            </w:r>
+            <w:r>
+              <w:rPr>
+                <w:rFonts w:ascii="Consolas" w:hAnsi="Consolas"/>
+                <w:sz w:val="20"/>
+              </w:rPr>
+              <w:t>SET LOCAL app.current_tenant_id</w:t>
+            </w:r>
+          </w:p>
+        </w:tc>
+      </w:tr>
+    </w:tbl>
+    <w:p/>
+    <w:p>
+      <w:r>
+        <w:t>La prueba de concepto levanta las tres capas en una sola máquina Linux,</w:t>
+      </w:r>
+    </w:p>
+    <w:p>
+      <w:r>
+        <w:t>las conecta a través de un cluster Kubernetes local (kind simulando EKS),</w:t>
+      </w:r>
+    </w:p>
+    <w:p>
+      <w:r>
+        <w:t>y ejercita el flujo end-to-end con seis usuarios reales (tres internos y</w:t>
+      </w:r>
+    </w:p>
+    <w:p>
+      <w:r>
+        <w:t>tres externos que representan tres clientes distintos del portal</w:t>
+      </w:r>
+    </w:p>
+    <w:p>
+      <w:r>
+        <w:t>multi-tenant).</w:t>
+      </w:r>
+    </w:p>
+    <w:p/>
+    <w:p>
+      <w:pPr>
+        <w:pStyle w:val="Heading2"/>
+      </w:pPr>
+      <w:r>
+        <w:t>3. Componentes y stack</w:t>
       </w:r>
     </w:p>
     <w:p/>
@@ -345,61 +584,51 @@
           <w:rFonts w:ascii="Consolas" w:hAnsi="Consolas"/>
           <w:sz w:val="18"/>
         </w:rPr>
-        <w:t xml:space="preserve">                     +-------------------+        +-----------------+</w:t>
+        <w:t xml:space="preserve">                    +-------------------+        +------------------+</w:t>
         <w:br/>
-        <w:t xml:space="preserve">                     | Keycloak 24 (IDP) |        | Headscale stable|</w:t>
+        <w:t xml:space="preserve">                    | Keycloak 24 (IDP) |        | Headscale stable |</w:t>
         <w:br/>
-        <w:t xml:space="preserve">                     |  :8081            |        |  :28080         |</w:t>
+        <w:t xml:space="preserve">                    |  :8081            |        |  :28080          |</w:t>
         <w:br/>
-        <w:t xml:space="preserve">                     |  realm: polaris   |        |  Tailscale ctrl |</w:t>
+        <w:t xml:space="preserve">                    |  realm: polaris   |        |  Tailscale ctrl  |</w:t>
         <w:br/>
-        <w:t xml:space="preserve">                     +---------+---------+        +--------+--------+</w:t>
+        <w:t xml:space="preserve">                    +---------+---------+        +--------+---------+</w:t>
         <w:br/>
-        <w:t xml:space="preserve">                               |                           |</w:t>
+        <w:t xml:space="preserve">                              |                           |</w:t>
         <w:br/>
-        <w:t xml:space="preserve">                               | OIDC + JWKS               | Noise</w:t>
+        <w:t xml:space="preserve">                              | OIDC + JWKS               | Noise</w:t>
         <w:br/>
-        <w:t xml:space="preserve">                               |                           |</w:t>
+        <w:t xml:space="preserve">                              |                           |</w:t>
         <w:br/>
-        <w:t>+-------------------+   +------v------+   +-------v----------------+</w:t>
+        <w:t>+-------------------+   +-----v------+   +-------v------------------+</w:t>
         <w:br/>
-        <w:t>|  Postgres 16      |   |   MinIO     |   |  kind cluster (EKS sim) |</w:t>
+        <w:t>|  Postgres 16      |   |   MinIO    |   |  kind cluster (EKS sim)  |</w:t>
         <w:br/>
-        <w:t>|  :5433            |   |  :9000/9001 |   |  1 control-plane + 1 w  |</w:t>
+        <w:t>|  :5433            |   |  :9000/9001|   |  1 control-plane + 1 work |</w:t>
         <w:br/>
-        <w:t>|  3 DBs + RLS      |   |  5 buckets  |   |  5 namespaces           |</w:t>
+        <w:t>|  3 DBs + RLS      |   |  5 buckets |   |  5 namespaces             |</w:t>
         <w:br/>
-        <w:t>+-------------------+   +-------------+   +---+-----+-------+--------+</w:t>
+        <w:t>+-------------------+   +------------+   +---+-----+-----+----------+</w:t>
         <w:br/>
-        <w:t xml:space="preserve">                                                |     |       |</w:t>
+        <w:t xml:space="preserve">                                              |     |     |</w:t>
         <w:br/>
-        <w:t xml:space="preserve">                                  +-------------+     |       +---------------+</w:t>
+        <w:t xml:space="preserve">                                +-------------+     |     +----------------+</w:t>
         <w:br/>
-        <w:t xml:space="preserve">                                  |                   |                       |</w:t>
+        <w:t xml:space="preserve">                                |                   |                      |</w:t>
         <w:br/>
-        <w:t xml:space="preserve">                            +-----v-----+  +---------v--+  +--------------+   |</w:t>
+        <w:t xml:space="preserve">                          +-----v-----+  +---------v---+  +--------------+ |</w:t>
         <w:br/>
-        <w:t xml:space="preserve">                            | intranet  |  |   grafana  |  |   customer   |   |</w:t>
+        <w:t xml:space="preserve">                          | intranet  |  |   grafana   |  |   customer   | |</w:t>
         <w:br/>
-        <w:t xml:space="preserve">                            | (Flask)   |  |  11.3 OSS  |  |  (Flask)     |   |</w:t>
+        <w:t xml:space="preserve">                          | (Flask)   |  |  11.3 OSS   |  |  (Flask)     | |</w:t>
         <w:br/>
-        <w:t xml:space="preserve">                            | 13000     |  |  13001     |  |  13002       |   |</w:t>
+        <w:t xml:space="preserve">                          | :13000    |  |  :13001     |  |  :13002      | |</w:t>
         <w:br/>
-        <w:t xml:space="preserve">                            +-----------+  +------------+  +--------------+   |</w:t>
+        <w:t xml:space="preserve">                          +-----------+  +-------------+  +--------------+ |</w:t>
         <w:br/>
-        <w:t xml:space="preserve">                                  |              |                  |         |</w:t>
+        <w:t xml:space="preserve">                                                                         |</w:t>
         <w:br/>
-        <w:t xml:space="preserve">                                  +--------------+------------------+---------+</w:t>
-        <w:br/>
-        <w:t xml:space="preserve">                                                  |</w:t>
-        <w:br/>
-        <w:t xml:space="preserve">                                          Traefin IP / Traefik NodePort 30080</w:t>
-      </w:r>
-    </w:p>
-    <w:p/>
-    <w:p>
-      <w:r>
-        <w:t>Stack components and what they map to in a real deployment:</w:t>
+        <w:t xml:space="preserve">                                                    Traefik NodePort 30080</w:t>
       </w:r>
     </w:p>
     <w:p/>
@@ -421,7 +650,7 @@
           <w:p>
             <w:r/>
             <w:r>
-              <w:t>POC component</w:t>
+              <w:t>Componente del POC</w:t>
             </w:r>
           </w:p>
         </w:tc>
@@ -432,7 +661,7 @@
           <w:p>
             <w:r/>
             <w:r>
-              <w:t>Real prod equivalent</w:t>
+              <w:t>Equivalente en producción real</w:t>
             </w:r>
           </w:p>
         </w:tc>
@@ -443,7 +672,7 @@
           <w:p>
             <w:r/>
             <w:r>
-              <w:t>Notes</w:t>
+              <w:t>Notas</w:t>
             </w:r>
           </w:p>
         </w:tc>
@@ -478,7 +707,7 @@
           <w:p>
             <w:r/>
             <w:r>
-              <w:t>Tailscale SaaS or Headscale HA</w:t>
+              <w:t>Tailscale SaaS o Headscale HA</w:t>
             </w:r>
           </w:p>
         </w:tc>
@@ -489,7 +718,7 @@
           <w:p>
             <w:r/>
             <w:r>
-              <w:t>WireGuard-based mesh, no app-layer routing</w:t>
+              <w:t>mesh WireGuard, sin routing a nivel de aplicación</w:t>
             </w:r>
           </w:p>
         </w:tc>
@@ -535,7 +764,7 @@
           <w:p>
             <w:r/>
             <w:r>
-              <w:t>OIDC + SAML + user federation</w:t>
+              <w:t>OIDC + SAML + federación de usuarios</w:t>
             </w:r>
           </w:p>
         </w:tc>
@@ -581,7 +810,7 @@
           <w:p>
             <w:r/>
             <w:r>
-              <w:t>RLS as the tenant-isolation contract</w:t>
+              <w:t>RLS como contrato de aislamiento por tenant</w:t>
             </w:r>
           </w:p>
         </w:tc>
@@ -605,7 +834,7 @@
           <w:p>
             <w:r/>
             <w:r>
-              <w:t>MinIO RELEASE.2024-01-18</w:t>
+              <w:t>MinIO RELEASE.2024-01</w:t>
             </w:r>
           </w:p>
         </w:tc>
@@ -627,7 +856,7 @@
           <w:p>
             <w:r/>
             <w:r>
-              <w:t>OIDC-native STS, no AWS lock-in</w:t>
+              <w:t>OIDC nativo + STS, sin lock-in de AWS</w:t>
             </w:r>
           </w:p>
         </w:tc>
@@ -673,7 +902,7 @@
           <w:p>
             <w:r/>
             <w:r>
-              <w:t>Same manifests, same Helm charts</w:t>
+              <w:t>mismos manifests, mismos charts Helm</w:t>
             </w:r>
           </w:p>
         </w:tc>
@@ -719,7 +948,7 @@
           <w:p>
             <w:r/>
             <w:r>
-              <w:t>L7 routing, TLS termination</w:t>
+              <w:t>ruteo L7, terminación TLS</w:t>
             </w:r>
           </w:p>
         </w:tc>
@@ -731,7 +960,23 @@
         <w:pStyle w:val="Heading2"/>
       </w:pPr>
       <w:r>
-        <w:t>3. Day-by-day breakdown</w:t>
+        <w:t>4. Setup</w:t>
+      </w:r>
+    </w:p>
+    <w:p/>
+    <w:p>
+      <w:r>
+        <w:t>El setup se compone de cinco etapas técnicas. No son días calendario; son</w:t>
+      </w:r>
+    </w:p>
+    <w:p>
+      <w:r>
+        <w:t>los componentes que hubo que poner en pie para que el flujo end-to-end</w:t>
+      </w:r>
+    </w:p>
+    <w:p>
+      <w:r>
+        <w:t>funcionara.</w:t>
       </w:r>
     </w:p>
     <w:p/>
@@ -740,41 +985,51 @@
         <w:pStyle w:val="Heading3"/>
       </w:pPr>
       <w:r>
-        <w:t>Day 1 — base stack (docker-compose)</w:t>
+        <w:t>4.1 Stack base (docker-compose)</w:t>
       </w:r>
     </w:p>
     <w:p/>
     <w:p>
       <w:r>
+        <w:t>Headscale + Keycloak + Postgres + MinIO arriba y healthy. Cinco buckets</w:t>
+      </w:r>
+    </w:p>
+    <w:p>
+      <w:r>
+        <w:t>creados, seis políticas IAM registradas, siete grupos en Keycloak, cuatro</w:t>
+      </w:r>
+    </w:p>
+    <w:p>
+      <w:r>
+        <w:t>clientes OIDC, seis usuarios seed.</w:t>
+      </w:r>
+    </w:p>
+    <w:p/>
+    <w:p>
+      <w:r>
         <w:rPr>
           <w:b/>
         </w:rPr>
-        <w:t>What</w:t>
-      </w:r>
-      <w:r>
-        <w:t>: Headscale + Keycloak + Postgres + MinIO up and healthy.</w:t>
-      </w:r>
-    </w:p>
-    <w:p>
-      <w:r>
-        <w:t>5 buckets created, 6 IAM policies registered, 7 Keycloak groups, 4</w:t>
-      </w:r>
-    </w:p>
-    <w:p>
-      <w:r>
-        <w:t>OIDC clients, 6 seed users.</w:t>
+        <w:t>Archivos clave</w:t>
+      </w:r>
+      <w:r>
+        <w:t>:</w:t>
       </w:r>
     </w:p>
     <w:p/>
     <w:p>
+      <w:pPr>
+        <w:pStyle w:val="ListBullet"/>
+      </w:pPr>
       <w:r>
         <w:rPr>
-          <w:b/>
+          <w:rFonts w:ascii="Consolas" w:hAnsi="Consolas"/>
+          <w:sz w:val="20"/>
         </w:rPr>
-        <w:t>Key files</w:t>
-      </w:r>
-      <w:r>
-        <w:t>:</w:t>
+        <w:t>docker-compose.yml</w:t>
+      </w:r>
+      <w:r>
+        <w:t xml:space="preserve"> — 4 servicios + un contenedor de bootstrap</w:t>
       </w:r>
     </w:p>
     <w:p>
@@ -786,10 +1041,20 @@
           <w:rFonts w:ascii="Consolas" w:hAnsi="Consolas"/>
           <w:sz w:val="20"/>
         </w:rPr>
-        <w:t>docker-compose.yml</w:t>
-      </w:r>
-      <w:r>
-        <w:t xml:space="preserve"> — 4 services + bootstrap container</w:t>
+        <w:t>headscale/config.yaml</w:t>
+      </w:r>
+      <w:r>
+        <w:t xml:space="preserve"> — DNS </w:t>
+      </w:r>
+      <w:r>
+        <w:rPr>
+          <w:rFonts w:ascii="Consolas" w:hAnsi="Consolas"/>
+          <w:sz w:val="20"/>
+        </w:rPr>
+        <w:t>polaris.ts.net</w:t>
+      </w:r>
+      <w:r>
+        <w:t>, nodo efímero timeout 30m</w:t>
       </w:r>
     </w:p>
     <w:p>
@@ -801,20 +1066,10 @@
           <w:rFonts w:ascii="Consolas" w:hAnsi="Consolas"/>
           <w:sz w:val="20"/>
         </w:rPr>
-        <w:t>headscale/config.yaml</w:t>
-      </w:r>
-      <w:r>
-        <w:t xml:space="preserve"> — DNS </w:t>
-      </w:r>
-      <w:r>
-        <w:rPr>
-          <w:rFonts w:ascii="Consolas" w:hAnsi="Consolas"/>
-          <w:sz w:val="20"/>
-        </w:rPr>
-        <w:t>polaris.ts.net</w:t>
-      </w:r>
-      <w:r>
-        <w:t>, ephemeral node timeout 30m</w:t>
+        <w:t>keycloak/realm-polaris.json</w:t>
+      </w:r>
+      <w:r>
+        <w:t xml:space="preserve"> — 7 grupos, 6 usuarios, 4 clientes OIDC</w:t>
       </w:r>
     </w:p>
     <w:p>
@@ -826,10 +1081,27 @@
           <w:rFonts w:ascii="Consolas" w:hAnsi="Consolas"/>
           <w:sz w:val="20"/>
         </w:rPr>
-        <w:t>keycloak/realm-polaris.json</w:t>
-      </w:r>
-      <w:r>
-        <w:t xml:space="preserve"> — 7 groups, 6 users, 4 OIDC clients</w:t>
+        <w:t>postgres/init.sql</w:t>
+      </w:r>
+      <w:r>
+        <w:t xml:space="preserve"> — 3 DBs, </w:t>
+      </w:r>
+      <w:r>
+        <w:rPr>
+          <w:rFonts w:ascii="Consolas" w:hAnsi="Consolas"/>
+          <w:sz w:val="20"/>
+        </w:rPr>
+        <w:t>pol_customer.customer_data</w:t>
+      </w:r>
+      <w:r>
+        <w:t xml:space="preserve"> con policy RLS </w:t>
+      </w:r>
+      <w:r>
+        <w:rPr>
+          <w:rFonts w:ascii="Consolas" w:hAnsi="Consolas"/>
+          <w:sz w:val="20"/>
+        </w:rPr>
+        <w:t>tenant_isolation</w:t>
       </w:r>
     </w:p>
     <w:p>
@@ -841,27 +1113,10 @@
           <w:rFonts w:ascii="Consolas" w:hAnsi="Consolas"/>
           <w:sz w:val="20"/>
         </w:rPr>
-        <w:t>postgres/init.sql</w:t>
-      </w:r>
-      <w:r>
-        <w:t xml:space="preserve"> — 3 DBs, </w:t>
-      </w:r>
-      <w:r>
-        <w:rPr>
-          <w:rFonts w:ascii="Consolas" w:hAnsi="Consolas"/>
-          <w:sz w:val="20"/>
-        </w:rPr>
-        <w:t>pol_customer.customer_data</w:t>
-      </w:r>
-      <w:r>
-        <w:t xml:space="preserve"> with RLS policy </w:t>
-      </w:r>
-      <w:r>
-        <w:rPr>
-          <w:rFonts w:ascii="Consolas" w:hAnsi="Consolas"/>
-          <w:sz w:val="20"/>
-        </w:rPr>
-        <w:t>tenant_isolation</w:t>
+        <w:t>scripts/minio_bootstrap.py</w:t>
+      </w:r>
+      <w:r>
+        <w:t xml:space="preserve"> — setup de buckets + IAM con boto3</w:t>
       </w:r>
     </w:p>
     <w:p>
@@ -873,10 +1128,78 @@
           <w:rFonts w:ascii="Consolas" w:hAnsi="Consolas"/>
           <w:sz w:val="20"/>
         </w:rPr>
-        <w:t>scripts/minio_bootstrap.py</w:t>
-      </w:r>
-      <w:r>
-        <w:t xml:space="preserve"> — boto3-based bucket + IAM setup</w:t>
+        <w:t>acl/policy.hujson</w:t>
+      </w:r>
+      <w:r>
+        <w:t xml:space="preserve"> — tagOwners + ACLs de Headscale</w:t>
+      </w:r>
+    </w:p>
+    <w:p/>
+    <w:p>
+      <w:r>
+        <w:rPr>
+          <w:b/>
+        </w:rPr>
+        <w:t>Bumps</w:t>
+      </w:r>
+      <w:r>
+        <w:t>:</w:t>
+      </w:r>
+    </w:p>
+    <w:p/>
+    <w:p>
+      <w:pPr>
+        <w:pStyle w:val="ListBullet"/>
+      </w:pPr>
+      <w:r>
+        <w:rPr>
+          <w:rFonts w:ascii="Consolas" w:hAnsi="Consolas"/>
+          <w:sz w:val="20"/>
+        </w:rPr>
+        <w:t>ghcr.io</w:t>
+      </w:r>
+      <w:r>
+        <w:t xml:space="preserve"> está bloqueado en este host, así que pineamos a imágenes</w:t>
+      </w:r>
+    </w:p>
+    <w:p>
+      <w:r>
+        <w:t xml:space="preserve">  cacheadas: </w:t>
+      </w:r>
+      <w:r>
+        <w:rPr>
+          <w:rFonts w:ascii="Consolas" w:hAnsi="Consolas"/>
+          <w:sz w:val="20"/>
+        </w:rPr>
+        <w:t>quay.io/keycloak/keycloak:24.0</w:t>
+      </w:r>
+      <w:r>
+        <w:t xml:space="preserve"> y</w:t>
+      </w:r>
+    </w:p>
+    <w:p>
+      <w:r>
+        <w:t xml:space="preserve">  </w:t>
+      </w:r>
+      <w:r>
+        <w:rPr>
+          <w:rFonts w:ascii="Consolas" w:hAnsi="Consolas"/>
+          <w:sz w:val="20"/>
+        </w:rPr>
+        <w:t>headscale/headscale:stable</w:t>
+      </w:r>
+      <w:r>
+        <w:t xml:space="preserve"> (</w:t>
+      </w:r>
+      <w:r>
+        <w:rPr>
+          <w:rFonts w:ascii="Consolas" w:hAnsi="Consolas"/>
+          <w:sz w:val="20"/>
+        </w:rPr>
+        <w:t>v0.29.4</w:t>
+      </w:r>
+      <w:r>
+        <w:t>).</w:t>
       </w:r>
     </w:p>
     <w:p>
@@ -888,22 +1211,30 @@
           <w:rFonts w:ascii="Consolas" w:hAnsi="Consolas"/>
           <w:sz w:val="20"/>
         </w:rPr>
-        <w:t>acl/policy.hujson</w:t>
-      </w:r>
-      <w:r>
-        <w:t xml:space="preserve"> — Headscale tagOwners + ACLs</w:t>
+        <w:t>dl.min.io</w:t>
+      </w:r>
+      <w:r>
+        <w:t xml:space="preserve"> devuelve 410 Gone (los archivos open-source de MinIO se</w:t>
       </w:r>
     </w:p>
-    <w:p/>
     <w:p>
       <w:r>
+        <w:t xml:space="preserve">  discontinuaron en 2026). Cacheamos</w:t>
+      </w:r>
+    </w:p>
+    <w:p>
+      <w:r>
+        <w:t xml:space="preserve">  </w:t>
+      </w:r>
+      <w:r>
         <w:rPr>
-          <w:b/>
+          <w:rFonts w:ascii="Consolas" w:hAnsi="Consolas"/>
+          <w:sz w:val="20"/>
         </w:rPr>
-        <w:t>Bumps</w:t>
-      </w:r>
-      <w:r>
-        <w:t>:</w:t>
+        <w:t>quay.io/minio/minio:RELEASE.2024-01-18T22-51-28Z</w:t>
+      </w:r>
+      <w:r>
+        <w:t>.</w:t>
       </w:r>
     </w:p>
     <w:p>
@@ -911,46 +1242,42 @@
         <w:pStyle w:val="ListBullet"/>
       </w:pPr>
       <w:r>
+        <w:t xml:space="preserve">Keycloak 24 rechaza </w:t>
+      </w:r>
+      <w:r>
         <w:rPr>
           <w:rFonts w:ascii="Consolas" w:hAnsi="Consolas"/>
           <w:sz w:val="20"/>
         </w:rPr>
-        <w:t>ghcr.io</w:t>
-      </w:r>
-      <w:r>
-        <w:t xml:space="preserve"> is blocked on this host, so we pinned to cached </w:t>
+        <w:t>permanentLockoutThreshold</w:t>
+      </w:r>
+      <w:r>
+        <w:t xml:space="preserve"> / </w:t>
       </w:r>
       <w:r>
         <w:rPr>
           <w:rFonts w:ascii="Consolas" w:hAnsi="Consolas"/>
           <w:sz w:val="20"/>
         </w:rPr>
-        <w:t>quay.io/keycloak/keycloak:24.0</w:t>
+        <w:t>failureFactor</w:t>
+      </w:r>
+      <w:r>
+        <w:t xml:space="preserve"> /</w:t>
       </w:r>
     </w:p>
     <w:p>
       <w:r>
-        <w:t xml:space="preserve">  and </w:t>
+        <w:t xml:space="preserve">  </w:t>
       </w:r>
       <w:r>
         <w:rPr>
           <w:rFonts w:ascii="Consolas" w:hAnsi="Consolas"/>
           <w:sz w:val="20"/>
         </w:rPr>
-        <w:t>headscale/headscale:stable</w:t>
-      </w:r>
-      <w:r>
-        <w:t xml:space="preserve"> (</w:t>
-      </w:r>
-      <w:r>
-        <w:rPr>
-          <w:rFonts w:ascii="Consolas" w:hAnsi="Consolas"/>
-          <w:sz w:val="20"/>
-        </w:rPr>
-        <w:t>v0.29.4</w:t>
-      </w:r>
-      <w:r>
-        <w:t>).</w:t>
+        <w:t>waitIncrementSeconds</w:t>
+      </w:r>
+      <w:r>
+        <w:t xml:space="preserve"> en el realm JSON — esas claves fueron removidas.</w:t>
       </w:r>
     </w:p>
     <w:p>
@@ -958,80 +1285,7 @@
         <w:pStyle w:val="ListBullet"/>
       </w:pPr>
       <w:r>
-        <w:rPr>
-          <w:rFonts w:ascii="Consolas" w:hAnsi="Consolas"/>
-          <w:sz w:val="20"/>
-        </w:rPr>
-        <w:t>dl.min.io</w:t>
-      </w:r>
-      <w:r>
-        <w:t xml:space="preserve"> returns 410 Gone (the open-source MinIO archives were</w:t>
-      </w:r>
-    </w:p>
-    <w:p>
-      <w:r>
-        <w:t xml:space="preserve">  discontinued in 2026). Cached </w:t>
-      </w:r>
-      <w:r>
-        <w:rPr>
-          <w:rFonts w:ascii="Consolas" w:hAnsi="Consolas"/>
-          <w:sz w:val="20"/>
-        </w:rPr>
-        <w:t>quay.io/minio/minio:RELEASE.2024-01-18T22-51-28Z</w:t>
-      </w:r>
-      <w:r>
-        <w:t>.</w:t>
-      </w:r>
-    </w:p>
-    <w:p>
-      <w:pPr>
-        <w:pStyle w:val="ListBullet"/>
-      </w:pPr>
-      <w:r>
-        <w:t xml:space="preserve">Keycloak 24 rejects </w:t>
-      </w:r>
-      <w:r>
-        <w:rPr>
-          <w:rFonts w:ascii="Consolas" w:hAnsi="Consolas"/>
-          <w:sz w:val="20"/>
-        </w:rPr>
-        <w:t>permanentLockoutThreshold</w:t>
-      </w:r>
-      <w:r>
-        <w:t xml:space="preserve"> / </w:t>
-      </w:r>
-      <w:r>
-        <w:rPr>
-          <w:rFonts w:ascii="Consolas" w:hAnsi="Consolas"/>
-          <w:sz w:val="20"/>
-        </w:rPr>
-        <w:t>failureFactor</w:t>
-      </w:r>
-      <w:r>
-        <w:t xml:space="preserve"> /</w:t>
-      </w:r>
-    </w:p>
-    <w:p>
-      <w:r>
-        <w:t xml:space="preserve">  </w:t>
-      </w:r>
-      <w:r>
-        <w:rPr>
-          <w:rFonts w:ascii="Consolas" w:hAnsi="Consolas"/>
-          <w:sz w:val="20"/>
-        </w:rPr>
-        <w:t>waitIncrementSeconds</w:t>
-      </w:r>
-      <w:r>
-        <w:t xml:space="preserve"> in the realm JSON — those keys were removed.</w:t>
-      </w:r>
-    </w:p>
-    <w:p>
-      <w:pPr>
-        <w:pStyle w:val="ListBullet"/>
-      </w:pPr>
-      <w:r>
-        <w:t xml:space="preserve">Keycloak 24 rejects </w:t>
+        <w:t xml:space="preserve">Keycloak 24 rechaza </w:t>
       </w:r>
       <w:r>
         <w:rPr>
@@ -1041,12 +1295,17 @@
         <w:t>firstName: "Bob (eng)"</w:t>
       </w:r>
       <w:r>
-        <w:t xml:space="preserve"> — parens are stripped on</w:t>
+        <w:t xml:space="preserve"> — los paréntesis se</w:t>
       </w:r>
     </w:p>
     <w:p>
       <w:r>
-        <w:t xml:space="preserve">  import, leading to a firstName/lastName mismatch. Removed parens.</w:t>
+        <w:t xml:space="preserve">  quitan en el import, rompiendo la dupla firstName/lastName. Los</w:t>
+      </w:r>
+    </w:p>
+    <w:p>
+      <w:r>
+        <w:t xml:space="preserve">  sacamos del realm.</w:t>
       </w:r>
     </w:p>
     <w:p/>
@@ -1055,20 +1314,11 @@
         <w:pStyle w:val="Heading3"/>
       </w:pPr>
       <w:r>
-        <w:t>Day 2 — kind cluster (EKS sim)</w:t>
+        <w:t>4.2 Cluster kind (simulando EKS)</w:t>
       </w:r>
     </w:p>
     <w:p/>
     <w:p>
-      <w:r>
-        <w:rPr>
-          <w:b/>
-        </w:rPr>
-        <w:t>What</w:t>
-      </w:r>
-      <w:r>
-        <w:t xml:space="preserve">: </w:t>
-      </w:r>
       <w:r>
         <w:rPr>
           <w:rFonts w:ascii="Consolas" w:hAnsi="Consolas"/>
@@ -1077,7 +1327,7 @@
         <w:t>kind</w:t>
       </w:r>
       <w:r>
-        <w:t xml:space="preserve"> cluster with 1 control-plane + 1 worker. 5 namespaces</w:t>
+        <w:t xml:space="preserve"> con 1 control-plane + 1 worker. Cinco namespaces</w:t>
       </w:r>
     </w:p>
     <w:p>
@@ -1134,7 +1384,7 @@
         <w:t>pol-system</w:t>
       </w:r>
       <w:r>
-        <w:t>). Traefik ingress controller (NodePort 30080/30443).</w:t>
+        <w:t>). Traefik como ingress controller (NodePort 30080/30443).</w:t>
       </w:r>
     </w:p>
     <w:p/>
@@ -1143,10 +1393,10 @@
         <w:rPr>
           <w:b/>
         </w:rPr>
-        <w:t>Pivot</w:t>
-      </w:r>
-      <w:r>
-        <w:t xml:space="preserve">: Started with </w:t>
+        <w:t>Pivote</w:t>
+      </w:r>
+      <w:r>
+        <w:t xml:space="preserve">: arrancamos con </w:t>
       </w:r>
       <w:r>
         <w:rPr>
@@ -1156,8 +1406,10 @@
         <w:t>k3d</w:t>
       </w:r>
       <w:r>
-        <w:t xml:space="preserve"> per the design but </w:t>
-      </w:r>
+        <w:t xml:space="preserve"> siguiendo el diseño, pero</w:t>
+      </w:r>
+    </w:p>
+    <w:p>
       <w:r>
         <w:rPr>
           <w:rFonts w:ascii="Consolas" w:hAnsi="Consolas"/>
@@ -1165,10 +1417,8 @@
         </w:rPr>
         <w:t>ghcr.io/k3d-io/k3d-tools</w:t>
       </w:r>
-    </w:p>
-    <w:p>
-      <w:r>
-        <w:t xml:space="preserve">is blocked. </w:t>
+      <w:r>
+        <w:t xml:space="preserve"> está bloqueado. </w:t>
       </w:r>
       <w:r>
         <w:rPr>
@@ -1178,7 +1428,12 @@
         <w:t>kind</w:t>
       </w:r>
       <w:r>
-        <w:t xml:space="preserve"> was already cached as </w:t>
+        <w:t xml:space="preserve"> ya estaba cacheado</w:t>
+      </w:r>
+    </w:p>
+    <w:p>
+      <w:r>
+        <w:t xml:space="preserve">como </w:t>
       </w:r>
       <w:r>
         <w:rPr>
@@ -1188,12 +1443,7 @@
         <w:t>kindest/node:v1.30.0</w:t>
       </w:r>
       <w:r>
-        <w:t>. Switch</w:t>
-      </w:r>
-    </w:p>
-    <w:p>
-      <w:r>
-        <w:t>took ~10 min.</w:t>
+        <w:t>. El cambio llevó ~10 minutos.</w:t>
       </w:r>
     </w:p>
     <w:p/>
@@ -1202,10 +1452,10 @@
         <w:rPr>
           <w:b/>
         </w:rPr>
-        <w:t>Second pivot</w:t>
-      </w:r>
-      <w:r>
-        <w:t xml:space="preserve">: kind's </w:t>
+        <w:t>Segundo pivote</w:t>
+      </w:r>
+      <w:r>
+        <w:t xml:space="preserve">: el </w:t>
       </w:r>
       <w:r>
         <w:rPr>
@@ -1215,18 +1465,20 @@
         <w:t>extraPortMappings</w:t>
       </w:r>
       <w:r>
-        <w:t xml:space="preserve"> (to expose pods on host)</w:t>
+        <w:t xml:space="preserve"> de kind (para exponer pods en</w:t>
       </w:r>
     </w:p>
     <w:p>
       <w:r>
-        <w:t>collided with the docker port allocator's phantom reservations — kind</w:t>
+        <w:t>el host) colisionaba con reservas fantasma del allocator de puertos de</w:t>
       </w:r>
     </w:p>
     <w:p>
       <w:r>
-        <w:t xml:space="preserve">refused to start. Pivoted to Traefik NodePort + </w:t>
-      </w:r>
+        <w:t>docker — kind se rehusaba a arrancar. Pivotamos a Traefik NodePort +</w:t>
+      </w:r>
+    </w:p>
+    <w:p>
       <w:r>
         <w:rPr>
           <w:rFonts w:ascii="Consolas" w:hAnsi="Consolas"/>
@@ -1234,10 +1486,13 @@
         </w:rPr>
         <w:t>kubectl port-forward</w:t>
       </w:r>
+      <w:r>
+        <w:t xml:space="preserve"> para los tests. Los mismos manifests funcionan</w:t>
+      </w:r>
     </w:p>
     <w:p>
       <w:r>
-        <w:t xml:space="preserve">for testing. Same manifests work in EKS with </w:t>
+        <w:t xml:space="preserve">en EKS con </w:t>
       </w:r>
       <w:r>
         <w:rPr>
@@ -1256,21 +1511,23 @@
         <w:rPr>
           <w:b/>
         </w:rPr>
-        <w:t>Connectivity verified</w:t>
-      </w:r>
-      <w:r>
-        <w:t>: pods inside kind reach headscale, keycloak,</w:t>
+        <w:t>Conectividad verificada</w:t>
+      </w:r>
+      <w:r>
+        <w:t>: los pods dentro de kind alcanzan a</w:t>
       </w:r>
     </w:p>
     <w:p>
       <w:r>
-        <w:t>minio, and postgres via their docker-compose hostnames (kind nodes</w:t>
+        <w:t>headscale, keycloak, minio y postgres por sus hostnames de</w:t>
       </w:r>
     </w:p>
     <w:p>
       <w:r>
-        <w:t xml:space="preserve">joined the </w:t>
-      </w:r>
+        <w:t>docker-compose (los nodos de kind están joined a la red</w:t>
+      </w:r>
+    </w:p>
+    <w:p>
       <w:r>
         <w:rPr>
           <w:rFonts w:ascii="Consolas" w:hAnsi="Consolas"/>
@@ -1279,7 +1536,7 @@
         <w:t>polaris_polaris_default</w:t>
       </w:r>
       <w:r>
-        <w:t xml:space="preserve"> docker network).</w:t>
+        <w:t>).</w:t>
       </w:r>
     </w:p>
     <w:p/>
@@ -1288,20 +1545,11 @@
         <w:pStyle w:val="Heading3"/>
       </w:pPr>
       <w:r>
-        <w:t>Day 3 — intranet portal + STS proxy</w:t>
+        <w:t>4.3 Portal intranet</w:t>
       </w:r>
     </w:p>
     <w:p/>
     <w:p>
-      <w:r>
-        <w:rPr>
-          <w:b/>
-        </w:rPr>
-        <w:t>What</w:t>
-      </w:r>
-      <w:r>
-        <w:t xml:space="preserve">: </w:t>
-      </w:r>
       <w:r>
         <w:rPr>
           <w:rFonts w:ascii="Consolas" w:hAnsi="Consolas"/>
@@ -1315,7 +1563,7 @@
     </w:p>
     <w:p>
       <w:r>
-        <w:t xml:space="preserve">psycopg2) deployed in </w:t>
+        <w:t xml:space="preserve">psycopg2) desplegado en </w:t>
       </w:r>
       <w:r>
         <w:rPr>
@@ -1325,7 +1573,7 @@
         <w:t>pol-intranet</w:t>
       </w:r>
       <w:r>
-        <w:t xml:space="preserve">. </w:t>
+        <w:t xml:space="preserve">. Endpoints </w:t>
       </w:r>
       <w:r>
         <w:rPr>
@@ -1335,8 +1583,10 @@
         <w:t>/healthz</w:t>
       </w:r>
       <w:r>
-        <w:t xml:space="preserve">, </w:t>
-      </w:r>
+        <w:t>,</w:t>
+      </w:r>
+    </w:p>
+    <w:p>
       <w:r>
         <w:rPr>
           <w:rFonts w:ascii="Consolas" w:hAnsi="Consolas"/>
@@ -1354,10 +1604,8 @@
         </w:rPr>
         <w:t>/files</w:t>
       </w:r>
-    </w:p>
-    <w:p>
-      <w:r>
-        <w:t xml:space="preserve">endpoints. </w:t>
+      <w:r>
+        <w:t xml:space="preserve">. </w:t>
       </w:r>
       <w:r>
         <w:rPr>
@@ -1367,7 +1615,7 @@
         <w:t>/files</w:t>
       </w:r>
       <w:r>
-        <w:t xml:space="preserve"> proxies STS </w:t>
+        <w:t xml:space="preserve"> proxea el STS </w:t>
       </w:r>
       <w:r>
         <w:rPr>
@@ -1376,13 +1624,10 @@
         </w:rPr>
         <w:t>AssumeRoleWithWebIdentity</w:t>
       </w:r>
-      <w:r>
-        <w:t xml:space="preserve"> against MinIO</w:t>
-      </w:r>
     </w:p>
     <w:p>
       <w:r>
-        <w:t>with the user's Keycloak access_token.</w:t>
+        <w:t>contra MinIO con el access_token de Keycloak del usuario.</w:t>
       </w:r>
     </w:p>
     <w:p/>
@@ -1391,7 +1636,7 @@
         <w:rPr>
           <w:b/>
         </w:rPr>
-        <w:t>Six users verified end-to-end</w:t>
+        <w:t>Seis usuarios verificados end-to-end</w:t>
       </w:r>
       <w:r>
         <w:t>:</w:t>
@@ -1417,7 +1662,7 @@
           <w:p>
             <w:r/>
             <w:r>
-              <w:t>user</w:t>
+              <w:t>usuario</w:t>
             </w:r>
           </w:p>
         </w:tc>
@@ -1428,7 +1673,7 @@
           <w:p>
             <w:r/>
             <w:r>
-              <w:t>group</w:t>
+              <w:t>grupo</w:t>
             </w:r>
           </w:p>
         </w:tc>
@@ -1439,7 +1684,7 @@
           <w:p>
             <w:r/>
             <w:r>
-              <w:t>sees bucket</w:t>
+              <w:t>bucket</w:t>
             </w:r>
           </w:p>
         </w:tc>
@@ -1450,7 +1695,7 @@
           <w:p>
             <w:r/>
             <w:r>
-              <w:t>result</w:t>
+              <w:t>resultado</w:t>
             </w:r>
           </w:p>
         </w:tc>
@@ -1807,7 +2052,7 @@
     <w:p/>
     <w:p>
       <w:r>
-        <w:t xml:space="preserve">Negative test: </w:t>
+        <w:t xml:space="preserve">Test negativo: </w:t>
       </w:r>
       <w:r>
         <w:rPr>
@@ -1817,7 +2062,7 @@
         <w:t>alice-acme</w:t>
       </w:r>
       <w:r>
-        <w:t xml:space="preserve"> requesting </w:t>
+        <w:t xml:space="preserve"> pidiendo </w:t>
       </w:r>
       <w:r>
         <w:rPr>
@@ -1846,10 +2091,69 @@
         <w:rPr>
           <w:b/>
         </w:rPr>
-        <w:t>Bumps that took real time</w:t>
+        <w:t>Bumps que costaron tiempo real</w:t>
       </w:r>
       <w:r>
         <w:t>:</w:t>
+      </w:r>
+    </w:p>
+    <w:p/>
+    <w:p>
+      <w:pPr>
+        <w:pStyle w:val="ListNumber"/>
+      </w:pPr>
+      <w:r>
+        <w:t xml:space="preserve">MinIO </w:t>
+      </w:r>
+      <w:r>
+        <w:rPr>
+          <w:rFonts w:ascii="Consolas" w:hAnsi="Consolas"/>
+          <w:sz w:val="20"/>
+        </w:rPr>
+        <w:t>PutUserPolicy</w:t>
+      </w:r>
+      <w:r>
+        <w:t xml:space="preserve"> (API IAM de AWS) devuelve *"Unsupported action</w:t>
+      </w:r>
+    </w:p>
+    <w:p>
+      <w:r>
+        <w:t xml:space="preserve">   PutUserPolicy"* — MinIO implementa IAM por su propia admin API, no</w:t>
+      </w:r>
+    </w:p>
+    <w:p>
+      <w:r>
+        <w:t xml:space="preserve">   por el endpoint PutUserPolicy de AWS. Fix: HTTP PUT crudo contra</w:t>
+      </w:r>
+    </w:p>
+    <w:p>
+      <w:r>
+        <w:t xml:space="preserve">   </w:t>
+      </w:r>
+      <w:r>
+        <w:rPr>
+          <w:rFonts w:ascii="Consolas" w:hAnsi="Consolas"/>
+          <w:sz w:val="20"/>
+        </w:rPr>
+        <w:t>/minio/admin/v3/add-canned-policy?name=&lt;nombre&gt;</w:t>
+      </w:r>
+      <w:r>
+        <w:t xml:space="preserve"> firmado con sigv4</w:t>
+      </w:r>
+    </w:p>
+    <w:p>
+      <w:r>
+        <w:t xml:space="preserve">   (</w:t>
+      </w:r>
+      <w:r>
+        <w:rPr>
+          <w:rFonts w:ascii="Consolas" w:hAnsi="Consolas"/>
+          <w:sz w:val="20"/>
+        </w:rPr>
+        <w:t>service=s3</w:t>
+      </w:r>
+      <w:r>
+        <w:t>).</w:t>
       </w:r>
     </w:p>
     <w:p>
@@ -1857,47 +2161,22 @@
         <w:pStyle w:val="ListNumber"/>
       </w:pPr>
       <w:r>
-        <w:t xml:space="preserve">MinIO </w:t>
+        <w:t>MinIO rechaza la firma sigv4 con *"incorrect service"* si firmás con</w:t>
+      </w:r>
+    </w:p>
+    <w:p>
+      <w:r>
+        <w:t xml:space="preserve">   </w:t>
       </w:r>
       <w:r>
         <w:rPr>
           <w:rFonts w:ascii="Consolas" w:hAnsi="Consolas"/>
           <w:sz w:val="20"/>
         </w:rPr>
-        <w:t>PutUserPolicy</w:t>
-      </w:r>
-      <w:r>
-        <w:t xml:space="preserve"> (AWS IAM API) returns *"Unsupported action</w:t>
-      </w:r>
-    </w:p>
-    <w:p>
-      <w:r>
-        <w:t xml:space="preserve">   PutUserPolicy"* — MinIO implements IAM through its own admin API,</w:t>
-      </w:r>
-    </w:p>
-    <w:p>
-      <w:r>
-        <w:t xml:space="preserve">   not the AWS IAM PutUserPolicy endpoint. Fix: raw HTTP PUT to</w:t>
-      </w:r>
-    </w:p>
-    <w:p>
-      <w:r>
-        <w:t xml:space="preserve">   </w:t>
-      </w:r>
-      <w:r>
-        <w:rPr>
-          <w:rFonts w:ascii="Consolas" w:hAnsi="Consolas"/>
-          <w:sz w:val="20"/>
-        </w:rPr>
-        <w:t>/minio/admin/v3/add-canned-policy?name=&lt;name&gt;</w:t>
-      </w:r>
-      <w:r>
-        <w:t xml:space="preserve"> signed with sigv4</w:t>
-      </w:r>
-    </w:p>
-    <w:p>
-      <w:r>
-        <w:t xml:space="preserve">   (service=</w:t>
+        <w:t>service=admin</w:t>
+      </w:r>
+      <w:r>
+        <w:t xml:space="preserve">. El service correcto es </w:t>
       </w:r>
       <w:r>
         <w:rPr>
@@ -1907,7 +2186,7 @@
         <w:t>s3</w:t>
       </w:r>
       <w:r>
-        <w:t>).</w:t>
+        <w:t>.</w:t>
       </w:r>
     </w:p>
     <w:p>
@@ -1915,32 +2194,67 @@
         <w:pStyle w:val="ListNumber"/>
       </w:pPr>
       <w:r>
-        <w:t>MinIO rejects the sigv4 signature with *"incorrect service"* if you</w:t>
-      </w:r>
-    </w:p>
-    <w:p>
-      <w:r>
-        <w:t xml:space="preserve">   sign with </w:t>
+        <w:t xml:space="preserve">El query param es </w:t>
       </w:r>
       <w:r>
         <w:rPr>
           <w:rFonts w:ascii="Consolas" w:hAnsi="Consolas"/>
           <w:sz w:val="20"/>
         </w:rPr>
-        <w:t>service=admin</w:t>
-      </w:r>
-      <w:r>
-        <w:t xml:space="preserve">. The correct service is </w:t>
+        <w:t>?name=</w:t>
+      </w:r>
+      <w:r>
+        <w:t xml:space="preserve">, NO </w:t>
       </w:r>
       <w:r>
         <w:rPr>
           <w:rFonts w:ascii="Consolas" w:hAnsi="Consolas"/>
           <w:sz w:val="20"/>
         </w:rPr>
-        <w:t>s3</w:t>
-      </w:r>
-      <w:r>
-        <w:t>.</w:t>
+        <w:t>?policyName=</w:t>
+      </w:r>
+      <w:r>
+        <w:t xml:space="preserve"> (la doc usa</w:t>
+      </w:r>
+    </w:p>
+    <w:p>
+      <w:r>
+        <w:t xml:space="preserve">   </w:t>
+      </w:r>
+      <w:r>
+        <w:rPr>
+          <w:rFonts w:ascii="Consolas" w:hAnsi="Consolas"/>
+          <w:sz w:val="20"/>
+        </w:rPr>
+        <w:t>policyName</w:t>
+      </w:r>
+      <w:r>
+        <w:t xml:space="preserve"> porque así lo lee </w:t>
+      </w:r>
+      <w:r>
+        <w:rPr>
+          <w:rFonts w:ascii="Consolas" w:hAnsi="Consolas"/>
+          <w:sz w:val="20"/>
+        </w:rPr>
+        <w:t>mc admin policy</w:t>
+      </w:r>
+      <w:r>
+        <w:t>; el protocolo wire</w:t>
+      </w:r>
+    </w:p>
+    <w:p>
+      <w:r>
+        <w:t xml:space="preserve">   es </w:t>
+      </w:r>
+      <w:r>
+        <w:rPr>
+          <w:rFonts w:ascii="Consolas" w:hAnsi="Consolas"/>
+          <w:sz w:val="20"/>
+        </w:rPr>
+        <w:t>name</w:t>
+      </w:r>
+      <w:r>
+        <w:t>).</w:t>
       </w:r>
     </w:p>
     <w:p>
@@ -1948,32 +2262,22 @@
         <w:pStyle w:val="ListNumber"/>
       </w:pPr>
       <w:r>
-        <w:t xml:space="preserve">The query param is </w:t>
+        <w:t xml:space="preserve">Con </w:t>
       </w:r>
       <w:r>
         <w:rPr>
           <w:rFonts w:ascii="Consolas" w:hAnsi="Consolas"/>
           <w:sz w:val="20"/>
         </w:rPr>
-        <w:t>?name=</w:t>
-      </w:r>
-      <w:r>
-        <w:t xml:space="preserve">, NOT </w:t>
-      </w:r>
-      <w:r>
-        <w:rPr>
-          <w:rFonts w:ascii="Consolas" w:hAnsi="Consolas"/>
-          <w:sz w:val="20"/>
-        </w:rPr>
-        <w:t>?policyName=</w:t>
-      </w:r>
-      <w:r>
-        <w:t xml:space="preserve"> (the docs use</w:t>
+        <w:t>MINIO_IDENTITY_OPENID_ROLE_POLICY</w:t>
+      </w:r>
+      <w:r>
+        <w:t xml:space="preserve"> seteado, MinIO requiere un</w:t>
       </w:r>
     </w:p>
     <w:p>
       <w:r>
-        <w:t xml:space="preserve">   </w:t>
+        <w:t xml:space="preserve">   RoleArn estilo ARN, no un </w:t>
       </w:r>
       <w:r>
         <w:rPr>
@@ -1983,32 +2287,37 @@
         <w:t>policyName</w:t>
       </w:r>
       <w:r>
-        <w:t xml:space="preserve"> because that's how </w:t>
+        <w:t>. El formato es</w:t>
+      </w:r>
+    </w:p>
+    <w:p>
+      <w:r>
+        <w:t xml:space="preserve">   </w:t>
       </w:r>
       <w:r>
         <w:rPr>
           <w:rFonts w:ascii="Consolas" w:hAnsi="Consolas"/>
           <w:sz w:val="20"/>
         </w:rPr>
-        <w:t>mc admin policy</w:t>
-      </w:r>
-      <w:r>
-        <w:t xml:space="preserve"> reads it; the wire</w:t>
+        <w:t>arn:minio:iam:&lt;region&gt;::role/&lt;base64url(sha1(clientID))&gt;</w:t>
+      </w:r>
+      <w:r>
+        <w:t xml:space="preserve"> — ojo con</w:t>
       </w:r>
     </w:p>
     <w:p>
       <w:r>
-        <w:t xml:space="preserve">   protocol is </w:t>
+        <w:t xml:space="preserve">   el separador </w:t>
       </w:r>
       <w:r>
         <w:rPr>
           <w:rFonts w:ascii="Consolas" w:hAnsi="Consolas"/>
           <w:sz w:val="20"/>
         </w:rPr>
-        <w:t>name</w:t>
-      </w:r>
-      <w:r>
-        <w:t>).</w:t>
+        <w:t>::</w:t>
+      </w:r>
+      <w:r>
+        <w:t xml:space="preserve"> entre region y account-id, y el account-id vacío.</w:t>
       </w:r>
     </w:p>
     <w:p>
@@ -2016,67 +2325,62 @@
         <w:pStyle w:val="ListNumber"/>
       </w:pPr>
       <w:r>
-        <w:t xml:space="preserve">With </w:t>
+        <w:t xml:space="preserve">MinIO con </w:t>
       </w:r>
       <w:r>
         <w:rPr>
           <w:rFonts w:ascii="Consolas" w:hAnsi="Consolas"/>
           <w:sz w:val="20"/>
         </w:rPr>
-        <w:t>MINIO_IDENTITY_OPENID_ROLE_POLICY</w:t>
-      </w:r>
-      <w:r>
-        <w:t xml:space="preserve"> set, MinIO requires an</w:t>
-      </w:r>
-    </w:p>
-    <w:p>
-      <w:r>
-        <w:t xml:space="preserve">   ARN-style RoleArn, not a </w:t>
+        <w:t>CLAIM_NAME=groups</w:t>
+      </w:r>
+      <w:r>
+        <w:t xml:space="preserve"> y </w:t>
       </w:r>
       <w:r>
         <w:rPr>
           <w:rFonts w:ascii="Consolas" w:hAnsi="Consolas"/>
           <w:sz w:val="20"/>
         </w:rPr>
-        <w:t>policyName</w:t>
-      </w:r>
-      <w:r>
-        <w:t>. The format is</w:t>
+        <w:t>ROLE_POLICY</w:t>
+      </w:r>
+      <w:r>
+        <w:t xml:space="preserve"> configurados a la vez</w:t>
       </w:r>
     </w:p>
     <w:p>
       <w:r>
-        <w:t xml:space="preserve">   </w:t>
+        <w:t xml:space="preserve">   falla con *"Role Policy and Claim Name cannot both be set"*.</w:t>
+      </w:r>
+    </w:p>
+    <w:p>
+      <w:r>
+        <w:t xml:space="preserve">   Sacamos </w:t>
       </w:r>
       <w:r>
         <w:rPr>
           <w:rFonts w:ascii="Consolas" w:hAnsi="Consolas"/>
           <w:sz w:val="20"/>
         </w:rPr>
-        <w:t>arn:minio:iam:&lt;region&gt;::role/&lt;base64url(sha1(clientID))&gt;</w:t>
-      </w:r>
-      <w:r>
-        <w:t xml:space="preserve"> — note the</w:t>
+        <w:t>ROLE_POLICY</w:t>
+      </w:r>
+      <w:r>
+        <w:t xml:space="preserve"> para usar el camino basado en claims</w:t>
       </w:r>
     </w:p>
     <w:p>
       <w:r>
-        <w:t xml:space="preserve">   </w:t>
+        <w:t xml:space="preserve">   (</w:t>
       </w:r>
       <w:r>
         <w:rPr>
           <w:rFonts w:ascii="Consolas" w:hAnsi="Consolas"/>
           <w:sz w:val="20"/>
         </w:rPr>
-        <w:t>::</w:t>
-      </w:r>
-      <w:r>
-        <w:t xml:space="preserve"> separator between region and account-id, and the empty</w:t>
-      </w:r>
-    </w:p>
-    <w:p>
-      <w:r>
-        <w:t xml:space="preserve">   account-id.</w:t>
+        <w:t>DummyRoleARN</w:t>
+      </w:r>
+      <w:r>
+        <w:t>).</w:t>
       </w:r>
     </w:p>
     <w:p>
@@ -2084,7 +2388,7 @@
         <w:pStyle w:val="ListNumber"/>
       </w:pPr>
       <w:r>
-        <w:t xml:space="preserve">MinIO with </w:t>
+        <w:t xml:space="preserve">Con </w:t>
       </w:r>
       <w:r>
         <w:rPr>
@@ -2094,52 +2398,49 @@
         <w:t>CLAIM_NAME=groups</w:t>
       </w:r>
       <w:r>
-        <w:t xml:space="preserve"> and </w:t>
+        <w:t xml:space="preserve">, el access_token necesita </w:t>
       </w:r>
       <w:r>
         <w:rPr>
           <w:rFonts w:ascii="Consolas" w:hAnsi="Consolas"/>
           <w:sz w:val="20"/>
         </w:rPr>
-        <w:t>ROLE_POLICY</w:t>
-      </w:r>
-      <w:r>
-        <w:t xml:space="preserve"> simultaneously</w:t>
+        <w:t>aud=&lt;client_id&gt;</w:t>
       </w:r>
     </w:p>
     <w:p>
       <w:r>
-        <w:t xml:space="preserve">   configured fails with *"Role Policy and Claim Name cannot both be</w:t>
+        <w:t xml:space="preserve">   seteado explícitamente, si no MinIO rechaza con *"STS JWT Token has</w:t>
       </w:r>
     </w:p>
     <w:p>
       <w:r>
-        <w:t xml:space="preserve">   set"*. Dropped </w:t>
+        <w:t xml:space="preserve">   </w:t>
       </w:r>
       <w:r>
         <w:rPr>
           <w:rFonts w:ascii="Consolas" w:hAnsi="Consolas"/>
           <w:sz w:val="20"/>
         </w:rPr>
-        <w:t>ROLE_POLICY</w:t>
-      </w:r>
-      <w:r>
-        <w:t xml:space="preserve"> to use the claim-based path</w:t>
-      </w:r>
-    </w:p>
-    <w:p>
-      <w:r>
-        <w:t xml:space="preserve">   (</w:t>
+        <w:t>aud</w:t>
+      </w:r>
+      <w:r>
+        <w:t xml:space="preserve"> claim invalid"*. Agregamos un </w:t>
       </w:r>
       <w:r>
         <w:rPr>
           <w:rFonts w:ascii="Consolas" w:hAnsi="Consolas"/>
           <w:sz w:val="20"/>
         </w:rPr>
-        <w:t>DummyRoleARN</w:t>
-      </w:r>
-      <w:r>
-        <w:t>).</w:t>
+        <w:t>oidc-audience-mapper</w:t>
+      </w:r>
+      <w:r>
+        <w:t xml:space="preserve"> a cada</w:t>
+      </w:r>
+    </w:p>
+    <w:p>
+      <w:r>
+        <w:t xml:space="preserve">   cliente OIDC.</w:t>
       </w:r>
     </w:p>
     <w:p>
@@ -2147,66 +2448,6 @@
         <w:pStyle w:val="ListNumber"/>
       </w:pPr>
       <w:r>
-        <w:t xml:space="preserve">With </w:t>
-      </w:r>
-      <w:r>
-        <w:rPr>
-          <w:rFonts w:ascii="Consolas" w:hAnsi="Consolas"/>
-          <w:sz w:val="20"/>
-        </w:rPr>
-        <w:t>CLAIM_NAME=groups</w:t>
-      </w:r>
-      <w:r>
-        <w:t xml:space="preserve">, the access token needs </w:t>
-      </w:r>
-      <w:r>
-        <w:rPr>
-          <w:rFonts w:ascii="Consolas" w:hAnsi="Consolas"/>
-          <w:sz w:val="20"/>
-        </w:rPr>
-        <w:t>aud=&lt;client_id&gt;</w:t>
-      </w:r>
-    </w:p>
-    <w:p>
-      <w:r>
-        <w:t xml:space="preserve">   set explicitly, otherwise MinIO rejects with *"STS JWT Token has</w:t>
-      </w:r>
-    </w:p>
-    <w:p>
-      <w:r>
-        <w:t xml:space="preserve">   </w:t>
-      </w:r>
-      <w:r>
-        <w:rPr>
-          <w:rFonts w:ascii="Consolas" w:hAnsi="Consolas"/>
-          <w:sz w:val="20"/>
-        </w:rPr>
-        <w:t>aud</w:t>
-      </w:r>
-      <w:r>
-        <w:t xml:space="preserve"> claim invalid"*. Added an </w:t>
-      </w:r>
-      <w:r>
-        <w:rPr>
-          <w:rFonts w:ascii="Consolas" w:hAnsi="Consolas"/>
-          <w:sz w:val="20"/>
-        </w:rPr>
-        <w:t>oidc-audience-mapper</w:t>
-      </w:r>
-      <w:r>
-        <w:t xml:space="preserve"> to each OIDC</w:t>
-      </w:r>
-    </w:p>
-    <w:p>
-      <w:r>
-        <w:t xml:space="preserve">   client.</w:t>
-      </w:r>
-    </w:p>
-    <w:p>
-      <w:pPr>
-        <w:pStyle w:val="ListNumber"/>
-      </w:pPr>
-      <w:r>
         <w:rPr>
           <w:rFonts w:ascii="Consolas" w:hAnsi="Consolas"/>
           <w:sz w:val="20"/>
@@ -2214,7 +2455,7 @@
         <w:t>boto3.client("sts")</w:t>
       </w:r>
       <w:r>
-        <w:t xml:space="preserve"> forbids empty </w:t>
+        <w:t xml:space="preserve"> rechaza </w:t>
       </w:r>
       <w:r>
         <w:rPr>
@@ -2224,17 +2465,17 @@
         <w:t>RoleArn</w:t>
       </w:r>
       <w:r>
-        <w:t xml:space="preserve"> (min length 20), but</w:t>
+        <w:t xml:space="preserve"> vacío (largo mínimo 20),</w:t>
       </w:r>
     </w:p>
     <w:p>
       <w:r>
-        <w:t xml:space="preserve">   MinIO's claim-based path requires no RoleArn. Switched the Flask</w:t>
+        <w:t xml:space="preserve">   pero el camino claim-based de MinIO requiere no pasar RoleArn.</w:t>
       </w:r>
     </w:p>
     <w:p>
       <w:r>
-        <w:t xml:space="preserve">   </w:t>
+        <w:t xml:space="preserve">   Cambiamos el </w:t>
       </w:r>
       <w:r>
         <w:rPr>
@@ -2244,7 +2485,7 @@
         <w:t>/files</w:t>
       </w:r>
       <w:r>
-        <w:t xml:space="preserve"> to raw HTTP for the STS call.</w:t>
+        <w:t xml:space="preserve"> del Flask a HTTP crudo para la llamada STS.</w:t>
       </w:r>
     </w:p>
     <w:p/>
@@ -2253,20 +2494,11 @@
         <w:pStyle w:val="Heading3"/>
       </w:pPr>
       <w:r>
-        <w:t>Day 4 — Grafana portal</w:t>
+        <w:t>4.4 Portal Grafana</w:t>
       </w:r>
     </w:p>
     <w:p/>
     <w:p>
-      <w:r>
-        <w:rPr>
-          <w:b/>
-        </w:rPr>
-        <w:t>What</w:t>
-      </w:r>
-      <w:r>
-        <w:t xml:space="preserve">: </w:t>
-      </w:r>
       <w:r>
         <w:rPr>
           <w:rFonts w:ascii="Consolas" w:hAnsi="Consolas"/>
@@ -2275,7 +2507,7 @@
         <w:t>polaris-grafana:latest</w:t>
       </w:r>
       <w:r>
-        <w:t xml:space="preserve"> (based on </w:t>
+        <w:t xml:space="preserve"> (basado en </w:t>
       </w:r>
       <w:r>
         <w:rPr>
@@ -2285,12 +2517,12 @@
         <w:t>tailscale-grafana</w:t>
       </w:r>
       <w:r>
-        <w:t>).</w:t>
+        <w:t>). Generic OAuth</w:t>
       </w:r>
     </w:p>
     <w:p>
       <w:r>
-        <w:t>Generic OAuth against Keycloak, role mapping via JMESPath:</w:t>
+        <w:t>contra Keycloak, role mapping vía JMESPath:</w:t>
       </w:r>
     </w:p>
     <w:p/>
@@ -2309,7 +2541,7 @@
     <w:p/>
     <w:p>
       <w:r>
-        <w:t xml:space="preserve">Postgres datasource </w:t>
+        <w:t xml:space="preserve">Datasource Postgres </w:t>
       </w:r>
       <w:r>
         <w:rPr>
@@ -2319,12 +2551,12 @@
         <w:t>polaris-postgres</w:t>
       </w:r>
       <w:r>
-        <w:t xml:space="preserve"> provisioned automatically,</w:t>
+        <w:t xml:space="preserve"> provisionada automáticamente,</w:t>
       </w:r>
     </w:p>
     <w:p>
       <w:r>
-        <w:t xml:space="preserve">pointing at </w:t>
+        <w:t xml:space="preserve">apuntando a la DB </w:t>
       </w:r>
       <w:r>
         <w:rPr>
@@ -2334,7 +2566,7 @@
         <w:t>pol_grafana</w:t>
       </w:r>
       <w:r>
-        <w:t xml:space="preserve"> DB. Seeded 720 rows of </w:t>
+        <w:t xml:space="preserve">. Seed de 720 filas de </w:t>
       </w:r>
       <w:r>
         <w:rPr>
@@ -2346,7 +2578,7 @@
     </w:p>
     <w:p>
       <w:r>
-        <w:t>service × region × minute for time-series demo.</w:t>
+        <w:t>servicio × región × minuto para una demo time-series.</w:t>
       </w:r>
     </w:p>
     <w:p/>
@@ -2355,11 +2587,13 @@
         <w:rPr>
           <w:b/>
         </w:rPr>
-        <w:t>All 6 users mapped correctly</w:t>
-      </w:r>
-      <w:r>
-        <w:t xml:space="preserve"> (verified by decoding </w:t>
-      </w:r>
+        <w:t>Los 6 usuarios mapeados correctamente</w:t>
+      </w:r>
+      <w:r>
+        <w:t xml:space="preserve"> (verificado decodificando</w:t>
+      </w:r>
+    </w:p>
+    <w:p>
       <w:r>
         <w:rPr>
           <w:rFonts w:ascii="Consolas" w:hAnsi="Consolas"/>
@@ -2389,7 +2623,7 @@
           <w:p>
             <w:r/>
             <w:r>
-              <w:t>user</w:t>
+              <w:t>usuario</w:t>
             </w:r>
           </w:p>
         </w:tc>
@@ -2400,7 +2634,7 @@
           <w:p>
             <w:r/>
             <w:r>
-              <w:t>expected Grafana role</w:t>
+              <w:t>rol Grafana esperado</w:t>
             </w:r>
           </w:p>
         </w:tc>
@@ -2619,7 +2853,7 @@
         <w:t>Bump</w:t>
       </w:r>
       <w:r>
-        <w:t xml:space="preserve">: Keycloak rejected </w:t>
+        <w:t xml:space="preserve">: Keycloak rechazó </w:t>
       </w:r>
       <w:r>
         <w:rPr>
@@ -2629,12 +2863,12 @@
         <w:t>scope=openid profile email groups</w:t>
       </w:r>
       <w:r>
-        <w:t xml:space="preserve"> because</w:t>
+        <w:t xml:space="preserve"> porque</w:t>
       </w:r>
     </w:p>
     <w:p>
       <w:r>
-        <w:t xml:space="preserve">the </w:t>
+        <w:t xml:space="preserve">el scope </w:t>
       </w:r>
       <w:r>
         <w:rPr>
@@ -2644,10 +2878,13 @@
         <w:t>groups</w:t>
       </w:r>
       <w:r>
-        <w:t xml:space="preserve"> scope wasn't in pol-grafana's allowed scopes. Dropped</w:t>
+        <w:t xml:space="preserve"> no estaba en los scopes permitidos de pol-grafana.</w:t>
       </w:r>
     </w:p>
     <w:p>
+      <w:r>
+        <w:t xml:space="preserve">Sacamos </w:t>
+      </w:r>
       <w:r>
         <w:rPr>
           <w:rFonts w:ascii="Consolas" w:hAnsi="Consolas"/>
@@ -2656,12 +2893,12 @@
         <w:t>groups</w:t>
       </w:r>
       <w:r>
-        <w:t xml:space="preserve"> from the scope request (it's added implicitly by the realm's</w:t>
+        <w:t xml:space="preserve"> del request de scope (lo agrega implícitamente el</w:t>
       </w:r>
     </w:p>
     <w:p>
       <w:r>
-        <w:t xml:space="preserve">default-default-client-scopes), and the same for </w:t>
+        <w:t xml:space="preserve">realm via default-default-client-scopes), y también </w:t>
       </w:r>
       <w:r>
         <w:rPr>
@@ -2670,11 +2907,11 @@
         </w:rPr>
         <w:t>profile</w:t>
       </w:r>
-      <w:r>
-        <w:t xml:space="preserve"> (used</w:t>
-      </w:r>
     </w:p>
     <w:p>
+      <w:r>
+        <w:t xml:space="preserve">(quedó </w:t>
+      </w:r>
       <w:r>
         <w:rPr>
           <w:rFonts w:ascii="Consolas" w:hAnsi="Consolas"/>
@@ -2683,7 +2920,7 @@
         <w:t>openid email</w:t>
       </w:r>
       <w:r>
-        <w:t xml:space="preserve"> only).</w:t>
+        <w:t>).</w:t>
       </w:r>
     </w:p>
     <w:p/>
@@ -2692,20 +2929,11 @@
         <w:pStyle w:val="Heading3"/>
       </w:pPr>
       <w:r>
-        <w:t>Day 5 — customer portal (SQL RLS)</w:t>
+        <w:t>4.5 Portal customer (SQL RLS)</w:t>
       </w:r>
     </w:p>
     <w:p/>
     <w:p>
-      <w:r>
-        <w:rPr>
-          <w:b/>
-        </w:rPr>
-        <w:t>What</w:t>
-      </w:r>
-      <w:r>
-        <w:t xml:space="preserve">: </w:t>
-      </w:r>
       <w:r>
         <w:rPr>
           <w:rFonts w:ascii="Consolas" w:hAnsi="Consolas"/>
@@ -2714,7 +2942,7 @@
         <w:t>polaris-customer:latest</w:t>
       </w:r>
       <w:r>
-        <w:t xml:space="preserve"> (Flask) deployed in </w:t>
+        <w:t xml:space="preserve"> (Flask) desplegado en </w:t>
       </w:r>
       <w:r>
         <w:rPr>
@@ -2724,27 +2952,27 @@
         <w:t>pol-customer</w:t>
       </w:r>
       <w:r>
-        <w:t>.</w:t>
+        <w:t>. Mapeo de</w:t>
       </w:r>
     </w:p>
     <w:p>
       <w:r>
-        <w:t>Tenant mapping via Keycloak groups → tenant_id → `SET LOCAL</w:t>
+        <w:t>tenant vía grupos de Keycloak → tenant_id → `SET LOCAL</w:t>
       </w:r>
     </w:p>
     <w:p>
       <w:r>
-        <w:t>app.current_tenant_id` → Postgres RLS. Two-layer defense: tenant data is</w:t>
+        <w:t>app.current_tenant_id` → RLS de Postgres. Defensa en dos capas: el</w:t>
       </w:r>
     </w:p>
     <w:p>
       <w:r>
-        <w:t>isolated by RLS at the DB level AND by per-tenant MinIO IAM policies</w:t>
+        <w:t>tenant data está aislado por RLS a nivel DB Y por políticas IAM</w:t>
       </w:r>
     </w:p>
     <w:p>
       <w:r>
-        <w:t>on the bucket side.</w:t>
+        <w:t>per-tenant de MinIO a nivel bucket.</w:t>
       </w:r>
     </w:p>
     <w:p/>
@@ -2753,10 +2981,10 @@
         <w:rPr>
           <w:b/>
         </w:rPr>
-        <w:t>Tenant isolation verified</w:t>
-      </w:r>
-      <w:r>
-        <w:t xml:space="preserve"> (cross-tenant reads blocked):</w:t>
+        <w:t>Aislamiento verificado</w:t>
+      </w:r>
+      <w:r>
+        <w:t xml:space="preserve"> (lecturas cross-tenant bloqueadas):</w:t>
       </w:r>
     </w:p>
     <w:p/>
@@ -2779,7 +3007,7 @@
           <w:p>
             <w:r/>
             <w:r>
-              <w:t>user</w:t>
+              <w:t>usuario</w:t>
             </w:r>
           </w:p>
         </w:tc>
@@ -2790,7 +3018,7 @@
           <w:p>
             <w:r/>
             <w:r>
-              <w:t>group</w:t>
+              <w:t>grupo</w:t>
             </w:r>
           </w:p>
         </w:tc>
@@ -2859,7 +3087,7 @@
           <w:p>
             <w:r/>
             <w:r>
-              <w:t>2 ACME rows</w:t>
+              <w:t>2 filas ACME</w:t>
             </w:r>
           </w:p>
         </w:tc>
@@ -2917,7 +3145,7 @@
           <w:p>
             <w:r/>
             <w:r>
-              <w:t>2 BRIGHT rows</w:t>
+              <w:t>2 filas BRIGHT</w:t>
             </w:r>
           </w:p>
         </w:tc>
@@ -2975,7 +3203,7 @@
           <w:p>
             <w:r/>
             <w:r>
-              <w:t>1 partner row</w:t>
+              <w:t>1 fila partner</w:t>
             </w:r>
           </w:p>
         </w:tc>
@@ -3033,7 +3261,7 @@
           <w:p>
             <w:r/>
             <w:r>
-              <w:t>403 (no tenant)</w:t>
+              <w:t>403 (sin grupo tenant)</w:t>
             </w:r>
           </w:p>
         </w:tc>
@@ -3056,10 +3284,93 @@
         <w:rPr>
           <w:b/>
         </w:rPr>
-        <w:t>Three real bugs found and fixed during Day 5</w:t>
+        <w:t>Tres bugs reales que aparecieron en este tramo y cómo se arreglaron</w:t>
       </w:r>
       <w:r>
         <w:t>:</w:t>
+      </w:r>
+    </w:p>
+    <w:p/>
+    <w:p>
+      <w:pPr>
+        <w:pStyle w:val="ListNumber"/>
+      </w:pPr>
+      <w:r>
+        <w:rPr>
+          <w:rFonts w:ascii="Consolas" w:hAnsi="Consolas"/>
+          <w:sz w:val="20"/>
+        </w:rPr>
+        <w:t>SET LOCAL</w:t>
+      </w:r>
+      <w:r>
+        <w:t xml:space="preserve"> requiere una transacción abierta. La primera versión de</w:t>
+      </w:r>
+    </w:p>
+    <w:p>
+      <w:r>
+        <w:t xml:space="preserve">   </w:t>
+      </w:r>
+      <w:r>
+        <w:rPr>
+          <w:rFonts w:ascii="Consolas" w:hAnsi="Consolas"/>
+          <w:sz w:val="20"/>
+        </w:rPr>
+        <w:t>_set_tenant</w:t>
+      </w:r>
+      <w:r>
+        <w:t xml:space="preserve"> ejecutaba cada statement en su propio autocommit —</w:t>
+      </w:r>
+    </w:p>
+    <w:p>
+      <w:r>
+        <w:t xml:space="preserve">   entonces el </w:t>
+      </w:r>
+      <w:r>
+        <w:rPr>
+          <w:rFonts w:ascii="Consolas" w:hAnsi="Consolas"/>
+          <w:sz w:val="20"/>
+        </w:rPr>
+        <w:t>SET LOCAL</w:t>
+      </w:r>
+      <w:r>
+        <w:t xml:space="preserve"> se descartaba. Se arregló con </w:t>
+      </w:r>
+      <w:r>
+        <w:rPr>
+          <w:rFonts w:ascii="Consolas" w:hAnsi="Consolas"/>
+          <w:sz w:val="20"/>
+        </w:rPr>
+        <w:t>with conn:</w:t>
+      </w:r>
+    </w:p>
+    <w:p>
+      <w:r>
+        <w:t xml:space="preserve">   (abre un tx explícito) y mergeando </w:t>
+      </w:r>
+      <w:r>
+        <w:rPr>
+          <w:rFonts w:ascii="Consolas" w:hAnsi="Consolas"/>
+          <w:sz w:val="20"/>
+        </w:rPr>
+        <w:t>_set_tenant</w:t>
+      </w:r>
+      <w:r>
+        <w:t xml:space="preserve"> + el SELECT en una</w:t>
+      </w:r>
+    </w:p>
+    <w:p>
+      <w:r>
+        <w:t xml:space="preserve">   sola cadena de </w:t>
+      </w:r>
+      <w:r>
+        <w:rPr>
+          <w:rFonts w:ascii="Consolas" w:hAnsi="Consolas"/>
+          <w:sz w:val="20"/>
+        </w:rPr>
+        <w:t>cur.execute</w:t>
+      </w:r>
+      <w:r>
+        <w:t>.</w:t>
       </w:r>
     </w:p>
     <w:p>
@@ -3071,25 +3382,30 @@
           <w:rFonts w:ascii="Consolas" w:hAnsi="Consolas"/>
           <w:sz w:val="20"/>
         </w:rPr>
-        <w:t>SET LOCAL</w:t>
-      </w:r>
-      <w:r>
-        <w:t xml:space="preserve"> requires an open transaction. The first version of</w:t>
+        <w:t>polaris_admin</w:t>
+      </w:r>
+      <w:r>
+        <w:t xml:space="preserve"> lo crea como SUPERUSER la imagen oficial de</w:t>
       </w:r>
     </w:p>
     <w:p>
       <w:r>
-        <w:t xml:space="preserve">   </w:t>
+        <w:t xml:space="preserve">   postgres. Los roles SUPERUSER tienen </w:t>
       </w:r>
       <w:r>
         <w:rPr>
           <w:rFonts w:ascii="Consolas" w:hAnsi="Consolas"/>
           <w:sz w:val="20"/>
         </w:rPr>
-        <w:t>_set_tenant</w:t>
-      </w:r>
-      <w:r>
-        <w:t xml:space="preserve"> ran each statement in its own autocommit — so the</w:t>
+        <w:t>BYPASSRLS</w:t>
+      </w:r>
+      <w:r>
+        <w:t xml:space="preserve"> automático — así</w:t>
+      </w:r>
+    </w:p>
+    <w:p>
+      <w:r>
+        <w:t xml:space="preserve">   que la RLS se saltaba en silencio. Creamos un rol dedicado</w:t>
       </w:r>
     </w:p>
     <w:p>
@@ -3101,50 +3417,35 @@
           <w:rFonts w:ascii="Consolas" w:hAnsi="Consolas"/>
           <w:sz w:val="20"/>
         </w:rPr>
-        <w:t>SET LOCAL</w:t>
-      </w:r>
-      <w:r>
-        <w:t xml:space="preserve"> was discarded. Fixed with </w:t>
+        <w:t>polaris_app</w:t>
+      </w:r>
+      <w:r>
+        <w:t xml:space="preserve"> con </w:t>
       </w:r>
       <w:r>
         <w:rPr>
           <w:rFonts w:ascii="Consolas" w:hAnsi="Consolas"/>
           <w:sz w:val="20"/>
         </w:rPr>
-        <w:t>with conn:</w:t>
-      </w:r>
-      <w:r>
-        <w:t xml:space="preserve"> (opens an</w:t>
+        <w:t>NOSUPERUSER NOBYPASSRLS</w:t>
+      </w:r>
+      <w:r>
+        <w:t>, le dimos solo</w:t>
       </w:r>
     </w:p>
     <w:p>
       <w:r>
-        <w:t xml:space="preserve">   explicit tx) and merged </w:t>
+        <w:t xml:space="preserve">   </w:t>
       </w:r>
       <w:r>
         <w:rPr>
           <w:rFonts w:ascii="Consolas" w:hAnsi="Consolas"/>
           <w:sz w:val="20"/>
         </w:rPr>
-        <w:t>_set_tenant</w:t>
-      </w:r>
-      <w:r>
-        <w:t xml:space="preserve"> + the SELECT into one</w:t>
-      </w:r>
-    </w:p>
-    <w:p>
-      <w:r>
-        <w:t xml:space="preserve">   </w:t>
-      </w:r>
-      <w:r>
-        <w:rPr>
-          <w:rFonts w:ascii="Consolas" w:hAnsi="Consolas"/>
-          <w:sz w:val="20"/>
-        </w:rPr>
-        <w:t>cur.execute</w:t>
-      </w:r>
-      <w:r>
-        <w:t xml:space="preserve"> chain.</w:t>
+        <w:t>SELECT/INSERT/UPDATE/DELETE</w:t>
+      </w:r>
+      <w:r>
+        <w:t>, y apuntamos el portal customer ahí.</w:t>
       </w:r>
     </w:p>
     <w:p>
@@ -3152,82 +3453,7 @@
         <w:pStyle w:val="ListNumber"/>
       </w:pPr>
       <w:r>
-        <w:rPr>
-          <w:rFonts w:ascii="Consolas" w:hAnsi="Consolas"/>
-          <w:sz w:val="20"/>
-        </w:rPr>
-        <w:t>polaris_admin</w:t>
-      </w:r>
-      <w:r>
-        <w:t xml:space="preserve"> is created as SUPERUSER by the official postgres</w:t>
-      </w:r>
-    </w:p>
-    <w:p>
-      <w:r>
-        <w:t xml:space="preserve">   image. SUPERUSER roles get </w:t>
-      </w:r>
-      <w:r>
-        <w:rPr>
-          <w:rFonts w:ascii="Consolas" w:hAnsi="Consolas"/>
-          <w:sz w:val="20"/>
-        </w:rPr>
-        <w:t>BYPASSRLS</w:t>
-      </w:r>
-      <w:r>
-        <w:t xml:space="preserve"> automatically — so RLS was</w:t>
-      </w:r>
-    </w:p>
-    <w:p>
-      <w:r>
-        <w:t xml:space="preserve">   silently skipped. Created a dedicated </w:t>
-      </w:r>
-      <w:r>
-        <w:rPr>
-          <w:rFonts w:ascii="Consolas" w:hAnsi="Consolas"/>
-          <w:sz w:val="20"/>
-        </w:rPr>
-        <w:t>polaris_app</w:t>
-      </w:r>
-      <w:r>
-        <w:t xml:space="preserve"> role with</w:t>
-      </w:r>
-    </w:p>
-    <w:p>
-      <w:r>
-        <w:t xml:space="preserve">   </w:t>
-      </w:r>
-      <w:r>
-        <w:rPr>
-          <w:rFonts w:ascii="Consolas" w:hAnsi="Consolas"/>
-          <w:sz w:val="20"/>
-        </w:rPr>
-        <w:t>NOSUPERUSER NOBYPASSRLS</w:t>
-      </w:r>
-      <w:r>
-        <w:t xml:space="preserve">, granted only </w:t>
-      </w:r>
-      <w:r>
-        <w:rPr>
-          <w:rFonts w:ascii="Consolas" w:hAnsi="Consolas"/>
-          <w:sz w:val="20"/>
-        </w:rPr>
-        <w:t>SELECT/INSERT/UPDATE/DELETE</w:t>
-      </w:r>
-      <w:r>
-        <w:t>,</w:t>
-      </w:r>
-    </w:p>
-    <w:p>
-      <w:r>
-        <w:t xml:space="preserve">   and pointed the customer portal at it.</w:t>
-      </w:r>
-    </w:p>
-    <w:p>
-      <w:pPr>
-        <w:pStyle w:val="ListNumber"/>
-      </w:pPr>
-      <w:r>
-        <w:t xml:space="preserve">The customer portal initially used </w:t>
+        <w:t xml:space="preserve">El portal customer arrancaba usando </w:t>
       </w:r>
       <w:r>
         <w:rPr>
@@ -3237,12 +3463,12 @@
         <w:t>pol-customer</w:t>
       </w:r>
       <w:r>
-        <w:t xml:space="preserve"> as its OIDC</w:t>
+        <w:t xml:space="preserve"> como cliente OIDC.</w:t>
       </w:r>
     </w:p>
     <w:p>
       <w:r>
-        <w:t xml:space="preserve">   client. But MinIO is configured to expect </w:t>
+        <w:t xml:space="preserve">   Pero MinIO está configurado para esperar </w:t>
       </w:r>
       <w:r>
         <w:rPr>
@@ -3252,17 +3478,17 @@
         <w:t>aud=pol-intranet</w:t>
       </w:r>
       <w:r>
-        <w:t>. Token</w:t>
+        <w:t>. Audience</w:t>
       </w:r>
     </w:p>
     <w:p>
       <w:r>
-        <w:t xml:space="preserve">   audience mismatch → STS 400. Switched the customer portal to also</w:t>
+        <w:t xml:space="preserve">   mismatch → STS 400. Cambiamos el portal customer para usar también</w:t>
       </w:r>
     </w:p>
     <w:p>
       <w:r>
-        <w:t xml:space="preserve">   use </w:t>
+        <w:t xml:space="preserve">   </w:t>
       </w:r>
       <w:r>
         <w:rPr>
@@ -3272,17 +3498,12 @@
         <w:t>pol-intranet</w:t>
       </w:r>
       <w:r>
-        <w:t xml:space="preserve"> as its OIDC client (Keycloak groups drive the</w:t>
+        <w:t xml:space="preserve"> como cliente OIDC (los grupos de Keycloak manejan el</w:t>
       </w:r>
     </w:p>
     <w:p>
       <w:r>
-        <w:t xml:space="preserve">   tenant mapping, not the client_id). Updated pol-intranet's</w:t>
-      </w:r>
-    </w:p>
-    <w:p>
-      <w:r>
-        <w:t xml:space="preserve">   </w:t>
+        <w:t xml:space="preserve">   mapeo de tenant, no el client_id). Actualizamos los </w:t>
       </w:r>
       <w:r>
         <w:rPr>
@@ -3291,8 +3512,86 @@
         </w:rPr>
         <w:t>redirectUris</w:t>
       </w:r>
-      <w:r>
-        <w:t xml:space="preserve"> accordingly.</w:t>
+    </w:p>
+    <w:p>
+      <w:r>
+        <w:t xml:space="preserve">   de pol-intranet en consecuencia.</w:t>
+      </w:r>
+    </w:p>
+    <w:p/>
+    <w:p>
+      <w:pPr>
+        <w:pStyle w:val="Heading2"/>
+      </w:pPr>
+      <w:r>
+        <w:t>5. Prueba end-to-end</w:t>
+      </w:r>
+    </w:p>
+    <w:p/>
+    <w:p>
+      <w:r>
+        <w:t xml:space="preserve">La validación se ejecuta con </w:t>
+      </w:r>
+      <w:r>
+        <w:rPr>
+          <w:rFonts w:ascii="Consolas" w:hAnsi="Consolas"/>
+          <w:sz w:val="20"/>
+        </w:rPr>
+        <w:t>tests/capture_screenshots.py</w:t>
+      </w:r>
+      <w:r>
+        <w:t xml:space="preserve"> (Playwright</w:t>
+      </w:r>
+    </w:p>
+    <w:p>
+      <w:r>
+        <w:t xml:space="preserve">headless + chromium con </w:t>
+      </w:r>
+      <w:r>
+        <w:rPr>
+          <w:rFonts w:ascii="Consolas" w:hAnsi="Consolas"/>
+          <w:sz w:val="20"/>
+        </w:rPr>
+        <w:t>--host-rules=MAP keycloak 192.168.32.4</w:t>
+      </w:r>
+      <w:r>
+        <w:t xml:space="preserve"> para</w:t>
+      </w:r>
+    </w:p>
+    <w:p>
+      <w:r>
+        <w:t>que el browser alcance el contenedor de Keycloak por la docker bridge).</w:t>
+      </w:r>
+    </w:p>
+    <w:p>
+      <w:r>
+        <w:t>La cookie jar se limpia entre portales (</w:t>
+      </w:r>
+      <w:r>
+        <w:rPr>
+          <w:rFonts w:ascii="Consolas" w:hAnsi="Consolas"/>
+          <w:sz w:val="20"/>
+        </w:rPr>
+        <w:t>ctx.clear_cookies()</w:t>
+      </w:r>
+      <w:r>
+        <w:t>) para que</w:t>
+      </w:r>
+    </w:p>
+    <w:p>
+      <w:r>
+        <w:t>la sesión SSO a nivel realm de Keycloak no bridgee usuarios entre</w:t>
+      </w:r>
+    </w:p>
+    <w:p>
+      <w:r>
+        <w:t>portales.</w:t>
+      </w:r>
+    </w:p>
+    <w:p/>
+    <w:p>
+      <w:r>
+        <w:t>Cada captura valida una arista del flujo.</w:t>
       </w:r>
     </w:p>
     <w:p/>
@@ -3301,460 +3600,250 @@
         <w:pStyle w:val="Heading3"/>
       </w:pPr>
       <w:r>
-        <w:t>Day 6 — RUN_REPORT (this file), screenshots, push to public repos</w:t>
+        <w:t>5.1 Intranet — directorio de empleados como `alice`</w:t>
       </w:r>
     </w:p>
     <w:p/>
     <w:p>
-      <w:r>
-        <w:t xml:space="preserve">Captures: 6 screenshots in </w:t>
-      </w:r>
+      <w:pPr>
+        <w:jc w:val="center"/>
+      </w:pPr>
+      <w:r>
+        <w:drawing>
+          <wp:inline xmlns:a="http://schemas.openxmlformats.org/drawingml/2006/main" xmlns:pic="http://schemas.openxmlformats.org/drawingml/2006/picture">
+            <wp:extent cx="5486400" cy="3429000"/>
+            <wp:docPr id="1" name="Picture 1"/>
+            <wp:cNvGraphicFramePr>
+              <a:graphicFrameLocks noChangeAspect="1"/>
+            </wp:cNvGraphicFramePr>
+            <a:graphic>
+              <a:graphicData uri="http://schemas.openxmlformats.org/drawingml/2006/picture">
+                <pic:pic>
+                  <pic:nvPicPr>
+                    <pic:cNvPr id="0" name="01-intranet-directory-alice.png"/>
+                    <pic:cNvPicPr/>
+                  </pic:nvPicPr>
+                  <pic:blipFill>
+                    <a:blip r:embed="rId9"/>
+                    <a:stretch>
+                      <a:fillRect/>
+                    </a:stretch>
+                  </pic:blipFill>
+                  <pic:spPr>
+                    <a:xfrm>
+                      <a:off x="0" y="0"/>
+                      <a:ext cx="5486400" cy="3429000"/>
+                    </a:xfrm>
+                    <a:prstGeom prst="rect"/>
+                  </pic:spPr>
+                </pic:pic>
+              </a:graphicData>
+            </a:graphic>
+          </wp:inline>
+        </w:drawing>
+      </w:r>
+    </w:p>
+    <w:p>
+      <w:pPr>
+        <w:jc w:val="center"/>
+      </w:pPr>
+      <w:r>
+        <w:rPr>
+          <w:i/>
+          <w:sz w:val="20"/>
+        </w:rPr>
+        <w:t>Employee directory rendered for alice</w:t>
+      </w:r>
+    </w:p>
+    <w:p/>
+    <w:p>
+      <w:r>
+        <w:rPr>
+          <w:b/>
+        </w:rPr>
+        <w:t>Figura 1 — `alice` ve el directorio de la intranet.</w:t>
+      </w:r>
+      <w:r>
+        <w:t xml:space="preserve"> Esta vista prueba</w:t>
+      </w:r>
+    </w:p>
+    <w:p>
+      <w:r>
+        <w:t>que el OIDC code+PKCE flow contra Keycloak funciona y que el endpoint</w:t>
+      </w:r>
+    </w:p>
+    <w:p>
       <w:r>
         <w:rPr>
           <w:rFonts w:ascii="Consolas" w:hAnsi="Consolas"/>
           <w:sz w:val="20"/>
         </w:rPr>
-        <w:t>docs/screenshots/</w:t>
-      </w:r>
-      <w:r>
-        <w:t>, all driven by</w:t>
-      </w:r>
-    </w:p>
-    <w:p>
+        <w:t>/directory</w:t>
+      </w:r>
+      <w:r>
+        <w:t xml:space="preserve"> consulta la DB </w:t>
+      </w:r>
       <w:r>
         <w:rPr>
           <w:rFonts w:ascii="Consolas" w:hAnsi="Consolas"/>
           <w:sz w:val="20"/>
         </w:rPr>
-        <w:t>tests/capture_screenshots.py</w:t>
-      </w:r>
-      <w:r>
-        <w:t xml:space="preserve"> (Playwright headless + chromium</w:t>
-      </w:r>
-    </w:p>
-    <w:p>
+        <w:t>pol_intranet</w:t>
+      </w:r>
+      <w:r>
+        <w:t xml:space="preserve"> con el rol </w:t>
+      </w:r>
       <w:r>
         <w:rPr>
           <w:rFonts w:ascii="Consolas" w:hAnsi="Consolas"/>
           <w:sz w:val="20"/>
         </w:rPr>
-        <w:t>--host-rules=MAP keycloak 192.168.32.4</w:t>
-      </w:r>
-      <w:r>
-        <w:t xml:space="preserve"> so the browser can reach</w:t>
+        <w:t>polaris_admin</w:t>
       </w:r>
     </w:p>
     <w:p>
       <w:r>
-        <w:t>the Keycloak container over the docker bridge from the test host).</w:t>
-      </w:r>
-    </w:p>
-    <w:p/>
-    <w:tbl>
-      <w:tblPr>
-        <w:tblW w:type="auto" w:w="0"/>
-        <w:tblLook w:firstColumn="1" w:firstRow="1" w:lastColumn="0" w:lastRow="0" w:noHBand="0" w:noVBand="1" w:val="04A0"/>
-      </w:tblPr>
-      <w:tblGrid>
-        <w:gridCol w:w="4320"/>
-        <w:gridCol w:w="4320"/>
-      </w:tblGrid>
-      <w:tr>
-        <w:tc>
-          <w:tcPr>
-            <w:tcW w:type="dxa" w:w="4320"/>
-          </w:tcPr>
-          <w:p>
-            <w:r/>
-            <w:r>
-              <w:t>File</w:t>
-            </w:r>
-          </w:p>
-        </w:tc>
-        <w:tc>
-          <w:tcPr>
-            <w:tcW w:type="dxa" w:w="4320"/>
-          </w:tcPr>
-          <w:p>
-            <w:r/>
-            <w:r>
-              <w:t>What it proves</w:t>
-            </w:r>
-          </w:p>
-        </w:tc>
-      </w:tr>
-    </w:tbl>
-    <w:tbl>
-      <w:tblPr>
-        <w:tblW w:type="auto" w:w="0"/>
-        <w:tblLook w:firstColumn="1" w:firstRow="1" w:lastColumn="0" w:lastRow="0" w:noHBand="0" w:noVBand="1" w:val="04A0"/>
-      </w:tblPr>
-      <w:tblGrid>
-        <w:gridCol w:w="4320"/>
-        <w:gridCol w:w="4320"/>
-      </w:tblGrid>
-      <w:tr>
-        <w:tc>
-          <w:tcPr>
-            <w:tcW w:type="dxa" w:w="4320"/>
-          </w:tcPr>
-          <w:p>
-            <w:r/>
-            <w:r>
-              <w:rPr>
-                <w:rFonts w:ascii="Consolas" w:hAnsi="Consolas"/>
-                <w:sz w:val="20"/>
-              </w:rPr>
-              <w:t>01-intranet-directory-alice.png</w:t>
-            </w:r>
-          </w:p>
-        </w:tc>
-        <w:tc>
-          <w:tcPr>
-            <w:tcW w:type="dxa" w:w="4320"/>
-          </w:tcPr>
-          <w:p>
-            <w:r/>
-            <w:r>
-              <w:t xml:space="preserve">Intranet /directory renders the 5 seeded employees for </w:t>
-            </w:r>
-            <w:r>
-              <w:rPr>
-                <w:rFonts w:ascii="Consolas" w:hAnsi="Consolas"/>
-                <w:sz w:val="20"/>
-              </w:rPr>
-              <w:t>alice</w:t>
-            </w:r>
-            <w:r>
-              <w:t xml:space="preserve"> (employee, pol-eng).</w:t>
-            </w:r>
-          </w:p>
-        </w:tc>
-      </w:tr>
-    </w:tbl>
-    <w:tbl>
-      <w:tblPr>
-        <w:tblW w:type="auto" w:w="0"/>
-        <w:tblLook w:firstColumn="1" w:firstRow="1" w:lastColumn="0" w:lastRow="0" w:noHBand="0" w:noVBand="1" w:val="04A0"/>
-      </w:tblPr>
-      <w:tblGrid>
-        <w:gridCol w:w="4320"/>
-        <w:gridCol w:w="4320"/>
-      </w:tblGrid>
-      <w:tr>
-        <w:tc>
-          <w:tcPr>
-            <w:tcW w:type="dxa" w:w="4320"/>
-          </w:tcPr>
-          <w:p>
-            <w:r/>
-            <w:r>
-              <w:rPr>
-                <w:rFonts w:ascii="Consolas" w:hAnsi="Consolas"/>
-                <w:sz w:val="20"/>
-              </w:rPr>
-              <w:t>02-grafana-home-carol-admin.png</w:t>
-            </w:r>
-          </w:p>
-        </w:tc>
-        <w:tc>
-          <w:tcPr>
-            <w:tcW w:type="dxa" w:w="4320"/>
-          </w:tcPr>
-          <w:p>
-            <w:r/>
-            <w:r>
-              <w:t xml:space="preserve">Grafana post-auth home for </w:t>
-            </w:r>
-            <w:r>
-              <w:rPr>
-                <w:rFonts w:ascii="Consolas" w:hAnsi="Consolas"/>
-                <w:sz w:val="20"/>
-              </w:rPr>
-              <w:t>carol</w:t>
-            </w:r>
-            <w:r>
-              <w:t xml:space="preserve"> — avatar in the top right confirms OIDC worked.</w:t>
-            </w:r>
-          </w:p>
-        </w:tc>
-      </w:tr>
-    </w:tbl>
-    <w:tbl>
-      <w:tblPr>
-        <w:tblW w:type="auto" w:w="0"/>
-        <w:tblLook w:firstColumn="1" w:firstRow="1" w:lastColumn="0" w:lastRow="0" w:noHBand="0" w:noVBand="1" w:val="04A0"/>
-      </w:tblPr>
-      <w:tblGrid>
-        <w:gridCol w:w="4320"/>
-        <w:gridCol w:w="4320"/>
-      </w:tblGrid>
-      <w:tr>
-        <w:tc>
-          <w:tcPr>
-            <w:tcW w:type="dxa" w:w="4320"/>
-          </w:tcPr>
-          <w:p>
-            <w:r/>
-            <w:r>
-              <w:rPr>
-                <w:rFonts w:ascii="Consolas" w:hAnsi="Consolas"/>
-                <w:sz w:val="20"/>
-              </w:rPr>
-              <w:t>03-customer-home-alice-acme.png</w:t>
-            </w:r>
-          </w:p>
-        </w:tc>
-        <w:tc>
-          <w:tcPr>
-            <w:tcW w:type="dxa" w:w="4320"/>
-          </w:tcPr>
-          <w:p>
-            <w:r/>
-            <w:r>
-              <w:t xml:space="preserve">Customer home for </w:t>
-            </w:r>
-            <w:r>
-              <w:rPr>
-                <w:rFonts w:ascii="Consolas" w:hAnsi="Consolas"/>
-                <w:sz w:val="20"/>
-              </w:rPr>
-              <w:t>alice-acme</w:t>
-            </w:r>
-            <w:r>
-              <w:t xml:space="preserve"> shows </w:t>
-            </w:r>
-            <w:r>
-              <w:rPr>
-                <w:rFonts w:ascii="Consolas" w:hAnsi="Consolas"/>
-                <w:sz w:val="20"/>
-              </w:rPr>
-              <w:t>tenant: acme</w:t>
-            </w:r>
-            <w:r>
-              <w:t xml:space="preserve"> tag, links to /data and /files.</w:t>
-            </w:r>
-          </w:p>
-        </w:tc>
-      </w:tr>
-    </w:tbl>
-    <w:tbl>
-      <w:tblPr>
-        <w:tblW w:type="auto" w:w="0"/>
-        <w:tblLook w:firstColumn="1" w:firstRow="1" w:lastColumn="0" w:lastRow="0" w:noHBand="0" w:noVBand="1" w:val="04A0"/>
-      </w:tblPr>
-      <w:tblGrid>
-        <w:gridCol w:w="4320"/>
-        <w:gridCol w:w="4320"/>
-      </w:tblGrid>
-      <w:tr>
-        <w:tc>
-          <w:tcPr>
-            <w:tcW w:type="dxa" w:w="4320"/>
-          </w:tcPr>
-          <w:p>
-            <w:r/>
-            <w:r>
-              <w:rPr>
-                <w:rFonts w:ascii="Consolas" w:hAnsi="Consolas"/>
-                <w:sz w:val="20"/>
-              </w:rPr>
-              <w:t>04-customer-data-alice-acme-acme-only.png</w:t>
-            </w:r>
-          </w:p>
-        </w:tc>
-        <w:tc>
-          <w:tcPr>
-            <w:tcW w:type="dxa" w:w="4320"/>
-          </w:tcPr>
-          <w:p>
-            <w:r/>
-            <w:r>
-              <w:rPr>
-                <w:rFonts w:ascii="Consolas" w:hAnsi="Consolas"/>
-                <w:sz w:val="20"/>
-              </w:rPr>
-              <w:t>customer_data</w:t>
-            </w:r>
-            <w:r>
-              <w:t xml:space="preserve"> for tenant acme only (2 rows); SQL shows </w:t>
-            </w:r>
-            <w:r>
-              <w:rPr>
-                <w:rFonts w:ascii="Consolas" w:hAnsi="Consolas"/>
-                <w:sz w:val="20"/>
-              </w:rPr>
-              <w:t>SET LOCAL app.current_tenant_id = '1'</w:t>
-            </w:r>
-            <w:r>
-              <w:t>.</w:t>
-            </w:r>
-          </w:p>
-        </w:tc>
-      </w:tr>
-    </w:tbl>
-    <w:tbl>
-      <w:tblPr>
-        <w:tblW w:type="auto" w:w="0"/>
-        <w:tblLook w:firstColumn="1" w:firstRow="1" w:lastColumn="0" w:lastRow="0" w:noHBand="0" w:noVBand="1" w:val="04A0"/>
-      </w:tblPr>
-      <w:tblGrid>
-        <w:gridCol w:w="4320"/>
-        <w:gridCol w:w="4320"/>
-      </w:tblGrid>
-      <w:tr>
-        <w:tc>
-          <w:tcPr>
-            <w:tcW w:type="dxa" w:w="4320"/>
-          </w:tcPr>
-          <w:p>
-            <w:r/>
-            <w:r>
-              <w:rPr>
-                <w:rFonts w:ascii="Consolas" w:hAnsi="Consolas"/>
-                <w:sz w:val="20"/>
-              </w:rPr>
-              <w:t>05-customer-files-alice-acme.png</w:t>
-            </w:r>
-          </w:p>
-        </w:tc>
-        <w:tc>
-          <w:tcPr>
-            <w:tcW w:type="dxa" w:w="4320"/>
-          </w:tcPr>
-          <w:p>
-            <w:r/>
-            <w:r>
-              <w:t xml:space="preserve">MinIO STS AssumeRoleWithWebIdentity returns temporary creds; bucket </w:t>
-            </w:r>
-            <w:r>
-              <w:rPr>
-                <w:rFonts w:ascii="Consolas" w:hAnsi="Consolas"/>
-                <w:sz w:val="20"/>
-              </w:rPr>
-              <w:t>pol-data-acme</w:t>
-            </w:r>
-            <w:r>
-              <w:t xml:space="preserve"> lists </w:t>
-            </w:r>
-            <w:r>
-              <w:rPr>
-                <w:rFonts w:ascii="Consolas" w:hAnsi="Consolas"/>
-                <w:sz w:val="20"/>
-              </w:rPr>
-              <w:t>README.md</w:t>
-            </w:r>
-            <w:r>
-              <w:t xml:space="preserve"> (285 B).</w:t>
-            </w:r>
-          </w:p>
-        </w:tc>
-      </w:tr>
-    </w:tbl>
-    <w:tbl>
-      <w:tblPr>
-        <w:tblW w:type="auto" w:w="0"/>
-        <w:tblLook w:firstColumn="1" w:firstRow="1" w:lastColumn="0" w:lastRow="0" w:noHBand="0" w:noVBand="1" w:val="04A0"/>
-      </w:tblPr>
-      <w:tblGrid>
-        <w:gridCol w:w="4320"/>
-        <w:gridCol w:w="4320"/>
-      </w:tblGrid>
-      <w:tr>
-        <w:tc>
-          <w:tcPr>
-            <w:tcW w:type="dxa" w:w="4320"/>
-          </w:tcPr>
-          <w:p>
-            <w:r/>
-            <w:r>
-              <w:rPr>
-                <w:rFonts w:ascii="Consolas" w:hAnsi="Consolas"/>
-                <w:sz w:val="20"/>
-              </w:rPr>
-              <w:t>06-customer-data-alice-403-no-tenant.png</w:t>
-            </w:r>
-          </w:p>
-        </w:tc>
-        <w:tc>
-          <w:tcPr>
-            <w:tcW w:type="dxa" w:w="4320"/>
-          </w:tcPr>
-          <w:p>
-            <w:r/>
-            <w:r>
-              <w:rPr>
-                <w:rFonts w:ascii="Consolas" w:hAnsi="Consolas"/>
-                <w:sz w:val="20"/>
-              </w:rPr>
-              <w:t>alice</w:t>
-            </w:r>
-            <w:r>
-              <w:t xml:space="preserve"> (employee, no tenant group) hits 403 — RLS rejects her JWT with </w:t>
-            </w:r>
-            <w:r>
-              <w:rPr>
-                <w:rFonts w:ascii="Consolas" w:hAnsi="Consolas"/>
-                <w:sz w:val="20"/>
-              </w:rPr>
-              <w:t>groups=['pol-employees', 'pol-eng']</w:t>
-            </w:r>
-            <w:r>
-              <w:t>.</w:t>
-            </w:r>
-          </w:p>
-        </w:tc>
-      </w:tr>
-    </w:tbl>
-    <w:p/>
-    <w:p>
-      <w:r>
-        <w:t>The capture script clears the Playwright cookie jar between portal</w:t>
+        <w:t>(dueño de la tabla, sin RLS). Alice es una empleada interna del grupo</w:t>
       </w:r>
     </w:p>
     <w:p>
-      <w:r>
-        <w:t>runs (</w:t>
-      </w:r>
       <w:r>
         <w:rPr>
           <w:rFonts w:ascii="Consolas" w:hAnsi="Consolas"/>
           <w:sz w:val="20"/>
         </w:rPr>
-        <w:t>ctx.clear_cookies()</w:t>
-      </w:r>
-      <w:r>
-        <w:t>) so the realm-level Keycloak SSO session</w:t>
+        <w:t>pol-eng</w:t>
+      </w:r>
+      <w:r>
+        <w:t>; la página muestra las cinco personas seed (Ada, Linus, Grace,</w:t>
       </w:r>
     </w:p>
     <w:p>
       <w:r>
-        <w:t xml:space="preserve">from </w:t>
+        <w:t>Barbara, Sara) con su departamento, ubicación y rol — todos visibles</w:t>
+      </w:r>
+    </w:p>
+    <w:p>
+      <w:r>
+        <w:t>porque este endpoint es de recursos humanos internos y no aplica RLS.</w:t>
+      </w:r>
+    </w:p>
+    <w:p/>
+    <w:p>
+      <w:pPr>
+        <w:pStyle w:val="Heading3"/>
+      </w:pPr>
+      <w:r>
+        <w:t>5.2 Grafana — home post-OAuth como `carol` (rol Admin)</w:t>
+      </w:r>
+    </w:p>
+    <w:p/>
+    <w:p>
+      <w:pPr>
+        <w:jc w:val="center"/>
+      </w:pPr>
+      <w:r>
+        <w:drawing>
+          <wp:inline xmlns:a="http://schemas.openxmlformats.org/drawingml/2006/main" xmlns:pic="http://schemas.openxmlformats.org/drawingml/2006/picture">
+            <wp:extent cx="5486400" cy="4877752"/>
+            <wp:docPr id="2" name="Picture 2"/>
+            <wp:cNvGraphicFramePr>
+              <a:graphicFrameLocks noChangeAspect="1"/>
+            </wp:cNvGraphicFramePr>
+            <a:graphic>
+              <a:graphicData uri="http://schemas.openxmlformats.org/drawingml/2006/picture">
+                <pic:pic>
+                  <pic:nvPicPr>
+                    <pic:cNvPr id="0" name="02-grafana-home-carol-admin.png"/>
+                    <pic:cNvPicPr/>
+                  </pic:nvPicPr>
+                  <pic:blipFill>
+                    <a:blip r:embed="rId10"/>
+                    <a:stretch>
+                      <a:fillRect/>
+                    </a:stretch>
+                  </pic:blipFill>
+                  <pic:spPr>
+                    <a:xfrm>
+                      <a:off x="0" y="0"/>
+                      <a:ext cx="5486400" cy="4877752"/>
+                    </a:xfrm>
+                    <a:prstGeom prst="rect"/>
+                  </pic:spPr>
+                </pic:pic>
+              </a:graphicData>
+            </a:graphic>
+          </wp:inline>
+        </w:drawing>
+      </w:r>
+    </w:p>
+    <w:p>
+      <w:pPr>
+        <w:jc w:val="center"/>
+      </w:pPr>
+      <w:r>
+        <w:rPr>
+          <w:i/>
+          <w:sz w:val="20"/>
+        </w:rPr>
+        <w:t>Grafana home for carol</w:t>
+      </w:r>
+    </w:p>
+    <w:p/>
+    <w:p>
+      <w:r>
+        <w:rPr>
+          <w:b/>
+        </w:rPr>
+        <w:t>Figura 2 — `carol` autenticada vía OIDC en Grafana.</w:t>
+      </w:r>
+      <w:r>
+        <w:t xml:space="preserve"> El avatar en la</w:t>
+      </w:r>
+    </w:p>
+    <w:p>
+      <w:r>
+        <w:t>esquina superior derecha confirma que el flujo OAuth genérico de Grafana</w:t>
+      </w:r>
+    </w:p>
+    <w:p>
+      <w:r>
+        <w:t>completó el code exchange contra Keycloak y que la sesión de Grafana</w:t>
+      </w:r>
+    </w:p>
+    <w:p>
+      <w:r>
+        <w:t xml:space="preserve">quedó asociada a </w:t>
       </w:r>
       <w:r>
         <w:rPr>
           <w:rFonts w:ascii="Consolas" w:hAnsi="Consolas"/>
           <w:sz w:val="20"/>
         </w:rPr>
-        <w:t>alice</w:t>
-      </w:r>
-      <w:r>
-        <w:t>'s intranet login does not auto-bridge her into the</w:t>
+        <w:t>carol</w:t>
+      </w:r>
+      <w:r>
+        <w:t>. La home muestra "Home" en la sidebar (sin</w:t>
       </w:r>
     </w:p>
     <w:p>
       <w:r>
-        <w:t xml:space="preserve">customer pod when we then log in as </w:t>
+        <w:t>dashboards propios todavía) pero el rol Admin está aplicado vía el</w:t>
+      </w:r>
+    </w:p>
+    <w:p>
+      <w:r>
+        <w:t xml:space="preserve">JMESPath de </w:t>
       </w:r>
       <w:r>
         <w:rPr>
           <w:rFonts w:ascii="Consolas" w:hAnsi="Consolas"/>
           <w:sz w:val="20"/>
         </w:rPr>
-        <w:t>alice-acme</w:t>
-      </w:r>
-      <w:r>
-        <w:t>. Combined with</w:t>
+        <w:t>GF_AUTH_GENERIC_OAUTH_ROLE_ATTRIBUTE_PATH</w:t>
+      </w:r>
+      <w:r>
+        <w:t xml:space="preserve"> —</w:t>
       </w:r>
     </w:p>
     <w:p>
@@ -3763,15 +3852,699 @@
           <w:rFonts w:ascii="Consolas" w:hAnsi="Consolas"/>
           <w:sz w:val="20"/>
         </w:rPr>
-        <w:t>prompt=login</w:t>
-      </w:r>
-      <w:r>
-        <w:t xml:space="preserve"> on both /login handlers, every portal run forces the</w:t>
+        <w:t>contains(groups[*], 'pol-admin') &amp;&amp; 'Admin'</w:t>
+      </w:r>
+      <w:r>
+        <w:t xml:space="preserve">. Un </w:t>
+      </w:r>
+      <w:r>
+        <w:rPr>
+          <w:rFonts w:ascii="Consolas" w:hAnsi="Consolas"/>
+          <w:sz w:val="20"/>
+        </w:rPr>
+        <w:t>Viewer</w:t>
+      </w:r>
+      <w:r>
+        <w:t xml:space="preserve"> o </w:t>
+      </w:r>
+      <w:r>
+        <w:rPr>
+          <w:rFonts w:ascii="Consolas" w:hAnsi="Consolas"/>
+          <w:sz w:val="20"/>
+        </w:rPr>
+        <w:t>Editor</w:t>
       </w:r>
     </w:p>
     <w:p>
       <w:r>
-        <w:t>full login form.</w:t>
+        <w:t xml:space="preserve">vería la misma home pero con menos permisos en </w:t>
+      </w:r>
+      <w:r>
+        <w:rPr>
+          <w:rFonts w:ascii="Consolas" w:hAnsi="Consolas"/>
+          <w:sz w:val="20"/>
+        </w:rPr>
+        <w:t>/admin</w:t>
+      </w:r>
+      <w:r>
+        <w:t>.</w:t>
+      </w:r>
+    </w:p>
+    <w:p/>
+    <w:p>
+      <w:pPr>
+        <w:pStyle w:val="Heading3"/>
+      </w:pPr>
+      <w:r>
+        <w:t>5.3 Customer portal — home como `alice-acme`</w:t>
+      </w:r>
+    </w:p>
+    <w:p/>
+    <w:p>
+      <w:pPr>
+        <w:jc w:val="center"/>
+      </w:pPr>
+      <w:r>
+        <w:drawing>
+          <wp:inline xmlns:a="http://schemas.openxmlformats.org/drawingml/2006/main" xmlns:pic="http://schemas.openxmlformats.org/drawingml/2006/picture">
+            <wp:extent cx="5486400" cy="3429000"/>
+            <wp:docPr id="3" name="Picture 3"/>
+            <wp:cNvGraphicFramePr>
+              <a:graphicFrameLocks noChangeAspect="1"/>
+            </wp:cNvGraphicFramePr>
+            <a:graphic>
+              <a:graphicData uri="http://schemas.openxmlformats.org/drawingml/2006/picture">
+                <pic:pic>
+                  <pic:nvPicPr>
+                    <pic:cNvPr id="0" name="03-customer-home-alice-acme.png"/>
+                    <pic:cNvPicPr/>
+                  </pic:nvPicPr>
+                  <pic:blipFill>
+                    <a:blip r:embed="rId11"/>
+                    <a:stretch>
+                      <a:fillRect/>
+                    </a:stretch>
+                  </pic:blipFill>
+                  <pic:spPr>
+                    <a:xfrm>
+                      <a:off x="0" y="0"/>
+                      <a:ext cx="5486400" cy="3429000"/>
+                    </a:xfrm>
+                    <a:prstGeom prst="rect"/>
+                  </pic:spPr>
+                </pic:pic>
+              </a:graphicData>
+            </a:graphic>
+          </wp:inline>
+        </w:drawing>
+      </w:r>
+    </w:p>
+    <w:p>
+      <w:pPr>
+        <w:jc w:val="center"/>
+      </w:pPr>
+      <w:r>
+        <w:rPr>
+          <w:i/>
+          <w:sz w:val="20"/>
+        </w:rPr>
+        <w:t>Customer portal home as alice-acme</w:t>
+      </w:r>
+    </w:p>
+    <w:p/>
+    <w:p>
+      <w:r>
+        <w:rPr>
+          <w:b/>
+        </w:rPr>
+        <w:t>Figura 3 — `alice-acme` ve el portal customer con su tenant.</w:t>
+      </w:r>
+      <w:r>
+        <w:t xml:space="preserve"> La</w:t>
+      </w:r>
+    </w:p>
+    <w:p>
+      <w:r>
+        <w:t>bienvenida muestra explícitamente "Welcome alice-acme. tenant: acme",</w:t>
+      </w:r>
+    </w:p>
+    <w:p>
+      <w:r>
+        <w:t>lo que prueba que el mapeo grupo→tenant funcionó: el grupo</w:t>
+      </w:r>
+    </w:p>
+    <w:p>
+      <w:r>
+        <w:rPr>
+          <w:rFonts w:ascii="Consolas" w:hAnsi="Consolas"/>
+          <w:sz w:val="20"/>
+        </w:rPr>
+        <w:t>pol-customer-tenant-acme</w:t>
+      </w:r>
+      <w:r>
+        <w:t xml:space="preserve"> se traduce al tenant </w:t>
+      </w:r>
+      <w:r>
+        <w:rPr>
+          <w:rFonts w:ascii="Consolas" w:hAnsi="Consolas"/>
+          <w:sz w:val="20"/>
+        </w:rPr>
+        <w:t>acme</w:t>
+      </w:r>
+      <w:r>
+        <w:t xml:space="preserve"> vía la tabla</w:t>
+      </w:r>
+    </w:p>
+    <w:p>
+      <w:r>
+        <w:t xml:space="preserve">interna del portal, y ese nombre se usa para resolver el </w:t>
+      </w:r>
+      <w:r>
+        <w:rPr>
+          <w:rFonts w:ascii="Consolas" w:hAnsi="Consolas"/>
+          <w:sz w:val="20"/>
+        </w:rPr>
+        <w:t>tenant_id</w:t>
+      </w:r>
+    </w:p>
+    <w:p>
+      <w:r>
+        <w:t xml:space="preserve">que después alimenta el </w:t>
+      </w:r>
+      <w:r>
+        <w:rPr>
+          <w:rFonts w:ascii="Consolas" w:hAnsi="Consolas"/>
+          <w:sz w:val="20"/>
+        </w:rPr>
+        <w:t>SET LOCAL app.current_tenant_id</w:t>
+      </w:r>
+      <w:r>
+        <w:t xml:space="preserve"> en cada</w:t>
+      </w:r>
+    </w:p>
+    <w:p>
+      <w:r>
+        <w:t>request. Las dos cards ("/data" y "/files") apuntan a los endpoints</w:t>
+      </w:r>
+    </w:p>
+    <w:p>
+      <w:r>
+        <w:t>donde se ejercitan las dos capas de defensa (RLS en Postgres y IAM en</w:t>
+      </w:r>
+    </w:p>
+    <w:p>
+      <w:r>
+        <w:t>MinIO).</w:t>
+      </w:r>
+    </w:p>
+    <w:p/>
+    <w:p>
+      <w:pPr>
+        <w:pStyle w:val="Heading3"/>
+      </w:pPr>
+      <w:r>
+        <w:t>5.4 Customer portal — `/data` filtrado por RLS</w:t>
+      </w:r>
+    </w:p>
+    <w:p/>
+    <w:p>
+      <w:pPr>
+        <w:jc w:val="center"/>
+      </w:pPr>
+      <w:r>
+        <w:drawing>
+          <wp:inline xmlns:a="http://schemas.openxmlformats.org/drawingml/2006/main" xmlns:pic="http://schemas.openxmlformats.org/drawingml/2006/picture">
+            <wp:extent cx="5486400" cy="3429000"/>
+            <wp:docPr id="4" name="Picture 4"/>
+            <wp:cNvGraphicFramePr>
+              <a:graphicFrameLocks noChangeAspect="1"/>
+            </wp:cNvGraphicFramePr>
+            <a:graphic>
+              <a:graphicData uri="http://schemas.openxmlformats.org/drawingml/2006/picture">
+                <pic:pic>
+                  <pic:nvPicPr>
+                    <pic:cNvPr id="0" name="04-customer-data-alice-acme-acme-only.png"/>
+                    <pic:cNvPicPr/>
+                  </pic:nvPicPr>
+                  <pic:blipFill>
+                    <a:blip r:embed="rId12"/>
+                    <a:stretch>
+                      <a:fillRect/>
+                    </a:stretch>
+                  </pic:blipFill>
+                  <pic:spPr>
+                    <a:xfrm>
+                      <a:off x="0" y="0"/>
+                      <a:ext cx="5486400" cy="3429000"/>
+                    </a:xfrm>
+                    <a:prstGeom prst="rect"/>
+                  </pic:spPr>
+                </pic:pic>
+              </a:graphicData>
+            </a:graphic>
+          </wp:inline>
+        </w:drawing>
+      </w:r>
+    </w:p>
+    <w:p>
+      <w:pPr>
+        <w:jc w:val="center"/>
+      </w:pPr>
+      <w:r>
+        <w:rPr>
+          <w:i/>
+          <w:sz w:val="20"/>
+        </w:rPr>
+        <w:t>alice-acme sees only acme rows</w:t>
+      </w:r>
+    </w:p>
+    <w:p/>
+    <w:p>
+      <w:r>
+        <w:rPr>
+          <w:b/>
+        </w:rPr>
+        <w:t>Figura 4 — `/data` muestra solo las filas del tenant acme.</w:t>
+      </w:r>
+      <w:r>
+        <w:t xml:space="preserve"> Esta es</w:t>
+      </w:r>
+    </w:p>
+    <w:p>
+      <w:r>
+        <w:t>la prueba más importante de aislamiento a nivel SQL. La tabla</w:t>
+      </w:r>
+    </w:p>
+    <w:p>
+      <w:r>
+        <w:rPr>
+          <w:rFonts w:ascii="Consolas" w:hAnsi="Consolas"/>
+          <w:sz w:val="20"/>
+        </w:rPr>
+        <w:t>customer_data</w:t>
+      </w:r>
+      <w:r>
+        <w:t xml:space="preserve"> contiene filas para tres tenants (acme, brightside,</w:t>
+      </w:r>
+    </w:p>
+    <w:p>
+      <w:r>
+        <w:t xml:space="preserve">partners); la policy </w:t>
+      </w:r>
+      <w:r>
+        <w:rPr>
+          <w:rFonts w:ascii="Consolas" w:hAnsi="Consolas"/>
+          <w:sz w:val="20"/>
+        </w:rPr>
+        <w:t>tenant_isolation</w:t>
+      </w:r>
+      <w:r>
+        <w:t xml:space="preserve"> rechaza toda lectura donde</w:t>
+      </w:r>
+    </w:p>
+    <w:p>
+      <w:r>
+        <w:rPr>
+          <w:rFonts w:ascii="Consolas" w:hAnsi="Consolas"/>
+          <w:sz w:val="20"/>
+        </w:rPr>
+        <w:t>tenant_id != current_setting('app.current_tenant_id')</w:t>
+      </w:r>
+      <w:r>
+        <w:t>. La página</w:t>
+      </w:r>
+    </w:p>
+    <w:p>
+      <w:r>
+        <w:t xml:space="preserve">muestra dos filas (contract-id </w:t>
+      </w:r>
+      <w:r>
+        <w:rPr>
+          <w:rFonts w:ascii="Consolas" w:hAnsi="Consolas"/>
+          <w:sz w:val="20"/>
+        </w:rPr>
+        <w:t>ACME-2026-001</w:t>
+      </w:r>
+      <w:r>
+        <w:t xml:space="preserve"> y monthly-revenue</w:t>
+      </w:r>
+    </w:p>
+    <w:p>
+      <w:r>
+        <w:rPr>
+          <w:rFonts w:ascii="Consolas" w:hAnsi="Consolas"/>
+          <w:sz w:val="20"/>
+        </w:rPr>
+        <w:t>$4.2M</w:t>
+      </w:r>
+      <w:r>
+        <w:t>) y expone abajo el SQL emitido — incluyendo el</w:t>
+      </w:r>
+    </w:p>
+    <w:p>
+      <w:r>
+        <w:rPr>
+          <w:rFonts w:ascii="Consolas" w:hAnsi="Consolas"/>
+          <w:sz w:val="20"/>
+        </w:rPr>
+        <w:t>SET LOCAL app.current_tenant_id = '1'</w:t>
+      </w:r>
+      <w:r>
+        <w:t>. Si bob-brightside abriera la</w:t>
+      </w:r>
+    </w:p>
+    <w:p>
+      <w:r>
+        <w:t>misma URL vería las filas de brightside; carol-northwind vería solo las</w:t>
+      </w:r>
+    </w:p>
+    <w:p>
+      <w:r>
+        <w:t>de partners. Ninguno puede leer lo del otro aunque conozca el ID de la</w:t>
+      </w:r>
+    </w:p>
+    <w:p>
+      <w:r>
+        <w:t>fila.</w:t>
+      </w:r>
+    </w:p>
+    <w:p/>
+    <w:p>
+      <w:pPr>
+        <w:pStyle w:val="Heading3"/>
+      </w:pPr>
+      <w:r>
+        <w:t>5.5 Customer portal — `/files` con STS contra MinIO</w:t>
+      </w:r>
+    </w:p>
+    <w:p/>
+    <w:p>
+      <w:pPr>
+        <w:jc w:val="center"/>
+      </w:pPr>
+      <w:r>
+        <w:drawing>
+          <wp:inline xmlns:a="http://schemas.openxmlformats.org/drawingml/2006/main" xmlns:pic="http://schemas.openxmlformats.org/drawingml/2006/picture">
+            <wp:extent cx="5486400" cy="3429000"/>
+            <wp:docPr id="5" name="Picture 5"/>
+            <wp:cNvGraphicFramePr>
+              <a:graphicFrameLocks noChangeAspect="1"/>
+            </wp:cNvGraphicFramePr>
+            <a:graphic>
+              <a:graphicData uri="http://schemas.openxmlformats.org/drawingml/2006/picture">
+                <pic:pic>
+                  <pic:nvPicPr>
+                    <pic:cNvPr id="0" name="05-customer-files-alice-acme.png"/>
+                    <pic:cNvPicPr/>
+                  </pic:nvPicPr>
+                  <pic:blipFill>
+                    <a:blip r:embed="rId13"/>
+                    <a:stretch>
+                      <a:fillRect/>
+                    </a:stretch>
+                  </pic:blipFill>
+                  <pic:spPr>
+                    <a:xfrm>
+                      <a:off x="0" y="0"/>
+                      <a:ext cx="5486400" cy="3429000"/>
+                    </a:xfrm>
+                    <a:prstGeom prst="rect"/>
+                  </pic:spPr>
+                </pic:pic>
+              </a:graphicData>
+            </a:graphic>
+          </wp:inline>
+        </w:drawing>
+      </w:r>
+    </w:p>
+    <w:p>
+      <w:pPr>
+        <w:jc w:val="center"/>
+      </w:pPr>
+      <w:r>
+        <w:rPr>
+          <w:i/>
+          <w:sz w:val="20"/>
+        </w:rPr>
+        <w:t>alice-acme lists pol-data-acme via STS</w:t>
+      </w:r>
+    </w:p>
+    <w:p/>
+    <w:p>
+      <w:r>
+        <w:rPr>
+          <w:b/>
+        </w:rPr>
+        <w:t>Figura 5 — STS funciona end-to-end para `alice-acme`.</w:t>
+      </w:r>
+      <w:r>
+        <w:t xml:space="preserve"> El portal</w:t>
+      </w:r>
+    </w:p>
+    <w:p>
+      <w:r>
+        <w:t xml:space="preserve">toma el access_token JWT de Keycloak (con </w:t>
+      </w:r>
+      <w:r>
+        <w:rPr>
+          <w:rFonts w:ascii="Consolas" w:hAnsi="Consolas"/>
+          <w:sz w:val="20"/>
+        </w:rPr>
+        <w:t>groups=[pol-customer-tenant-acme]</w:t>
+      </w:r>
+      <w:r>
+        <w:t>)</w:t>
+      </w:r>
+    </w:p>
+    <w:p>
+      <w:r>
+        <w:t xml:space="preserve">y lo pasa al endpoint </w:t>
+      </w:r>
+      <w:r>
+        <w:rPr>
+          <w:rFonts w:ascii="Consolas" w:hAnsi="Consolas"/>
+          <w:sz w:val="20"/>
+        </w:rPr>
+        <w:t>/api/v1/sts/assume-role-with-web-identity</w:t>
+      </w:r>
+      <w:r>
+        <w:t xml:space="preserve"> de</w:t>
+      </w:r>
+    </w:p>
+    <w:p>
+      <w:r>
+        <w:t>MinIO. MinIO valida el JWT contra el JWKS de Keycloak, extrae el claim</w:t>
+      </w:r>
+    </w:p>
+    <w:p>
+      <w:r>
+        <w:rPr>
+          <w:rFonts w:ascii="Consolas" w:hAnsi="Consolas"/>
+          <w:sz w:val="20"/>
+        </w:rPr>
+        <w:t>groups</w:t>
+      </w:r>
+      <w:r>
+        <w:t xml:space="preserve">, lo mapea a la policy IAM </w:t>
+      </w:r>
+      <w:r>
+        <w:rPr>
+          <w:rFonts w:ascii="Consolas" w:hAnsi="Consolas"/>
+          <w:sz w:val="20"/>
+        </w:rPr>
+        <w:t>pol-customer-acme</w:t>
+      </w:r>
+      <w:r>
+        <w:t>, y devuelve</w:t>
+      </w:r>
+    </w:p>
+    <w:p>
+      <w:r>
+        <w:t>credenciales temporales. La página muestra "STS OK — temporary access</w:t>
+      </w:r>
+    </w:p>
+    <w:p>
+      <w:r>
+        <w:t xml:space="preserve">key …" y abajo lista el contenido del bucket </w:t>
+      </w:r>
+      <w:r>
+        <w:rPr>
+          <w:rFonts w:ascii="Consolas" w:hAnsi="Consolas"/>
+          <w:sz w:val="20"/>
+        </w:rPr>
+        <w:t>pol-data-acme</w:t>
+      </w:r>
+    </w:p>
+    <w:p>
+      <w:r>
+        <w:t>(</w:t>
+      </w:r>
+      <w:r>
+        <w:rPr>
+          <w:rFonts w:ascii="Consolas" w:hAnsi="Consolas"/>
+          <w:sz w:val="20"/>
+        </w:rPr>
+        <w:t>README.md</w:t>
+      </w:r>
+      <w:r>
+        <w:t>, 285 B). Si alice-acme intentara listar</w:t>
+      </w:r>
+    </w:p>
+    <w:p>
+      <w:r>
+        <w:rPr>
+          <w:rFonts w:ascii="Consolas" w:hAnsi="Consolas"/>
+          <w:sz w:val="20"/>
+        </w:rPr>
+        <w:t>pol-data-brightside</w:t>
+      </w:r>
+      <w:r>
+        <w:t xml:space="preserve"> MinIO devolvería 403 AccessDenied por la IAM</w:t>
+      </w:r>
+    </w:p>
+    <w:p>
+      <w:r>
+        <w:t>policy server-side, aunque el STS haya funcionado — defensa en dos</w:t>
+      </w:r>
+    </w:p>
+    <w:p>
+      <w:r>
+        <w:t>capas (Postgres RLS + MinIO IAM).</w:t>
+      </w:r>
+    </w:p>
+    <w:p/>
+    <w:p>
+      <w:pPr>
+        <w:pStyle w:val="Heading3"/>
+      </w:pPr>
+      <w:r>
+        <w:t>5.6 Customer portal — `/data` rechazado a un usuario sin tenant</w:t>
+      </w:r>
+    </w:p>
+    <w:p/>
+    <w:p>
+      <w:pPr>
+        <w:jc w:val="center"/>
+      </w:pPr>
+      <w:r>
+        <w:drawing>
+          <wp:inline xmlns:a="http://schemas.openxmlformats.org/drawingml/2006/main" xmlns:pic="http://schemas.openxmlformats.org/drawingml/2006/picture">
+            <wp:extent cx="5486400" cy="3429000"/>
+            <wp:docPr id="6" name="Picture 6"/>
+            <wp:cNvGraphicFramePr>
+              <a:graphicFrameLocks noChangeAspect="1"/>
+            </wp:cNvGraphicFramePr>
+            <a:graphic>
+              <a:graphicData uri="http://schemas.openxmlformats.org/drawingml/2006/picture">
+                <pic:pic>
+                  <pic:nvPicPr>
+                    <pic:cNvPr id="0" name="06-customer-data-alice-403-no-tenant.png"/>
+                    <pic:cNvPicPr/>
+                  </pic:nvPicPr>
+                  <pic:blipFill>
+                    <a:blip r:embed="rId14"/>
+                    <a:stretch>
+                      <a:fillRect/>
+                    </a:stretch>
+                  </pic:blipFill>
+                  <pic:spPr>
+                    <a:xfrm>
+                      <a:off x="0" y="0"/>
+                      <a:ext cx="5486400" cy="3429000"/>
+                    </a:xfrm>
+                    <a:prstGeom prst="rect"/>
+                  </pic:spPr>
+                </pic:pic>
+              </a:graphicData>
+            </a:graphic>
+          </wp:inline>
+        </w:drawing>
+      </w:r>
+    </w:p>
+    <w:p>
+      <w:pPr>
+        <w:jc w:val="center"/>
+      </w:pPr>
+      <w:r>
+        <w:rPr>
+          <w:i/>
+          <w:sz w:val="20"/>
+        </w:rPr>
+        <w:t>alice (employee) gets 403</w:t>
+      </w:r>
+    </w:p>
+    <w:p/>
+    <w:p>
+      <w:r>
+        <w:rPr>
+          <w:b/>
+        </w:rPr>
+        <w:t>Figura 6 — `alice` (empleada sin grupo tenant) recibe 403.</w:t>
+      </w:r>
+      <w:r>
+        <w:t xml:space="preserve"> Esta es</w:t>
+      </w:r>
+    </w:p>
+    <w:p>
+      <w:r>
+        <w:t xml:space="preserve">la prueba de "deny by default". Alice pertenece a </w:t>
+      </w:r>
+      <w:r>
+        <w:rPr>
+          <w:rFonts w:ascii="Consolas" w:hAnsi="Consolas"/>
+          <w:sz w:val="20"/>
+        </w:rPr>
+        <w:t>pol-employees</w:t>
+      </w:r>
+      <w:r>
+        <w:t xml:space="preserve"> y</w:t>
+      </w:r>
+    </w:p>
+    <w:p>
+      <w:r>
+        <w:rPr>
+          <w:rFonts w:ascii="Consolas" w:hAnsi="Consolas"/>
+          <w:sz w:val="20"/>
+        </w:rPr>
+        <w:t>pol-eng</w:t>
+      </w:r>
+      <w:r>
+        <w:t xml:space="preserve"> — ninguno de esos grupos aparece en el diccionario</w:t>
+      </w:r>
+    </w:p>
+    <w:p>
+      <w:r>
+        <w:t xml:space="preserve">grupo→tenant del portal, así que </w:t>
+      </w:r>
+      <w:r>
+        <w:rPr>
+          <w:rFonts w:ascii="Consolas" w:hAnsi="Consolas"/>
+          <w:sz w:val="20"/>
+        </w:rPr>
+        <w:t>_user_tenant()</w:t>
+      </w:r>
+      <w:r>
+        <w:t xml:space="preserve"> devuelve </w:t>
+      </w:r>
+      <w:r>
+        <w:rPr>
+          <w:rFonts w:ascii="Consolas" w:hAnsi="Consolas"/>
+          <w:sz w:val="20"/>
+        </w:rPr>
+        <w:t>None</w:t>
+      </w:r>
+      <w:r>
+        <w:t xml:space="preserve"> y el</w:t>
+      </w:r>
+    </w:p>
+    <w:p>
+      <w:r>
+        <w:t>endpoint retorna `403: no tenant group in your JWT</w:t>
+      </w:r>
+    </w:p>
+    <w:p>
+      <w:r>
+        <w:t>(groups=['pol-employees', 'pol-eng'])`. La respuesta expone</w:t>
+      </w:r>
+    </w:p>
+    <w:p>
+      <w:r>
+        <w:t>explícitamente los grupos del JWT para que sea evidente al lector que</w:t>
+      </w:r>
+    </w:p>
+    <w:p>
+      <w:r>
+        <w:t>la decisión está tomada en la capa de aplicación mirando los grupos,</w:t>
+      </w:r>
+    </w:p>
+    <w:p>
+      <w:r>
+        <w:t>no en la DB. Un empleado interno no puede ver datos de tenants aunque</w:t>
+      </w:r>
+    </w:p>
+    <w:p>
+      <w:r>
+        <w:t>haya pasado por Keycloak — el portal filtra antes de tocar la tabla.</w:t>
       </w:r>
     </w:p>
     <w:p/>
@@ -3780,7 +4553,500 @@
         <w:pStyle w:val="Heading2"/>
       </w:pPr>
       <w:r>
-        <w:t>4. File map</w:t>
+        <w:t>6. Hallazgos que no estaban en el diseño</w:t>
+      </w:r>
+    </w:p>
+    <w:p/>
+    <w:p>
+      <w:pPr>
+        <w:pStyle w:val="ListNumber"/>
+      </w:pPr>
+      <w:r>
+        <w:rPr>
+          <w:b/>
+        </w:rPr>
+        <w:t>MinIO no habla AWS IAM `PutUserPolicy`</w:t>
+      </w:r>
+      <w:r>
+        <w:t xml:space="preserve"> — tiene su propia admin</w:t>
+      </w:r>
+    </w:p>
+    <w:p>
+      <w:r>
+        <w:t xml:space="preserve">   API. Cuando lo supimos, el resto fue directo, pero la doc no lo dice.</w:t>
+      </w:r>
+    </w:p>
+    <w:p>
+      <w:pPr>
+        <w:pStyle w:val="ListNumber"/>
+      </w:pPr>
+      <w:r>
+        <w:rPr>
+          <w:b/>
+        </w:rPr>
+        <w:t>Roles `SUPERUSER` se saltean RLS en Postgres</w:t>
+      </w:r>
+      <w:r>
+        <w:t xml:space="preserve"> — fácil de pasar por</w:t>
+      </w:r>
+    </w:p>
+    <w:p>
+      <w:r>
+        <w:t xml:space="preserve">   alto. </w:t>
+      </w:r>
+      <w:r>
+        <w:rPr>
+          <w:rFonts w:ascii="Consolas" w:hAnsi="Consolas"/>
+          <w:sz w:val="20"/>
+        </w:rPr>
+        <w:t>FORCE ROW LEVEL SECURITY</w:t>
+      </w:r>
+      <w:r>
+        <w:t xml:space="preserve"> solo aplica si el usuario NO es</w:t>
+      </w:r>
+    </w:p>
+    <w:p>
+      <w:r>
+        <w:t xml:space="preserve">   superuser.</w:t>
+      </w:r>
+    </w:p>
+    <w:p>
+      <w:pPr>
+        <w:pStyle w:val="ListNumber"/>
+      </w:pPr>
+      <w:r>
+        <w:rPr>
+          <w:b/>
+        </w:rPr>
+        <w:t>boto3 enforce un mínimo de 20 chars para RoleArn</w:t>
+      </w:r>
+      <w:r>
+        <w:t xml:space="preserve"> — pero el</w:t>
+      </w:r>
+    </w:p>
+    <w:p>
+      <w:r>
+        <w:t xml:space="preserve">   camino STS claim-based de MinIO no quiere RoleArn. Hay que hacer HTTP</w:t>
+      </w:r>
+    </w:p>
+    <w:p>
+      <w:r>
+        <w:t xml:space="preserve">   crudo para esa llamada.</w:t>
+      </w:r>
+    </w:p>
+    <w:p>
+      <w:pPr>
+        <w:pStyle w:val="ListNumber"/>
+      </w:pPr>
+      <w:r>
+        <w:rPr>
+          <w:b/>
+        </w:rPr>
+        <w:t>El scope `groups` en Keycloak es un custom client scope</w:t>
+      </w:r>
+      <w:r>
+        <w:t>, no un</w:t>
+      </w:r>
+    </w:p>
+    <w:p>
+      <w:r>
+        <w:t xml:space="preserve">   default-allowed scope en clientes públicos. Pedirlo explícito en</w:t>
+      </w:r>
+    </w:p>
+    <w:p>
+      <w:r>
+        <w:t xml:space="preserve">   </w:t>
+      </w:r>
+      <w:r>
+        <w:rPr>
+          <w:rFonts w:ascii="Consolas" w:hAnsi="Consolas"/>
+          <w:sz w:val="20"/>
+        </w:rPr>
+        <w:t>scope=</w:t>
+      </w:r>
+      <w:r>
+        <w:t xml:space="preserve"> se rechaza salvo que el cliente lo tenga en</w:t>
+      </w:r>
+    </w:p>
+    <w:p>
+      <w:r>
+        <w:t xml:space="preserve">   </w:t>
+      </w:r>
+      <w:r>
+        <w:rPr>
+          <w:rFonts w:ascii="Consolas" w:hAnsi="Consolas"/>
+          <w:sz w:val="20"/>
+        </w:rPr>
+        <w:t>defaultClientScopes</w:t>
+      </w:r>
+      <w:r>
+        <w:t xml:space="preserve"> o </w:t>
+      </w:r>
+      <w:r>
+        <w:rPr>
+          <w:rFonts w:ascii="Consolas" w:hAnsi="Consolas"/>
+          <w:sz w:val="20"/>
+        </w:rPr>
+        <w:t>optionalClientScopes</w:t>
+      </w:r>
+      <w:r>
+        <w:t>.</w:t>
+      </w:r>
+    </w:p>
+    <w:p>
+      <w:pPr>
+        <w:pStyle w:val="ListNumber"/>
+      </w:pPr>
+      <w:r>
+        <w:t>**El validador v2 de Headscale exige que todo tag referenciado esté</w:t>
+      </w:r>
+    </w:p>
+    <w:p>
+      <w:r>
+        <w:t xml:space="preserve">   declarado en </w:t>
+      </w:r>
+      <w:r>
+        <w:rPr>
+          <w:rFonts w:ascii="Consolas" w:hAnsi="Consolas"/>
+          <w:sz w:val="20"/>
+        </w:rPr>
+        <w:t>tagOwners</w:t>
+      </w:r>
+      <w:r>
+        <w:t>**, incluso cuando el tag viene de un claim</w:t>
+      </w:r>
+    </w:p>
+    <w:p>
+      <w:r>
+        <w:t xml:space="preserve">   OIDC en lugar de un preauth key. (Los ACLs de preauth lo hubieran</w:t>
+      </w:r>
+    </w:p>
+    <w:p>
+      <w:r>
+        <w:t xml:space="preserve">   agarrado, pero usamos database mode para el POC.)</w:t>
+      </w:r>
+    </w:p>
+    <w:p>
+      <w:pPr>
+        <w:pStyle w:val="ListNumber"/>
+      </w:pPr>
+      <w:r>
+        <w:t>**Las cookies de sesión Flask firmadas con la misma clave entre</w:t>
+      </w:r>
+    </w:p>
+    <w:p>
+      <w:r>
+        <w:t xml:space="preserve">   pods se descifran en los dos pods.** Los dos portales salieron con</w:t>
+      </w:r>
+    </w:p>
+    <w:p>
+      <w:r>
+        <w:t xml:space="preserve">   el mismo placeholder </w:t>
+      </w:r>
+      <w:r>
+        <w:rPr>
+          <w:rFonts w:ascii="Consolas" w:hAnsi="Consolas"/>
+          <w:sz w:val="20"/>
+        </w:rPr>
+        <w:t>FLASK_SECRET</w:t>
+      </w:r>
+      <w:r>
+        <w:t>, así que la cookie firmada por</w:t>
+      </w:r>
+    </w:p>
+    <w:p>
+      <w:r>
+        <w:t xml:space="preserve">   el intranet se descifraba en el customer — el customer entonces</w:t>
+      </w:r>
+    </w:p>
+    <w:p>
+      <w:r>
+        <w:t xml:space="preserve">   mostraba </w:t>
+      </w:r>
+      <w:r>
+        <w:rPr>
+          <w:rFonts w:ascii="Consolas" w:hAnsi="Consolas"/>
+          <w:sz w:val="20"/>
+        </w:rPr>
+        <w:t>Welcome alice.</w:t>
+      </w:r>
+      <w:r>
+        <w:t xml:space="preserve"> aunque alice nunca se había logueado ahí.</w:t>
+      </w:r>
+    </w:p>
+    <w:p>
+      <w:r>
+        <w:t xml:space="preserve">   Se arregló con secrets únicos por pod</w:t>
+      </w:r>
+    </w:p>
+    <w:p>
+      <w:r>
+        <w:t xml:space="preserve">   (</w:t>
+      </w:r>
+      <w:r>
+        <w:rPr>
+          <w:rFonts w:ascii="Consolas" w:hAnsi="Consolas"/>
+          <w:sz w:val="20"/>
+        </w:rPr>
+        <w:t>polaris-poc-intranet-secret-CHANGE_ME</w:t>
+      </w:r>
+      <w:r>
+        <w:t xml:space="preserve"> vs</w:t>
+      </w:r>
+    </w:p>
+    <w:p>
+      <w:r>
+        <w:t xml:space="preserve">   </w:t>
+      </w:r>
+      <w:r>
+        <w:rPr>
+          <w:rFonts w:ascii="Consolas" w:hAnsi="Consolas"/>
+          <w:sz w:val="20"/>
+        </w:rPr>
+        <w:t>polaris-poc-customer-secret-CHANGE_ME</w:t>
+      </w:r>
+      <w:r>
+        <w:t>).</w:t>
+      </w:r>
+    </w:p>
+    <w:p>
+      <w:pPr>
+        <w:pStyle w:val="ListNumber"/>
+      </w:pPr>
+      <w:r>
+        <w:rPr>
+          <w:b/>
+        </w:rPr>
+        <w:t>Keycloak SSO bridgea usuarios a nivel realm, no a nivel cliente.</w:t>
+      </w:r>
+    </w:p>
+    <w:p>
+      <w:r>
+        <w:t xml:space="preserve">   Cuando alice autenticaba contra el intranet, Keycloak le quedaba con</w:t>
+      </w:r>
+    </w:p>
+    <w:p>
+      <w:r>
+        <w:t xml:space="preserve">   sesión en el realm polaris. El customer redirigía a Keycloak, y</w:t>
+      </w:r>
+    </w:p>
+    <w:p>
+      <w:r>
+        <w:t xml:space="preserve">   Keycloak la auto-logeaba (con </w:t>
+      </w:r>
+      <w:r>
+        <w:rPr>
+          <w:rFonts w:ascii="Consolas" w:hAnsi="Consolas"/>
+          <w:sz w:val="20"/>
+        </w:rPr>
+        <w:t>prompt=login</w:t>
+      </w:r>
+      <w:r>
+        <w:t xml:space="preserve"> incluso pre-llenando</w:t>
+      </w:r>
+    </w:p>
+    <w:p>
+      <w:r>
+        <w:t xml:space="preserve">   el username, así que solo se veía el campo password). El customer</w:t>
+      </w:r>
+    </w:p>
+    <w:p>
+      <w:r>
+        <w:t xml:space="preserve">   quedaba autenticado como alice. Se arregló con </w:t>
+      </w:r>
+      <w:r>
+        <w:rPr>
+          <w:rFonts w:ascii="Consolas" w:hAnsi="Consolas"/>
+          <w:sz w:val="20"/>
+        </w:rPr>
+        <w:t>prompt=login</w:t>
+      </w:r>
+      <w:r>
+        <w:t xml:space="preserve"> en</w:t>
+      </w:r>
+    </w:p>
+    <w:p>
+      <w:r>
+        <w:t xml:space="preserve">   el </w:t>
+      </w:r>
+      <w:r>
+        <w:rPr>
+          <w:rFonts w:ascii="Consolas" w:hAnsi="Consolas"/>
+          <w:sz w:val="20"/>
+        </w:rPr>
+        <w:t>/login</w:t>
+      </w:r>
+      <w:r>
+        <w:t xml:space="preserve"> Y </w:t>
+      </w:r>
+      <w:r>
+        <w:rPr>
+          <w:rFonts w:ascii="Consolas" w:hAnsi="Consolas"/>
+          <w:sz w:val="20"/>
+        </w:rPr>
+        <w:t>ctx.clear_cookies()</w:t>
+      </w:r>
+      <w:r>
+        <w:t xml:space="preserve"> entre capturas. La respuesta de</w:t>
+      </w:r>
+    </w:p>
+    <w:p>
+      <w:r>
+        <w:t xml:space="preserve">   producción sería clientes OIDC separados por portal — marcado como</w:t>
+      </w:r>
+    </w:p>
+    <w:p>
+      <w:r>
+        <w:t xml:space="preserve">   TODO.</w:t>
+      </w:r>
+    </w:p>
+    <w:p>
+      <w:pPr>
+        <w:pStyle w:val="ListNumber"/>
+      </w:pPr>
+      <w:r>
+        <w:rPr>
+          <w:b/>
+        </w:rPr>
+        <w:t>El `appUrl` de Grafana está baked en la imagen Docker</w:t>
+      </w:r>
+      <w:r>
+        <w:t>, así que</w:t>
+      </w:r>
+    </w:p>
+    <w:p>
+      <w:r>
+        <w:t xml:space="preserve">   setear </w:t>
+      </w:r>
+      <w:r>
+        <w:rPr>
+          <w:rFonts w:ascii="Consolas" w:hAnsi="Consolas"/>
+          <w:sz w:val="20"/>
+        </w:rPr>
+        <w:t>GF_AUTH_GENERIC_OAUTH_AUTH_URL</w:t>
+      </w:r>
+      <w:r>
+        <w:t xml:space="preserve"> y compañía no cambia el</w:t>
+      </w:r>
+    </w:p>
+    <w:p>
+      <w:r>
+        <w:t xml:space="preserve">   </w:t>
+      </w:r>
+      <w:r>
+        <w:rPr>
+          <w:rFonts w:ascii="Consolas" w:hAnsi="Consolas"/>
+          <w:sz w:val="20"/>
+        </w:rPr>
+        <w:t>redirect_uri</w:t>
+      </w:r>
+      <w:r>
+        <w:t xml:space="preserve"> que Grafana manda a Keycloak. Sin</w:t>
+      </w:r>
+    </w:p>
+    <w:p>
+      <w:r>
+        <w:t xml:space="preserve">   </w:t>
+      </w:r>
+      <w:r>
+        <w:rPr>
+          <w:rFonts w:ascii="Consolas" w:hAnsi="Consolas"/>
+          <w:sz w:val="20"/>
+        </w:rPr>
+        <w:t>GF_SERVER_ROOT_URL=http://127.0.0.1:13001</w:t>
+      </w:r>
+      <w:r>
+        <w:t>, Grafana redirige a</w:t>
+      </w:r>
+    </w:p>
+    <w:p>
+      <w:r>
+        <w:t xml:space="preserve">   </w:t>
+      </w:r>
+      <w:r>
+        <w:rPr>
+          <w:rFonts w:ascii="Consolas" w:hAnsi="Consolas"/>
+          <w:sz w:val="20"/>
+        </w:rPr>
+        <w:t>http://grafana.polaris.ts.net/login/generic_oauth</w:t>
+      </w:r>
+      <w:r>
+        <w:t xml:space="preserve"> — que no</w:t>
+      </w:r>
+    </w:p>
+    <w:p>
+      <w:r>
+        <w:t xml:space="preserve">   resuelve en el host de test.</w:t>
+      </w:r>
+    </w:p>
+    <w:p>
+      <w:pPr>
+        <w:pStyle w:val="ListNumber"/>
+      </w:pPr>
+      <w:r>
+        <w:rPr>
+          <w:b/>
+        </w:rPr>
+        <w:t>`generic_oauth` de Grafana no implementa PKCE</w:t>
+      </w:r>
+      <w:r>
+        <w:t>, así que cualquier</w:t>
+      </w:r>
+    </w:p>
+    <w:p>
+      <w:r>
+        <w:t xml:space="preserve">   cliente en Keycloak con </w:t>
+      </w:r>
+      <w:r>
+        <w:rPr>
+          <w:rFonts w:ascii="Consolas" w:hAnsi="Consolas"/>
+          <w:sz w:val="20"/>
+        </w:rPr>
+        <w:t>pkce.code.challenge.method</w:t>
+      </w:r>
+      <w:r>
+        <w:t xml:space="preserve"> enforced</w:t>
+      </w:r>
+    </w:p>
+    <w:p>
+      <w:r>
+        <w:t xml:space="preserve">   rechaza el authorize con *"Missing parameter:</w:t>
+      </w:r>
+    </w:p>
+    <w:p>
+      <w:r>
+        <w:t xml:space="preserve">   code_challenge_method"*. Workaround: dejar PKCE off para el cliente</w:t>
+      </w:r>
+    </w:p>
+    <w:p>
+      <w:r>
+        <w:t xml:space="preserve">   pol-grafana únicamente. Los pods intranet y customer se actualizaron</w:t>
+      </w:r>
+    </w:p>
+    <w:p>
+      <w:r>
+        <w:t xml:space="preserve">   para mandar PKCE.</w:t>
+      </w:r>
+    </w:p>
+    <w:p/>
+    <w:p>
+      <w:pPr>
+        <w:pStyle w:val="Heading2"/>
+      </w:pPr>
+      <w:r>
+        <w:t>7. Reproducir el setup</w:t>
+      </w:r>
+    </w:p>
+    <w:p/>
+    <w:p>
+      <w:r>
+        <w:rPr>
+          <w:b/>
+        </w:rPr>
+        <w:t>Setup inicial</w:t>
+      </w:r>
+      <w:r>
+        <w:t xml:space="preserve"> — host limpio con docker, kind, kubectl, helm:</w:t>
       </w:r>
     </w:p>
     <w:p/>
@@ -3793,71 +5059,89 @@
           <w:rFonts w:ascii="Consolas" w:hAnsi="Consolas"/>
           <w:sz w:val="18"/>
         </w:rPr>
-        <w:t>polaris/</w:t>
+        <w:t># 1. Levantar stack base</w:t>
         <w:br/>
-        <w:t>├── README.md                   ← TL;DR + 5 decisions table</w:t>
+        <w:t>cd polaris</w:t>
         <w:br/>
-        <w:t>├── RUN_REPORT.md               ← this file</w:t>
+        <w:t>docker compose -f docker-compose.yml up -d</w:t>
         <w:br/>
-        <w:t>├── docker-compose.yml          ← 4 services + bootstrap</w:t>
+        <w:t>docker compose -f docker-compose.yml run --rm minio-bootstrap   # 5 buckets + 6 IAM policies</w:t>
         <w:br/>
-        <w:t>├── .env.example                ← credentials (gitignored)</w:t>
         <w:br/>
-        <w:t>├── acl/</w:t>
+        <w:t># 2. Levantar cluster kind y conectarlo a la red de docker-compose</w:t>
         <w:br/>
-        <w:t>│   └── policy.hujson           ← Headscale tagOwners + ACLs + SSH</w:t>
+        <w:t>kind create cluster --name polaris-eks-sim --config k3d/cluster.yaml</w:t>
         <w:br/>
-        <w:t>├── headscale/</w:t>
+        <w:t>docker network connect polaris_polaris_default polaris-eks-sim-control-plane</w:t>
         <w:br/>
-        <w:t>│   └── config.yaml             ← DNS, sqlite, ephemeral, policy=database</w:t>
+        <w:t>docker network connect polaris_polaris_default polaris-eks-sim-worker</w:t>
         <w:br/>
-        <w:t>├── keycloak/</w:t>
         <w:br/>
-        <w:t>│   └── realm-polaris.json      ← 7 groups, 6 users, 4 OIDC clients</w:t>
+        <w:t># 3. Build + load imágenes</w:t>
         <w:br/>
-        <w:t>├── postgres/</w:t>
+        <w:t>docker build -t polaris-intranet:latest apps/intranet/</w:t>
         <w:br/>
-        <w:t>│   └── init.sql                ← 3 DBs, RLS policy tenant_isolation</w:t>
+        <w:t>docker build -t polaris-grafana:latest apps/grafana/</w:t>
         <w:br/>
-        <w:t>├── minio/</w:t>
+        <w:t>docker build -t polaris-customer:latest apps/customer/</w:t>
         <w:br/>
-        <w:t>│   └── policies.json           ← reference doc</w:t>
+        <w:t>kind load docker-image polaris-intranet:latest --name polaris-eks-sim</w:t>
         <w:br/>
-        <w:t>├── scripts/</w:t>
+        <w:t>kind load docker-image polaris-grafana:latest --name polaris-eks-sim</w:t>
         <w:br/>
-        <w:t>│   ├── Dockerfile.minio-bootstrap</w:t>
+        <w:t>kind load docker-image polaris-customer:latest --name polaris-eks-sim</w:t>
         <w:br/>
-        <w:t>│   └── minio_bootstrap.py      ← boto3 (PutBucket) + raw HTTP (admin API)</w:t>
         <w:br/>
-        <w:t>├── apps/</w:t>
+        <w:t># 4. Aplicar manifests</w:t>
         <w:br/>
-        <w:t>│   ├── intranet/{app.py,Dockerfile}</w:t>
+        <w:t>kubectl --context=kind-polaris-eks-sim apply -f k3d/traefik.yaml</w:t>
         <w:br/>
-        <w:t>│   ├── grafana/{Dockerfile,grafana.ini,provisioning/datasources/}</w:t>
+        <w:t>kubectl --context=kind-polaris-eks-sim apply -f charts/intranet/deployment.yaml</w:t>
         <w:br/>
-        <w:t>│   └── customer/{app.py,Dockerfile}</w:t>
+        <w:t>kubectl --context=kind-polaris-eks-sim apply -f charts/grafana/deployment.yaml</w:t>
         <w:br/>
-        <w:t>├── charts/</w:t>
+        <w:t>kubectl --context=kind-polaris-eks-sim apply -f charts/customer/deployment.yaml</w:t>
         <w:br/>
-        <w:t>│   ├── traefik.yaml            ← Traefik DaemonSet + NodePort</w:t>
         <w:br/>
-        <w:t>│   ├── intranet/deployment.yaml</w:t>
+        <w:t># 5. Aplicar policy de Headscale</w:t>
         <w:br/>
-        <w:t>│   ├── grafana/deployment.yaml</w:t>
+        <w:t>headscale --config headscale/config.yaml nodes tag --user polaris ...</w:t>
+      </w:r>
+    </w:p>
+    <w:p/>
+    <w:p>
+      <w:r>
+        <w:rPr>
+          <w:b/>
+        </w:rPr>
+        <w:t>Validación</w:t>
+      </w:r>
+      <w:r>
+        <w:t xml:space="preserve"> — registrar un nodo, loguearse, correr E2E:</w:t>
+      </w:r>
+    </w:p>
+    <w:p/>
+    <w:p>
+      <w:pPr>
+        <w:pStyle w:val="NoSpacing"/>
+      </w:pPr>
+      <w:r>
+        <w:rPr>
+          <w:rFonts w:ascii="Consolas" w:hAnsi="Consolas"/>
+          <w:sz w:val="18"/>
+        </w:rPr>
+        <w:t># Login cada usuario y verificar</w:t>
         <w:br/>
-        <w:t>│   └── customer/deployment.yaml</w:t>
+        <w:t>python3 tests/test_intranet_files.py alice polaris</w:t>
         <w:br/>
-        <w:t>├── docs/</w:t>
+        <w:t>python3 tests/test_customer_data.py alice-acme polaris</w:t>
         <w:br/>
-        <w:t>│   ├── design.md               ← 545 lines, source of truth</w:t>
+        <w:t>python3 tests/test_grafana_role.py carol polaris</w:t>
         <w:br/>
-        <w:t>│   ├── diagrams/{architecture,iam-flow,idp-flow,tag-matrix}.mmd</w:t>
         <w:br/>
-        <w:t>│   └── screenshots/</w:t>
+        <w:t># Capturar las 6 figuras de este documento</w:t>
         <w:br/>
-        <w:t>└── tests/</w:t>
-        <w:br/>
-        <w:t xml:space="preserve">    └── (E2E scripts)</w:t>
+        <w:t>python3 tests/capture_screenshots.py</w:t>
       </w:r>
     </w:p>
     <w:p/>
@@ -3866,7 +5150,7 @@
         <w:pStyle w:val="Heading2"/>
       </w:pPr>
       <w:r>
-        <w:t>5. Tag matrix (Headscale)</w:t>
+        <w:t>8. Decisiones tomadas</w:t>
       </w:r>
     </w:p>
     <w:p/>
@@ -3888,7 +5172,7 @@
           <w:p>
             <w:r/>
             <w:r>
-              <w:t>tag</w:t>
+              <w:t>pregunta</w:t>
             </w:r>
           </w:p>
         </w:tc>
@@ -3899,7 +5183,7 @@
           <w:p>
             <w:r/>
             <w:r>
-              <w:t>owner</w:t>
+              <w:t>elección</w:t>
             </w:r>
           </w:p>
         </w:tc>
@@ -3910,7 +5194,7 @@
           <w:p>
             <w:r/>
             <w:r>
-              <w:t>user-side meaning</w:t>
+              <w:t>razonamiento</w:t>
             </w:r>
           </w:p>
         </w:tc>
@@ -3934,7 +5218,7 @@
           <w:p>
             <w:r/>
             <w:r>
-              <w:t>tag:infra-headscale</w:t>
+              <w:t>¿Sincronizar grupos de Keycloak a tags de Headscale?</w:t>
             </w:r>
           </w:p>
         </w:tc>
@@ -3945,7 +5229,17 @@
           <w:p>
             <w:r/>
             <w:r>
-              <w:t>headscale</w:t>
+              <w:t xml:space="preserve">manual </w:t>
+            </w:r>
+            <w:r>
+              <w:rPr>
+                <w:rFonts w:ascii="Consolas" w:hAnsi="Consolas"/>
+                <w:sz w:val="20"/>
+              </w:rPr>
+              <w:t>headscale nodes tag</w:t>
+            </w:r>
+            <w:r>
+              <w:t xml:space="preserve"> para el POC</w:t>
             </w:r>
           </w:p>
         </w:tc>
@@ -3956,7 +5250,7 @@
           <w:p>
             <w:r/>
             <w:r>
-              <w:t>infrastructure</w:t>
+              <w:t>la automatización vía webhook es directa pero fuera de scope</w:t>
             </w:r>
           </w:p>
         </w:tc>
@@ -3980,7 +5274,7 @@
           <w:p>
             <w:r/>
             <w:r>
-              <w:t>tag:portal-intranet</w:t>
+              <w:t>¿Schema-per-tenant o esquema compartido en Postgres?</w:t>
             </w:r>
           </w:p>
         </w:tc>
@@ -3991,7 +5285,14 @@
           <w:p>
             <w:r/>
             <w:r>
-              <w:t>intranet</w:t>
+              <w:t xml:space="preserve">esquema compartido + RLS vía </w:t>
+            </w:r>
+            <w:r>
+              <w:rPr>
+                <w:rFonts w:ascii="Consolas" w:hAnsi="Consolas"/>
+                <w:sz w:val="20"/>
+              </w:rPr>
+              <w:t>SET LOCAL</w:t>
             </w:r>
           </w:p>
         </w:tc>
@@ -4002,7 +5303,7 @@
           <w:p>
             <w:r/>
             <w:r>
-              <w:t>intranet portal pod</w:t>
+              <w:t>ops más barato, una migración aplica a todos</w:t>
             </w:r>
           </w:p>
         </w:tc>
@@ -4026,7 +5327,7 @@
           <w:p>
             <w:r/>
             <w:r>
-              <w:t>tag:portal-grafana</w:t>
+              <w:t>¿Portal customer API-first o solo HTML?</w:t>
             </w:r>
           </w:p>
         </w:tc>
@@ -4037,7 +5338,7 @@
           <w:p>
             <w:r/>
             <w:r>
-              <w:t>grafana</w:t>
+              <w:t>solo HTML</w:t>
             </w:r>
           </w:p>
         </w:tc>
@@ -4048,7 +5349,7 @@
           <w:p>
             <w:r/>
             <w:r>
-              <w:t>grafana portal pod</w:t>
+              <w:t>el contrato API es otro workstream</w:t>
             </w:r>
           </w:p>
         </w:tc>
@@ -4072,7 +5373,7 @@
           <w:p>
             <w:r/>
             <w:r>
-              <w:t>tag:portal-customer</w:t>
+              <w:t>¿Prometheus?</w:t>
             </w:r>
           </w:p>
         </w:tc>
@@ -4083,7 +5384,7 @@
           <w:p>
             <w:r/>
             <w:r>
-              <w:t>customer</w:t>
+              <w:t>skipeado (solo Grafana + datasource Postgres)</w:t>
             </w:r>
           </w:p>
         </w:tc>
@@ -4094,7 +5395,7 @@
           <w:p>
             <w:r/>
             <w:r>
-              <w:t>customer portal pod</w:t>
+              <w:t>el alcance de métricas es chico; las queries de Grafana alcanzan</w:t>
             </w:r>
           </w:p>
         </w:tc>
@@ -4118,7 +5419,7 @@
           <w:p>
             <w:r/>
             <w:r>
-              <w:t>tag:bucket-employees</w:t>
+              <w:t>¿LocalStack o MinIO para S3+IAM?</w:t>
             </w:r>
           </w:p>
         </w:tc>
@@ -4129,7 +5430,7 @@
           <w:p>
             <w:r/>
             <w:r>
-              <w:t>pol-employees</w:t>
+              <w:t>MinIO con OIDC</w:t>
             </w:r>
           </w:p>
         </w:tc>
@@ -4140,237 +5441,17 @@
           <w:p>
             <w:r/>
             <w:r>
-              <w:t>alice, bob, carol</w:t>
+              <w:t xml:space="preserve">más liviano, OIDC first-class vía </w:t>
             </w:r>
-          </w:p>
-        </w:tc>
-      </w:tr>
-    </w:tbl>
-    <w:tbl>
-      <w:tblPr>
-        <w:tblW w:type="auto" w:w="0"/>
-        <w:tblLook w:firstColumn="1" w:firstRow="1" w:lastColumn="0" w:lastRow="0" w:noHBand="0" w:noVBand="1" w:val="04A0"/>
-      </w:tblPr>
-      <w:tblGrid>
-        <w:gridCol w:w="2880"/>
-        <w:gridCol w:w="2880"/>
-        <w:gridCol w:w="2880"/>
-      </w:tblGrid>
-      <w:tr>
-        <w:tc>
-          <w:tcPr>
-            <w:tcW w:type="dxa" w:w="2880"/>
-          </w:tcPr>
-          <w:p>
-            <w:r/>
             <w:r>
-              <w:t>tag:bucket-ops</w:t>
+              <w:rPr>
+                <w:rFonts w:ascii="Consolas" w:hAnsi="Consolas"/>
+                <w:sz w:val="20"/>
+              </w:rPr>
+              <w:t>MINIO_IDENTITY_OPENID_*</w:t>
             </w:r>
-          </w:p>
-        </w:tc>
-        <w:tc>
-          <w:tcPr>
-            <w:tcW w:type="dxa" w:w="2880"/>
-          </w:tcPr>
-          <w:p>
-            <w:r/>
             <w:r>
-              <w:t>pol-ops</w:t>
-            </w:r>
-          </w:p>
-        </w:tc>
-        <w:tc>
-          <w:tcPr>
-            <w:tcW w:type="dxa" w:w="2880"/>
-          </w:tcPr>
-          <w:p>
-            <w:r/>
-            <w:r>
-              <w:t>bob</w:t>
-            </w:r>
-          </w:p>
-        </w:tc>
-      </w:tr>
-    </w:tbl>
-    <w:tbl>
-      <w:tblPr>
-        <w:tblW w:type="auto" w:w="0"/>
-        <w:tblLook w:firstColumn="1" w:firstRow="1" w:lastColumn="0" w:lastRow="0" w:noHBand="0" w:noVBand="1" w:val="04A0"/>
-      </w:tblPr>
-      <w:tblGrid>
-        <w:gridCol w:w="2880"/>
-        <w:gridCol w:w="2880"/>
-        <w:gridCol w:w="2880"/>
-      </w:tblGrid>
-      <w:tr>
-        <w:tc>
-          <w:tcPr>
-            <w:tcW w:type="dxa" w:w="2880"/>
-          </w:tcPr>
-          <w:p>
-            <w:r/>
-            <w:r>
-              <w:t>tag:bucket-acme</w:t>
-            </w:r>
-          </w:p>
-        </w:tc>
-        <w:tc>
-          <w:tcPr>
-            <w:tcW w:type="dxa" w:w="2880"/>
-          </w:tcPr>
-          <w:p>
-            <w:r/>
-            <w:r>
-              <w:t>pol-customer-tenant-acme</w:t>
-            </w:r>
-          </w:p>
-        </w:tc>
-        <w:tc>
-          <w:tcPr>
-            <w:tcW w:type="dxa" w:w="2880"/>
-          </w:tcPr>
-          <w:p>
-            <w:r/>
-            <w:r>
-              <w:t>alice-acme</w:t>
-            </w:r>
-          </w:p>
-        </w:tc>
-      </w:tr>
-    </w:tbl>
-    <w:tbl>
-      <w:tblPr>
-        <w:tblW w:type="auto" w:w="0"/>
-        <w:tblLook w:firstColumn="1" w:firstRow="1" w:lastColumn="0" w:lastRow="0" w:noHBand="0" w:noVBand="1" w:val="04A0"/>
-      </w:tblPr>
-      <w:tblGrid>
-        <w:gridCol w:w="2880"/>
-        <w:gridCol w:w="2880"/>
-        <w:gridCol w:w="2880"/>
-      </w:tblGrid>
-      <w:tr>
-        <w:tc>
-          <w:tcPr>
-            <w:tcW w:type="dxa" w:w="2880"/>
-          </w:tcPr>
-          <w:p>
-            <w:r/>
-            <w:r>
-              <w:t>tag:bucket-brightside</w:t>
-            </w:r>
-          </w:p>
-        </w:tc>
-        <w:tc>
-          <w:tcPr>
-            <w:tcW w:type="dxa" w:w="2880"/>
-          </w:tcPr>
-          <w:p>
-            <w:r/>
-            <w:r>
-              <w:t>pol-customer-tenant-brightside</w:t>
-            </w:r>
-          </w:p>
-        </w:tc>
-        <w:tc>
-          <w:tcPr>
-            <w:tcW w:type="dxa" w:w="2880"/>
-          </w:tcPr>
-          <w:p>
-            <w:r/>
-            <w:r>
-              <w:t>bob-brightside</w:t>
-            </w:r>
-          </w:p>
-        </w:tc>
-      </w:tr>
-    </w:tbl>
-    <w:tbl>
-      <w:tblPr>
-        <w:tblW w:type="auto" w:w="0"/>
-        <w:tblLook w:firstColumn="1" w:firstRow="1" w:lastColumn="0" w:lastRow="0" w:noHBand="0" w:noVBand="1" w:val="04A0"/>
-      </w:tblPr>
-      <w:tblGrid>
-        <w:gridCol w:w="2880"/>
-        <w:gridCol w:w="2880"/>
-        <w:gridCol w:w="2880"/>
-      </w:tblGrid>
-      <w:tr>
-        <w:tc>
-          <w:tcPr>
-            <w:tcW w:type="dxa" w:w="2880"/>
-          </w:tcPr>
-          <w:p>
-            <w:r/>
-            <w:r>
-              <w:t>tag:bucket-partners</w:t>
-            </w:r>
-          </w:p>
-        </w:tc>
-        <w:tc>
-          <w:tcPr>
-            <w:tcW w:type="dxa" w:w="2880"/>
-          </w:tcPr>
-          <w:p>
-            <w:r/>
-            <w:r>
-              <w:t>pol-partners-northwind</w:t>
-            </w:r>
-          </w:p>
-        </w:tc>
-        <w:tc>
-          <w:tcPr>
-            <w:tcW w:type="dxa" w:w="2880"/>
-          </w:tcPr>
-          <w:p>
-            <w:r/>
-            <w:r>
-              <w:t>carol-northwind</w:t>
-            </w:r>
-          </w:p>
-        </w:tc>
-      </w:tr>
-    </w:tbl>
-    <w:tbl>
-      <w:tblPr>
-        <w:tblW w:type="auto" w:w="0"/>
-        <w:tblLook w:firstColumn="1" w:firstRow="1" w:lastColumn="0" w:lastRow="0" w:noHBand="0" w:noVBand="1" w:val="04A0"/>
-      </w:tblPr>
-      <w:tblGrid>
-        <w:gridCol w:w="2880"/>
-        <w:gridCol w:w="2880"/>
-        <w:gridCol w:w="2880"/>
-      </w:tblGrid>
-      <w:tr>
-        <w:tc>
-          <w:tcPr>
-            <w:tcW w:type="dxa" w:w="2880"/>
-          </w:tcPr>
-          <w:p>
-            <w:r/>
-            <w:r>
-              <w:t>tag:eng</w:t>
-            </w:r>
-          </w:p>
-        </w:tc>
-        <w:tc>
-          <w:tcPr>
-            <w:tcW w:type="dxa" w:w="2880"/>
-          </w:tcPr>
-          <w:p>
-            <w:r/>
-            <w:r>
-              <w:t>pol-eng</w:t>
-            </w:r>
-          </w:p>
-        </w:tc>
-        <w:tc>
-          <w:tcPr>
-            <w:tcW w:type="dxa" w:w="2880"/>
-          </w:tcPr>
-          <w:p>
-            <w:r/>
-            <w:r>
-              <w:t>alice</w:t>
+              <w:t>, STS nativo</w:t>
             </w:r>
           </w:p>
         </w:tc>
@@ -4378,135 +5459,11 @@
     </w:tbl>
     <w:p/>
     <w:p>
-      <w:r>
-        <w:t>ACLs:</w:t>
-      </w:r>
-    </w:p>
-    <w:p>
-      <w:pPr>
-        <w:pStyle w:val="ListBullet"/>
-      </w:pPr>
-      <w:r>
-        <w:rPr>
-          <w:rFonts w:ascii="Consolas" w:hAnsi="Consolas"/>
-          <w:sz w:val="20"/>
-        </w:rPr>
-        <w:t>pol-eng</w:t>
-      </w:r>
-      <w:r>
-        <w:t xml:space="preserve">: SSH to </w:t>
-      </w:r>
-      <w:r>
-        <w:rPr>
-          <w:rFonts w:ascii="Consolas" w:hAnsi="Consolas"/>
-          <w:sz w:val="20"/>
-        </w:rPr>
-        <w:t>tag:eng</w:t>
-      </w:r>
-      <w:r>
-        <w:t xml:space="preserve"> (would be infra/bastion in prod)</w:t>
-      </w:r>
-    </w:p>
-    <w:p>
-      <w:pPr>
-        <w:pStyle w:val="ListBullet"/>
-      </w:pPr>
-      <w:r>
-        <w:rPr>
-          <w:rFonts w:ascii="Consolas" w:hAnsi="Consolas"/>
-          <w:sz w:val="20"/>
-        </w:rPr>
-        <w:t>pol-employees</w:t>
-      </w:r>
-      <w:r>
-        <w:t xml:space="preserve">: HTTP to </w:t>
-      </w:r>
-      <w:r>
-        <w:rPr>
-          <w:rFonts w:ascii="Consolas" w:hAnsi="Consolas"/>
-          <w:sz w:val="20"/>
-        </w:rPr>
-        <w:t>tag:portal-intranet</w:t>
-      </w:r>
-    </w:p>
-    <w:p>
-      <w:pPr>
-        <w:pStyle w:val="ListBullet"/>
-      </w:pPr>
-      <w:r>
-        <w:rPr>
-          <w:rFonts w:ascii="Consolas" w:hAnsi="Consolas"/>
-          <w:sz w:val="20"/>
-        </w:rPr>
-        <w:t>pol-ops</w:t>
-      </w:r>
-      <w:r>
-        <w:t xml:space="preserve">: HTTP to all three portals + SSH to all </w:t>
-      </w:r>
-      <w:r>
-        <w:rPr>
-          <w:rFonts w:ascii="Consolas" w:hAnsi="Consolas"/>
-          <w:sz w:val="20"/>
-        </w:rPr>
-        <w:t>tag:bucket-*</w:t>
-      </w:r>
-      <w:r>
-        <w:t xml:space="preserve"> for S3-via-MinIO-over-Tailnet</w:t>
-      </w:r>
-    </w:p>
-    <w:p>
-      <w:pPr>
-        <w:pStyle w:val="ListBullet"/>
-      </w:pPr>
-      <w:r>
-        <w:rPr>
-          <w:rFonts w:ascii="Consolas" w:hAnsi="Consolas"/>
-          <w:sz w:val="20"/>
-        </w:rPr>
-        <w:t>pol-admin</w:t>
-      </w:r>
-      <w:r>
-        <w:t>: HTTP to all three portals + SSH everywhere</w:t>
-      </w:r>
-    </w:p>
-    <w:p>
-      <w:pPr>
-        <w:pStyle w:val="ListBullet"/>
-      </w:pPr>
-      <w:r>
-        <w:t xml:space="preserve">customer/partner groups: HTTP only to </w:t>
-      </w:r>
-      <w:r>
-        <w:rPr>
-          <w:rFonts w:ascii="Consolas" w:hAnsi="Consolas"/>
-          <w:sz w:val="20"/>
-        </w:rPr>
-        <w:t>tag:portal-customer</w:t>
-      </w:r>
-    </w:p>
-    <w:p/>
-    <w:p>
-      <w:r>
-        <w:t>The two-layer rule: Headscale ACL says "this user may talk to that tag</w:t>
-      </w:r>
-    </w:p>
-    <w:p>
-      <w:r>
-        <w:t>at all", MinIO IAM says "for this user, this bucket is readwrite but</w:t>
-      </w:r>
-    </w:p>
-    <w:p>
-      <w:r>
-        <w:t>others are 403". Either layer alone would leak; together they hold.</w:t>
-      </w:r>
-    </w:p>
-    <w:p/>
-    <w:p>
       <w:pPr>
         <w:pStyle w:val="Heading2"/>
       </w:pPr>
       <w:r>
-        <w:t>6. Risks known at POC close</w:t>
+        <w:t>9. Riesgos conocidos al cierre del POC</w:t>
       </w:r>
     </w:p>
     <w:p/>
@@ -4540,7 +5497,7 @@
           <w:p>
             <w:r/>
             <w:r>
-              <w:t>risk</w:t>
+              <w:t>riesgo</w:t>
             </w:r>
           </w:p>
         </w:tc>
@@ -4551,7 +5508,7 @@
           <w:p>
             <w:r/>
             <w:r>
-              <w:t>mitigation</w:t>
+              <w:t>mitigación</w:t>
             </w:r>
           </w:p>
         </w:tc>
@@ -4562,7 +5519,7 @@
           <w:p>
             <w:r/>
             <w:r>
-              <w:t>status</w:t>
+              <w:t>estado</w:t>
             </w:r>
           </w:p>
         </w:tc>
@@ -4598,7 +5555,7 @@
           <w:p>
             <w:r/>
             <w:r>
-              <w:t>Headscale single instance (no HA)</w:t>
+              <w:t>Headscale instancia única (sin HA)</w:t>
             </w:r>
           </w:p>
         </w:tc>
@@ -4609,7 +5566,7 @@
           <w:p>
             <w:r/>
             <w:r>
-              <w:t>run two, peer them</w:t>
+              <w:t>correr dos, peer-earlos</w:t>
             </w:r>
           </w:p>
         </w:tc>
@@ -4620,7 +5577,7 @@
           <w:p>
             <w:r/>
             <w:r>
-              <w:t>not in scope</w:t>
+              <w:t>fuera de scope</w:t>
             </w:r>
           </w:p>
         </w:tc>
@@ -4656,7 +5613,7 @@
           <w:p>
             <w:r/>
             <w:r>
-              <w:t>keycloak_db backed by Postgres → SPOF</w:t>
+              <w:t>keycloak_db respaldado por Postgres → SPOF</w:t>
             </w:r>
           </w:p>
         </w:tc>
@@ -4667,7 +5624,7 @@
           <w:p>
             <w:r/>
             <w:r>
-              <w:t>external DB</w:t>
+              <w:t>DB externa</w:t>
             </w:r>
           </w:p>
         </w:tc>
@@ -4678,7 +5635,7 @@
           <w:p>
             <w:r/>
             <w:r>
-              <w:t>not in scope</w:t>
+              <w:t>fuera de scope</w:t>
             </w:r>
           </w:p>
         </w:tc>
@@ -4714,7 +5671,7 @@
           <w:p>
             <w:r/>
             <w:r>
-              <w:t>pgAdmin not deployed</w:t>
+              <w:t>pgAdmin no desplegado</w:t>
             </w:r>
           </w:p>
         </w:tc>
@@ -4725,7 +5682,7 @@
           <w:p>
             <w:r/>
             <w:r>
-              <w:t>none for POC</w:t>
+              <w:t>—</w:t>
             </w:r>
           </w:p>
         </w:tc>
@@ -4736,7 +5693,7 @@
           <w:p>
             <w:r/>
             <w:r>
-              <w:t>out of scope</w:t>
+              <w:t>fuera de scope</w:t>
             </w:r>
           </w:p>
         </w:tc>
@@ -4772,7 +5729,7 @@
           <w:p>
             <w:r/>
             <w:r>
-              <w:t>bootstrap boto3 has hardcoded credentials</w:t>
+              <w:t>bootstrap boto3 con credenciales hardcodeadas</w:t>
             </w:r>
           </w:p>
         </w:tc>
@@ -4783,7 +5740,7 @@
           <w:p>
             <w:r/>
             <w:r>
-              <w:t>use Vault / SOPS</w:t>
+              <w:t>usar Vault / SOPS</w:t>
             </w:r>
           </w:p>
         </w:tc>
@@ -4794,7 +5751,7 @@
           <w:p>
             <w:r/>
             <w:r>
-              <w:t>out of scope</w:t>
+              <w:t>fuera de scope</w:t>
             </w:r>
           </w:p>
         </w:tc>
@@ -4830,7 +5787,7 @@
           <w:p>
             <w:r/>
             <w:r>
-              <w:t>Direct grant (resource owner password) is used by all portals</w:t>
+              <w:t>Direct grant (resource owner password) usado por todos los portales</w:t>
             </w:r>
           </w:p>
         </w:tc>
@@ -4841,7 +5798,7 @@
           <w:p>
             <w:r/>
             <w:r>
-              <w:t>switch to auth-code flow</w:t>
+              <w:t>pasar a auth-code flow</w:t>
             </w:r>
           </w:p>
         </w:tc>
@@ -4852,7 +5809,7 @@
           <w:p>
             <w:r/>
             <w:r>
-              <w:t>planned</w:t>
+              <w:t>planeado</w:t>
             </w:r>
           </w:p>
         </w:tc>
@@ -4888,7 +5845,7 @@
           <w:p>
             <w:r/>
             <w:r>
-              <w:t>No MFA on Keycloak</w:t>
+              <w:t>Sin MFA en Keycloak</w:t>
             </w:r>
           </w:p>
         </w:tc>
@@ -4899,7 +5856,7 @@
           <w:p>
             <w:r/>
             <w:r>
-              <w:t>enable WebAuthn in prod</w:t>
+              <w:t>habilitar WebAuthn en prod</w:t>
             </w:r>
           </w:p>
         </w:tc>
@@ -4910,7 +5867,7 @@
           <w:p>
             <w:r/>
             <w:r>
-              <w:t>planned</w:t>
+              <w:t>planeado</w:t>
             </w:r>
           </w:p>
         </w:tc>
@@ -4946,7 +5903,7 @@
           <w:p>
             <w:r/>
             <w:r>
-              <w:t>MinIO community archives discontinued</w:t>
+              <w:t>Archivos community de MinIO discontinuados</w:t>
             </w:r>
           </w:p>
         </w:tc>
@@ -4957,7 +5914,7 @@
           <w:p>
             <w:r/>
             <w:r>
-              <w:t xml:space="preserve">pin to cached </w:t>
+              <w:t xml:space="preserve">pinear a </w:t>
             </w:r>
             <w:r>
               <w:rPr>
@@ -4965,6 +5922,9 @@
                 <w:sz w:val="20"/>
               </w:rPr>
               <w:t>RELEASE.2024-01-18</w:t>
+            </w:r>
+            <w:r>
+              <w:t xml:space="preserve"> cacheado</w:t>
             </w:r>
           </w:p>
         </w:tc>
@@ -4975,7 +5935,7 @@
           <w:p>
             <w:r/>
             <w:r>
-              <w:t>mitigated</w:t>
+              <w:t>mitigado</w:t>
             </w:r>
           </w:p>
         </w:tc>
@@ -5011,7 +5971,7 @@
           <w:p>
             <w:r/>
             <w:r>
-              <w:t>MinIO OIDC aud claim requires per-client audience mapper</w:t>
+              <w:t>MinIO OIDC aud claim requiere audience mapper per-client</w:t>
             </w:r>
           </w:p>
         </w:tc>
@@ -5022,7 +5982,7 @@
           <w:p>
             <w:r/>
             <w:r>
-              <w:t>added in realm JSON + admin API</w:t>
+              <w:t>agregado en realm JSON + admin API</w:t>
             </w:r>
           </w:p>
         </w:tc>
@@ -5033,7 +5993,7 @@
           <w:p>
             <w:r/>
             <w:r>
-              <w:t>fixed</w:t>
+              <w:t>arreglado</w:t>
             </w:r>
           </w:p>
         </w:tc>
@@ -5069,7 +6029,7 @@
           <w:p>
             <w:r/>
             <w:r>
-              <w:t>boto3 STS rejects empty RoleArn</w:t>
+              <w:t>boto3 STS rechaza RoleArn vacío</w:t>
             </w:r>
           </w:p>
         </w:tc>
@@ -5080,7 +6040,7 @@
           <w:p>
             <w:r/>
             <w:r>
-              <w:t>raw HTTP for STS calls</w:t>
+              <w:t>HTTP crudo para STS</w:t>
             </w:r>
           </w:p>
         </w:tc>
@@ -5091,7 +6051,7 @@
           <w:p>
             <w:r/>
             <w:r>
-              <w:t>fixed</w:t>
+              <w:t>arreglado</w:t>
             </w:r>
           </w:p>
         </w:tc>
@@ -5103,482 +6063,72 @@
         <w:pStyle w:val="Heading2"/>
       </w:pPr>
       <w:r>
-        <w:t>7. Decisions taken in round 1</w:t>
-      </w:r>
-    </w:p>
-    <w:p/>
-    <w:tbl>
-      <w:tblPr>
-        <w:tblW w:type="auto" w:w="0"/>
-        <w:tblLook w:firstColumn="1" w:firstRow="1" w:lastColumn="0" w:lastRow="0" w:noHBand="0" w:noVBand="1" w:val="04A0"/>
-      </w:tblPr>
-      <w:tblGrid>
-        <w:gridCol w:w="2160"/>
-        <w:gridCol w:w="2160"/>
-        <w:gridCol w:w="2160"/>
-        <w:gridCol w:w="2160"/>
-      </w:tblGrid>
-      <w:tr>
-        <w:tc>
-          <w:tcPr>
-            <w:tcW w:type="dxa" w:w="2160"/>
-          </w:tcPr>
-          <w:p>
-            <w:r/>
-            <w:r>
-              <w:t>#</w:t>
-            </w:r>
-          </w:p>
-        </w:tc>
-        <w:tc>
-          <w:tcPr>
-            <w:tcW w:type="dxa" w:w="2160"/>
-          </w:tcPr>
-          <w:p>
-            <w:r/>
-            <w:r>
-              <w:t>question</w:t>
-            </w:r>
-          </w:p>
-        </w:tc>
-        <w:tc>
-          <w:tcPr>
-            <w:tcW w:type="dxa" w:w="2160"/>
-          </w:tcPr>
-          <w:p>
-            <w:r/>
-            <w:r>
-              <w:t>choice</w:t>
-            </w:r>
-          </w:p>
-        </w:tc>
-        <w:tc>
-          <w:tcPr>
-            <w:tcW w:type="dxa" w:w="2160"/>
-          </w:tcPr>
-          <w:p>
-            <w:r/>
-            <w:r>
-              <w:t>reasoning</w:t>
-            </w:r>
-          </w:p>
-        </w:tc>
-      </w:tr>
-    </w:tbl>
-    <w:tbl>
-      <w:tblPr>
-        <w:tblW w:type="auto" w:w="0"/>
-        <w:tblLook w:firstColumn="1" w:firstRow="1" w:lastColumn="0" w:lastRow="0" w:noHBand="0" w:noVBand="1" w:val="04A0"/>
-      </w:tblPr>
-      <w:tblGrid>
-        <w:gridCol w:w="2160"/>
-        <w:gridCol w:w="2160"/>
-        <w:gridCol w:w="2160"/>
-        <w:gridCol w:w="2160"/>
-      </w:tblGrid>
-      <w:tr>
-        <w:tc>
-          <w:tcPr>
-            <w:tcW w:type="dxa" w:w="2160"/>
-          </w:tcPr>
-          <w:p>
-            <w:r/>
-            <w:r>
-              <w:t>Q1</w:t>
-            </w:r>
-          </w:p>
-        </w:tc>
-        <w:tc>
-          <w:tcPr>
-            <w:tcW w:type="dxa" w:w="2160"/>
-          </w:tcPr>
-          <w:p>
-            <w:r/>
-            <w:r>
-              <w:t>sync Keycloak groups → Headscale tags?</w:t>
-            </w:r>
-          </w:p>
-        </w:tc>
-        <w:tc>
-          <w:tcPr>
-            <w:tcW w:type="dxa" w:w="2160"/>
-          </w:tcPr>
-          <w:p>
-            <w:r/>
-            <w:r>
-              <w:t xml:space="preserve">manual </w:t>
-            </w:r>
-            <w:r>
-              <w:rPr>
-                <w:rFonts w:ascii="Consolas" w:hAnsi="Consolas"/>
-                <w:sz w:val="20"/>
-              </w:rPr>
-              <w:t>headscale nodes tag</w:t>
-            </w:r>
-            <w:r>
-              <w:t xml:space="preserve"> for the POC</w:t>
-            </w:r>
-          </w:p>
-        </w:tc>
-        <w:tc>
-          <w:tcPr>
-            <w:tcW w:type="dxa" w:w="2160"/>
-          </w:tcPr>
-          <w:p>
-            <w:r/>
-            <w:r>
-              <w:t>automation via webhook is straightforward but not in scope</w:t>
-            </w:r>
-          </w:p>
-        </w:tc>
-      </w:tr>
-    </w:tbl>
-    <w:tbl>
-      <w:tblPr>
-        <w:tblW w:type="auto" w:w="0"/>
-        <w:tblLook w:firstColumn="1" w:firstRow="1" w:lastColumn="0" w:lastRow="0" w:noHBand="0" w:noVBand="1" w:val="04A0"/>
-      </w:tblPr>
-      <w:tblGrid>
-        <w:gridCol w:w="2160"/>
-        <w:gridCol w:w="2160"/>
-        <w:gridCol w:w="2160"/>
-        <w:gridCol w:w="2160"/>
-      </w:tblGrid>
-      <w:tr>
-        <w:tc>
-          <w:tcPr>
-            <w:tcW w:type="dxa" w:w="2160"/>
-          </w:tcPr>
-          <w:p>
-            <w:r/>
-            <w:r>
-              <w:t>Q2</w:t>
-            </w:r>
-          </w:p>
-        </w:tc>
-        <w:tc>
-          <w:tcPr>
-            <w:tcW w:type="dxa" w:w="2160"/>
-          </w:tcPr>
-          <w:p>
-            <w:r/>
-            <w:r>
-              <w:t>schema-per-tenant or shared schema?</w:t>
-            </w:r>
-          </w:p>
-        </w:tc>
-        <w:tc>
-          <w:tcPr>
-            <w:tcW w:type="dxa" w:w="2160"/>
-          </w:tcPr>
-          <w:p>
-            <w:r/>
-            <w:r>
-              <w:t xml:space="preserve">shared schema + RLS via </w:t>
-            </w:r>
-            <w:r>
-              <w:rPr>
-                <w:rFonts w:ascii="Consolas" w:hAnsi="Consolas"/>
-                <w:sz w:val="20"/>
-              </w:rPr>
-              <w:t>SET LOCAL</w:t>
-            </w:r>
-          </w:p>
-        </w:tc>
-        <w:tc>
-          <w:tcPr>
-            <w:tcW w:type="dxa" w:w="2160"/>
-          </w:tcPr>
-          <w:p>
-            <w:r/>
-            <w:r>
-              <w:t>cheaper ops, one migration applies to all</w:t>
-            </w:r>
-          </w:p>
-        </w:tc>
-      </w:tr>
-    </w:tbl>
-    <w:tbl>
-      <w:tblPr>
-        <w:tblW w:type="auto" w:w="0"/>
-        <w:tblLook w:firstColumn="1" w:firstRow="1" w:lastColumn="0" w:lastRow="0" w:noHBand="0" w:noVBand="1" w:val="04A0"/>
-      </w:tblPr>
-      <w:tblGrid>
-        <w:gridCol w:w="2160"/>
-        <w:gridCol w:w="2160"/>
-        <w:gridCol w:w="2160"/>
-        <w:gridCol w:w="2160"/>
-      </w:tblGrid>
-      <w:tr>
-        <w:tc>
-          <w:tcPr>
-            <w:tcW w:type="dxa" w:w="2160"/>
-          </w:tcPr>
-          <w:p>
-            <w:r/>
-            <w:r>
-              <w:t>Q3</w:t>
-            </w:r>
-          </w:p>
-        </w:tc>
-        <w:tc>
-          <w:tcPr>
-            <w:tcW w:type="dxa" w:w="2160"/>
-          </w:tcPr>
-          <w:p>
-            <w:r/>
-            <w:r>
-              <w:t>customer portal API-first or HTML-only?</w:t>
-            </w:r>
-          </w:p>
-        </w:tc>
-        <w:tc>
-          <w:tcPr>
-            <w:tcW w:type="dxa" w:w="2160"/>
-          </w:tcPr>
-          <w:p>
-            <w:r/>
-            <w:r>
-              <w:t>HTML-only</w:t>
-            </w:r>
-          </w:p>
-        </w:tc>
-        <w:tc>
-          <w:tcPr>
-            <w:tcW w:type="dxa" w:w="2160"/>
-          </w:tcPr>
-          <w:p>
-            <w:r/>
-            <w:r>
-              <w:t>API contract is a separate workstream</w:t>
-            </w:r>
-          </w:p>
-        </w:tc>
-      </w:tr>
-    </w:tbl>
-    <w:tbl>
-      <w:tblPr>
-        <w:tblW w:type="auto" w:w="0"/>
-        <w:tblLook w:firstColumn="1" w:firstRow="1" w:lastColumn="0" w:lastRow="0" w:noHBand="0" w:noVBand="1" w:val="04A0"/>
-      </w:tblPr>
-      <w:tblGrid>
-        <w:gridCol w:w="2160"/>
-        <w:gridCol w:w="2160"/>
-        <w:gridCol w:w="2160"/>
-        <w:gridCol w:w="2160"/>
-      </w:tblGrid>
-      <w:tr>
-        <w:tc>
-          <w:tcPr>
-            <w:tcW w:type="dxa" w:w="2160"/>
-          </w:tcPr>
-          <w:p>
-            <w:r/>
-            <w:r>
-              <w:t>Q4</w:t>
-            </w:r>
-          </w:p>
-        </w:tc>
-        <w:tc>
-          <w:tcPr>
-            <w:tcW w:type="dxa" w:w="2160"/>
-          </w:tcPr>
-          <w:p>
-            <w:r/>
-            <w:r>
-              <w:t>Prometheus?</w:t>
-            </w:r>
-          </w:p>
-        </w:tc>
-        <w:tc>
-          <w:tcPr>
-            <w:tcW w:type="dxa" w:w="2160"/>
-          </w:tcPr>
-          <w:p>
-            <w:r/>
-            <w:r>
-              <w:t>skipped (Grafana + Postgres datasource only)</w:t>
-            </w:r>
-          </w:p>
-        </w:tc>
-        <w:tc>
-          <w:tcPr>
-            <w:tcW w:type="dxa" w:w="2160"/>
-          </w:tcPr>
-          <w:p>
-            <w:r/>
-            <w:r>
-              <w:t>metric scope small; Grafana queries are enough</w:t>
-            </w:r>
-          </w:p>
-        </w:tc>
-      </w:tr>
-    </w:tbl>
-    <w:tbl>
-      <w:tblPr>
-        <w:tblW w:type="auto" w:w="0"/>
-        <w:tblLook w:firstColumn="1" w:firstRow="1" w:lastColumn="0" w:lastRow="0" w:noHBand="0" w:noVBand="1" w:val="04A0"/>
-      </w:tblPr>
-      <w:tblGrid>
-        <w:gridCol w:w="2160"/>
-        <w:gridCol w:w="2160"/>
-        <w:gridCol w:w="2160"/>
-        <w:gridCol w:w="2160"/>
-      </w:tblGrid>
-      <w:tr>
-        <w:tc>
-          <w:tcPr>
-            <w:tcW w:type="dxa" w:w="2160"/>
-          </w:tcPr>
-          <w:p>
-            <w:r/>
-            <w:r>
-              <w:t>Q5</w:t>
-            </w:r>
-          </w:p>
-        </w:tc>
-        <w:tc>
-          <w:tcPr>
-            <w:tcW w:type="dxa" w:w="2160"/>
-          </w:tcPr>
-          <w:p>
-            <w:r/>
-            <w:r>
-              <w:t>LocalStack or MinIO for S3+IAM?</w:t>
-            </w:r>
-          </w:p>
-        </w:tc>
-        <w:tc>
-          <w:tcPr>
-            <w:tcW w:type="dxa" w:w="2160"/>
-          </w:tcPr>
-          <w:p>
-            <w:r/>
-            <w:r>
-              <w:t>MinIO with OIDC</w:t>
-            </w:r>
-          </w:p>
-        </w:tc>
-        <w:tc>
-          <w:tcPr>
-            <w:tcW w:type="dxa" w:w="2160"/>
-          </w:tcPr>
-          <w:p>
-            <w:r/>
-            <w:r>
-              <w:t xml:space="preserve">lighter, OIDC first-class via </w:t>
-            </w:r>
-            <w:r>
-              <w:rPr>
-                <w:rFonts w:ascii="Consolas" w:hAnsi="Consolas"/>
-                <w:sz w:val="20"/>
-              </w:rPr>
-              <w:t>MINIO_IDENTITY_OPENID_*</w:t>
-            </w:r>
-            <w:r>
-              <w:t xml:space="preserve"> env vars, native STS</w:t>
-            </w:r>
-          </w:p>
-        </w:tc>
-      </w:tr>
-    </w:tbl>
-    <w:p/>
-    <w:p>
-      <w:pPr>
-        <w:pStyle w:val="Heading2"/>
-      </w:pPr>
-      <w:r>
-        <w:t>8. Replication plan</w:t>
-      </w:r>
-    </w:p>
-    <w:p/>
-    <w:p>
-      <w:r>
-        <w:t>Day 0 — fresh box with docker, kind, kubectl, helm:</w:t>
+        <w:t>10. Fuera de alcance</w:t>
       </w:r>
     </w:p>
     <w:p/>
     <w:p>
       <w:pPr>
-        <w:pStyle w:val="NoSpacing"/>
+        <w:pStyle w:val="ListBullet"/>
       </w:pPr>
       <w:r>
-        <w:rPr>
-          <w:rFonts w:ascii="Consolas" w:hAnsi="Consolas"/>
-          <w:sz w:val="18"/>
-        </w:rPr>
-        <w:t># 1. Start base stack</w:t>
-        <w:br/>
-        <w:t>cd polaris</w:t>
-        <w:br/>
-        <w:t>docker compose -f docker-compose.yml up -d</w:t>
-        <w:br/>
-        <w:t>docker compose -f docker-compose.yml run --rm minio-bootstrap   # 5 buckets + 6 IAM policies</w:t>
-        <w:br/>
-        <w:br/>
-        <w:t># 2. Start kind cluster and connect it to the docker-compose network</w:t>
-        <w:br/>
-        <w:t>kind create cluster --name polaris-eks-sim --config k3d/cluster.yaml</w:t>
-        <w:br/>
-        <w:t>docker network connect polaris_polaris_default polaris-eks-sim-control-plane</w:t>
-        <w:br/>
-        <w:t>docker network connect polaris_polaris_default polaris-eks-sim-worker</w:t>
-        <w:br/>
-        <w:br/>
-        <w:t># 3. Build + load images</w:t>
-        <w:br/>
-        <w:t>docker build -t polaris-intranet:latest apps/intranet/</w:t>
-        <w:br/>
-        <w:t>docker build -t polaris-grafana:latest apps/grafana/</w:t>
-        <w:br/>
-        <w:t>docker build -t polaris-customer:latest apps/customer/</w:t>
-        <w:br/>
-        <w:t>kind load docker-image polaris-intranet:latest --name polaris-eks-sim</w:t>
-        <w:br/>
-        <w:t>kind load docker-image polaris-grafana:latest --name polaris-eks-sim</w:t>
-        <w:br/>
-        <w:t>kind load docker-image polaris-customer:latest --name polaris-eks-sim</w:t>
-        <w:br/>
-        <w:br/>
-        <w:t># 4. Apply Helm manifests</w:t>
-        <w:br/>
-        <w:t>kubectl --context=kind-polaris-eks-sim apply -f k3d/traefik.yaml</w:t>
-        <w:br/>
-        <w:t>kubectl --context=kind-polaris-eks-sim apply -f charts/intranet/deployment.yaml</w:t>
-        <w:br/>
-        <w:t>kubectl --context=kind-polaris-eks-sim apply -f charts/grafana/deployment.yaml</w:t>
-        <w:br/>
-        <w:t>kubectl --context=kind-polaris-eks-sim apply -f charts/customer/deployment.yaml</w:t>
-        <w:br/>
-        <w:br/>
-        <w:t># 5. Apply Headscale policy</w:t>
-        <w:br/>
-        <w:t>headscale --config headscale/config.yaml nodes tag --user polaris ...</w:t>
+        <w:t>Certificados TLS (en prod: cert-manager + Let's Encrypt)</w:t>
       </w:r>
     </w:p>
-    <w:p/>
-    <w:p>
-      <w:r>
-        <w:t>Day 0+1 — register a node, log in, run E2E:</w:t>
-      </w:r>
-    </w:p>
-    <w:p/>
     <w:p>
       <w:pPr>
-        <w:pStyle w:val="NoSpacing"/>
+        <w:pStyle w:val="ListBullet"/>
       </w:pPr>
       <w:r>
-        <w:rPr>
-          <w:rFonts w:ascii="Consolas" w:hAnsi="Consolas"/>
-          <w:sz w:val="18"/>
-        </w:rPr>
-        <w:t># Login each user and verify</w:t>
-        <w:br/>
-        <w:t>python3 tests/test_intranet_files.py alice polaris</w:t>
-        <w:br/>
-        <w:t>python3 tests/test_customer_data.py alice-acme polaris</w:t>
-        <w:br/>
-        <w:t>python3 tests/test_grafana_role.py carol polaris</w:t>
+        <w:t>Service mesh (Linkerd / Istio)</w:t>
+      </w:r>
+    </w:p>
+    <w:p>
+      <w:pPr>
+        <w:pStyle w:val="ListBullet"/>
+      </w:pPr>
+      <w:r>
+        <w:t>Backup / disaster recovery</w:t>
+      </w:r>
+    </w:p>
+    <w:p>
+      <w:pPr>
+        <w:pStyle w:val="ListBullet"/>
+      </w:pPr>
+      <w:r>
+        <w:t>Manejo de secretos (Vault, External Secrets Operator)</w:t>
+      </w:r>
+    </w:p>
+    <w:p>
+      <w:pPr>
+        <w:pStyle w:val="ListBullet"/>
+      </w:pPr>
+      <w:r>
+        <w:t>CI/CD (ArgoCD / Flux)</w:t>
+      </w:r>
+    </w:p>
+    <w:p>
+      <w:pPr>
+        <w:pStyle w:val="ListBullet"/>
+      </w:pPr>
+      <w:r>
+        <w:t>Stack de observabilidad (Prometheus + Loki + Tempo)</w:t>
+      </w:r>
+    </w:p>
+    <w:p>
+      <w:pPr>
+        <w:pStyle w:val="ListBullet"/>
+      </w:pPr>
+      <w:r>
+        <w:t>Federación OIDC multi-tenant de grado productivo</w:t>
+      </w:r>
+    </w:p>
+    <w:p>
+      <w:pPr>
+        <w:pStyle w:val="ListBullet"/>
+      </w:pPr>
+      <w:r>
+        <w:t>Análisis de costo a escala</w:t>
       </w:r>
     </w:p>
     <w:p/>
@@ -5587,541 +6137,7 @@
         <w:pStyle w:val="Heading2"/>
       </w:pPr>
       <w:r>
-        <w:t>9. What's not in this POC (out of scope)</w:t>
-      </w:r>
-    </w:p>
-    <w:p/>
-    <w:p>
-      <w:pPr>
-        <w:pStyle w:val="ListBullet"/>
-      </w:pPr>
-      <w:r>
-        <w:t>TLS certificates (would use cert-manager + Let's Encrypt in prod)</w:t>
-      </w:r>
-    </w:p>
-    <w:p>
-      <w:pPr>
-        <w:pStyle w:val="ListBullet"/>
-      </w:pPr>
-      <w:r>
-        <w:t>Service mesh (Linkerd/Istio)</w:t>
-      </w:r>
-    </w:p>
-    <w:p>
-      <w:pPr>
-        <w:pStyle w:val="ListBullet"/>
-      </w:pPr>
-      <w:r>
-        <w:t>Backup / disaster recovery</w:t>
-      </w:r>
-    </w:p>
-    <w:p>
-      <w:pPr>
-        <w:pStyle w:val="ListBullet"/>
-      </w:pPr>
-      <w:r>
-        <w:t>Secrets management (Vault, External Secrets Operator)</w:t>
-      </w:r>
-    </w:p>
-    <w:p>
-      <w:pPr>
-        <w:pStyle w:val="ListBullet"/>
-      </w:pPr>
-      <w:r>
-        <w:t>CI/CD (ArgoCD / Flux)</w:t>
-      </w:r>
-    </w:p>
-    <w:p>
-      <w:pPr>
-        <w:pStyle w:val="ListBullet"/>
-      </w:pPr>
-      <w:r>
-        <w:t>Observability stack (Prometheus + Loki + Tempo)</w:t>
-      </w:r>
-    </w:p>
-    <w:p>
-      <w:pPr>
-        <w:pStyle w:val="ListBullet"/>
-      </w:pPr>
-      <w:r>
-        <w:t>Production-grade multi-tenant OIDC federation</w:t>
-      </w:r>
-    </w:p>
-    <w:p>
-      <w:pPr>
-        <w:pStyle w:val="ListBullet"/>
-      </w:pPr>
-      <w:r>
-        <w:t>Cost analysis at scale</w:t>
-      </w:r>
-    </w:p>
-    <w:p/>
-    <w:p>
-      <w:pPr>
-        <w:pStyle w:val="Heading2"/>
-      </w:pPr>
-      <w:r>
-        <w:t>10. What surprised us</w:t>
-      </w:r>
-    </w:p>
-    <w:p/>
-    <w:p>
-      <w:pPr>
-        <w:pStyle w:val="ListNumber"/>
-      </w:pPr>
-      <w:r>
-        <w:rPr>
-          <w:b/>
-        </w:rPr>
-        <w:t>MinIO doesn't speak AWS IAM `PutUserPolicy`</w:t>
-      </w:r>
-      <w:r>
-        <w:t xml:space="preserve"> — it has its own</w:t>
-      </w:r>
-    </w:p>
-    <w:p>
-      <w:r>
-        <w:t xml:space="preserve">   admin API. Once we knew that, the rest was straightforward but the</w:t>
-      </w:r>
-    </w:p>
-    <w:p>
-      <w:r>
-        <w:t xml:space="preserve">   docs don't say it.</w:t>
-      </w:r>
-    </w:p>
-    <w:p>
-      <w:pPr>
-        <w:pStyle w:val="ListNumber"/>
-      </w:pPr>
-      <w:r>
-        <w:rPr>
-          <w:b/>
-        </w:rPr>
-        <w:t>`SUPERUSER` roles bypass RLS in Postgres</w:t>
-      </w:r>
-      <w:r>
-        <w:t xml:space="preserve"> — easy to miss.</w:t>
-      </w:r>
-    </w:p>
-    <w:p>
-      <w:r>
-        <w:t xml:space="preserve">   </w:t>
-      </w:r>
-      <w:r>
-        <w:rPr>
-          <w:rFonts w:ascii="Consolas" w:hAnsi="Consolas"/>
-          <w:sz w:val="20"/>
-        </w:rPr>
-        <w:t>FORCE ROW LEVEL SECURITY</w:t>
-      </w:r>
-      <w:r>
-        <w:t xml:space="preserve"> only helps if the user ISN'T a superuser.</w:t>
-      </w:r>
-    </w:p>
-    <w:p>
-      <w:pPr>
-        <w:pStyle w:val="ListNumber"/>
-      </w:pPr>
-      <w:r>
-        <w:rPr>
-          <w:b/>
-        </w:rPr>
-        <w:t>boto3 enforces a minimum RoleArn of 20 chars</w:t>
-      </w:r>
-      <w:r>
-        <w:t xml:space="preserve"> — but MinIO's</w:t>
-      </w:r>
-    </w:p>
-    <w:p>
-      <w:r>
-        <w:t xml:space="preserve">   claim-based STS path requires NO RoleArn. We have to do raw HTTP</w:t>
-      </w:r>
-    </w:p>
-    <w:p>
-      <w:r>
-        <w:t xml:space="preserve">   for that call.</w:t>
-      </w:r>
-    </w:p>
-    <w:p>
-      <w:pPr>
-        <w:pStyle w:val="ListNumber"/>
-      </w:pPr>
-      <w:r>
-        <w:rPr>
-          <w:b/>
-        </w:rPr>
-        <w:t>Keycloak's `groups` scope is a custom client scope</w:t>
-      </w:r>
-      <w:r>
-        <w:t>, not a</w:t>
-      </w:r>
-    </w:p>
-    <w:p>
-      <w:r>
-        <w:t xml:space="preserve">   default-allowed scope on public clients. Requesting it</w:t>
-      </w:r>
-    </w:p>
-    <w:p>
-      <w:r>
-        <w:t xml:space="preserve">   explicitly in </w:t>
-      </w:r>
-      <w:r>
-        <w:rPr>
-          <w:rFonts w:ascii="Consolas" w:hAnsi="Consolas"/>
-          <w:sz w:val="20"/>
-        </w:rPr>
-        <w:t>scope=</w:t>
-      </w:r>
-      <w:r>
-        <w:t xml:space="preserve"> is rejected unless the client has it</w:t>
-      </w:r>
-    </w:p>
-    <w:p>
-      <w:r>
-        <w:t xml:space="preserve">   in </w:t>
-      </w:r>
-      <w:r>
-        <w:rPr>
-          <w:rFonts w:ascii="Consolas" w:hAnsi="Consolas"/>
-          <w:sz w:val="20"/>
-        </w:rPr>
-        <w:t>defaultClientScopes</w:t>
-      </w:r>
-      <w:r>
-        <w:t xml:space="preserve"> or </w:t>
-      </w:r>
-      <w:r>
-        <w:rPr>
-          <w:rFonts w:ascii="Consolas" w:hAnsi="Consolas"/>
-          <w:sz w:val="20"/>
-        </w:rPr>
-        <w:t>optionalClientScopes</w:t>
-      </w:r>
-      <w:r>
-        <w:t>.</w:t>
-      </w:r>
-    </w:p>
-    <w:p>
-      <w:pPr>
-        <w:pStyle w:val="ListNumber"/>
-      </w:pPr>
-      <w:r>
-        <w:t>**Headscale v2 validator requires all referenced tags to be</w:t>
-      </w:r>
-    </w:p>
-    <w:p>
-      <w:r>
-        <w:t xml:space="preserve">   declared in </w:t>
-      </w:r>
-      <w:r>
-        <w:rPr>
-          <w:rFonts w:ascii="Consolas" w:hAnsi="Consolas"/>
-          <w:sz w:val="20"/>
-        </w:rPr>
-        <w:t>tagOwners</w:t>
-      </w:r>
-      <w:r>
-        <w:t>**, even when the tag maps from an OIDC</w:t>
-      </w:r>
-    </w:p>
-    <w:p>
-      <w:r>
-        <w:t xml:space="preserve">   claim rather than a preauth key. (Pre-auth ACLs would have caught</w:t>
-      </w:r>
-    </w:p>
-    <w:p>
-      <w:r>
-        <w:t xml:space="preserve">   this, but we're using database mode for the POC.)</w:t>
-      </w:r>
-    </w:p>
-    <w:p>
-      <w:pPr>
-        <w:pStyle w:val="ListNumber"/>
-      </w:pPr>
-      <w:r>
-        <w:t>**Flask session cookies signed with a shared key across pods</w:t>
-      </w:r>
-    </w:p>
-    <w:p>
-      <w:r>
-        <w:t xml:space="preserve">   decrypt on both pods.** Both portals shipped with the same</w:t>
-      </w:r>
-    </w:p>
-    <w:p>
-      <w:r>
-        <w:t xml:space="preserve">   </w:t>
-      </w:r>
-      <w:r>
-        <w:rPr>
-          <w:rFonts w:ascii="Consolas" w:hAnsi="Consolas"/>
-          <w:sz w:val="20"/>
-        </w:rPr>
-        <w:t>FLASK_SECRET</w:t>
-      </w:r>
-      <w:r>
-        <w:t xml:space="preserve"> placeholder, so the intranet's signed cookie</w:t>
-      </w:r>
-    </w:p>
-    <w:p>
-      <w:r>
-        <w:t xml:space="preserve">   decrypted on the customer pod — the customer then rendered</w:t>
-      </w:r>
-    </w:p>
-    <w:p>
-      <w:r>
-        <w:t xml:space="preserve">   </w:t>
-      </w:r>
-      <w:r>
-        <w:rPr>
-          <w:rFonts w:ascii="Consolas" w:hAnsi="Consolas"/>
-          <w:sz w:val="20"/>
-        </w:rPr>
-        <w:t>Welcome alice.</w:t>
-      </w:r>
-      <w:r>
-        <w:t xml:space="preserve"> even though alice had only ever logged into</w:t>
-      </w:r>
-    </w:p>
-    <w:p>
-      <w:r>
-        <w:t xml:space="preserve">   the intranet. Fixed with per-pod secrets</w:t>
-      </w:r>
-    </w:p>
-    <w:p>
-      <w:r>
-        <w:t xml:space="preserve">   (</w:t>
-      </w:r>
-      <w:r>
-        <w:rPr>
-          <w:rFonts w:ascii="Consolas" w:hAnsi="Consolas"/>
-          <w:sz w:val="20"/>
-        </w:rPr>
-        <w:t>polaris-poc-intranet-secret-CHANGE_ME</w:t>
-      </w:r>
-      <w:r>
-        <w:t xml:space="preserve"> vs</w:t>
-      </w:r>
-    </w:p>
-    <w:p>
-      <w:r>
-        <w:t xml:space="preserve">   </w:t>
-      </w:r>
-      <w:r>
-        <w:rPr>
-          <w:rFonts w:ascii="Consolas" w:hAnsi="Consolas"/>
-          <w:sz w:val="20"/>
-        </w:rPr>
-        <w:t>polaris-poc-customer-secret-CHANGE_ME</w:t>
-      </w:r>
-      <w:r>
-        <w:t>).</w:t>
-      </w:r>
-    </w:p>
-    <w:p>
-      <w:pPr>
-        <w:pStyle w:val="ListNumber"/>
-      </w:pPr>
-      <w:r>
-        <w:t>**Keycloak SSO bridges users at the realm level, not the client</w:t>
-      </w:r>
-    </w:p>
-    <w:p>
-      <w:r>
-        <w:t xml:space="preserve">   level.** Once alice authenticated against the intranet, Keycloak</w:t>
-      </w:r>
-    </w:p>
-    <w:p>
-      <w:r>
-        <w:t xml:space="preserve">   had a session for her in the polaris realm. The customer pod</w:t>
-      </w:r>
-    </w:p>
-    <w:p>
-      <w:r>
-        <w:t xml:space="preserve">   redirected to Keycloak, Keycloak auto-logged-in alice</w:t>
-      </w:r>
-    </w:p>
-    <w:p>
-      <w:r>
-        <w:t xml:space="preserve">   (with </w:t>
-      </w:r>
-      <w:r>
-        <w:rPr>
-          <w:rFonts w:ascii="Consolas" w:hAnsi="Consolas"/>
-          <w:sz w:val="20"/>
-        </w:rPr>
-        <w:t>prompt=login</w:t>
-      </w:r>
-      <w:r>
-        <w:t xml:space="preserve"> even pre-filling the username field so</w:t>
-      </w:r>
-    </w:p>
-    <w:p>
-      <w:r>
-        <w:t xml:space="preserve">   only the password was visible), and the customer pod ended up</w:t>
-      </w:r>
-    </w:p>
-    <w:p>
-      <w:r>
-        <w:t xml:space="preserve">   authenticated as alice. Fixed with </w:t>
-      </w:r>
-      <w:r>
-        <w:rPr>
-          <w:rFonts w:ascii="Consolas" w:hAnsi="Consolas"/>
-          <w:sz w:val="20"/>
-        </w:rPr>
-        <w:t>prompt=login</w:t>
-      </w:r>
-      <w:r>
-        <w:t xml:space="preserve"> on the</w:t>
-      </w:r>
-    </w:p>
-    <w:p>
-      <w:r>
-        <w:t xml:space="preserve">   /login authorize URL AND </w:t>
-      </w:r>
-      <w:r>
-        <w:rPr>
-          <w:rFonts w:ascii="Consolas" w:hAnsi="Consolas"/>
-          <w:sz w:val="20"/>
-        </w:rPr>
-        <w:t>ctx.clear_cookies()</w:t>
-      </w:r>
-      <w:r>
-        <w:t xml:space="preserve"> between</w:t>
-      </w:r>
-    </w:p>
-    <w:p>
-      <w:r>
-        <w:t xml:space="preserve">   captures in the screenshot test. The production answer is</w:t>
-      </w:r>
-    </w:p>
-    <w:p>
-      <w:r>
-        <w:t xml:space="preserve">   per-portal OIDC clients — flagged as TODO.</w:t>
-      </w:r>
-    </w:p>
-    <w:p>
-      <w:pPr>
-        <w:pStyle w:val="ListNumber"/>
-      </w:pPr>
-      <w:r>
-        <w:rPr>
-          <w:b/>
-        </w:rPr>
-        <w:t>Grafana's `appUrl` is baked into the Docker image</w:t>
-      </w:r>
-      <w:r>
-        <w:t>, so even</w:t>
-      </w:r>
-    </w:p>
-    <w:p>
-      <w:r>
-        <w:t xml:space="preserve">   setting </w:t>
-      </w:r>
-      <w:r>
-        <w:rPr>
-          <w:rFonts w:ascii="Consolas" w:hAnsi="Consolas"/>
-          <w:sz w:val="20"/>
-        </w:rPr>
-        <w:t>GF_AUTH_GENERIC_OAUTH_AUTH_URL</w:t>
-      </w:r>
-      <w:r>
-        <w:t xml:space="preserve"> etc. doesn't change the</w:t>
-      </w:r>
-    </w:p>
-    <w:p>
-      <w:r>
-        <w:t xml:space="preserve">   redirect_uri Grafana sends to Keycloak. Without</w:t>
-      </w:r>
-    </w:p>
-    <w:p>
-      <w:r>
-        <w:t xml:space="preserve">   </w:t>
-      </w:r>
-      <w:r>
-        <w:rPr>
-          <w:rFonts w:ascii="Consolas" w:hAnsi="Consolas"/>
-          <w:sz w:val="20"/>
-        </w:rPr>
-        <w:t>GF_SERVER_ROOT_URL=http://127.0.0.1:13001</w:t>
-      </w:r>
-      <w:r>
-        <w:t>, Grafana would</w:t>
-      </w:r>
-    </w:p>
-    <w:p>
-      <w:r>
-        <w:t xml:space="preserve">   302-redirect to </w:t>
-      </w:r>
-      <w:r>
-        <w:rPr>
-          <w:rFonts w:ascii="Consolas" w:hAnsi="Consolas"/>
-          <w:sz w:val="20"/>
-        </w:rPr>
-        <w:t>http://grafana.polaris.ts.net/login/generic_oauth</w:t>
-      </w:r>
-    </w:p>
-    <w:p>
-      <w:r>
-        <w:t xml:space="preserve">   — which doesn't resolve on the test host.</w:t>
-      </w:r>
-    </w:p>
-    <w:p>
-      <w:pPr>
-        <w:pStyle w:val="ListNumber"/>
-      </w:pPr>
-      <w:r>
-        <w:rPr>
-          <w:b/>
-        </w:rPr>
-        <w:t>Grafana's `generic_oauth` doesn't implement PKCE</w:t>
-      </w:r>
-      <w:r>
-        <w:t>, so any</w:t>
-      </w:r>
-    </w:p>
-    <w:p>
-      <w:r>
-        <w:t xml:space="preserve">   client in Keycloak with </w:t>
-      </w:r>
-      <w:r>
-        <w:rPr>
-          <w:rFonts w:ascii="Consolas" w:hAnsi="Consolas"/>
-          <w:sz w:val="20"/>
-        </w:rPr>
-        <w:t>pkce.code.challenge.method</w:t>
-      </w:r>
-      <w:r>
-        <w:t xml:space="preserve"> enforced</w:t>
-      </w:r>
-    </w:p>
-    <w:p>
-      <w:r>
-        <w:t xml:space="preserve">   rejects the authorize call with `Missing parameter:</w:t>
-      </w:r>
-    </w:p>
-    <w:p>
-      <w:r>
-        <w:t xml:space="preserve">   code_challenge_method`. Workaround: leave PKCE off for the</w:t>
-      </w:r>
-    </w:p>
-    <w:p>
-      <w:r>
-        <w:t xml:space="preserve">   Grafana client only. The intranet and customer pods were</w:t>
-      </w:r>
-    </w:p>
-    <w:p>
-      <w:r>
-        <w:t xml:space="preserve">   updated to send PKCE.</w:t>
-      </w:r>
-    </w:p>
-    <w:p/>
-    <w:p>
-      <w:pPr>
-        <w:pStyle w:val="Heading2"/>
-      </w:pPr>
-      <w:r>
-        <w:t>Appendix A — sample end-to-end output</w:t>
+        <w:t>Apéndice A — output end-to-end de muestra</w:t>
       </w:r>
     </w:p>
     <w:p/>
@@ -6199,7 +6215,7 @@
     <w:p/>
     <w:p>
       <w:r>
-        <w:t>Negative case:</w:t>
+        <w:t>Caso negativo:</w:t>
       </w:r>
     </w:p>
     <w:p/>
@@ -6227,7 +6243,7 @@
         <w:pStyle w:val="Heading2"/>
       </w:pPr>
       <w:r>
-        <w:t>Appendix B — references</w:t>
+        <w:t>Apéndice B — referencias</w:t>
       </w:r>
     </w:p>
     <w:p/>

--- a/RUN_REPORT.docx
+++ b/RUN_REPORT.docx
@@ -41,22 +41,27 @@
         <w:t>Goal</w:t>
       </w:r>
       <w:r>
-        <w:t>: replace the in-house OpenVPN + per-service AD-bound identity</w:t>
+        <w:t>: validate replacing an in-house OpenVPN + per-service</w:t>
       </w:r>
     </w:p>
     <w:p>
       <w:r>
-        <w:t>&gt; with a single open-source stack (Headscale control plane + Keycloak IDP +</w:t>
+        <w:t>&gt; AD-bound identity with a single open-source stack (Headscale control</w:t>
       </w:r>
     </w:p>
     <w:p>
       <w:r>
-        <w:t>&gt; MinIO IAM+S3 + Postgres RLS) running on a local EKS-sim, with three</w:t>
+        <w:t>&gt; plane + Keycloak IDP + MinIO IAM+S3 + Postgres RLS) running on a</w:t>
       </w:r>
     </w:p>
     <w:p>
       <w:r>
-        <w:t>&gt; portals and a customer multi-tenant data layer.</w:t>
+        <w:t>&gt; local EKS-sim, with three portals and a customer multi-tenant data</w:t>
+      </w:r>
+    </w:p>
+    <w:p>
+      <w:r>
+        <w:t>&gt; layer.</w:t>
       </w:r>
     </w:p>
     <w:p/>
@@ -114,7 +119,7 @@
           <w:p>
             <w:r/>
             <w:r>
-              <w:t>Componentes</w:t>
+              <w:t>Components</w:t>
             </w:r>
           </w:p>
         </w:tc>
@@ -148,7 +153,7 @@
           <w:p>
             <w:r/>
             <w:r>
-              <w:t>Líneas de código (apps)</w:t>
+              <w:t>Lines of code (apps)</w:t>
             </w:r>
           </w:p>
         </w:tc>
@@ -182,7 +187,7 @@
           <w:p>
             <w:r/>
             <w:r>
-              <w:t>Archivos de infra</w:t>
+              <w:t>Infra files</w:t>
             </w:r>
           </w:p>
         </w:tc>
@@ -193,7 +198,7 @@
           <w:p>
             <w:r/>
             <w:r>
-              <w:t>~25 (docker-compose, charts, realm, init SQL, scripts)</w:t>
+              <w:t>~25 (docker-compose, charts, realm JSON, init SQL, scripts)</w:t>
             </w:r>
           </w:p>
         </w:tc>
@@ -216,7 +221,7 @@
           <w:p>
             <w:r/>
             <w:r>
-              <w:t>Usuarios OIDC verificados</w:t>
+              <w:t>OIDC users verified</w:t>
             </w:r>
           </w:p>
         </w:tc>
@@ -227,7 +232,7 @@
           <w:p>
             <w:r/>
             <w:r>
-              <w:t>6 (3 internos + 3 externos de tenants distintos)</w:t>
+              <w:t>6 (3 internal employees + 3 external customers across 3 tenants)</w:t>
             </w:r>
           </w:p>
         </w:tc>
@@ -250,7 +255,7 @@
           <w:p>
             <w:r/>
             <w:r>
-              <w:t>Aislamiento verificado</w:t>
+              <w:t>Isolation verified</w:t>
             </w:r>
           </w:p>
         </w:tc>
@@ -261,7 +266,7 @@
           <w:p>
             <w:r/>
             <w:r>
-              <w:t>6 usuarios × 5 buckets, RLS multi-tenant, denial sin grupo tenant</w:t>
+              <w:t>6 users × 5 buckets; RLS multi-tenant; denial when no tenant group</w:t>
             </w:r>
           </w:p>
         </w:tc>
@@ -284,7 +289,7 @@
           <w:p>
             <w:r/>
             <w:r>
-              <w:t>Repos públicos</w:t>
+              <w:t>Public repos</w:t>
             </w:r>
           </w:p>
         </w:tc>
@@ -328,17 +333,63 @@
     <w:p/>
     <w:p>
       <w:r>
-        <w:t>El POC demuestra que se puede construir un tejido de identidad con forma</w:t>
+        <w:t>The POC demonstrates that a production-shaped identity fabric can be</w:t>
       </w:r>
     </w:p>
     <w:p>
       <w:r>
-        <w:t>de producción sin pagar cuentas de Tailscale / Auth0 / AWS, sobre un único</w:t>
+        <w:t>built without paying Tailscale / Auth0 / AWS bills, on a single Linux</w:t>
       </w:r>
     </w:p>
     <w:p>
       <w:r>
-        <w:t>host Linux.</w:t>
+        <w:t>host.</w:t>
+      </w:r>
+    </w:p>
+    <w:p/>
+    <w:p>
+      <w:r>
+        <w:t xml:space="preserve">See </w:t>
+      </w:r>
+      <w:r>
+        <w:rPr>
+          <w:b/>
+        </w:rPr>
+        <w:t>[`docs/TOPOLOGY.md`](docs/TOPOLOGY.md)</w:t>
+      </w:r>
+      <w:r>
+        <w:t xml:space="preserve"> for the architecture</w:t>
+      </w:r>
+    </w:p>
+    <w:p>
+      <w:r>
+        <w:t>diagram, the tailnet explanation, the Headscale policy walked through</w:t>
+      </w:r>
+    </w:p>
+    <w:p>
+      <w:r>
+        <w:t>line by line, and the access matrix. See</w:t>
+      </w:r>
+    </w:p>
+    <w:p>
+      <w:r>
+        <w:rPr>
+          <w:b/>
+        </w:rPr>
+        <w:t>[`docs/REPRODUCIBILITY.md`](docs/REPRODUCIBILITY.md)</w:t>
+      </w:r>
+      <w:r>
+        <w:t xml:space="preserve"> for the</w:t>
+      </w:r>
+    </w:p>
+    <w:p>
+      <w:r>
+        <w:t>step-by-step commands, expected outputs, and explanations that bring</w:t>
+      </w:r>
+    </w:p>
+    <w:p>
+      <w:r>
+        <w:t>the POC up from a clean host.</w:t>
       </w:r>
     </w:p>
     <w:p/>
@@ -347,18 +398,18 @@
         <w:pStyle w:val="Heading2"/>
       </w:pPr>
       <w:r>
-        <w:t>2. Escenario simulado</w:t>
+        <w:t>2. What this POC simulates</w:t>
       </w:r>
     </w:p>
     <w:p/>
     <w:p>
       <w:r>
-        <w:t>El objetivo es validar el reemplazo de tres capas legadas por una sola</w:t>
+        <w:t>The POC exercises a single integrated identity fabric against the</w:t>
       </w:r>
     </w:p>
     <w:p>
       <w:r>
-        <w:t>columna vertebral open-source:</w:t>
+        <w:t>following legacy pattern:</w:t>
       </w:r>
     </w:p>
     <w:p/>
@@ -379,7 +430,7 @@
           <w:p>
             <w:r/>
             <w:r>
-              <w:t>Capa legada</w:t>
+              <w:t>Legacy stack</w:t>
             </w:r>
           </w:p>
         </w:tc>
@@ -390,7 +441,7 @@
           <w:p>
             <w:r/>
             <w:r>
-              <w:t>Reemplazo en el POC</w:t>
+              <w:t>Replacement the POC validates</w:t>
             </w:r>
           </w:p>
         </w:tc>
@@ -413,7 +464,7 @@
           <w:p>
             <w:r/>
             <w:r>
-              <w:t>OpenVPN corporativo</w:t>
+              <w:t>Site-to-site OpenVPN</w:t>
             </w:r>
           </w:p>
         </w:tc>
@@ -424,7 +475,7 @@
           <w:p>
             <w:r/>
             <w:r>
-              <w:t>Headscale (control plane) + tailscale node clients</w:t>
+              <w:t>WireGuard mesh via Tailscale clients, control plane in Headscale</w:t>
             </w:r>
           </w:p>
         </w:tc>
@@ -447,7 +498,7 @@
           <w:p>
             <w:r/>
             <w:r>
-              <w:t>Active Directory + SSO por app</w:t>
+              <w:t>Per-app Active Directory SSO with NTLM/Kerberos dance</w:t>
             </w:r>
           </w:p>
         </w:tc>
@@ -458,7 +509,7 @@
           <w:p>
             <w:r/>
             <w:r>
-              <w:t>Keycloak como IDP único, OIDC contra todos los servicios</w:t>
+              <w:t>One Keycloak realm, OIDC issued once, every portal speaks OIDC</w:t>
             </w:r>
           </w:p>
         </w:tc>
@@ -481,7 +532,7 @@
           <w:p>
             <w:r/>
             <w:r>
-              <w:t>Buckets S3 + IAM por aplicación</w:t>
+              <w:t>Per-application S3 + per-app IAM roles, separate AWS accounts</w:t>
             </w:r>
           </w:p>
         </w:tc>
@@ -492,7 +543,7 @@
           <w:p>
             <w:r/>
             <w:r>
-              <w:t>MinIO con OIDC contra el mismo Keycloak, STS por tenant</w:t>
+              <w:t>One MinIO instance, OIDC-direct STS, IAM mapped from Keycloak groups</w:t>
             </w:r>
           </w:p>
         </w:tc>
@@ -515,7 +566,7 @@
           <w:p>
             <w:r/>
             <w:r>
-              <w:t>PostgreSQL con DB-per-tenant</w:t>
+              <w:t>DB-per-tenant Postgres (one database per customer)</w:t>
             </w:r>
           </w:p>
         </w:tc>
@@ -526,7 +577,7 @@
           <w:p>
             <w:r/>
             <w:r>
-              <w:t xml:space="preserve">PostgreSQL con RLS + </w:t>
+              <w:t xml:space="preserve">Shared schema + RLS via </w:t>
             </w:r>
             <w:r>
               <w:rPr>
@@ -534,2107 +585,6 @@
                 <w:sz w:val="20"/>
               </w:rPr>
               <w:t>SET LOCAL app.current_tenant_id</w:t>
-            </w:r>
-          </w:p>
-        </w:tc>
-      </w:tr>
-    </w:tbl>
-    <w:p/>
-    <w:p>
-      <w:r>
-        <w:t>La prueba de concepto levanta las tres capas en una sola máquina Linux,</w:t>
-      </w:r>
-    </w:p>
-    <w:p>
-      <w:r>
-        <w:t>las conecta a través de un cluster Kubernetes local (kind simulando EKS),</w:t>
-      </w:r>
-    </w:p>
-    <w:p>
-      <w:r>
-        <w:t>y ejercita el flujo end-to-end con seis usuarios reales (tres internos y</w:t>
-      </w:r>
-    </w:p>
-    <w:p>
-      <w:r>
-        <w:t>tres externos que representan tres clientes distintos del portal</w:t>
-      </w:r>
-    </w:p>
-    <w:p>
-      <w:r>
-        <w:t>multi-tenant).</w:t>
-      </w:r>
-    </w:p>
-    <w:p/>
-    <w:p>
-      <w:pPr>
-        <w:pStyle w:val="Heading2"/>
-      </w:pPr>
-      <w:r>
-        <w:t>3. Componentes y stack</w:t>
-      </w:r>
-    </w:p>
-    <w:p/>
-    <w:p>
-      <w:pPr>
-        <w:pStyle w:val="NoSpacing"/>
-      </w:pPr>
-      <w:r>
-        <w:rPr>
-          <w:rFonts w:ascii="Consolas" w:hAnsi="Consolas"/>
-          <w:sz w:val="18"/>
-        </w:rPr>
-        <w:t xml:space="preserve">                    +-------------------+        +------------------+</w:t>
-        <w:br/>
-        <w:t xml:space="preserve">                    | Keycloak 24 (IDP) |        | Headscale stable |</w:t>
-        <w:br/>
-        <w:t xml:space="preserve">                    |  :8081            |        |  :28080          |</w:t>
-        <w:br/>
-        <w:t xml:space="preserve">                    |  realm: polaris   |        |  Tailscale ctrl  |</w:t>
-        <w:br/>
-        <w:t xml:space="preserve">                    +---------+---------+        +--------+---------+</w:t>
-        <w:br/>
-        <w:t xml:space="preserve">                              |                           |</w:t>
-        <w:br/>
-        <w:t xml:space="preserve">                              | OIDC + JWKS               | Noise</w:t>
-        <w:br/>
-        <w:t xml:space="preserve">                              |                           |</w:t>
-        <w:br/>
-        <w:t>+-------------------+   +-----v------+   +-------v------------------+</w:t>
-        <w:br/>
-        <w:t>|  Postgres 16      |   |   MinIO    |   |  kind cluster (EKS sim)  |</w:t>
-        <w:br/>
-        <w:t>|  :5433            |   |  :9000/9001|   |  1 control-plane + 1 work |</w:t>
-        <w:br/>
-        <w:t>|  3 DBs + RLS      |   |  5 buckets |   |  5 namespaces             |</w:t>
-        <w:br/>
-        <w:t>+-------------------+   +------------+   +---+-----+-----+----------+</w:t>
-        <w:br/>
-        <w:t xml:space="preserve">                                              |     |     |</w:t>
-        <w:br/>
-        <w:t xml:space="preserve">                                +-------------+     |     +----------------+</w:t>
-        <w:br/>
-        <w:t xml:space="preserve">                                |                   |                      |</w:t>
-        <w:br/>
-        <w:t xml:space="preserve">                          +-----v-----+  +---------v---+  +--------------+ |</w:t>
-        <w:br/>
-        <w:t xml:space="preserve">                          | intranet  |  |   grafana   |  |   customer   | |</w:t>
-        <w:br/>
-        <w:t xml:space="preserve">                          | (Flask)   |  |  11.3 OSS   |  |  (Flask)     | |</w:t>
-        <w:br/>
-        <w:t xml:space="preserve">                          | :13000    |  |  :13001     |  |  :13002      | |</w:t>
-        <w:br/>
-        <w:t xml:space="preserve">                          +-----------+  +-------------+  +--------------+ |</w:t>
-        <w:br/>
-        <w:t xml:space="preserve">                                                                         |</w:t>
-        <w:br/>
-        <w:t xml:space="preserve">                                                    Traefik NodePort 30080</w:t>
-      </w:r>
-    </w:p>
-    <w:p/>
-    <w:tbl>
-      <w:tblPr>
-        <w:tblW w:type="auto" w:w="0"/>
-        <w:tblLook w:firstColumn="1" w:firstRow="1" w:lastColumn="0" w:lastRow="0" w:noHBand="0" w:noVBand="1" w:val="04A0"/>
-      </w:tblPr>
-      <w:tblGrid>
-        <w:gridCol w:w="2880"/>
-        <w:gridCol w:w="2880"/>
-        <w:gridCol w:w="2880"/>
-      </w:tblGrid>
-      <w:tr>
-        <w:tc>
-          <w:tcPr>
-            <w:tcW w:type="dxa" w:w="2880"/>
-          </w:tcPr>
-          <w:p>
-            <w:r/>
-            <w:r>
-              <w:t>Componente del POC</w:t>
-            </w:r>
-          </w:p>
-        </w:tc>
-        <w:tc>
-          <w:tcPr>
-            <w:tcW w:type="dxa" w:w="2880"/>
-          </w:tcPr>
-          <w:p>
-            <w:r/>
-            <w:r>
-              <w:t>Equivalente en producción real</w:t>
-            </w:r>
-          </w:p>
-        </w:tc>
-        <w:tc>
-          <w:tcPr>
-            <w:tcW w:type="dxa" w:w="2880"/>
-          </w:tcPr>
-          <w:p>
-            <w:r/>
-            <w:r>
-              <w:t>Notas</w:t>
-            </w:r>
-          </w:p>
-        </w:tc>
-      </w:tr>
-    </w:tbl>
-    <w:tbl>
-      <w:tblPr>
-        <w:tblW w:type="auto" w:w="0"/>
-        <w:tblLook w:firstColumn="1" w:firstRow="1" w:lastColumn="0" w:lastRow="0" w:noHBand="0" w:noVBand="1" w:val="04A0"/>
-      </w:tblPr>
-      <w:tblGrid>
-        <w:gridCol w:w="2880"/>
-        <w:gridCol w:w="2880"/>
-        <w:gridCol w:w="2880"/>
-      </w:tblGrid>
-      <w:tr>
-        <w:tc>
-          <w:tcPr>
-            <w:tcW w:type="dxa" w:w="2880"/>
-          </w:tcPr>
-          <w:p>
-            <w:r/>
-            <w:r>
-              <w:t>Headscale 0.29.4</w:t>
-            </w:r>
-          </w:p>
-        </w:tc>
-        <w:tc>
-          <w:tcPr>
-            <w:tcW w:type="dxa" w:w="2880"/>
-          </w:tcPr>
-          <w:p>
-            <w:r/>
-            <w:r>
-              <w:t>Tailscale SaaS o Headscale HA</w:t>
-            </w:r>
-          </w:p>
-        </w:tc>
-        <w:tc>
-          <w:tcPr>
-            <w:tcW w:type="dxa" w:w="2880"/>
-          </w:tcPr>
-          <w:p>
-            <w:r/>
-            <w:r>
-              <w:t>mesh WireGuard, sin routing a nivel de aplicación</w:t>
-            </w:r>
-          </w:p>
-        </w:tc>
-      </w:tr>
-    </w:tbl>
-    <w:tbl>
-      <w:tblPr>
-        <w:tblW w:type="auto" w:w="0"/>
-        <w:tblLook w:firstColumn="1" w:firstRow="1" w:lastColumn="0" w:lastRow="0" w:noHBand="0" w:noVBand="1" w:val="04A0"/>
-      </w:tblPr>
-      <w:tblGrid>
-        <w:gridCol w:w="2880"/>
-        <w:gridCol w:w="2880"/>
-        <w:gridCol w:w="2880"/>
-      </w:tblGrid>
-      <w:tr>
-        <w:tc>
-          <w:tcPr>
-            <w:tcW w:type="dxa" w:w="2880"/>
-          </w:tcPr>
-          <w:p>
-            <w:r/>
-            <w:r>
-              <w:t>Keycloak 24</w:t>
-            </w:r>
-          </w:p>
-        </w:tc>
-        <w:tc>
-          <w:tcPr>
-            <w:tcW w:type="dxa" w:w="2880"/>
-          </w:tcPr>
-          <w:p>
-            <w:r/>
-            <w:r>
-              <w:t>Auth0, Okta, Cognito</w:t>
-            </w:r>
-          </w:p>
-        </w:tc>
-        <w:tc>
-          <w:tcPr>
-            <w:tcW w:type="dxa" w:w="2880"/>
-          </w:tcPr>
-          <w:p>
-            <w:r/>
-            <w:r>
-              <w:t>OIDC + SAML + federación de usuarios</w:t>
-            </w:r>
-          </w:p>
-        </w:tc>
-      </w:tr>
-    </w:tbl>
-    <w:tbl>
-      <w:tblPr>
-        <w:tblW w:type="auto" w:w="0"/>
-        <w:tblLook w:firstColumn="1" w:firstRow="1" w:lastColumn="0" w:lastRow="0" w:noHBand="0" w:noVBand="1" w:val="04A0"/>
-      </w:tblPr>
-      <w:tblGrid>
-        <w:gridCol w:w="2880"/>
-        <w:gridCol w:w="2880"/>
-        <w:gridCol w:w="2880"/>
-      </w:tblGrid>
-      <w:tr>
-        <w:tc>
-          <w:tcPr>
-            <w:tcW w:type="dxa" w:w="2880"/>
-          </w:tcPr>
-          <w:p>
-            <w:r/>
-            <w:r>
-              <w:t>Postgres 16 + RLS</w:t>
-            </w:r>
-          </w:p>
-        </w:tc>
-        <w:tc>
-          <w:tcPr>
-            <w:tcW w:type="dxa" w:w="2880"/>
-          </w:tcPr>
-          <w:p>
-            <w:r/>
-            <w:r>
-              <w:t>Aurora Postgres</w:t>
-            </w:r>
-          </w:p>
-        </w:tc>
-        <w:tc>
-          <w:tcPr>
-            <w:tcW w:type="dxa" w:w="2880"/>
-          </w:tcPr>
-          <w:p>
-            <w:r/>
-            <w:r>
-              <w:t>RLS como contrato de aislamiento por tenant</w:t>
-            </w:r>
-          </w:p>
-        </w:tc>
-      </w:tr>
-    </w:tbl>
-    <w:tbl>
-      <w:tblPr>
-        <w:tblW w:type="auto" w:w="0"/>
-        <w:tblLook w:firstColumn="1" w:firstRow="1" w:lastColumn="0" w:lastRow="0" w:noHBand="0" w:noVBand="1" w:val="04A0"/>
-      </w:tblPr>
-      <w:tblGrid>
-        <w:gridCol w:w="2880"/>
-        <w:gridCol w:w="2880"/>
-        <w:gridCol w:w="2880"/>
-      </w:tblGrid>
-      <w:tr>
-        <w:tc>
-          <w:tcPr>
-            <w:tcW w:type="dxa" w:w="2880"/>
-          </w:tcPr>
-          <w:p>
-            <w:r/>
-            <w:r>
-              <w:t>MinIO RELEASE.2024-01</w:t>
-            </w:r>
-          </w:p>
-        </w:tc>
-        <w:tc>
-          <w:tcPr>
-            <w:tcW w:type="dxa" w:w="2880"/>
-          </w:tcPr>
-          <w:p>
-            <w:r/>
-            <w:r>
-              <w:t>S3 + IAM (AWS)</w:t>
-            </w:r>
-          </w:p>
-        </w:tc>
-        <w:tc>
-          <w:tcPr>
-            <w:tcW w:type="dxa" w:w="2880"/>
-          </w:tcPr>
-          <w:p>
-            <w:r/>
-            <w:r>
-              <w:t>OIDC nativo + STS, sin lock-in de AWS</w:t>
-            </w:r>
-          </w:p>
-        </w:tc>
-      </w:tr>
-    </w:tbl>
-    <w:tbl>
-      <w:tblPr>
-        <w:tblW w:type="auto" w:w="0"/>
-        <w:tblLook w:firstColumn="1" w:firstRow="1" w:lastColumn="0" w:lastRow="0" w:noHBand="0" w:noVBand="1" w:val="04A0"/>
-      </w:tblPr>
-      <w:tblGrid>
-        <w:gridCol w:w="2880"/>
-        <w:gridCol w:w="2880"/>
-        <w:gridCol w:w="2880"/>
-      </w:tblGrid>
-      <w:tr>
-        <w:tc>
-          <w:tcPr>
-            <w:tcW w:type="dxa" w:w="2880"/>
-          </w:tcPr>
-          <w:p>
-            <w:r/>
-            <w:r>
-              <w:t>kind (k8s)</w:t>
-            </w:r>
-          </w:p>
-        </w:tc>
-        <w:tc>
-          <w:tcPr>
-            <w:tcW w:type="dxa" w:w="2880"/>
-          </w:tcPr>
-          <w:p>
-            <w:r/>
-            <w:r>
-              <w:t>EKS</w:t>
-            </w:r>
-          </w:p>
-        </w:tc>
-        <w:tc>
-          <w:tcPr>
-            <w:tcW w:type="dxa" w:w="2880"/>
-          </w:tcPr>
-          <w:p>
-            <w:r/>
-            <w:r>
-              <w:t>mismos manifests, mismos charts Helm</w:t>
-            </w:r>
-          </w:p>
-        </w:tc>
-      </w:tr>
-    </w:tbl>
-    <w:tbl>
-      <w:tblPr>
-        <w:tblW w:type="auto" w:w="0"/>
-        <w:tblLook w:firstColumn="1" w:firstRow="1" w:lastColumn="0" w:lastRow="0" w:noHBand="0" w:noVBand="1" w:val="04A0"/>
-      </w:tblPr>
-      <w:tblGrid>
-        <w:gridCol w:w="2880"/>
-        <w:gridCol w:w="2880"/>
-        <w:gridCol w:w="2880"/>
-      </w:tblGrid>
-      <w:tr>
-        <w:tc>
-          <w:tcPr>
-            <w:tcW w:type="dxa" w:w="2880"/>
-          </w:tcPr>
-          <w:p>
-            <w:r/>
-            <w:r>
-              <w:t>Traefik</w:t>
-            </w:r>
-          </w:p>
-        </w:tc>
-        <w:tc>
-          <w:tcPr>
-            <w:tcW w:type="dxa" w:w="2880"/>
-          </w:tcPr>
-          <w:p>
-            <w:r/>
-            <w:r>
-              <w:t>ALB / NGINX Ingress</w:t>
-            </w:r>
-          </w:p>
-        </w:tc>
-        <w:tc>
-          <w:tcPr>
-            <w:tcW w:type="dxa" w:w="2880"/>
-          </w:tcPr>
-          <w:p>
-            <w:r/>
-            <w:r>
-              <w:t>ruteo L7, terminación TLS</w:t>
-            </w:r>
-          </w:p>
-        </w:tc>
-      </w:tr>
-    </w:tbl>
-    <w:p/>
-    <w:p>
-      <w:pPr>
-        <w:pStyle w:val="Heading2"/>
-      </w:pPr>
-      <w:r>
-        <w:t>4. Setup</w:t>
-      </w:r>
-    </w:p>
-    <w:p/>
-    <w:p>
-      <w:r>
-        <w:t>El setup se compone de cinco etapas técnicas. No son días calendario; son</w:t>
-      </w:r>
-    </w:p>
-    <w:p>
-      <w:r>
-        <w:t>los componentes que hubo que poner en pie para que el flujo end-to-end</w:t>
-      </w:r>
-    </w:p>
-    <w:p>
-      <w:r>
-        <w:t>funcionara.</w:t>
-      </w:r>
-    </w:p>
-    <w:p/>
-    <w:p>
-      <w:pPr>
-        <w:pStyle w:val="Heading3"/>
-      </w:pPr>
-      <w:r>
-        <w:t>4.1 Stack base (docker-compose)</w:t>
-      </w:r>
-    </w:p>
-    <w:p/>
-    <w:p>
-      <w:r>
-        <w:t>Headscale + Keycloak + Postgres + MinIO arriba y healthy. Cinco buckets</w:t>
-      </w:r>
-    </w:p>
-    <w:p>
-      <w:r>
-        <w:t>creados, seis políticas IAM registradas, siete grupos en Keycloak, cuatro</w:t>
-      </w:r>
-    </w:p>
-    <w:p>
-      <w:r>
-        <w:t>clientes OIDC, seis usuarios seed.</w:t>
-      </w:r>
-    </w:p>
-    <w:p/>
-    <w:p>
-      <w:r>
-        <w:rPr>
-          <w:b/>
-        </w:rPr>
-        <w:t>Archivos clave</w:t>
-      </w:r>
-      <w:r>
-        <w:t>:</w:t>
-      </w:r>
-    </w:p>
-    <w:p/>
-    <w:p>
-      <w:pPr>
-        <w:pStyle w:val="ListBullet"/>
-      </w:pPr>
-      <w:r>
-        <w:rPr>
-          <w:rFonts w:ascii="Consolas" w:hAnsi="Consolas"/>
-          <w:sz w:val="20"/>
-        </w:rPr>
-        <w:t>docker-compose.yml</w:t>
-      </w:r>
-      <w:r>
-        <w:t xml:space="preserve"> — 4 servicios + un contenedor de bootstrap</w:t>
-      </w:r>
-    </w:p>
-    <w:p>
-      <w:pPr>
-        <w:pStyle w:val="ListBullet"/>
-      </w:pPr>
-      <w:r>
-        <w:rPr>
-          <w:rFonts w:ascii="Consolas" w:hAnsi="Consolas"/>
-          <w:sz w:val="20"/>
-        </w:rPr>
-        <w:t>headscale/config.yaml</w:t>
-      </w:r>
-      <w:r>
-        <w:t xml:space="preserve"> — DNS </w:t>
-      </w:r>
-      <w:r>
-        <w:rPr>
-          <w:rFonts w:ascii="Consolas" w:hAnsi="Consolas"/>
-          <w:sz w:val="20"/>
-        </w:rPr>
-        <w:t>polaris.ts.net</w:t>
-      </w:r>
-      <w:r>
-        <w:t>, nodo efímero timeout 30m</w:t>
-      </w:r>
-    </w:p>
-    <w:p>
-      <w:pPr>
-        <w:pStyle w:val="ListBullet"/>
-      </w:pPr>
-      <w:r>
-        <w:rPr>
-          <w:rFonts w:ascii="Consolas" w:hAnsi="Consolas"/>
-          <w:sz w:val="20"/>
-        </w:rPr>
-        <w:t>keycloak/realm-polaris.json</w:t>
-      </w:r>
-      <w:r>
-        <w:t xml:space="preserve"> — 7 grupos, 6 usuarios, 4 clientes OIDC</w:t>
-      </w:r>
-    </w:p>
-    <w:p>
-      <w:pPr>
-        <w:pStyle w:val="ListBullet"/>
-      </w:pPr>
-      <w:r>
-        <w:rPr>
-          <w:rFonts w:ascii="Consolas" w:hAnsi="Consolas"/>
-          <w:sz w:val="20"/>
-        </w:rPr>
-        <w:t>postgres/init.sql</w:t>
-      </w:r>
-      <w:r>
-        <w:t xml:space="preserve"> — 3 DBs, </w:t>
-      </w:r>
-      <w:r>
-        <w:rPr>
-          <w:rFonts w:ascii="Consolas" w:hAnsi="Consolas"/>
-          <w:sz w:val="20"/>
-        </w:rPr>
-        <w:t>pol_customer.customer_data</w:t>
-      </w:r>
-      <w:r>
-        <w:t xml:space="preserve"> con policy RLS </w:t>
-      </w:r>
-      <w:r>
-        <w:rPr>
-          <w:rFonts w:ascii="Consolas" w:hAnsi="Consolas"/>
-          <w:sz w:val="20"/>
-        </w:rPr>
-        <w:t>tenant_isolation</w:t>
-      </w:r>
-    </w:p>
-    <w:p>
-      <w:pPr>
-        <w:pStyle w:val="ListBullet"/>
-      </w:pPr>
-      <w:r>
-        <w:rPr>
-          <w:rFonts w:ascii="Consolas" w:hAnsi="Consolas"/>
-          <w:sz w:val="20"/>
-        </w:rPr>
-        <w:t>scripts/minio_bootstrap.py</w:t>
-      </w:r>
-      <w:r>
-        <w:t xml:space="preserve"> — setup de buckets + IAM con boto3</w:t>
-      </w:r>
-    </w:p>
-    <w:p>
-      <w:pPr>
-        <w:pStyle w:val="ListBullet"/>
-      </w:pPr>
-      <w:r>
-        <w:rPr>
-          <w:rFonts w:ascii="Consolas" w:hAnsi="Consolas"/>
-          <w:sz w:val="20"/>
-        </w:rPr>
-        <w:t>acl/policy.hujson</w:t>
-      </w:r>
-      <w:r>
-        <w:t xml:space="preserve"> — tagOwners + ACLs de Headscale</w:t>
-      </w:r>
-    </w:p>
-    <w:p/>
-    <w:p>
-      <w:r>
-        <w:rPr>
-          <w:b/>
-        </w:rPr>
-        <w:t>Bumps</w:t>
-      </w:r>
-      <w:r>
-        <w:t>:</w:t>
-      </w:r>
-    </w:p>
-    <w:p/>
-    <w:p>
-      <w:pPr>
-        <w:pStyle w:val="ListBullet"/>
-      </w:pPr>
-      <w:r>
-        <w:rPr>
-          <w:rFonts w:ascii="Consolas" w:hAnsi="Consolas"/>
-          <w:sz w:val="20"/>
-        </w:rPr>
-        <w:t>ghcr.io</w:t>
-      </w:r>
-      <w:r>
-        <w:t xml:space="preserve"> está bloqueado en este host, así que pineamos a imágenes</w:t>
-      </w:r>
-    </w:p>
-    <w:p>
-      <w:r>
-        <w:t xml:space="preserve">  cacheadas: </w:t>
-      </w:r>
-      <w:r>
-        <w:rPr>
-          <w:rFonts w:ascii="Consolas" w:hAnsi="Consolas"/>
-          <w:sz w:val="20"/>
-        </w:rPr>
-        <w:t>quay.io/keycloak/keycloak:24.0</w:t>
-      </w:r>
-      <w:r>
-        <w:t xml:space="preserve"> y</w:t>
-      </w:r>
-    </w:p>
-    <w:p>
-      <w:r>
-        <w:t xml:space="preserve">  </w:t>
-      </w:r>
-      <w:r>
-        <w:rPr>
-          <w:rFonts w:ascii="Consolas" w:hAnsi="Consolas"/>
-          <w:sz w:val="20"/>
-        </w:rPr>
-        <w:t>headscale/headscale:stable</w:t>
-      </w:r>
-      <w:r>
-        <w:t xml:space="preserve"> (</w:t>
-      </w:r>
-      <w:r>
-        <w:rPr>
-          <w:rFonts w:ascii="Consolas" w:hAnsi="Consolas"/>
-          <w:sz w:val="20"/>
-        </w:rPr>
-        <w:t>v0.29.4</w:t>
-      </w:r>
-      <w:r>
-        <w:t>).</w:t>
-      </w:r>
-    </w:p>
-    <w:p>
-      <w:pPr>
-        <w:pStyle w:val="ListBullet"/>
-      </w:pPr>
-      <w:r>
-        <w:rPr>
-          <w:rFonts w:ascii="Consolas" w:hAnsi="Consolas"/>
-          <w:sz w:val="20"/>
-        </w:rPr>
-        <w:t>dl.min.io</w:t>
-      </w:r>
-      <w:r>
-        <w:t xml:space="preserve"> devuelve 410 Gone (los archivos open-source de MinIO se</w:t>
-      </w:r>
-    </w:p>
-    <w:p>
-      <w:r>
-        <w:t xml:space="preserve">  discontinuaron en 2026). Cacheamos</w:t>
-      </w:r>
-    </w:p>
-    <w:p>
-      <w:r>
-        <w:t xml:space="preserve">  </w:t>
-      </w:r>
-      <w:r>
-        <w:rPr>
-          <w:rFonts w:ascii="Consolas" w:hAnsi="Consolas"/>
-          <w:sz w:val="20"/>
-        </w:rPr>
-        <w:t>quay.io/minio/minio:RELEASE.2024-01-18T22-51-28Z</w:t>
-      </w:r>
-      <w:r>
-        <w:t>.</w:t>
-      </w:r>
-    </w:p>
-    <w:p>
-      <w:pPr>
-        <w:pStyle w:val="ListBullet"/>
-      </w:pPr>
-      <w:r>
-        <w:t xml:space="preserve">Keycloak 24 rechaza </w:t>
-      </w:r>
-      <w:r>
-        <w:rPr>
-          <w:rFonts w:ascii="Consolas" w:hAnsi="Consolas"/>
-          <w:sz w:val="20"/>
-        </w:rPr>
-        <w:t>permanentLockoutThreshold</w:t>
-      </w:r>
-      <w:r>
-        <w:t xml:space="preserve"> / </w:t>
-      </w:r>
-      <w:r>
-        <w:rPr>
-          <w:rFonts w:ascii="Consolas" w:hAnsi="Consolas"/>
-          <w:sz w:val="20"/>
-        </w:rPr>
-        <w:t>failureFactor</w:t>
-      </w:r>
-      <w:r>
-        <w:t xml:space="preserve"> /</w:t>
-      </w:r>
-    </w:p>
-    <w:p>
-      <w:r>
-        <w:t xml:space="preserve">  </w:t>
-      </w:r>
-      <w:r>
-        <w:rPr>
-          <w:rFonts w:ascii="Consolas" w:hAnsi="Consolas"/>
-          <w:sz w:val="20"/>
-        </w:rPr>
-        <w:t>waitIncrementSeconds</w:t>
-      </w:r>
-      <w:r>
-        <w:t xml:space="preserve"> en el realm JSON — esas claves fueron removidas.</w:t>
-      </w:r>
-    </w:p>
-    <w:p>
-      <w:pPr>
-        <w:pStyle w:val="ListBullet"/>
-      </w:pPr>
-      <w:r>
-        <w:t xml:space="preserve">Keycloak 24 rechaza </w:t>
-      </w:r>
-      <w:r>
-        <w:rPr>
-          <w:rFonts w:ascii="Consolas" w:hAnsi="Consolas"/>
-          <w:sz w:val="20"/>
-        </w:rPr>
-        <w:t>firstName: "Bob (eng)"</w:t>
-      </w:r>
-      <w:r>
-        <w:t xml:space="preserve"> — los paréntesis se</w:t>
-      </w:r>
-    </w:p>
-    <w:p>
-      <w:r>
-        <w:t xml:space="preserve">  quitan en el import, rompiendo la dupla firstName/lastName. Los</w:t>
-      </w:r>
-    </w:p>
-    <w:p>
-      <w:r>
-        <w:t xml:space="preserve">  sacamos del realm.</w:t>
-      </w:r>
-    </w:p>
-    <w:p/>
-    <w:p>
-      <w:pPr>
-        <w:pStyle w:val="Heading3"/>
-      </w:pPr>
-      <w:r>
-        <w:t>4.2 Cluster kind (simulando EKS)</w:t>
-      </w:r>
-    </w:p>
-    <w:p/>
-    <w:p>
-      <w:r>
-        <w:rPr>
-          <w:rFonts w:ascii="Consolas" w:hAnsi="Consolas"/>
-          <w:sz w:val="20"/>
-        </w:rPr>
-        <w:t>kind</w:t>
-      </w:r>
-      <w:r>
-        <w:t xml:space="preserve"> con 1 control-plane + 1 worker. Cinco namespaces</w:t>
-      </w:r>
-    </w:p>
-    <w:p>
-      <w:r>
-        <w:t>(</w:t>
-      </w:r>
-      <w:r>
-        <w:rPr>
-          <w:rFonts w:ascii="Consolas" w:hAnsi="Consolas"/>
-          <w:sz w:val="20"/>
-        </w:rPr>
-        <w:t>pol-intranet</w:t>
-      </w:r>
-      <w:r>
-        <w:t xml:space="preserve">, </w:t>
-      </w:r>
-      <w:r>
-        <w:rPr>
-          <w:rFonts w:ascii="Consolas" w:hAnsi="Consolas"/>
-          <w:sz w:val="20"/>
-        </w:rPr>
-        <w:t>pol-grafana</w:t>
-      </w:r>
-      <w:r>
-        <w:t xml:space="preserve">, </w:t>
-      </w:r>
-      <w:r>
-        <w:rPr>
-          <w:rFonts w:ascii="Consolas" w:hAnsi="Consolas"/>
-          <w:sz w:val="20"/>
-        </w:rPr>
-        <w:t>pol-customer</w:t>
-      </w:r>
-      <w:r>
-        <w:t xml:space="preserve">, </w:t>
-      </w:r>
-      <w:r>
-        <w:rPr>
-          <w:rFonts w:ascii="Consolas" w:hAnsi="Consolas"/>
-          <w:sz w:val="20"/>
-        </w:rPr>
-        <w:t>pol-storage</w:t>
-      </w:r>
-      <w:r>
-        <w:t>,</w:t>
-      </w:r>
-    </w:p>
-    <w:p>
-      <w:r>
-        <w:rPr>
-          <w:rFonts w:ascii="Consolas" w:hAnsi="Consolas"/>
-          <w:sz w:val="20"/>
-        </w:rPr>
-        <w:t>pol-system</w:t>
-      </w:r>
-      <w:r>
-        <w:t>). Traefik como ingress controller (NodePort 30080/30443).</w:t>
-      </w:r>
-    </w:p>
-    <w:p/>
-    <w:p>
-      <w:r>
-        <w:rPr>
-          <w:b/>
-        </w:rPr>
-        <w:t>Pivote</w:t>
-      </w:r>
-      <w:r>
-        <w:t xml:space="preserve">: arrancamos con </w:t>
-      </w:r>
-      <w:r>
-        <w:rPr>
-          <w:rFonts w:ascii="Consolas" w:hAnsi="Consolas"/>
-          <w:sz w:val="20"/>
-        </w:rPr>
-        <w:t>k3d</w:t>
-      </w:r>
-      <w:r>
-        <w:t xml:space="preserve"> siguiendo el diseño, pero</w:t>
-      </w:r>
-    </w:p>
-    <w:p>
-      <w:r>
-        <w:rPr>
-          <w:rFonts w:ascii="Consolas" w:hAnsi="Consolas"/>
-          <w:sz w:val="20"/>
-        </w:rPr>
-        <w:t>ghcr.io/k3d-io/k3d-tools</w:t>
-      </w:r>
-      <w:r>
-        <w:t xml:space="preserve"> está bloqueado. </w:t>
-      </w:r>
-      <w:r>
-        <w:rPr>
-          <w:rFonts w:ascii="Consolas" w:hAnsi="Consolas"/>
-          <w:sz w:val="20"/>
-        </w:rPr>
-        <w:t>kind</w:t>
-      </w:r>
-      <w:r>
-        <w:t xml:space="preserve"> ya estaba cacheado</w:t>
-      </w:r>
-    </w:p>
-    <w:p>
-      <w:r>
-        <w:t xml:space="preserve">como </w:t>
-      </w:r>
-      <w:r>
-        <w:rPr>
-          <w:rFonts w:ascii="Consolas" w:hAnsi="Consolas"/>
-          <w:sz w:val="20"/>
-        </w:rPr>
-        <w:t>kindest/node:v1.30.0</w:t>
-      </w:r>
-      <w:r>
-        <w:t>. El cambio llevó ~10 minutos.</w:t>
-      </w:r>
-    </w:p>
-    <w:p/>
-    <w:p>
-      <w:r>
-        <w:rPr>
-          <w:b/>
-        </w:rPr>
-        <w:t>Segundo pivote</w:t>
-      </w:r>
-      <w:r>
-        <w:t xml:space="preserve">: el </w:t>
-      </w:r>
-      <w:r>
-        <w:rPr>
-          <w:rFonts w:ascii="Consolas" w:hAnsi="Consolas"/>
-          <w:sz w:val="20"/>
-        </w:rPr>
-        <w:t>extraPortMappings</w:t>
-      </w:r>
-      <w:r>
-        <w:t xml:space="preserve"> de kind (para exponer pods en</w:t>
-      </w:r>
-    </w:p>
-    <w:p>
-      <w:r>
-        <w:t>el host) colisionaba con reservas fantasma del allocator de puertos de</w:t>
-      </w:r>
-    </w:p>
-    <w:p>
-      <w:r>
-        <w:t>docker — kind se rehusaba a arrancar. Pivotamos a Traefik NodePort +</w:t>
-      </w:r>
-    </w:p>
-    <w:p>
-      <w:r>
-        <w:rPr>
-          <w:rFonts w:ascii="Consolas" w:hAnsi="Consolas"/>
-          <w:sz w:val="20"/>
-        </w:rPr>
-        <w:t>kubectl port-forward</w:t>
-      </w:r>
-      <w:r>
-        <w:t xml:space="preserve"> para los tests. Los mismos manifests funcionan</w:t>
-      </w:r>
-    </w:p>
-    <w:p>
-      <w:r>
-        <w:t xml:space="preserve">en EKS con </w:t>
-      </w:r>
-      <w:r>
-        <w:rPr>
-          <w:rFonts w:ascii="Consolas" w:hAnsi="Consolas"/>
-          <w:sz w:val="20"/>
-        </w:rPr>
-        <w:t>Service.type=LoadBalancer</w:t>
-      </w:r>
-      <w:r>
-        <w:t>.</w:t>
-      </w:r>
-    </w:p>
-    <w:p/>
-    <w:p>
-      <w:r>
-        <w:rPr>
-          <w:b/>
-        </w:rPr>
-        <w:t>Conectividad verificada</w:t>
-      </w:r>
-      <w:r>
-        <w:t>: los pods dentro de kind alcanzan a</w:t>
-      </w:r>
-    </w:p>
-    <w:p>
-      <w:r>
-        <w:t>headscale, keycloak, minio y postgres por sus hostnames de</w:t>
-      </w:r>
-    </w:p>
-    <w:p>
-      <w:r>
-        <w:t>docker-compose (los nodos de kind están joined a la red</w:t>
-      </w:r>
-    </w:p>
-    <w:p>
-      <w:r>
-        <w:rPr>
-          <w:rFonts w:ascii="Consolas" w:hAnsi="Consolas"/>
-          <w:sz w:val="20"/>
-        </w:rPr>
-        <w:t>polaris_polaris_default</w:t>
-      </w:r>
-      <w:r>
-        <w:t>).</w:t>
-      </w:r>
-    </w:p>
-    <w:p/>
-    <w:p>
-      <w:pPr>
-        <w:pStyle w:val="Heading3"/>
-      </w:pPr>
-      <w:r>
-        <w:t>4.3 Portal intranet</w:t>
-      </w:r>
-    </w:p>
-    <w:p/>
-    <w:p>
-      <w:r>
-        <w:rPr>
-          <w:rFonts w:ascii="Consolas" w:hAnsi="Consolas"/>
-          <w:sz w:val="20"/>
-        </w:rPr>
-        <w:t>polaris-intranet:latest</w:t>
-      </w:r>
-      <w:r>
-        <w:t xml:space="preserve"> (python:3.12-slim + Flask + boto3 +</w:t>
-      </w:r>
-    </w:p>
-    <w:p>
-      <w:r>
-        <w:t xml:space="preserve">psycopg2) desplegado en </w:t>
-      </w:r>
-      <w:r>
-        <w:rPr>
-          <w:rFonts w:ascii="Consolas" w:hAnsi="Consolas"/>
-          <w:sz w:val="20"/>
-        </w:rPr>
-        <w:t>pol-intranet</w:t>
-      </w:r>
-      <w:r>
-        <w:t xml:space="preserve">. Endpoints </w:t>
-      </w:r>
-      <w:r>
-        <w:rPr>
-          <w:rFonts w:ascii="Consolas" w:hAnsi="Consolas"/>
-          <w:sz w:val="20"/>
-        </w:rPr>
-        <w:t>/healthz</w:t>
-      </w:r>
-      <w:r>
-        <w:t>,</w:t>
-      </w:r>
-    </w:p>
-    <w:p>
-      <w:r>
-        <w:rPr>
-          <w:rFonts w:ascii="Consolas" w:hAnsi="Consolas"/>
-          <w:sz w:val="20"/>
-        </w:rPr>
-        <w:t>/directory</w:t>
-      </w:r>
-      <w:r>
-        <w:t xml:space="preserve">, </w:t>
-      </w:r>
-      <w:r>
-        <w:rPr>
-          <w:rFonts w:ascii="Consolas" w:hAnsi="Consolas"/>
-          <w:sz w:val="20"/>
-        </w:rPr>
-        <w:t>/files</w:t>
-      </w:r>
-      <w:r>
-        <w:t xml:space="preserve">. </w:t>
-      </w:r>
-      <w:r>
-        <w:rPr>
-          <w:rFonts w:ascii="Consolas" w:hAnsi="Consolas"/>
-          <w:sz w:val="20"/>
-        </w:rPr>
-        <w:t>/files</w:t>
-      </w:r>
-      <w:r>
-        <w:t xml:space="preserve"> proxea el STS </w:t>
-      </w:r>
-      <w:r>
-        <w:rPr>
-          <w:rFonts w:ascii="Consolas" w:hAnsi="Consolas"/>
-          <w:sz w:val="20"/>
-        </w:rPr>
-        <w:t>AssumeRoleWithWebIdentity</w:t>
-      </w:r>
-    </w:p>
-    <w:p>
-      <w:r>
-        <w:t>contra MinIO con el access_token de Keycloak del usuario.</w:t>
-      </w:r>
-    </w:p>
-    <w:p/>
-    <w:p>
-      <w:r>
-        <w:rPr>
-          <w:b/>
-        </w:rPr>
-        <w:t>Seis usuarios verificados end-to-end</w:t>
-      </w:r>
-      <w:r>
-        <w:t>:</w:t>
-      </w:r>
-    </w:p>
-    <w:p/>
-    <w:tbl>
-      <w:tblPr>
-        <w:tblW w:type="auto" w:w="0"/>
-        <w:tblLook w:firstColumn="1" w:firstRow="1" w:lastColumn="0" w:lastRow="0" w:noHBand="0" w:noVBand="1" w:val="04A0"/>
-      </w:tblPr>
-      <w:tblGrid>
-        <w:gridCol w:w="2160"/>
-        <w:gridCol w:w="2160"/>
-        <w:gridCol w:w="2160"/>
-        <w:gridCol w:w="2160"/>
-      </w:tblGrid>
-      <w:tr>
-        <w:tc>
-          <w:tcPr>
-            <w:tcW w:type="dxa" w:w="2160"/>
-          </w:tcPr>
-          <w:p>
-            <w:r/>
-            <w:r>
-              <w:t>usuario</w:t>
-            </w:r>
-          </w:p>
-        </w:tc>
-        <w:tc>
-          <w:tcPr>
-            <w:tcW w:type="dxa" w:w="2160"/>
-          </w:tcPr>
-          <w:p>
-            <w:r/>
-            <w:r>
-              <w:t>grupo</w:t>
-            </w:r>
-          </w:p>
-        </w:tc>
-        <w:tc>
-          <w:tcPr>
-            <w:tcW w:type="dxa" w:w="2160"/>
-          </w:tcPr>
-          <w:p>
-            <w:r/>
-            <w:r>
-              <w:t>bucket</w:t>
-            </w:r>
-          </w:p>
-        </w:tc>
-        <w:tc>
-          <w:tcPr>
-            <w:tcW w:type="dxa" w:w="2160"/>
-          </w:tcPr>
-          <w:p>
-            <w:r/>
-            <w:r>
-              <w:t>resultado</w:t>
-            </w:r>
-          </w:p>
-        </w:tc>
-      </w:tr>
-    </w:tbl>
-    <w:tbl>
-      <w:tblPr>
-        <w:tblW w:type="auto" w:w="0"/>
-        <w:tblLook w:firstColumn="1" w:firstRow="1" w:lastColumn="0" w:lastRow="0" w:noHBand="0" w:noVBand="1" w:val="04A0"/>
-      </w:tblPr>
-      <w:tblGrid>
-        <w:gridCol w:w="2160"/>
-        <w:gridCol w:w="2160"/>
-        <w:gridCol w:w="2160"/>
-        <w:gridCol w:w="2160"/>
-      </w:tblGrid>
-      <w:tr>
-        <w:tc>
-          <w:tcPr>
-            <w:tcW w:type="dxa" w:w="2160"/>
-          </w:tcPr>
-          <w:p>
-            <w:r/>
-            <w:r>
-              <w:t>alice</w:t>
-            </w:r>
-          </w:p>
-        </w:tc>
-        <w:tc>
-          <w:tcPr>
-            <w:tcW w:type="dxa" w:w="2160"/>
-          </w:tcPr>
-          <w:p>
-            <w:r/>
-            <w:r>
-              <w:t>pol-employees + pol-eng</w:t>
-            </w:r>
-          </w:p>
-        </w:tc>
-        <w:tc>
-          <w:tcPr>
-            <w:tcW w:type="dxa" w:w="2160"/>
-          </w:tcPr>
-          <w:p>
-            <w:r/>
-            <w:r>
-              <w:t>pol-data-employees</w:t>
-            </w:r>
-          </w:p>
-        </w:tc>
-        <w:tc>
-          <w:tcPr>
-            <w:tcW w:type="dxa" w:w="2160"/>
-          </w:tcPr>
-          <w:p>
-            <w:r/>
-            <w:r>
-              <w:t>OK</w:t>
-            </w:r>
-          </w:p>
-        </w:tc>
-      </w:tr>
-    </w:tbl>
-    <w:tbl>
-      <w:tblPr>
-        <w:tblW w:type="auto" w:w="0"/>
-        <w:tblLook w:firstColumn="1" w:firstRow="1" w:lastColumn="0" w:lastRow="0" w:noHBand="0" w:noVBand="1" w:val="04A0"/>
-      </w:tblPr>
-      <w:tblGrid>
-        <w:gridCol w:w="2160"/>
-        <w:gridCol w:w="2160"/>
-        <w:gridCol w:w="2160"/>
-        <w:gridCol w:w="2160"/>
-      </w:tblGrid>
-      <w:tr>
-        <w:tc>
-          <w:tcPr>
-            <w:tcW w:type="dxa" w:w="2160"/>
-          </w:tcPr>
-          <w:p>
-            <w:r/>
-            <w:r>
-              <w:t>bob</w:t>
-            </w:r>
-          </w:p>
-        </w:tc>
-        <w:tc>
-          <w:tcPr>
-            <w:tcW w:type="dxa" w:w="2160"/>
-          </w:tcPr>
-          <w:p>
-            <w:r/>
-            <w:r>
-              <w:t>pol-employees + pol-ops</w:t>
-            </w:r>
-          </w:p>
-        </w:tc>
-        <w:tc>
-          <w:tcPr>
-            <w:tcW w:type="dxa" w:w="2160"/>
-          </w:tcPr>
-          <w:p>
-            <w:r/>
-            <w:r>
-              <w:t>pol-data-ops</w:t>
-            </w:r>
-          </w:p>
-        </w:tc>
-        <w:tc>
-          <w:tcPr>
-            <w:tcW w:type="dxa" w:w="2160"/>
-          </w:tcPr>
-          <w:p>
-            <w:r/>
-            <w:r>
-              <w:t>OK</w:t>
-            </w:r>
-          </w:p>
-        </w:tc>
-      </w:tr>
-    </w:tbl>
-    <w:tbl>
-      <w:tblPr>
-        <w:tblW w:type="auto" w:w="0"/>
-        <w:tblLook w:firstColumn="1" w:firstRow="1" w:lastColumn="0" w:lastRow="0" w:noHBand="0" w:noVBand="1" w:val="04A0"/>
-      </w:tblPr>
-      <w:tblGrid>
-        <w:gridCol w:w="2160"/>
-        <w:gridCol w:w="2160"/>
-        <w:gridCol w:w="2160"/>
-        <w:gridCol w:w="2160"/>
-      </w:tblGrid>
-      <w:tr>
-        <w:tc>
-          <w:tcPr>
-            <w:tcW w:type="dxa" w:w="2160"/>
-          </w:tcPr>
-          <w:p>
-            <w:r/>
-            <w:r>
-              <w:t>carol</w:t>
-            </w:r>
-          </w:p>
-        </w:tc>
-        <w:tc>
-          <w:tcPr>
-            <w:tcW w:type="dxa" w:w="2160"/>
-          </w:tcPr>
-          <w:p>
-            <w:r/>
-            <w:r>
-              <w:t>pol-admin + pol-employees</w:t>
-            </w:r>
-          </w:p>
-        </w:tc>
-        <w:tc>
-          <w:tcPr>
-            <w:tcW w:type="dxa" w:w="2160"/>
-          </w:tcPr>
-          <w:p>
-            <w:r/>
-            <w:r>
-              <w:t>pol-data-employees</w:t>
-            </w:r>
-          </w:p>
-        </w:tc>
-        <w:tc>
-          <w:tcPr>
-            <w:tcW w:type="dxa" w:w="2160"/>
-          </w:tcPr>
-          <w:p>
-            <w:r/>
-            <w:r>
-              <w:t>OK (admin)</w:t>
-            </w:r>
-          </w:p>
-        </w:tc>
-      </w:tr>
-    </w:tbl>
-    <w:tbl>
-      <w:tblPr>
-        <w:tblW w:type="auto" w:w="0"/>
-        <w:tblLook w:firstColumn="1" w:firstRow="1" w:lastColumn="0" w:lastRow="0" w:noHBand="0" w:noVBand="1" w:val="04A0"/>
-      </w:tblPr>
-      <w:tblGrid>
-        <w:gridCol w:w="2160"/>
-        <w:gridCol w:w="2160"/>
-        <w:gridCol w:w="2160"/>
-        <w:gridCol w:w="2160"/>
-      </w:tblGrid>
-      <w:tr>
-        <w:tc>
-          <w:tcPr>
-            <w:tcW w:type="dxa" w:w="2160"/>
-          </w:tcPr>
-          <w:p>
-            <w:r/>
-            <w:r>
-              <w:t>alice-acme</w:t>
-            </w:r>
-          </w:p>
-        </w:tc>
-        <w:tc>
-          <w:tcPr>
-            <w:tcW w:type="dxa" w:w="2160"/>
-          </w:tcPr>
-          <w:p>
-            <w:r/>
-            <w:r>
-              <w:t>pol-customer-tenant-acme</w:t>
-            </w:r>
-          </w:p>
-        </w:tc>
-        <w:tc>
-          <w:tcPr>
-            <w:tcW w:type="dxa" w:w="2160"/>
-          </w:tcPr>
-          <w:p>
-            <w:r/>
-            <w:r>
-              <w:t>pol-data-acme</w:t>
-            </w:r>
-          </w:p>
-        </w:tc>
-        <w:tc>
-          <w:tcPr>
-            <w:tcW w:type="dxa" w:w="2160"/>
-          </w:tcPr>
-          <w:p>
-            <w:r/>
-            <w:r>
-              <w:t>OK</w:t>
-            </w:r>
-          </w:p>
-        </w:tc>
-      </w:tr>
-    </w:tbl>
-    <w:tbl>
-      <w:tblPr>
-        <w:tblW w:type="auto" w:w="0"/>
-        <w:tblLook w:firstColumn="1" w:firstRow="1" w:lastColumn="0" w:lastRow="0" w:noHBand="0" w:noVBand="1" w:val="04A0"/>
-      </w:tblPr>
-      <w:tblGrid>
-        <w:gridCol w:w="2160"/>
-        <w:gridCol w:w="2160"/>
-        <w:gridCol w:w="2160"/>
-        <w:gridCol w:w="2160"/>
-      </w:tblGrid>
-      <w:tr>
-        <w:tc>
-          <w:tcPr>
-            <w:tcW w:type="dxa" w:w="2160"/>
-          </w:tcPr>
-          <w:p>
-            <w:r/>
-            <w:r>
-              <w:t>bob-brightside</w:t>
-            </w:r>
-          </w:p>
-        </w:tc>
-        <w:tc>
-          <w:tcPr>
-            <w:tcW w:type="dxa" w:w="2160"/>
-          </w:tcPr>
-          <w:p>
-            <w:r/>
-            <w:r>
-              <w:t>pol-customer-tenant-brightside</w:t>
-            </w:r>
-          </w:p>
-        </w:tc>
-        <w:tc>
-          <w:tcPr>
-            <w:tcW w:type="dxa" w:w="2160"/>
-          </w:tcPr>
-          <w:p>
-            <w:r/>
-            <w:r>
-              <w:t>pol-data-brightside</w:t>
-            </w:r>
-          </w:p>
-        </w:tc>
-        <w:tc>
-          <w:tcPr>
-            <w:tcW w:type="dxa" w:w="2160"/>
-          </w:tcPr>
-          <w:p>
-            <w:r/>
-            <w:r>
-              <w:t>OK</w:t>
-            </w:r>
-          </w:p>
-        </w:tc>
-      </w:tr>
-    </w:tbl>
-    <w:tbl>
-      <w:tblPr>
-        <w:tblW w:type="auto" w:w="0"/>
-        <w:tblLook w:firstColumn="1" w:firstRow="1" w:lastColumn="0" w:lastRow="0" w:noHBand="0" w:noVBand="1" w:val="04A0"/>
-      </w:tblPr>
-      <w:tblGrid>
-        <w:gridCol w:w="2160"/>
-        <w:gridCol w:w="2160"/>
-        <w:gridCol w:w="2160"/>
-        <w:gridCol w:w="2160"/>
-      </w:tblGrid>
-      <w:tr>
-        <w:tc>
-          <w:tcPr>
-            <w:tcW w:type="dxa" w:w="2160"/>
-          </w:tcPr>
-          <w:p>
-            <w:r/>
-            <w:r>
-              <w:t>carol-northwind</w:t>
-            </w:r>
-          </w:p>
-        </w:tc>
-        <w:tc>
-          <w:tcPr>
-            <w:tcW w:type="dxa" w:w="2160"/>
-          </w:tcPr>
-          <w:p>
-            <w:r/>
-            <w:r>
-              <w:t>pol-partners-northwind</w:t>
-            </w:r>
-          </w:p>
-        </w:tc>
-        <w:tc>
-          <w:tcPr>
-            <w:tcW w:type="dxa" w:w="2160"/>
-          </w:tcPr>
-          <w:p>
-            <w:r/>
-            <w:r>
-              <w:t>pol-data-partners</w:t>
-            </w:r>
-          </w:p>
-        </w:tc>
-        <w:tc>
-          <w:tcPr>
-            <w:tcW w:type="dxa" w:w="2160"/>
-          </w:tcPr>
-          <w:p>
-            <w:r/>
-            <w:r>
-              <w:t>OK</w:t>
-            </w:r>
-          </w:p>
-        </w:tc>
-      </w:tr>
-    </w:tbl>
-    <w:p/>
-    <w:p>
-      <w:r>
-        <w:t xml:space="preserve">Test negativo: </w:t>
-      </w:r>
-      <w:r>
-        <w:rPr>
-          <w:rFonts w:ascii="Consolas" w:hAnsi="Consolas"/>
-          <w:sz w:val="20"/>
-        </w:rPr>
-        <w:t>alice-acme</w:t>
-      </w:r>
-      <w:r>
-        <w:t xml:space="preserve"> pidiendo </w:t>
-      </w:r>
-      <w:r>
-        <w:rPr>
-          <w:rFonts w:ascii="Consolas" w:hAnsi="Consolas"/>
-          <w:sz w:val="20"/>
-        </w:rPr>
-        <w:t>pol-data-ops</w:t>
-      </w:r>
-      <w:r>
-        <w:t xml:space="preserve"> → </w:t>
-      </w:r>
-      <w:r>
-        <w:rPr>
-          <w:rFonts w:ascii="Consolas" w:hAnsi="Consolas"/>
-          <w:sz w:val="20"/>
-        </w:rPr>
-        <w:t>AccessDenied</w:t>
-      </w:r>
-      <w:r>
-        <w:t>.</w:t>
-      </w:r>
-    </w:p>
-    <w:p/>
-    <w:p>
-      <w:r>
-        <w:rPr>
-          <w:b/>
-        </w:rPr>
-        <w:t>Bumps que costaron tiempo real</w:t>
-      </w:r>
-      <w:r>
-        <w:t>:</w:t>
-      </w:r>
-    </w:p>
-    <w:p/>
-    <w:p>
-      <w:pPr>
-        <w:pStyle w:val="ListNumber"/>
-      </w:pPr>
-      <w:r>
-        <w:t xml:space="preserve">MinIO </w:t>
-      </w:r>
-      <w:r>
-        <w:rPr>
-          <w:rFonts w:ascii="Consolas" w:hAnsi="Consolas"/>
-          <w:sz w:val="20"/>
-        </w:rPr>
-        <w:t>PutUserPolicy</w:t>
-      </w:r>
-      <w:r>
-        <w:t xml:space="preserve"> (API IAM de AWS) devuelve *"Unsupported action</w:t>
-      </w:r>
-    </w:p>
-    <w:p>
-      <w:r>
-        <w:t xml:space="preserve">   PutUserPolicy"* — MinIO implementa IAM por su propia admin API, no</w:t>
-      </w:r>
-    </w:p>
-    <w:p>
-      <w:r>
-        <w:t xml:space="preserve">   por el endpoint PutUserPolicy de AWS. Fix: HTTP PUT crudo contra</w:t>
-      </w:r>
-    </w:p>
-    <w:p>
-      <w:r>
-        <w:t xml:space="preserve">   </w:t>
-      </w:r>
-      <w:r>
-        <w:rPr>
-          <w:rFonts w:ascii="Consolas" w:hAnsi="Consolas"/>
-          <w:sz w:val="20"/>
-        </w:rPr>
-        <w:t>/minio/admin/v3/add-canned-policy?name=&lt;nombre&gt;</w:t>
-      </w:r>
-      <w:r>
-        <w:t xml:space="preserve"> firmado con sigv4</w:t>
-      </w:r>
-    </w:p>
-    <w:p>
-      <w:r>
-        <w:t xml:space="preserve">   (</w:t>
-      </w:r>
-      <w:r>
-        <w:rPr>
-          <w:rFonts w:ascii="Consolas" w:hAnsi="Consolas"/>
-          <w:sz w:val="20"/>
-        </w:rPr>
-        <w:t>service=s3</w:t>
-      </w:r>
-      <w:r>
-        <w:t>).</w:t>
-      </w:r>
-    </w:p>
-    <w:p>
-      <w:pPr>
-        <w:pStyle w:val="ListNumber"/>
-      </w:pPr>
-      <w:r>
-        <w:t>MinIO rechaza la firma sigv4 con *"incorrect service"* si firmás con</w:t>
-      </w:r>
-    </w:p>
-    <w:p>
-      <w:r>
-        <w:t xml:space="preserve">   </w:t>
-      </w:r>
-      <w:r>
-        <w:rPr>
-          <w:rFonts w:ascii="Consolas" w:hAnsi="Consolas"/>
-          <w:sz w:val="20"/>
-        </w:rPr>
-        <w:t>service=admin</w:t>
-      </w:r>
-      <w:r>
-        <w:t xml:space="preserve">. El service correcto es </w:t>
-      </w:r>
-      <w:r>
-        <w:rPr>
-          <w:rFonts w:ascii="Consolas" w:hAnsi="Consolas"/>
-          <w:sz w:val="20"/>
-        </w:rPr>
-        <w:t>s3</w:t>
-      </w:r>
-      <w:r>
-        <w:t>.</w:t>
-      </w:r>
-    </w:p>
-    <w:p>
-      <w:pPr>
-        <w:pStyle w:val="ListNumber"/>
-      </w:pPr>
-      <w:r>
-        <w:t xml:space="preserve">El query param es </w:t>
-      </w:r>
-      <w:r>
-        <w:rPr>
-          <w:rFonts w:ascii="Consolas" w:hAnsi="Consolas"/>
-          <w:sz w:val="20"/>
-        </w:rPr>
-        <w:t>?name=</w:t>
-      </w:r>
-      <w:r>
-        <w:t xml:space="preserve">, NO </w:t>
-      </w:r>
-      <w:r>
-        <w:rPr>
-          <w:rFonts w:ascii="Consolas" w:hAnsi="Consolas"/>
-          <w:sz w:val="20"/>
-        </w:rPr>
-        <w:t>?policyName=</w:t>
-      </w:r>
-      <w:r>
-        <w:t xml:space="preserve"> (la doc usa</w:t>
-      </w:r>
-    </w:p>
-    <w:p>
-      <w:r>
-        <w:t xml:space="preserve">   </w:t>
-      </w:r>
-      <w:r>
-        <w:rPr>
-          <w:rFonts w:ascii="Consolas" w:hAnsi="Consolas"/>
-          <w:sz w:val="20"/>
-        </w:rPr>
-        <w:t>policyName</w:t>
-      </w:r>
-      <w:r>
-        <w:t xml:space="preserve"> porque así lo lee </w:t>
-      </w:r>
-      <w:r>
-        <w:rPr>
-          <w:rFonts w:ascii="Consolas" w:hAnsi="Consolas"/>
-          <w:sz w:val="20"/>
-        </w:rPr>
-        <w:t>mc admin policy</w:t>
-      </w:r>
-      <w:r>
-        <w:t>; el protocolo wire</w:t>
-      </w:r>
-    </w:p>
-    <w:p>
-      <w:r>
-        <w:t xml:space="preserve">   es </w:t>
-      </w:r>
-      <w:r>
-        <w:rPr>
-          <w:rFonts w:ascii="Consolas" w:hAnsi="Consolas"/>
-          <w:sz w:val="20"/>
-        </w:rPr>
-        <w:t>name</w:t>
-      </w:r>
-      <w:r>
-        <w:t>).</w:t>
-      </w:r>
-    </w:p>
-    <w:p>
-      <w:pPr>
-        <w:pStyle w:val="ListNumber"/>
-      </w:pPr>
-      <w:r>
-        <w:t xml:space="preserve">Con </w:t>
-      </w:r>
-      <w:r>
-        <w:rPr>
-          <w:rFonts w:ascii="Consolas" w:hAnsi="Consolas"/>
-          <w:sz w:val="20"/>
-        </w:rPr>
-        <w:t>MINIO_IDENTITY_OPENID_ROLE_POLICY</w:t>
-      </w:r>
-      <w:r>
-        <w:t xml:space="preserve"> seteado, MinIO requiere un</w:t>
-      </w:r>
-    </w:p>
-    <w:p>
-      <w:r>
-        <w:t xml:space="preserve">   RoleArn estilo ARN, no un </w:t>
-      </w:r>
-      <w:r>
-        <w:rPr>
-          <w:rFonts w:ascii="Consolas" w:hAnsi="Consolas"/>
-          <w:sz w:val="20"/>
-        </w:rPr>
-        <w:t>policyName</w:t>
-      </w:r>
-      <w:r>
-        <w:t>. El formato es</w:t>
-      </w:r>
-    </w:p>
-    <w:p>
-      <w:r>
-        <w:t xml:space="preserve">   </w:t>
-      </w:r>
-      <w:r>
-        <w:rPr>
-          <w:rFonts w:ascii="Consolas" w:hAnsi="Consolas"/>
-          <w:sz w:val="20"/>
-        </w:rPr>
-        <w:t>arn:minio:iam:&lt;region&gt;::role/&lt;base64url(sha1(clientID))&gt;</w:t>
-      </w:r>
-      <w:r>
-        <w:t xml:space="preserve"> — ojo con</w:t>
-      </w:r>
-    </w:p>
-    <w:p>
-      <w:r>
-        <w:t xml:space="preserve">   el separador </w:t>
-      </w:r>
-      <w:r>
-        <w:rPr>
-          <w:rFonts w:ascii="Consolas" w:hAnsi="Consolas"/>
-          <w:sz w:val="20"/>
-        </w:rPr>
-        <w:t>::</w:t>
-      </w:r>
-      <w:r>
-        <w:t xml:space="preserve"> entre region y account-id, y el account-id vacío.</w:t>
-      </w:r>
-    </w:p>
-    <w:p>
-      <w:pPr>
-        <w:pStyle w:val="ListNumber"/>
-      </w:pPr>
-      <w:r>
-        <w:t xml:space="preserve">MinIO con </w:t>
-      </w:r>
-      <w:r>
-        <w:rPr>
-          <w:rFonts w:ascii="Consolas" w:hAnsi="Consolas"/>
-          <w:sz w:val="20"/>
-        </w:rPr>
-        <w:t>CLAIM_NAME=groups</w:t>
-      </w:r>
-      <w:r>
-        <w:t xml:space="preserve"> y </w:t>
-      </w:r>
-      <w:r>
-        <w:rPr>
-          <w:rFonts w:ascii="Consolas" w:hAnsi="Consolas"/>
-          <w:sz w:val="20"/>
-        </w:rPr>
-        <w:t>ROLE_POLICY</w:t>
-      </w:r>
-      <w:r>
-        <w:t xml:space="preserve"> configurados a la vez</w:t>
-      </w:r>
-    </w:p>
-    <w:p>
-      <w:r>
-        <w:t xml:space="preserve">   falla con *"Role Policy and Claim Name cannot both be set"*.</w:t>
-      </w:r>
-    </w:p>
-    <w:p>
-      <w:r>
-        <w:t xml:space="preserve">   Sacamos </w:t>
-      </w:r>
-      <w:r>
-        <w:rPr>
-          <w:rFonts w:ascii="Consolas" w:hAnsi="Consolas"/>
-          <w:sz w:val="20"/>
-        </w:rPr>
-        <w:t>ROLE_POLICY</w:t>
-      </w:r>
-      <w:r>
-        <w:t xml:space="preserve"> para usar el camino basado en claims</w:t>
-      </w:r>
-    </w:p>
-    <w:p>
-      <w:r>
-        <w:t xml:space="preserve">   (</w:t>
-      </w:r>
-      <w:r>
-        <w:rPr>
-          <w:rFonts w:ascii="Consolas" w:hAnsi="Consolas"/>
-          <w:sz w:val="20"/>
-        </w:rPr>
-        <w:t>DummyRoleARN</w:t>
-      </w:r>
-      <w:r>
-        <w:t>).</w:t>
-      </w:r>
-    </w:p>
-    <w:p>
-      <w:pPr>
-        <w:pStyle w:val="ListNumber"/>
-      </w:pPr>
-      <w:r>
-        <w:t xml:space="preserve">Con </w:t>
-      </w:r>
-      <w:r>
-        <w:rPr>
-          <w:rFonts w:ascii="Consolas" w:hAnsi="Consolas"/>
-          <w:sz w:val="20"/>
-        </w:rPr>
-        <w:t>CLAIM_NAME=groups</w:t>
-      </w:r>
-      <w:r>
-        <w:t xml:space="preserve">, el access_token necesita </w:t>
-      </w:r>
-      <w:r>
-        <w:rPr>
-          <w:rFonts w:ascii="Consolas" w:hAnsi="Consolas"/>
-          <w:sz w:val="20"/>
-        </w:rPr>
-        <w:t>aud=&lt;client_id&gt;</w:t>
-      </w:r>
-    </w:p>
-    <w:p>
-      <w:r>
-        <w:t xml:space="preserve">   seteado explícitamente, si no MinIO rechaza con *"STS JWT Token has</w:t>
-      </w:r>
-    </w:p>
-    <w:p>
-      <w:r>
-        <w:t xml:space="preserve">   </w:t>
-      </w:r>
-      <w:r>
-        <w:rPr>
-          <w:rFonts w:ascii="Consolas" w:hAnsi="Consolas"/>
-          <w:sz w:val="20"/>
-        </w:rPr>
-        <w:t>aud</w:t>
-      </w:r>
-      <w:r>
-        <w:t xml:space="preserve"> claim invalid"*. Agregamos un </w:t>
-      </w:r>
-      <w:r>
-        <w:rPr>
-          <w:rFonts w:ascii="Consolas" w:hAnsi="Consolas"/>
-          <w:sz w:val="20"/>
-        </w:rPr>
-        <w:t>oidc-audience-mapper</w:t>
-      </w:r>
-      <w:r>
-        <w:t xml:space="preserve"> a cada</w:t>
-      </w:r>
-    </w:p>
-    <w:p>
-      <w:r>
-        <w:t xml:space="preserve">   cliente OIDC.</w:t>
-      </w:r>
-    </w:p>
-    <w:p>
-      <w:pPr>
-        <w:pStyle w:val="ListNumber"/>
-      </w:pPr>
-      <w:r>
-        <w:rPr>
-          <w:rFonts w:ascii="Consolas" w:hAnsi="Consolas"/>
-          <w:sz w:val="20"/>
-        </w:rPr>
-        <w:t>boto3.client("sts")</w:t>
-      </w:r>
-      <w:r>
-        <w:t xml:space="preserve"> rechaza </w:t>
-      </w:r>
-      <w:r>
-        <w:rPr>
-          <w:rFonts w:ascii="Consolas" w:hAnsi="Consolas"/>
-          <w:sz w:val="20"/>
-        </w:rPr>
-        <w:t>RoleArn</w:t>
-      </w:r>
-      <w:r>
-        <w:t xml:space="preserve"> vacío (largo mínimo 20),</w:t>
-      </w:r>
-    </w:p>
-    <w:p>
-      <w:r>
-        <w:t xml:space="preserve">   pero el camino claim-based de MinIO requiere no pasar RoleArn.</w:t>
-      </w:r>
-    </w:p>
-    <w:p>
-      <w:r>
-        <w:t xml:space="preserve">   Cambiamos el </w:t>
-      </w:r>
-      <w:r>
-        <w:rPr>
-          <w:rFonts w:ascii="Consolas" w:hAnsi="Consolas"/>
-          <w:sz w:val="20"/>
-        </w:rPr>
-        <w:t>/files</w:t>
-      </w:r>
-      <w:r>
-        <w:t xml:space="preserve"> del Flask a HTTP crudo para la llamada STS.</w:t>
-      </w:r>
-    </w:p>
-    <w:p/>
-    <w:p>
-      <w:pPr>
-        <w:pStyle w:val="Heading3"/>
-      </w:pPr>
-      <w:r>
-        <w:t>4.4 Portal Grafana</w:t>
-      </w:r>
-    </w:p>
-    <w:p/>
-    <w:p>
-      <w:r>
-        <w:rPr>
-          <w:rFonts w:ascii="Consolas" w:hAnsi="Consolas"/>
-          <w:sz w:val="20"/>
-        </w:rPr>
-        <w:t>polaris-grafana:latest</w:t>
-      </w:r>
-      <w:r>
-        <w:t xml:space="preserve"> (basado en </w:t>
-      </w:r>
-      <w:r>
-        <w:rPr>
-          <w:rFonts w:ascii="Consolas" w:hAnsi="Consolas"/>
-          <w:sz w:val="20"/>
-        </w:rPr>
-        <w:t>tailscale-grafana</w:t>
-      </w:r>
-      <w:r>
-        <w:t>). Generic OAuth</w:t>
-      </w:r>
-    </w:p>
-    <w:p>
-      <w:r>
-        <w:t>contra Keycloak, role mapping vía JMESPath:</w:t>
-      </w:r>
-    </w:p>
-    <w:p/>
-    <w:p>
-      <w:pPr>
-        <w:pStyle w:val="NoSpacing"/>
-      </w:pPr>
-      <w:r>
-        <w:rPr>
-          <w:rFonts w:ascii="Consolas" w:hAnsi="Consolas"/>
-          <w:sz w:val="18"/>
-        </w:rPr>
-        <w:t>contains(groups[*], 'pol-admin') &amp;&amp; 'Admin' || contains(groups[*], 'pol-ops') &amp;&amp; 'Editor' || 'Viewer'</w:t>
-      </w:r>
-    </w:p>
-    <w:p/>
-    <w:p>
-      <w:r>
-        <w:t xml:space="preserve">Datasource Postgres </w:t>
-      </w:r>
-      <w:r>
-        <w:rPr>
-          <w:rFonts w:ascii="Consolas" w:hAnsi="Consolas"/>
-          <w:sz w:val="20"/>
-        </w:rPr>
-        <w:t>polaris-postgres</w:t>
-      </w:r>
-      <w:r>
-        <w:t xml:space="preserve"> provisionada automáticamente,</w:t>
-      </w:r>
-    </w:p>
-    <w:p>
-      <w:r>
-        <w:t xml:space="preserve">apuntando a la DB </w:t>
-      </w:r>
-      <w:r>
-        <w:rPr>
-          <w:rFonts w:ascii="Consolas" w:hAnsi="Consolas"/>
-          <w:sz w:val="20"/>
-        </w:rPr>
-        <w:t>pol_grafana</w:t>
-      </w:r>
-      <w:r>
-        <w:t xml:space="preserve">. Seed de 720 filas de </w:t>
-      </w:r>
-      <w:r>
-        <w:rPr>
-          <w:rFonts w:ascii="Consolas" w:hAnsi="Consolas"/>
-          <w:sz w:val="20"/>
-        </w:rPr>
-        <w:t>polaris_metrics</w:t>
-      </w:r>
-    </w:p>
-    <w:p>
-      <w:r>
-        <w:t>servicio × región × minuto para una demo time-series.</w:t>
-      </w:r>
-    </w:p>
-    <w:p/>
-    <w:p>
-      <w:r>
-        <w:rPr>
-          <w:b/>
-        </w:rPr>
-        <w:t>Los 6 usuarios mapeados correctamente</w:t>
-      </w:r>
-      <w:r>
-        <w:t xml:space="preserve"> (verificado decodificando</w:t>
-      </w:r>
-    </w:p>
-    <w:p>
-      <w:r>
-        <w:rPr>
-          <w:rFonts w:ascii="Consolas" w:hAnsi="Consolas"/>
-          <w:sz w:val="20"/>
-        </w:rPr>
-        <w:t>id_token.groups</w:t>
-      </w:r>
-      <w:r>
-        <w:t>):</w:t>
-      </w:r>
-    </w:p>
-    <w:p/>
-    <w:tbl>
-      <w:tblPr>
-        <w:tblW w:type="auto" w:w="0"/>
-        <w:tblLook w:firstColumn="1" w:firstRow="1" w:lastColumn="0" w:lastRow="0" w:noHBand="0" w:noVBand="1" w:val="04A0"/>
-      </w:tblPr>
-      <w:tblGrid>
-        <w:gridCol w:w="4320"/>
-        <w:gridCol w:w="4320"/>
-      </w:tblGrid>
-      <w:tr>
-        <w:tc>
-          <w:tcPr>
-            <w:tcW w:type="dxa" w:w="4320"/>
-          </w:tcPr>
-          <w:p>
-            <w:r/>
-            <w:r>
-              <w:t>usuario</w:t>
-            </w:r>
-          </w:p>
-        </w:tc>
-        <w:tc>
-          <w:tcPr>
-            <w:tcW w:type="dxa" w:w="4320"/>
-          </w:tcPr>
-          <w:p>
-            <w:r/>
-            <w:r>
-              <w:t>rol Grafana esperado</w:t>
             </w:r>
           </w:p>
         </w:tc>
@@ -2657,13 +607,1218 @@
           <w:p>
             <w:r/>
             <w:r>
-              <w:t>alice (pol-employees, pol-eng)</w:t>
+              <w:t>Manual "this employee can see this app" spreadsheets</w:t>
             </w:r>
           </w:p>
         </w:tc>
         <w:tc>
           <w:tcPr>
             <w:tcW w:type="dxa" w:w="4320"/>
+          </w:tcPr>
+          <w:p>
+            <w:r/>
+            <w:r>
+              <w:t xml:space="preserve">Tag-driven ACLs in Headscale + Keycloak </w:t>
+            </w:r>
+            <w:r>
+              <w:rPr>
+                <w:rFonts w:ascii="Consolas" w:hAnsi="Consolas"/>
+                <w:sz w:val="20"/>
+              </w:rPr>
+              <w:t>groups</w:t>
+            </w:r>
+            <w:r>
+              <w:t xml:space="preserve"> claim driving IAM</w:t>
+            </w:r>
+          </w:p>
+        </w:tc>
+      </w:tr>
+    </w:tbl>
+    <w:p/>
+    <w:p>
+      <w:r>
+        <w:t>The POC runs the whole stack on a single Linux box. It exercises the</w:t>
+      </w:r>
+    </w:p>
+    <w:p>
+      <w:r>
+        <w:t>end-to-end flow with six real users (three employees and three</w:t>
+      </w:r>
+    </w:p>
+    <w:p>
+      <w:r>
+        <w:t>external customers, one per tenant) and proves that the layering</w:t>
+      </w:r>
+    </w:p>
+    <w:p>
+      <w:r>
+        <w:t>holds: a user without the right Keycloak group cannot reach the</w:t>
+      </w:r>
+    </w:p>
+    <w:p>
+      <w:r>
+        <w:t>portal, cannot read rows they should not see, and cannot list S3</w:t>
+      </w:r>
+    </w:p>
+    <w:p>
+      <w:r>
+        <w:t>objects outside their tenant.</w:t>
+      </w:r>
+    </w:p>
+    <w:p/>
+    <w:p>
+      <w:pPr>
+        <w:pStyle w:val="Heading2"/>
+      </w:pPr>
+      <w:r>
+        <w:t>3. Task list (in execution order)</w:t>
+      </w:r>
+    </w:p>
+    <w:p/>
+    <w:p>
+      <w:r>
+        <w:t>These are the tasks that were performed to bring the POC up. The</w:t>
+      </w:r>
+    </w:p>
+    <w:p>
+      <w:r>
+        <w:t>order matters; each task is a prerequisite for the next. The list is</w:t>
+      </w:r>
+    </w:p>
+    <w:p>
+      <w:r>
+        <w:t>flat by design — there is no project timeline framing here. See</w:t>
+      </w:r>
+    </w:p>
+    <w:p>
+      <w:r>
+        <w:rPr>
+          <w:rFonts w:ascii="Consolas" w:hAnsi="Consolas"/>
+          <w:sz w:val="20"/>
+        </w:rPr>
+        <w:t>docs/REPRODUCIBILITY.md</w:t>
+      </w:r>
+      <w:r>
+        <w:t xml:space="preserve"> for the commands and outputs of each task.</w:t>
+      </w:r>
+    </w:p>
+    <w:p/>
+    <w:p>
+      <w:pPr>
+        <w:pStyle w:val="ListNumber"/>
+      </w:pPr>
+      <w:r>
+        <w:rPr>
+          <w:b/>
+        </w:rPr>
+        <w:t>Stand up the base docker-compose stack</w:t>
+      </w:r>
+      <w:r>
+        <w:t xml:space="preserve"> (Headscale, Keycloak,</w:t>
+      </w:r>
+    </w:p>
+    <w:p>
+      <w:r>
+        <w:t xml:space="preserve">   Postgres, MinIO). Wait for all four services to be healthy.</w:t>
+      </w:r>
+    </w:p>
+    <w:p>
+      <w:pPr>
+        <w:pStyle w:val="ListNumber"/>
+      </w:pPr>
+      <w:r>
+        <w:rPr>
+          <w:b/>
+        </w:rPr>
+        <w:t>Run the MinIO bootstrap container</w:t>
+      </w:r>
+      <w:r>
+        <w:t xml:space="preserve"> — creates the five buckets</w:t>
+      </w:r>
+    </w:p>
+    <w:p>
+      <w:r>
+        <w:t xml:space="preserve">   (</w:t>
+      </w:r>
+      <w:r>
+        <w:rPr>
+          <w:rFonts w:ascii="Consolas" w:hAnsi="Consolas"/>
+          <w:sz w:val="20"/>
+        </w:rPr>
+        <w:t>pol-data-employees</w:t>
+      </w:r>
+      <w:r>
+        <w:t xml:space="preserve">, </w:t>
+      </w:r>
+      <w:r>
+        <w:rPr>
+          <w:rFonts w:ascii="Consolas" w:hAnsi="Consolas"/>
+          <w:sz w:val="20"/>
+        </w:rPr>
+        <w:t>pol-data-ops</w:t>
+      </w:r>
+      <w:r>
+        <w:t xml:space="preserve">, </w:t>
+      </w:r>
+      <w:r>
+        <w:rPr>
+          <w:rFonts w:ascii="Consolas" w:hAnsi="Consolas"/>
+          <w:sz w:val="20"/>
+        </w:rPr>
+        <w:t>pol-data-acme</w:t>
+      </w:r>
+      <w:r>
+        <w:t>,</w:t>
+      </w:r>
+    </w:p>
+    <w:p>
+      <w:r>
+        <w:t xml:space="preserve">   </w:t>
+      </w:r>
+      <w:r>
+        <w:rPr>
+          <w:rFonts w:ascii="Consolas" w:hAnsi="Consolas"/>
+          <w:sz w:val="20"/>
+        </w:rPr>
+        <w:t>pol-data-brightside</w:t>
+      </w:r>
+      <w:r>
+        <w:t xml:space="preserve">, </w:t>
+      </w:r>
+      <w:r>
+        <w:rPr>
+          <w:rFonts w:ascii="Consolas" w:hAnsi="Consolas"/>
+          <w:sz w:val="20"/>
+        </w:rPr>
+        <w:t>pol-data-partners</w:t>
+      </w:r>
+      <w:r>
+        <w:t>) and six IAM policies</w:t>
+      </w:r>
+    </w:p>
+    <w:p>
+      <w:r>
+        <w:t xml:space="preserve">   that map each Keycloak </w:t>
+      </w:r>
+      <w:r>
+        <w:rPr>
+          <w:rFonts w:ascii="Consolas" w:hAnsi="Consolas"/>
+          <w:sz w:val="20"/>
+        </w:rPr>
+        <w:t>groups</w:t>
+      </w:r>
+      <w:r>
+        <w:t xml:space="preserve"> claim to its bucket. Configures</w:t>
+      </w:r>
+    </w:p>
+    <w:p>
+      <w:r>
+        <w:t xml:space="preserve">   MinIO OIDC against Keycloak's </w:t>
+      </w:r>
+      <w:r>
+        <w:rPr>
+          <w:rFonts w:ascii="Consolas" w:hAnsi="Consolas"/>
+          <w:sz w:val="20"/>
+        </w:rPr>
+        <w:t>polaris</w:t>
+      </w:r>
+      <w:r>
+        <w:t xml:space="preserve"> realm.</w:t>
+      </w:r>
+    </w:p>
+    <w:p>
+      <w:pPr>
+        <w:pStyle w:val="ListNumber"/>
+      </w:pPr>
+      <w:r>
+        <w:rPr>
+          <w:b/>
+        </w:rPr>
+        <w:t>Create the kind cluster</w:t>
+      </w:r>
+      <w:r>
+        <w:t xml:space="preserve"> (</w:t>
+      </w:r>
+      <w:r>
+        <w:rPr>
+          <w:rFonts w:ascii="Consolas" w:hAnsi="Consolas"/>
+          <w:sz w:val="20"/>
+        </w:rPr>
+        <w:t>polaris-eks-sim</w:t>
+      </w:r>
+      <w:r>
+        <w:t>) with one</w:t>
+      </w:r>
+    </w:p>
+    <w:p>
+      <w:r>
+        <w:t xml:space="preserve">   control-plane and one worker. Join both nodes to the</w:t>
+      </w:r>
+    </w:p>
+    <w:p>
+      <w:r>
+        <w:t xml:space="preserve">   </w:t>
+      </w:r>
+      <w:r>
+        <w:rPr>
+          <w:rFonts w:ascii="Consolas" w:hAnsi="Consolas"/>
+          <w:sz w:val="20"/>
+        </w:rPr>
+        <w:t>polaris_polaris_default</w:t>
+      </w:r>
+      <w:r>
+        <w:t xml:space="preserve"> docker network so pods inside the</w:t>
+      </w:r>
+    </w:p>
+    <w:p>
+      <w:r>
+        <w:t xml:space="preserve">   cluster can resolve </w:t>
+      </w:r>
+      <w:r>
+        <w:rPr>
+          <w:rFonts w:ascii="Consolas" w:hAnsi="Consolas"/>
+          <w:sz w:val="20"/>
+        </w:rPr>
+        <w:t>keycloak</w:t>
+      </w:r>
+      <w:r>
+        <w:t xml:space="preserve">, </w:t>
+      </w:r>
+      <w:r>
+        <w:rPr>
+          <w:rFonts w:ascii="Consolas" w:hAnsi="Consolas"/>
+          <w:sz w:val="20"/>
+        </w:rPr>
+        <w:t>minio</w:t>
+      </w:r>
+      <w:r>
+        <w:t xml:space="preserve">, </w:t>
+      </w:r>
+      <w:r>
+        <w:rPr>
+          <w:rFonts w:ascii="Consolas" w:hAnsi="Consolas"/>
+          <w:sz w:val="20"/>
+        </w:rPr>
+        <w:t>postgres</w:t>
+      </w:r>
+      <w:r>
+        <w:t xml:space="preserve">, </w:t>
+      </w:r>
+      <w:r>
+        <w:rPr>
+          <w:rFonts w:ascii="Consolas" w:hAnsi="Consolas"/>
+          <w:sz w:val="20"/>
+        </w:rPr>
+        <w:t>headscale</w:t>
+      </w:r>
+    </w:p>
+    <w:p>
+      <w:r>
+        <w:t xml:space="preserve">   by hostname.</w:t>
+      </w:r>
+    </w:p>
+    <w:p>
+      <w:pPr>
+        <w:pStyle w:val="ListNumber"/>
+      </w:pPr>
+      <w:r>
+        <w:rPr>
+          <w:b/>
+        </w:rPr>
+        <w:t>Build the three portal images</w:t>
+      </w:r>
+      <w:r>
+        <w:t xml:space="preserve"> (</w:t>
+      </w:r>
+      <w:r>
+        <w:rPr>
+          <w:rFonts w:ascii="Consolas" w:hAnsi="Consolas"/>
+          <w:sz w:val="20"/>
+        </w:rPr>
+        <w:t>polaris-intranet</w:t>
+      </w:r>
+      <w:r>
+        <w:t>,</w:t>
+      </w:r>
+    </w:p>
+    <w:p>
+      <w:r>
+        <w:t xml:space="preserve">   </w:t>
+      </w:r>
+      <w:r>
+        <w:rPr>
+          <w:rFonts w:ascii="Consolas" w:hAnsi="Consolas"/>
+          <w:sz w:val="20"/>
+        </w:rPr>
+        <w:t>polaris-grafana</w:t>
+      </w:r>
+      <w:r>
+        <w:t xml:space="preserve">, </w:t>
+      </w:r>
+      <w:r>
+        <w:rPr>
+          <w:rFonts w:ascii="Consolas" w:hAnsi="Consolas"/>
+          <w:sz w:val="20"/>
+        </w:rPr>
+        <w:t>polaris-customer</w:t>
+      </w:r>
+      <w:r>
+        <w:t>) on the host.</w:t>
+      </w:r>
+    </w:p>
+    <w:p>
+      <w:pPr>
+        <w:pStyle w:val="ListNumber"/>
+      </w:pPr>
+      <w:r>
+        <w:rPr>
+          <w:b/>
+        </w:rPr>
+        <w:t>Load the images into the kind cluster</w:t>
+      </w:r>
+      <w:r>
+        <w:t xml:space="preserve"> via</w:t>
+      </w:r>
+    </w:p>
+    <w:p>
+      <w:r>
+        <w:t xml:space="preserve">   </w:t>
+      </w:r>
+      <w:r>
+        <w:rPr>
+          <w:rFonts w:ascii="Consolas" w:hAnsi="Consolas"/>
+          <w:sz w:val="20"/>
+        </w:rPr>
+        <w:t>kind load docker-image</w:t>
+      </w:r>
+      <w:r>
+        <w:t xml:space="preserve"> so the pods can pull them.</w:t>
+      </w:r>
+    </w:p>
+    <w:p>
+      <w:pPr>
+        <w:pStyle w:val="ListNumber"/>
+      </w:pPr>
+      <w:r>
+        <w:rPr>
+          <w:b/>
+        </w:rPr>
+        <w:t>Apply Traefik ingress</w:t>
+      </w:r>
+      <w:r>
+        <w:t xml:space="preserve"> first, then the three portal</w:t>
+      </w:r>
+    </w:p>
+    <w:p>
+      <w:r>
+        <w:t xml:space="preserve">   deployments. Each portal gets a Deployment, a ClusterIP Service,</w:t>
+      </w:r>
+    </w:p>
+    <w:p>
+      <w:r>
+        <w:t xml:space="preserve">   an Ingress (host-based routing), and a NodePort Service for the</w:t>
+      </w:r>
+    </w:p>
+    <w:p>
+      <w:r>
+        <w:t xml:space="preserve">   test browser.</w:t>
+      </w:r>
+    </w:p>
+    <w:p>
+      <w:pPr>
+        <w:pStyle w:val="ListNumber"/>
+      </w:pPr>
+      <w:r>
+        <w:rPr>
+          <w:b/>
+        </w:rPr>
+        <w:t>Apply the Headscale ACL policy</w:t>
+      </w:r>
+      <w:r>
+        <w:t xml:space="preserve"> from </w:t>
+      </w:r>
+      <w:r>
+        <w:rPr>
+          <w:rFonts w:ascii="Consolas" w:hAnsi="Consolas"/>
+          <w:sz w:val="20"/>
+        </w:rPr>
+        <w:t>acl/policy.hujson</w:t>
+      </w:r>
+      <w:r>
+        <w:t xml:space="preserve"> —</w:t>
+      </w:r>
+    </w:p>
+    <w:p>
+      <w:r>
+        <w:t xml:space="preserve">   declares </w:t>
+      </w:r>
+      <w:r>
+        <w:rPr>
+          <w:rFonts w:ascii="Consolas" w:hAnsi="Consolas"/>
+          <w:sz w:val="20"/>
+        </w:rPr>
+        <w:t>tagOwners</w:t>
+      </w:r>
+      <w:r>
+        <w:t>, the per-tag ACLs, and the SSH rules. Without</w:t>
+      </w:r>
+    </w:p>
+    <w:p>
+      <w:r>
+        <w:t xml:space="preserve">   this step Headscale defaults to permissive.</w:t>
+      </w:r>
+    </w:p>
+    <w:p>
+      <w:pPr>
+        <w:pStyle w:val="ListNumber"/>
+      </w:pPr>
+      <w:r>
+        <w:rPr>
+          <w:b/>
+        </w:rPr>
+        <w:t>Register the nodes and tag them</w:t>
+      </w:r>
+      <w:r>
+        <w:t xml:space="preserve"> so the Headscale mesh</w:t>
+      </w:r>
+    </w:p>
+    <w:p>
+      <w:r>
+        <w:t xml:space="preserve">   contains the four pods (intranet, grafana, customer, minio).</w:t>
+      </w:r>
+    </w:p>
+    <w:p>
+      <w:pPr>
+        <w:pStyle w:val="ListNumber"/>
+      </w:pPr>
+      <w:r>
+        <w:rPr>
+          <w:b/>
+        </w:rPr>
+        <w:t>Run the end-to-end verification</w:t>
+      </w:r>
+      <w:r>
+        <w:t xml:space="preserve"> — for each of the six users,</w:t>
+      </w:r>
+    </w:p>
+    <w:p>
+      <w:r>
+        <w:t xml:space="preserve">   log in via OIDC, exercise the relevant endpoint, and confirm the</w:t>
+      </w:r>
+    </w:p>
+    <w:p>
+      <w:r>
+        <w:t xml:space="preserve">   expected result (rows visible for tenant users; 403 for employees</w:t>
+      </w:r>
+    </w:p>
+    <w:p>
+      <w:r>
+        <w:t xml:space="preserve">   without a tenant; correct Grafana role for admins).</w:t>
+      </w:r>
+    </w:p>
+    <w:p>
+      <w:pPr>
+        <w:pStyle w:val="ListNumber"/>
+      </w:pPr>
+      <w:r>
+        <w:rPr>
+          <w:b/>
+        </w:rPr>
+        <w:t>Capture the six screenshots</w:t>
+      </w:r>
+      <w:r>
+        <w:t xml:space="preserve"> that document the working POC</w:t>
+      </w:r>
+    </w:p>
+    <w:p>
+      <w:r>
+        <w:t xml:space="preserve">    (intranet directory, Grafana home as Admin, customer home/data/</w:t>
+      </w:r>
+    </w:p>
+    <w:p>
+      <w:r>
+        <w:t xml:space="preserve">    files for tenant acme, customer 403 for an employee without a</w:t>
+      </w:r>
+    </w:p>
+    <w:p>
+      <w:r>
+        <w:t xml:space="preserve">    tenant). The capture script is</w:t>
+      </w:r>
+    </w:p>
+    <w:p>
+      <w:r>
+        <w:t xml:space="preserve">    </w:t>
+      </w:r>
+      <w:r>
+        <w:rPr>
+          <w:rFonts w:ascii="Consolas" w:hAnsi="Consolas"/>
+          <w:sz w:val="20"/>
+        </w:rPr>
+        <w:t>tests/capture_screenshots.py</w:t>
+      </w:r>
+      <w:r>
+        <w:t>.</w:t>
+      </w:r>
+    </w:p>
+    <w:p/>
+    <w:p>
+      <w:pPr>
+        <w:pStyle w:val="Heading2"/>
+      </w:pPr>
+      <w:r>
+        <w:t>4. Setup details (per task)</w:t>
+      </w:r>
+    </w:p>
+    <w:p/>
+    <w:p>
+      <w:pPr>
+        <w:pStyle w:val="Heading3"/>
+      </w:pPr>
+      <w:r>
+        <w:t>4.1 Base stack (Task 1)</w:t>
+      </w:r>
+    </w:p>
+    <w:p/>
+    <w:p>
+      <w:r>
+        <w:t>Four services on the host: Headscale (control plane, listens on</w:t>
+      </w:r>
+    </w:p>
+    <w:p>
+      <w:r>
+        <w:rPr>
+          <w:rFonts w:ascii="Consolas" w:hAnsi="Consolas"/>
+          <w:sz w:val="20"/>
+        </w:rPr>
+        <w:t>28080</w:t>
+      </w:r>
+      <w:r>
+        <w:t xml:space="preserve">), Keycloak (IDP, </w:t>
+      </w:r>
+      <w:r>
+        <w:rPr>
+          <w:rFonts w:ascii="Consolas" w:hAnsi="Consolas"/>
+          <w:sz w:val="20"/>
+        </w:rPr>
+        <w:t>8081</w:t>
+      </w:r>
+      <w:r>
+        <w:t xml:space="preserve">), Postgres (RDBMS, </w:t>
+      </w:r>
+      <w:r>
+        <w:rPr>
+          <w:rFonts w:ascii="Consolas" w:hAnsi="Consolas"/>
+          <w:sz w:val="20"/>
+        </w:rPr>
+        <w:t>5433</w:t>
+      </w:r>
+      <w:r>
+        <w:t>), MinIO</w:t>
+      </w:r>
+    </w:p>
+    <w:p>
+      <w:r>
+        <w:t xml:space="preserve">(S3+IAM, </w:t>
+      </w:r>
+      <w:r>
+        <w:rPr>
+          <w:rFonts w:ascii="Consolas" w:hAnsi="Consolas"/>
+          <w:sz w:val="20"/>
+        </w:rPr>
+        <w:t>9000</w:t>
+      </w:r>
+      <w:r>
+        <w:t xml:space="preserve"> for the S3 API and </w:t>
+      </w:r>
+      <w:r>
+        <w:rPr>
+          <w:rFonts w:ascii="Consolas" w:hAnsi="Consolas"/>
+          <w:sz w:val="20"/>
+        </w:rPr>
+        <w:t>9001</w:t>
+      </w:r>
+      <w:r>
+        <w:t xml:space="preserve"> for the console).</w:t>
+      </w:r>
+    </w:p>
+    <w:p/>
+    <w:p>
+      <w:r>
+        <w:t>The Keycloak realm (</w:t>
+      </w:r>
+      <w:r>
+        <w:rPr>
+          <w:rFonts w:ascii="Consolas" w:hAnsi="Consolas"/>
+          <w:sz w:val="20"/>
+        </w:rPr>
+        <w:t>polaris</w:t>
+      </w:r>
+      <w:r>
+        <w:t xml:space="preserve">) is exported from </w:t>
+      </w:r>
+      <w:r>
+        <w:rPr>
+          <w:rFonts w:ascii="Consolas" w:hAnsi="Consolas"/>
+          <w:sz w:val="20"/>
+        </w:rPr>
+        <w:t>keycloak/realm-polaris.json</w:t>
+      </w:r>
+    </w:p>
+    <w:p>
+      <w:r>
+        <w:t>with seven groups, six users, and four OIDC clients (</w:t>
+      </w:r>
+      <w:r>
+        <w:rPr>
+          <w:rFonts w:ascii="Consolas" w:hAnsi="Consolas"/>
+          <w:sz w:val="20"/>
+        </w:rPr>
+        <w:t>pol-intranet</w:t>
+      </w:r>
+      <w:r>
+        <w:t>,</w:t>
+      </w:r>
+    </w:p>
+    <w:p>
+      <w:r>
+        <w:rPr>
+          <w:rFonts w:ascii="Consolas" w:hAnsi="Consolas"/>
+          <w:sz w:val="20"/>
+        </w:rPr>
+        <w:t>pol-grafana</w:t>
+      </w:r>
+      <w:r>
+        <w:t xml:space="preserve">, </w:t>
+      </w:r>
+      <w:r>
+        <w:rPr>
+          <w:rFonts w:ascii="Consolas" w:hAnsi="Consolas"/>
+          <w:sz w:val="20"/>
+        </w:rPr>
+        <w:t>pol-customer</w:t>
+      </w:r>
+      <w:r>
+        <w:t xml:space="preserve">, </w:t>
+      </w:r>
+      <w:r>
+        <w:rPr>
+          <w:rFonts w:ascii="Consolas" w:hAnsi="Consolas"/>
+          <w:sz w:val="20"/>
+        </w:rPr>
+        <w:t>pol-minio</w:t>
+      </w:r>
+      <w:r>
+        <w:t>). The MinIO bootstrap</w:t>
+      </w:r>
+    </w:p>
+    <w:p>
+      <w:r>
+        <w:t>container (</w:t>
+      </w:r>
+      <w:r>
+        <w:rPr>
+          <w:rFonts w:ascii="Consolas" w:hAnsi="Consolas"/>
+          <w:sz w:val="20"/>
+        </w:rPr>
+        <w:t>scripts/minio_bootstrap.py</w:t>
+      </w:r>
+      <w:r>
+        <w:t xml:space="preserve">) is a </w:t>
+      </w:r>
+      <w:r>
+        <w:rPr>
+          <w:rFonts w:ascii="Consolas" w:hAnsi="Consolas"/>
+          <w:sz w:val="20"/>
+        </w:rPr>
+        <w:t>python:3.12-slim</w:t>
+      </w:r>
+      <w:r>
+        <w:t xml:space="preserve"> image</w:t>
+      </w:r>
+    </w:p>
+    <w:p>
+      <w:r>
+        <w:t xml:space="preserve">that uses </w:t>
+      </w:r>
+      <w:r>
+        <w:rPr>
+          <w:rFonts w:ascii="Consolas" w:hAnsi="Consolas"/>
+          <w:sz w:val="20"/>
+        </w:rPr>
+        <w:t>boto3</w:t>
+      </w:r>
+      <w:r>
+        <w:t xml:space="preserve"> for bucket creation and raw HTTP (sigv4-signed</w:t>
+      </w:r>
+    </w:p>
+    <w:p>
+      <w:r>
+        <w:rPr>
+          <w:rFonts w:ascii="Consolas" w:hAnsi="Consolas"/>
+          <w:sz w:val="20"/>
+        </w:rPr>
+        <w:t>PUT /minio/admin/v3/add-canned-policy?name=&lt;name&gt;</w:t>
+      </w:r>
+      <w:r>
+        <w:t>) for IAM policy</w:t>
+      </w:r>
+    </w:p>
+    <w:p>
+      <w:r>
+        <w:t xml:space="preserve">upload — there is no </w:t>
+      </w:r>
+      <w:r>
+        <w:rPr>
+          <w:rFonts w:ascii="Consolas" w:hAnsi="Consolas"/>
+          <w:sz w:val="20"/>
+        </w:rPr>
+        <w:t>mc</w:t>
+      </w:r>
+      <w:r>
+        <w:t xml:space="preserve"> CLI image and the AWS IAM </w:t>
+      </w:r>
+      <w:r>
+        <w:rPr>
+          <w:rFonts w:ascii="Consolas" w:hAnsi="Consolas"/>
+          <w:sz w:val="20"/>
+        </w:rPr>
+        <w:t>PutUserPolicy</w:t>
+      </w:r>
+    </w:p>
+    <w:p>
+      <w:r>
+        <w:t>endpoint is not supported by MinIO.</w:t>
+      </w:r>
+    </w:p>
+    <w:p/>
+    <w:p>
+      <w:pPr>
+        <w:pStyle w:val="Heading3"/>
+      </w:pPr>
+      <w:r>
+        <w:t>4.2 Cluster and portals (Tasks 3–6)</w:t>
+      </w:r>
+    </w:p>
+    <w:p/>
+    <w:p>
+      <w:r>
+        <w:rPr>
+          <w:rFonts w:ascii="Consolas" w:hAnsi="Consolas"/>
+          <w:sz w:val="20"/>
+        </w:rPr>
+        <w:t>kind</w:t>
+      </w:r>
+      <w:r>
+        <w:t xml:space="preserve"> cluster with 5 namespaces (</w:t>
+      </w:r>
+      <w:r>
+        <w:rPr>
+          <w:rFonts w:ascii="Consolas" w:hAnsi="Consolas"/>
+          <w:sz w:val="20"/>
+        </w:rPr>
+        <w:t>pol-intranet</w:t>
+      </w:r>
+      <w:r>
+        <w:t xml:space="preserve">, </w:t>
+      </w:r>
+      <w:r>
+        <w:rPr>
+          <w:rFonts w:ascii="Consolas" w:hAnsi="Consolas"/>
+          <w:sz w:val="20"/>
+        </w:rPr>
+        <w:t>pol-grafana</w:t>
+      </w:r>
+      <w:r>
+        <w:t>,</w:t>
+      </w:r>
+    </w:p>
+    <w:p>
+      <w:r>
+        <w:rPr>
+          <w:rFonts w:ascii="Consolas" w:hAnsi="Consolas"/>
+          <w:sz w:val="20"/>
+        </w:rPr>
+        <w:t>pol-customer</w:t>
+      </w:r>
+      <w:r>
+        <w:t xml:space="preserve">, </w:t>
+      </w:r>
+      <w:r>
+        <w:rPr>
+          <w:rFonts w:ascii="Consolas" w:hAnsi="Consolas"/>
+          <w:sz w:val="20"/>
+        </w:rPr>
+        <w:t>pol-storage</w:t>
+      </w:r>
+      <w:r>
+        <w:t xml:space="preserve">, </w:t>
+      </w:r>
+      <w:r>
+        <w:rPr>
+          <w:rFonts w:ascii="Consolas" w:hAnsi="Consolas"/>
+          <w:sz w:val="20"/>
+        </w:rPr>
+        <w:t>pol-system</w:t>
+      </w:r>
+      <w:r>
+        <w:t>). Traefik ingress</w:t>
+      </w:r>
+    </w:p>
+    <w:p>
+      <w:r>
+        <w:t>controller runs as a DaemonSet with a NodePort Service for host</w:t>
+      </w:r>
+    </w:p>
+    <w:p>
+      <w:r>
+        <w:t xml:space="preserve">access. Pivoted from </w:t>
+      </w:r>
+      <w:r>
+        <w:rPr>
+          <w:rFonts w:ascii="Consolas" w:hAnsi="Consolas"/>
+          <w:sz w:val="20"/>
+        </w:rPr>
+        <w:t>k3d</w:t>
+      </w:r>
+      <w:r>
+        <w:t xml:space="preserve"> because </w:t>
+      </w:r>
+      <w:r>
+        <w:rPr>
+          <w:rFonts w:ascii="Consolas" w:hAnsi="Consolas"/>
+          <w:sz w:val="20"/>
+        </w:rPr>
+        <w:t>ghcr.io/k3d-io/k3d-tools</w:t>
+      </w:r>
+      <w:r>
+        <w:t xml:space="preserve"> is</w:t>
+      </w:r>
+    </w:p>
+    <w:p>
+      <w:r>
+        <w:t xml:space="preserve">blocked on this host, and from </w:t>
+      </w:r>
+      <w:r>
+        <w:rPr>
+          <w:rFonts w:ascii="Consolas" w:hAnsi="Consolas"/>
+          <w:sz w:val="20"/>
+        </w:rPr>
+        <w:t>kind extraPortMappings</w:t>
+      </w:r>
+      <w:r>
+        <w:t xml:space="preserve"> to Traefik</w:t>
+      </w:r>
+    </w:p>
+    <w:p>
+      <w:r>
+        <w:t>NodePort because kind refused to start with the host-port mappings.</w:t>
+      </w:r>
+    </w:p>
+    <w:p/>
+    <w:p>
+      <w:r>
+        <w:t>The portal pods each have a tailscale sidecar in the POC design but</w:t>
+      </w:r>
+    </w:p>
+    <w:p>
+      <w:r>
+        <w:t>in this run the portals reach MinIO and Postgres via the docker</w:t>
+      </w:r>
+    </w:p>
+    <w:p>
+      <w:r>
+        <w:t>hostnames (because the kind nodes joined the docker-compose</w:t>
+      </w:r>
+    </w:p>
+    <w:p>
+      <w:r>
+        <w:t>network); the tailnet is the production path and is documented in</w:t>
+      </w:r>
+    </w:p>
+    <w:p>
+      <w:r>
+        <w:rPr>
+          <w:rFonts w:ascii="Consolas" w:hAnsi="Consolas"/>
+          <w:sz w:val="20"/>
+        </w:rPr>
+        <w:t>docs/TOPOLOGY.md</w:t>
+      </w:r>
+      <w:r>
+        <w:t xml:space="preserve"> §3.</w:t>
+      </w:r>
+    </w:p>
+    <w:p/>
+    <w:p>
+      <w:pPr>
+        <w:pStyle w:val="Heading3"/>
+      </w:pPr>
+      <w:r>
+        <w:t>4.3 Headscale policy (Task 7)</w:t>
+      </w:r>
+    </w:p>
+    <w:p/>
+    <w:p>
+      <w:r>
+        <w:t>The policy file (</w:t>
+      </w:r>
+      <w:r>
+        <w:rPr>
+          <w:rFonts w:ascii="Consolas" w:hAnsi="Consolas"/>
+          <w:sz w:val="20"/>
+        </w:rPr>
+        <w:t>acl/policy.hujson</w:t>
+      </w:r>
+      <w:r>
+        <w:t xml:space="preserve">) declares ten </w:t>
+      </w:r>
+      <w:r>
+        <w:rPr>
+          <w:rFonts w:ascii="Consolas" w:hAnsi="Consolas"/>
+          <w:sz w:val="20"/>
+        </w:rPr>
+        <w:t>tagOwners</w:t>
+      </w:r>
+      <w:r>
+        <w:t xml:space="preserve"> and</w:t>
+      </w:r>
+    </w:p>
+    <w:p>
+      <w:r>
+        <w:t xml:space="preserve">the matching </w:t>
+      </w:r>
+      <w:r>
+        <w:rPr>
+          <w:rFonts w:ascii="Consolas" w:hAnsi="Consolas"/>
+          <w:sz w:val="20"/>
+        </w:rPr>
+        <w:t>acls</w:t>
+      </w:r>
+      <w:r>
+        <w:t xml:space="preserve"> + </w:t>
+      </w:r>
+      <w:r>
+        <w:rPr>
+          <w:rFonts w:ascii="Consolas" w:hAnsi="Consolas"/>
+          <w:sz w:val="20"/>
+        </w:rPr>
+        <w:t>ssh</w:t>
+      </w:r>
+      <w:r>
+        <w:t xml:space="preserve"> rules. The full file is reproduced and</w:t>
+      </w:r>
+    </w:p>
+    <w:p>
+      <w:r>
+        <w:t>walked through in [</w:t>
+      </w:r>
+      <w:r>
+        <w:rPr>
+          <w:rFonts w:ascii="Consolas" w:hAnsi="Consolas"/>
+          <w:sz w:val="20"/>
+        </w:rPr>
+        <w:t>docs/TOPOLOGY.md</w:t>
+      </w:r>
+      <w:r>
+        <w:t>](docs/TOPOLOGY.md) §4. Two</w:t>
+      </w:r>
+    </w:p>
+    <w:p>
+      <w:r>
+        <w:t>Headscale-specific quirks are documented in the policy comments:</w:t>
+      </w:r>
+    </w:p>
+    <w:p>
+      <w:r>
+        <w:t xml:space="preserve">the </w:t>
+      </w:r>
+      <w:r>
+        <w:rPr>
+          <w:rFonts w:ascii="Consolas" w:hAnsi="Consolas"/>
+          <w:sz w:val="20"/>
+        </w:rPr>
+        <w:t>user:polaris@</w:t>
+      </w:r>
+      <w:r>
+        <w:t xml:space="preserve"> literal (the trailing </w:t>
+      </w:r>
+      <w:r>
+        <w:rPr>
+          <w:rFonts w:ascii="Consolas" w:hAnsi="Consolas"/>
+          <w:sz w:val="20"/>
+        </w:rPr>
+        <w:t>@</w:t>
+      </w:r>
+      <w:r>
+        <w:t xml:space="preserve"> is the validation</w:t>
+      </w:r>
+    </w:p>
+    <w:p>
+      <w:r>
+        <w:t xml:space="preserve">token) and the absence of </w:t>
+      </w:r>
+      <w:r>
+        <w:rPr>
+          <w:rFonts w:ascii="Consolas" w:hAnsi="Consolas"/>
+          <w:sz w:val="20"/>
+        </w:rPr>
+        <w:t>autogroup:admin</w:t>
+      </w:r>
+      <w:r>
+        <w:t xml:space="preserve"> /</w:t>
+      </w:r>
+    </w:p>
+    <w:p>
+      <w:r>
+        <w:rPr>
+          <w:rFonts w:ascii="Consolas" w:hAnsi="Consolas"/>
+          <w:sz w:val="20"/>
+        </w:rPr>
+        <w:t>autogroup:nonroot</w:t>
+      </w:r>
+      <w:r>
+        <w:t xml:space="preserve"> (Headscale does not implement those).</w:t>
+      </w:r>
+    </w:p>
+    <w:p/>
+    <w:p>
+      <w:pPr>
+        <w:pStyle w:val="Heading3"/>
+      </w:pPr>
+      <w:r>
+        <w:t>4.4 Verification matrix (Task 9)</w:t>
+      </w:r>
+    </w:p>
+    <w:p/>
+    <w:tbl>
+      <w:tblPr>
+        <w:tblW w:type="auto" w:w="0"/>
+        <w:tblLook w:firstColumn="1" w:firstRow="1" w:lastColumn="0" w:lastRow="0" w:noHBand="0" w:noVBand="1" w:val="04A0"/>
+      </w:tblPr>
+      <w:tblGrid>
+        <w:gridCol w:w="1728"/>
+        <w:gridCol w:w="1728"/>
+        <w:gridCol w:w="1728"/>
+        <w:gridCol w:w="1728"/>
+        <w:gridCol w:w="1728"/>
+      </w:tblGrid>
+      <w:tr>
+        <w:tc>
+          <w:tcPr>
+            <w:tcW w:type="dxa" w:w="1728"/>
+          </w:tcPr>
+          <w:p>
+            <w:r/>
+            <w:r>
+              <w:t>user</w:t>
+            </w:r>
+          </w:p>
+        </w:tc>
+        <w:tc>
+          <w:tcPr>
+            <w:tcW w:type="dxa" w:w="1728"/>
+          </w:tcPr>
+          <w:p>
+            <w:r/>
+            <w:r>
+              <w:t>groups</w:t>
+            </w:r>
+          </w:p>
+        </w:tc>
+        <w:tc>
+          <w:tcPr>
+            <w:tcW w:type="dxa" w:w="1728"/>
+          </w:tcPr>
+          <w:p>
+            <w:r/>
+            <w:r>
+              <w:t>/data (Postgres)</w:t>
+            </w:r>
+          </w:p>
+        </w:tc>
+        <w:tc>
+          <w:tcPr>
+            <w:tcW w:type="dxa" w:w="1728"/>
+          </w:tcPr>
+          <w:p>
+            <w:r/>
+            <w:r>
+              <w:t>/files (MinIO)</w:t>
+            </w:r>
+          </w:p>
+        </w:tc>
+        <w:tc>
+          <w:tcPr>
+            <w:tcW w:type="dxa" w:w="1728"/>
+          </w:tcPr>
+          <w:p>
+            <w:r/>
+            <w:r>
+              <w:t>Grafana role</w:t>
+            </w:r>
+          </w:p>
+        </w:tc>
+      </w:tr>
+    </w:tbl>
+    <w:tbl>
+      <w:tblPr>
+        <w:tblW w:type="auto" w:w="0"/>
+        <w:tblLook w:firstColumn="1" w:firstRow="1" w:lastColumn="0" w:lastRow="0" w:noHBand="0" w:noVBand="1" w:val="04A0"/>
+      </w:tblPr>
+      <w:tblGrid>
+        <w:gridCol w:w="1728"/>
+        <w:gridCol w:w="1728"/>
+        <w:gridCol w:w="1728"/>
+        <w:gridCol w:w="1728"/>
+        <w:gridCol w:w="1728"/>
+      </w:tblGrid>
+      <w:tr>
+        <w:tc>
+          <w:tcPr>
+            <w:tcW w:type="dxa" w:w="1728"/>
+          </w:tcPr>
+          <w:p>
+            <w:r/>
+            <w:r>
+              <w:t>alice</w:t>
+            </w:r>
+          </w:p>
+        </w:tc>
+        <w:tc>
+          <w:tcPr>
+            <w:tcW w:type="dxa" w:w="1728"/>
+          </w:tcPr>
+          <w:p>
+            <w:r/>
+            <w:r>
+              <w:t>pol-employees, pol-eng</w:t>
+            </w:r>
+          </w:p>
+        </w:tc>
+        <w:tc>
+          <w:tcPr>
+            <w:tcW w:type="dxa" w:w="1728"/>
+          </w:tcPr>
+          <w:p>
+            <w:r/>
+            <w:r>
+              <w:t>403 (no tenant)</w:t>
+            </w:r>
+          </w:p>
+        </w:tc>
+        <w:tc>
+          <w:tcPr>
+            <w:tcW w:type="dxa" w:w="1728"/>
+          </w:tcPr>
+          <w:p>
+            <w:r/>
+            <w:r>
+              <w:t>403 (no bucket policy)</w:t>
+            </w:r>
+          </w:p>
+        </w:tc>
+        <w:tc>
+          <w:tcPr>
+            <w:tcW w:type="dxa" w:w="1728"/>
           </w:tcPr>
           <w:p>
             <w:r/>
@@ -2680,24 +1835,60 @@
         <w:tblLook w:firstColumn="1" w:firstRow="1" w:lastColumn="0" w:lastRow="0" w:noHBand="0" w:noVBand="1" w:val="04A0"/>
       </w:tblPr>
       <w:tblGrid>
-        <w:gridCol w:w="4320"/>
-        <w:gridCol w:w="4320"/>
+        <w:gridCol w:w="1728"/>
+        <w:gridCol w:w="1728"/>
+        <w:gridCol w:w="1728"/>
+        <w:gridCol w:w="1728"/>
+        <w:gridCol w:w="1728"/>
       </w:tblGrid>
       <w:tr>
         <w:tc>
           <w:tcPr>
-            <w:tcW w:type="dxa" w:w="4320"/>
+            <w:tcW w:type="dxa" w:w="1728"/>
           </w:tcPr>
           <w:p>
             <w:r/>
             <w:r>
-              <w:t>bob (pol-employees, pol-ops)</w:t>
+              <w:t>bob</w:t>
             </w:r>
           </w:p>
         </w:tc>
         <w:tc>
           <w:tcPr>
-            <w:tcW w:type="dxa" w:w="4320"/>
+            <w:tcW w:type="dxa" w:w="1728"/>
+          </w:tcPr>
+          <w:p>
+            <w:r/>
+            <w:r>
+              <w:t>pol-employees, pol-ops</w:t>
+            </w:r>
+          </w:p>
+        </w:tc>
+        <w:tc>
+          <w:tcPr>
+            <w:tcW w:type="dxa" w:w="1728"/>
+          </w:tcPr>
+          <w:p>
+            <w:r/>
+            <w:r>
+              <w:t>403</w:t>
+            </w:r>
+          </w:p>
+        </w:tc>
+        <w:tc>
+          <w:tcPr>
+            <w:tcW w:type="dxa" w:w="1728"/>
+          </w:tcPr>
+          <w:p>
+            <w:r/>
+            <w:r>
+              <w:t>403</w:t>
+            </w:r>
+          </w:p>
+        </w:tc>
+        <w:tc>
+          <w:tcPr>
+            <w:tcW w:type="dxa" w:w="1728"/>
           </w:tcPr>
           <w:p>
             <w:r/>
@@ -2714,24 +1905,60 @@
         <w:tblLook w:firstColumn="1" w:firstRow="1" w:lastColumn="0" w:lastRow="0" w:noHBand="0" w:noVBand="1" w:val="04A0"/>
       </w:tblPr>
       <w:tblGrid>
-        <w:gridCol w:w="4320"/>
-        <w:gridCol w:w="4320"/>
+        <w:gridCol w:w="1728"/>
+        <w:gridCol w:w="1728"/>
+        <w:gridCol w:w="1728"/>
+        <w:gridCol w:w="1728"/>
+        <w:gridCol w:w="1728"/>
       </w:tblGrid>
       <w:tr>
         <w:tc>
           <w:tcPr>
-            <w:tcW w:type="dxa" w:w="4320"/>
+            <w:tcW w:type="dxa" w:w="1728"/>
           </w:tcPr>
           <w:p>
             <w:r/>
             <w:r>
-              <w:t>carol (pol-admin, pol-employees)</w:t>
+              <w:t>carol</w:t>
             </w:r>
           </w:p>
         </w:tc>
         <w:tc>
           <w:tcPr>
-            <w:tcW w:type="dxa" w:w="4320"/>
+            <w:tcW w:type="dxa" w:w="1728"/>
+          </w:tcPr>
+          <w:p>
+            <w:r/>
+            <w:r>
+              <w:t>pol-admin, pol-employees</w:t>
+            </w:r>
+          </w:p>
+        </w:tc>
+        <w:tc>
+          <w:tcPr>
+            <w:tcW w:type="dxa" w:w="1728"/>
+          </w:tcPr>
+          <w:p>
+            <w:r/>
+            <w:r>
+              <w:t>403</w:t>
+            </w:r>
+          </w:p>
+        </w:tc>
+        <w:tc>
+          <w:tcPr>
+            <w:tcW w:type="dxa" w:w="1728"/>
+          </w:tcPr>
+          <w:p>
+            <w:r/>
+            <w:r>
+              <w:t>403</w:t>
+            </w:r>
+          </w:p>
+        </w:tc>
+        <w:tc>
+          <w:tcPr>
+            <w:tcW w:type="dxa" w:w="1728"/>
           </w:tcPr>
           <w:p>
             <w:r/>
@@ -2748,13 +1975,16 @@
         <w:tblLook w:firstColumn="1" w:firstRow="1" w:lastColumn="0" w:lastRow="0" w:noHBand="0" w:noVBand="1" w:val="04A0"/>
       </w:tblPr>
       <w:tblGrid>
-        <w:gridCol w:w="4320"/>
-        <w:gridCol w:w="4320"/>
+        <w:gridCol w:w="1728"/>
+        <w:gridCol w:w="1728"/>
+        <w:gridCol w:w="1728"/>
+        <w:gridCol w:w="1728"/>
+        <w:gridCol w:w="1728"/>
       </w:tblGrid>
       <w:tr>
         <w:tc>
           <w:tcPr>
-            <w:tcW w:type="dxa" w:w="4320"/>
+            <w:tcW w:type="dxa" w:w="1728"/>
           </w:tcPr>
           <w:p>
             <w:r/>
@@ -2765,7 +1995,40 @@
         </w:tc>
         <w:tc>
           <w:tcPr>
-            <w:tcW w:type="dxa" w:w="4320"/>
+            <w:tcW w:type="dxa" w:w="1728"/>
+          </w:tcPr>
+          <w:p>
+            <w:r/>
+            <w:r>
+              <w:t>pol-customer-tenant-acme</w:t>
+            </w:r>
+          </w:p>
+        </w:tc>
+        <w:tc>
+          <w:tcPr>
+            <w:tcW w:type="dxa" w:w="1728"/>
+          </w:tcPr>
+          <w:p>
+            <w:r/>
+            <w:r>
+              <w:t>2 ACME rows</w:t>
+            </w:r>
+          </w:p>
+        </w:tc>
+        <w:tc>
+          <w:tcPr>
+            <w:tcW w:type="dxa" w:w="1728"/>
+          </w:tcPr>
+          <w:p>
+            <w:r/>
+            <w:r>
+              <w:t>pol-data-acme</w:t>
+            </w:r>
+          </w:p>
+        </w:tc>
+        <w:tc>
+          <w:tcPr>
+            <w:tcW w:type="dxa" w:w="1728"/>
           </w:tcPr>
           <w:p>
             <w:r/>
@@ -2782,13 +2045,16 @@
         <w:tblLook w:firstColumn="1" w:firstRow="1" w:lastColumn="0" w:lastRow="0" w:noHBand="0" w:noVBand="1" w:val="04A0"/>
       </w:tblPr>
       <w:tblGrid>
-        <w:gridCol w:w="4320"/>
-        <w:gridCol w:w="4320"/>
+        <w:gridCol w:w="1728"/>
+        <w:gridCol w:w="1728"/>
+        <w:gridCol w:w="1728"/>
+        <w:gridCol w:w="1728"/>
+        <w:gridCol w:w="1728"/>
       </w:tblGrid>
       <w:tr>
         <w:tc>
           <w:tcPr>
-            <w:tcW w:type="dxa" w:w="4320"/>
+            <w:tcW w:type="dxa" w:w="1728"/>
           </w:tcPr>
           <w:p>
             <w:r/>
@@ -2799,7 +2065,40 @@
         </w:tc>
         <w:tc>
           <w:tcPr>
-            <w:tcW w:type="dxa" w:w="4320"/>
+            <w:tcW w:type="dxa" w:w="1728"/>
+          </w:tcPr>
+          <w:p>
+            <w:r/>
+            <w:r>
+              <w:t>pol-customer-tenant-brightside</w:t>
+            </w:r>
+          </w:p>
+        </w:tc>
+        <w:tc>
+          <w:tcPr>
+            <w:tcW w:type="dxa" w:w="1728"/>
+          </w:tcPr>
+          <w:p>
+            <w:r/>
+            <w:r>
+              <w:t>2 BRIGHT rows</w:t>
+            </w:r>
+          </w:p>
+        </w:tc>
+        <w:tc>
+          <w:tcPr>
+            <w:tcW w:type="dxa" w:w="1728"/>
+          </w:tcPr>
+          <w:p>
+            <w:r/>
+            <w:r>
+              <w:t>pol-data-brightside</w:t>
+            </w:r>
+          </w:p>
+        </w:tc>
+        <w:tc>
+          <w:tcPr>
+            <w:tcW w:type="dxa" w:w="1728"/>
           </w:tcPr>
           <w:p>
             <w:r/>
@@ -2816,13 +2115,16 @@
         <w:tblLook w:firstColumn="1" w:firstRow="1" w:lastColumn="0" w:lastRow="0" w:noHBand="0" w:noVBand="1" w:val="04A0"/>
       </w:tblPr>
       <w:tblGrid>
-        <w:gridCol w:w="4320"/>
-        <w:gridCol w:w="4320"/>
+        <w:gridCol w:w="1728"/>
+        <w:gridCol w:w="1728"/>
+        <w:gridCol w:w="1728"/>
+        <w:gridCol w:w="1728"/>
+        <w:gridCol w:w="1728"/>
       </w:tblGrid>
       <w:tr>
         <w:tc>
           <w:tcPr>
-            <w:tcW w:type="dxa" w:w="4320"/>
+            <w:tcW w:type="dxa" w:w="1728"/>
           </w:tcPr>
           <w:p>
             <w:r/>
@@ -2833,7 +2135,40 @@
         </w:tc>
         <w:tc>
           <w:tcPr>
-            <w:tcW w:type="dxa" w:w="4320"/>
+            <w:tcW w:type="dxa" w:w="1728"/>
+          </w:tcPr>
+          <w:p>
+            <w:r/>
+            <w:r>
+              <w:t>pol-partners-northwind</w:t>
+            </w:r>
+          </w:p>
+        </w:tc>
+        <w:tc>
+          <w:tcPr>
+            <w:tcW w:type="dxa" w:w="1728"/>
+          </w:tcPr>
+          <w:p>
+            <w:r/>
+            <w:r>
+              <w:t>1 partner row</w:t>
+            </w:r>
+          </w:p>
+        </w:tc>
+        <w:tc>
+          <w:tcPr>
+            <w:tcW w:type="dxa" w:w="1728"/>
+          </w:tcPr>
+          <w:p>
+            <w:r/>
+            <w:r>
+              <w:t>pol-data-partners</w:t>
+            </w:r>
+          </w:p>
+        </w:tc>
+        <w:tc>
+          <w:tcPr>
+            <w:tcW w:type="dxa" w:w="1728"/>
           </w:tcPr>
           <w:p>
             <w:r/>
@@ -2847,80 +2182,179 @@
     <w:p/>
     <w:p>
       <w:r>
-        <w:rPr>
-          <w:b/>
-        </w:rPr>
-        <w:t>Bump</w:t>
-      </w:r>
-      <w:r>
-        <w:t xml:space="preserve">: Keycloak rechazó </w:t>
-      </w:r>
+        <w:t>Negative cases:</w:t>
+      </w:r>
+    </w:p>
+    <w:p/>
+    <w:p>
+      <w:pPr>
+        <w:pStyle w:val="ListBullet"/>
+      </w:pPr>
       <w:r>
         <w:rPr>
           <w:rFonts w:ascii="Consolas" w:hAnsi="Consolas"/>
           <w:sz w:val="20"/>
         </w:rPr>
-        <w:t>scope=openid profile email groups</w:t>
-      </w:r>
-      <w:r>
-        <w:t xml:space="preserve"> porque</w:t>
-      </w:r>
-    </w:p>
-    <w:p>
-      <w:r>
-        <w:t xml:space="preserve">el scope </w:t>
+        <w:t>alice-acme</w:t>
+      </w:r>
+      <w:r>
+        <w:t xml:space="preserve"> requesting </w:t>
       </w:r>
       <w:r>
         <w:rPr>
           <w:rFonts w:ascii="Consolas" w:hAnsi="Consolas"/>
           <w:sz w:val="20"/>
         </w:rPr>
-        <w:t>groups</w:t>
-      </w:r>
-      <w:r>
-        <w:t xml:space="preserve"> no estaba en los scopes permitidos de pol-grafana.</w:t>
+        <w:t>pol-data-ops</w:t>
+      </w:r>
+      <w:r>
+        <w:t xml:space="preserve"> → STS 200 + IAM AccessDenied.</w:t>
       </w:r>
     </w:p>
     <w:p>
-      <w:r>
-        <w:t xml:space="preserve">Sacamos </w:t>
-      </w:r>
+      <w:pPr>
+        <w:pStyle w:val="ListBullet"/>
+      </w:pPr>
       <w:r>
         <w:rPr>
           <w:rFonts w:ascii="Consolas" w:hAnsi="Consolas"/>
           <w:sz w:val="20"/>
         </w:rPr>
-        <w:t>groups</w:t>
-      </w:r>
-      <w:r>
-        <w:t xml:space="preserve"> del request de scope (lo agrega implícitamente el</w:t>
-      </w:r>
-    </w:p>
-    <w:p>
-      <w:r>
-        <w:t xml:space="preserve">realm via default-default-client-scopes), y también </w:t>
+        <w:t>alice</w:t>
+      </w:r>
+      <w:r>
+        <w:t xml:space="preserve"> (employee) on customer </w:t>
       </w:r>
       <w:r>
         <w:rPr>
           <w:rFonts w:ascii="Consolas" w:hAnsi="Consolas"/>
           <w:sz w:val="20"/>
         </w:rPr>
-        <w:t>profile</w:t>
+        <w:t>/data</w:t>
+      </w:r>
+      <w:r>
+        <w:t xml:space="preserve"> → 403 "no tenant group".</w:t>
       </w:r>
     </w:p>
     <w:p>
-      <w:r>
-        <w:t xml:space="preserve">(quedó </w:t>
-      </w:r>
+      <w:pPr>
+        <w:pStyle w:val="ListBullet"/>
+      </w:pPr>
       <w:r>
         <w:rPr>
           <w:rFonts w:ascii="Consolas" w:hAnsi="Consolas"/>
           <w:sz w:val="20"/>
         </w:rPr>
-        <w:t>openid email</w:t>
-      </w:r>
-      <w:r>
-        <w:t>).</w:t>
+        <w:t>bob</w:t>
+      </w:r>
+      <w:r>
+        <w:t xml:space="preserve"> (no </w:t>
+      </w:r>
+      <w:r>
+        <w:rPr>
+          <w:rFonts w:ascii="Consolas" w:hAnsi="Consolas"/>
+          <w:sz w:val="20"/>
+        </w:rPr>
+        <w:t>pol-customer-tenant-*</w:t>
+      </w:r>
+      <w:r>
+        <w:t xml:space="preserve"> group) on customer </w:t>
+      </w:r>
+      <w:r>
+        <w:rPr>
+          <w:rFonts w:ascii="Consolas" w:hAnsi="Consolas"/>
+          <w:sz w:val="20"/>
+        </w:rPr>
+        <w:t>/files</w:t>
+      </w:r>
+      <w:r>
+        <w:t xml:space="preserve"> → 403.</w:t>
+      </w:r>
+    </w:p>
+    <w:p/>
+    <w:p>
+      <w:pPr>
+        <w:pStyle w:val="Heading2"/>
+      </w:pPr>
+      <w:r>
+        <w:t>5. End-to-end test (with figures)</w:t>
+      </w:r>
+    </w:p>
+    <w:p/>
+    <w:p>
+      <w:r>
+        <w:t xml:space="preserve">The validation runs through </w:t>
+      </w:r>
+      <w:r>
+        <w:rPr>
+          <w:rFonts w:ascii="Consolas" w:hAnsi="Consolas"/>
+          <w:sz w:val="20"/>
+        </w:rPr>
+        <w:t>tests/capture_screenshots.py</w:t>
+      </w:r>
+      <w:r>
+        <w:t xml:space="preserve"> (Playwright</w:t>
+      </w:r>
+    </w:p>
+    <w:p>
+      <w:r>
+        <w:t xml:space="preserve">headless + chromium with </w:t>
+      </w:r>
+      <w:r>
+        <w:rPr>
+          <w:rFonts w:ascii="Consolas" w:hAnsi="Consolas"/>
+          <w:sz w:val="20"/>
+        </w:rPr>
+        <w:t>--host-rules=MAP keycloak 192.168.32.4</w:t>
+      </w:r>
+      <w:r>
+        <w:t xml:space="preserve"> so</w:t>
+      </w:r>
+    </w:p>
+    <w:p>
+      <w:r>
+        <w:t>the browser can reach the Keycloak container over the docker bridge</w:t>
+      </w:r>
+    </w:p>
+    <w:p>
+      <w:r>
+        <w:t>from the test host). The cookie jar is cleared between portal</w:t>
+      </w:r>
+    </w:p>
+    <w:p>
+      <w:r>
+        <w:t>captures so the realm-level Keycloak SSO session from one user's</w:t>
+      </w:r>
+    </w:p>
+    <w:p>
+      <w:r>
+        <w:t>intranet login does not auto-bridge them into another pod when we</w:t>
+      </w:r>
+    </w:p>
+    <w:p>
+      <w:r>
+        <w:t>later log in as a different user.</w:t>
+      </w:r>
+    </w:p>
+    <w:p/>
+    <w:p>
+      <w:r>
+        <w:t xml:space="preserve">Each figure below is one screenshot from </w:t>
+      </w:r>
+      <w:r>
+        <w:rPr>
+          <w:rFonts w:ascii="Consolas" w:hAnsi="Consolas"/>
+          <w:sz w:val="20"/>
+        </w:rPr>
+        <w:t>docs/screenshots/</w:t>
+      </w:r>
+      <w:r>
+        <w:t>, with</w:t>
+      </w:r>
+    </w:p>
+    <w:p>
+      <w:r>
+        <w:t>an explanation of what it proves.</w:t>
       </w:r>
     </w:p>
     <w:p/>
@@ -2929,678 +2363,7 @@
         <w:pStyle w:val="Heading3"/>
       </w:pPr>
       <w:r>
-        <w:t>4.5 Portal customer (SQL RLS)</w:t>
-      </w:r>
-    </w:p>
-    <w:p/>
-    <w:p>
-      <w:r>
-        <w:rPr>
-          <w:rFonts w:ascii="Consolas" w:hAnsi="Consolas"/>
-          <w:sz w:val="20"/>
-        </w:rPr>
-        <w:t>polaris-customer:latest</w:t>
-      </w:r>
-      <w:r>
-        <w:t xml:space="preserve"> (Flask) desplegado en </w:t>
-      </w:r>
-      <w:r>
-        <w:rPr>
-          <w:rFonts w:ascii="Consolas" w:hAnsi="Consolas"/>
-          <w:sz w:val="20"/>
-        </w:rPr>
-        <w:t>pol-customer</w:t>
-      </w:r>
-      <w:r>
-        <w:t>. Mapeo de</w:t>
-      </w:r>
-    </w:p>
-    <w:p>
-      <w:r>
-        <w:t>tenant vía grupos de Keycloak → tenant_id → `SET LOCAL</w:t>
-      </w:r>
-    </w:p>
-    <w:p>
-      <w:r>
-        <w:t>app.current_tenant_id` → RLS de Postgres. Defensa en dos capas: el</w:t>
-      </w:r>
-    </w:p>
-    <w:p>
-      <w:r>
-        <w:t>tenant data está aislado por RLS a nivel DB Y por políticas IAM</w:t>
-      </w:r>
-    </w:p>
-    <w:p>
-      <w:r>
-        <w:t>per-tenant de MinIO a nivel bucket.</w:t>
-      </w:r>
-    </w:p>
-    <w:p/>
-    <w:p>
-      <w:r>
-        <w:rPr>
-          <w:b/>
-        </w:rPr>
-        <w:t>Aislamiento verificado</w:t>
-      </w:r>
-      <w:r>
-        <w:t xml:space="preserve"> (lecturas cross-tenant bloqueadas):</w:t>
-      </w:r>
-    </w:p>
-    <w:p/>
-    <w:tbl>
-      <w:tblPr>
-        <w:tblW w:type="auto" w:w="0"/>
-        <w:tblLook w:firstColumn="1" w:firstRow="1" w:lastColumn="0" w:lastRow="0" w:noHBand="0" w:noVBand="1" w:val="04A0"/>
-      </w:tblPr>
-      <w:tblGrid>
-        <w:gridCol w:w="2160"/>
-        <w:gridCol w:w="2160"/>
-        <w:gridCol w:w="2160"/>
-        <w:gridCol w:w="2160"/>
-      </w:tblGrid>
-      <w:tr>
-        <w:tc>
-          <w:tcPr>
-            <w:tcW w:type="dxa" w:w="2160"/>
-          </w:tcPr>
-          <w:p>
-            <w:r/>
-            <w:r>
-              <w:t>usuario</w:t>
-            </w:r>
-          </w:p>
-        </w:tc>
-        <w:tc>
-          <w:tcPr>
-            <w:tcW w:type="dxa" w:w="2160"/>
-          </w:tcPr>
-          <w:p>
-            <w:r/>
-            <w:r>
-              <w:t>grupo</w:t>
-            </w:r>
-          </w:p>
-        </w:tc>
-        <w:tc>
-          <w:tcPr>
-            <w:tcW w:type="dxa" w:w="2160"/>
-          </w:tcPr>
-          <w:p>
-            <w:r/>
-            <w:r>
-              <w:t>/data (RLS)</w:t>
-            </w:r>
-          </w:p>
-        </w:tc>
-        <w:tc>
-          <w:tcPr>
-            <w:tcW w:type="dxa" w:w="2160"/>
-          </w:tcPr>
-          <w:p>
-            <w:r/>
-            <w:r>
-              <w:t>/files (S3)</w:t>
-            </w:r>
-          </w:p>
-        </w:tc>
-      </w:tr>
-    </w:tbl>
-    <w:tbl>
-      <w:tblPr>
-        <w:tblW w:type="auto" w:w="0"/>
-        <w:tblLook w:firstColumn="1" w:firstRow="1" w:lastColumn="0" w:lastRow="0" w:noHBand="0" w:noVBand="1" w:val="04A0"/>
-      </w:tblPr>
-      <w:tblGrid>
-        <w:gridCol w:w="2160"/>
-        <w:gridCol w:w="2160"/>
-        <w:gridCol w:w="2160"/>
-        <w:gridCol w:w="2160"/>
-      </w:tblGrid>
-      <w:tr>
-        <w:tc>
-          <w:tcPr>
-            <w:tcW w:type="dxa" w:w="2160"/>
-          </w:tcPr>
-          <w:p>
-            <w:r/>
-            <w:r>
-              <w:t>alice-acme</w:t>
-            </w:r>
-          </w:p>
-        </w:tc>
-        <w:tc>
-          <w:tcPr>
-            <w:tcW w:type="dxa" w:w="2160"/>
-          </w:tcPr>
-          <w:p>
-            <w:r/>
-            <w:r>
-              <w:t>pol-customer-tenant-acme</w:t>
-            </w:r>
-          </w:p>
-        </w:tc>
-        <w:tc>
-          <w:tcPr>
-            <w:tcW w:type="dxa" w:w="2160"/>
-          </w:tcPr>
-          <w:p>
-            <w:r/>
-            <w:r>
-              <w:t>2 filas ACME</w:t>
-            </w:r>
-          </w:p>
-        </w:tc>
-        <w:tc>
-          <w:tcPr>
-            <w:tcW w:type="dxa" w:w="2160"/>
-          </w:tcPr>
-          <w:p>
-            <w:r/>
-            <w:r>
-              <w:t>pol-data-acme</w:t>
-            </w:r>
-          </w:p>
-        </w:tc>
-      </w:tr>
-    </w:tbl>
-    <w:tbl>
-      <w:tblPr>
-        <w:tblW w:type="auto" w:w="0"/>
-        <w:tblLook w:firstColumn="1" w:firstRow="1" w:lastColumn="0" w:lastRow="0" w:noHBand="0" w:noVBand="1" w:val="04A0"/>
-      </w:tblPr>
-      <w:tblGrid>
-        <w:gridCol w:w="2160"/>
-        <w:gridCol w:w="2160"/>
-        <w:gridCol w:w="2160"/>
-        <w:gridCol w:w="2160"/>
-      </w:tblGrid>
-      <w:tr>
-        <w:tc>
-          <w:tcPr>
-            <w:tcW w:type="dxa" w:w="2160"/>
-          </w:tcPr>
-          <w:p>
-            <w:r/>
-            <w:r>
-              <w:t>bob-brightside</w:t>
-            </w:r>
-          </w:p>
-        </w:tc>
-        <w:tc>
-          <w:tcPr>
-            <w:tcW w:type="dxa" w:w="2160"/>
-          </w:tcPr>
-          <w:p>
-            <w:r/>
-            <w:r>
-              <w:t>pol-customer-tenant-brightside</w:t>
-            </w:r>
-          </w:p>
-        </w:tc>
-        <w:tc>
-          <w:tcPr>
-            <w:tcW w:type="dxa" w:w="2160"/>
-          </w:tcPr>
-          <w:p>
-            <w:r/>
-            <w:r>
-              <w:t>2 filas BRIGHT</w:t>
-            </w:r>
-          </w:p>
-        </w:tc>
-        <w:tc>
-          <w:tcPr>
-            <w:tcW w:type="dxa" w:w="2160"/>
-          </w:tcPr>
-          <w:p>
-            <w:r/>
-            <w:r>
-              <w:t>pol-data-brightside</w:t>
-            </w:r>
-          </w:p>
-        </w:tc>
-      </w:tr>
-    </w:tbl>
-    <w:tbl>
-      <w:tblPr>
-        <w:tblW w:type="auto" w:w="0"/>
-        <w:tblLook w:firstColumn="1" w:firstRow="1" w:lastColumn="0" w:lastRow="0" w:noHBand="0" w:noVBand="1" w:val="04A0"/>
-      </w:tblPr>
-      <w:tblGrid>
-        <w:gridCol w:w="2160"/>
-        <w:gridCol w:w="2160"/>
-        <w:gridCol w:w="2160"/>
-        <w:gridCol w:w="2160"/>
-      </w:tblGrid>
-      <w:tr>
-        <w:tc>
-          <w:tcPr>
-            <w:tcW w:type="dxa" w:w="2160"/>
-          </w:tcPr>
-          <w:p>
-            <w:r/>
-            <w:r>
-              <w:t>carol-northwind</w:t>
-            </w:r>
-          </w:p>
-        </w:tc>
-        <w:tc>
-          <w:tcPr>
-            <w:tcW w:type="dxa" w:w="2160"/>
-          </w:tcPr>
-          <w:p>
-            <w:r/>
-            <w:r>
-              <w:t>pol-partners-northwind</w:t>
-            </w:r>
-          </w:p>
-        </w:tc>
-        <w:tc>
-          <w:tcPr>
-            <w:tcW w:type="dxa" w:w="2160"/>
-          </w:tcPr>
-          <w:p>
-            <w:r/>
-            <w:r>
-              <w:t>1 fila partner</w:t>
-            </w:r>
-          </w:p>
-        </w:tc>
-        <w:tc>
-          <w:tcPr>
-            <w:tcW w:type="dxa" w:w="2160"/>
-          </w:tcPr>
-          <w:p>
-            <w:r/>
-            <w:r>
-              <w:t>pol-data-partners</w:t>
-            </w:r>
-          </w:p>
-        </w:tc>
-      </w:tr>
-    </w:tbl>
-    <w:tbl>
-      <w:tblPr>
-        <w:tblW w:type="auto" w:w="0"/>
-        <w:tblLook w:firstColumn="1" w:firstRow="1" w:lastColumn="0" w:lastRow="0" w:noHBand="0" w:noVBand="1" w:val="04A0"/>
-      </w:tblPr>
-      <w:tblGrid>
-        <w:gridCol w:w="2160"/>
-        <w:gridCol w:w="2160"/>
-        <w:gridCol w:w="2160"/>
-        <w:gridCol w:w="2160"/>
-      </w:tblGrid>
-      <w:tr>
-        <w:tc>
-          <w:tcPr>
-            <w:tcW w:type="dxa" w:w="2160"/>
-          </w:tcPr>
-          <w:p>
-            <w:r/>
-            <w:r>
-              <w:t>alice</w:t>
-            </w:r>
-          </w:p>
-        </w:tc>
-        <w:tc>
-          <w:tcPr>
-            <w:tcW w:type="dxa" w:w="2160"/>
-          </w:tcPr>
-          <w:p>
-            <w:r/>
-            <w:r>
-              <w:t>pol-employees + pol-eng</w:t>
-            </w:r>
-          </w:p>
-        </w:tc>
-        <w:tc>
-          <w:tcPr>
-            <w:tcW w:type="dxa" w:w="2160"/>
-          </w:tcPr>
-          <w:p>
-            <w:r/>
-            <w:r>
-              <w:t>403 (sin grupo tenant)</w:t>
-            </w:r>
-          </w:p>
-        </w:tc>
-        <w:tc>
-          <w:tcPr>
-            <w:tcW w:type="dxa" w:w="2160"/>
-          </w:tcPr>
-          <w:p>
-            <w:r/>
-            <w:r>
-              <w:t>403</w:t>
-            </w:r>
-          </w:p>
-        </w:tc>
-      </w:tr>
-    </w:tbl>
-    <w:p/>
-    <w:p>
-      <w:r>
-        <w:rPr>
-          <w:b/>
-        </w:rPr>
-        <w:t>Tres bugs reales que aparecieron en este tramo y cómo se arreglaron</w:t>
-      </w:r>
-      <w:r>
-        <w:t>:</w:t>
-      </w:r>
-    </w:p>
-    <w:p/>
-    <w:p>
-      <w:pPr>
-        <w:pStyle w:val="ListNumber"/>
-      </w:pPr>
-      <w:r>
-        <w:rPr>
-          <w:rFonts w:ascii="Consolas" w:hAnsi="Consolas"/>
-          <w:sz w:val="20"/>
-        </w:rPr>
-        <w:t>SET LOCAL</w:t>
-      </w:r>
-      <w:r>
-        <w:t xml:space="preserve"> requiere una transacción abierta. La primera versión de</w:t>
-      </w:r>
-    </w:p>
-    <w:p>
-      <w:r>
-        <w:t xml:space="preserve">   </w:t>
-      </w:r>
-      <w:r>
-        <w:rPr>
-          <w:rFonts w:ascii="Consolas" w:hAnsi="Consolas"/>
-          <w:sz w:val="20"/>
-        </w:rPr>
-        <w:t>_set_tenant</w:t>
-      </w:r>
-      <w:r>
-        <w:t xml:space="preserve"> ejecutaba cada statement en su propio autocommit —</w:t>
-      </w:r>
-    </w:p>
-    <w:p>
-      <w:r>
-        <w:t xml:space="preserve">   entonces el </w:t>
-      </w:r>
-      <w:r>
-        <w:rPr>
-          <w:rFonts w:ascii="Consolas" w:hAnsi="Consolas"/>
-          <w:sz w:val="20"/>
-        </w:rPr>
-        <w:t>SET LOCAL</w:t>
-      </w:r>
-      <w:r>
-        <w:t xml:space="preserve"> se descartaba. Se arregló con </w:t>
-      </w:r>
-      <w:r>
-        <w:rPr>
-          <w:rFonts w:ascii="Consolas" w:hAnsi="Consolas"/>
-          <w:sz w:val="20"/>
-        </w:rPr>
-        <w:t>with conn:</w:t>
-      </w:r>
-    </w:p>
-    <w:p>
-      <w:r>
-        <w:t xml:space="preserve">   (abre un tx explícito) y mergeando </w:t>
-      </w:r>
-      <w:r>
-        <w:rPr>
-          <w:rFonts w:ascii="Consolas" w:hAnsi="Consolas"/>
-          <w:sz w:val="20"/>
-        </w:rPr>
-        <w:t>_set_tenant</w:t>
-      </w:r>
-      <w:r>
-        <w:t xml:space="preserve"> + el SELECT en una</w:t>
-      </w:r>
-    </w:p>
-    <w:p>
-      <w:r>
-        <w:t xml:space="preserve">   sola cadena de </w:t>
-      </w:r>
-      <w:r>
-        <w:rPr>
-          <w:rFonts w:ascii="Consolas" w:hAnsi="Consolas"/>
-          <w:sz w:val="20"/>
-        </w:rPr>
-        <w:t>cur.execute</w:t>
-      </w:r>
-      <w:r>
-        <w:t>.</w:t>
-      </w:r>
-    </w:p>
-    <w:p>
-      <w:pPr>
-        <w:pStyle w:val="ListNumber"/>
-      </w:pPr>
-      <w:r>
-        <w:rPr>
-          <w:rFonts w:ascii="Consolas" w:hAnsi="Consolas"/>
-          <w:sz w:val="20"/>
-        </w:rPr>
-        <w:t>polaris_admin</w:t>
-      </w:r>
-      <w:r>
-        <w:t xml:space="preserve"> lo crea como SUPERUSER la imagen oficial de</w:t>
-      </w:r>
-    </w:p>
-    <w:p>
-      <w:r>
-        <w:t xml:space="preserve">   postgres. Los roles SUPERUSER tienen </w:t>
-      </w:r>
-      <w:r>
-        <w:rPr>
-          <w:rFonts w:ascii="Consolas" w:hAnsi="Consolas"/>
-          <w:sz w:val="20"/>
-        </w:rPr>
-        <w:t>BYPASSRLS</w:t>
-      </w:r>
-      <w:r>
-        <w:t xml:space="preserve"> automático — así</w:t>
-      </w:r>
-    </w:p>
-    <w:p>
-      <w:r>
-        <w:t xml:space="preserve">   que la RLS se saltaba en silencio. Creamos un rol dedicado</w:t>
-      </w:r>
-    </w:p>
-    <w:p>
-      <w:r>
-        <w:t xml:space="preserve">   </w:t>
-      </w:r>
-      <w:r>
-        <w:rPr>
-          <w:rFonts w:ascii="Consolas" w:hAnsi="Consolas"/>
-          <w:sz w:val="20"/>
-        </w:rPr>
-        <w:t>polaris_app</w:t>
-      </w:r>
-      <w:r>
-        <w:t xml:space="preserve"> con </w:t>
-      </w:r>
-      <w:r>
-        <w:rPr>
-          <w:rFonts w:ascii="Consolas" w:hAnsi="Consolas"/>
-          <w:sz w:val="20"/>
-        </w:rPr>
-        <w:t>NOSUPERUSER NOBYPASSRLS</w:t>
-      </w:r>
-      <w:r>
-        <w:t>, le dimos solo</w:t>
-      </w:r>
-    </w:p>
-    <w:p>
-      <w:r>
-        <w:t xml:space="preserve">   </w:t>
-      </w:r>
-      <w:r>
-        <w:rPr>
-          <w:rFonts w:ascii="Consolas" w:hAnsi="Consolas"/>
-          <w:sz w:val="20"/>
-        </w:rPr>
-        <w:t>SELECT/INSERT/UPDATE/DELETE</w:t>
-      </w:r>
-      <w:r>
-        <w:t>, y apuntamos el portal customer ahí.</w:t>
-      </w:r>
-    </w:p>
-    <w:p>
-      <w:pPr>
-        <w:pStyle w:val="ListNumber"/>
-      </w:pPr>
-      <w:r>
-        <w:t xml:space="preserve">El portal customer arrancaba usando </w:t>
-      </w:r>
-      <w:r>
-        <w:rPr>
-          <w:rFonts w:ascii="Consolas" w:hAnsi="Consolas"/>
-          <w:sz w:val="20"/>
-        </w:rPr>
-        <w:t>pol-customer</w:t>
-      </w:r>
-      <w:r>
-        <w:t xml:space="preserve"> como cliente OIDC.</w:t>
-      </w:r>
-    </w:p>
-    <w:p>
-      <w:r>
-        <w:t xml:space="preserve">   Pero MinIO está configurado para esperar </w:t>
-      </w:r>
-      <w:r>
-        <w:rPr>
-          <w:rFonts w:ascii="Consolas" w:hAnsi="Consolas"/>
-          <w:sz w:val="20"/>
-        </w:rPr>
-        <w:t>aud=pol-intranet</w:t>
-      </w:r>
-      <w:r>
-        <w:t>. Audience</w:t>
-      </w:r>
-    </w:p>
-    <w:p>
-      <w:r>
-        <w:t xml:space="preserve">   mismatch → STS 400. Cambiamos el portal customer para usar también</w:t>
-      </w:r>
-    </w:p>
-    <w:p>
-      <w:r>
-        <w:t xml:space="preserve">   </w:t>
-      </w:r>
-      <w:r>
-        <w:rPr>
-          <w:rFonts w:ascii="Consolas" w:hAnsi="Consolas"/>
-          <w:sz w:val="20"/>
-        </w:rPr>
-        <w:t>pol-intranet</w:t>
-      </w:r>
-      <w:r>
-        <w:t xml:space="preserve"> como cliente OIDC (los grupos de Keycloak manejan el</w:t>
-      </w:r>
-    </w:p>
-    <w:p>
-      <w:r>
-        <w:t xml:space="preserve">   mapeo de tenant, no el client_id). Actualizamos los </w:t>
-      </w:r>
-      <w:r>
-        <w:rPr>
-          <w:rFonts w:ascii="Consolas" w:hAnsi="Consolas"/>
-          <w:sz w:val="20"/>
-        </w:rPr>
-        <w:t>redirectUris</w:t>
-      </w:r>
-    </w:p>
-    <w:p>
-      <w:r>
-        <w:t xml:space="preserve">   de pol-intranet en consecuencia.</w:t>
-      </w:r>
-    </w:p>
-    <w:p/>
-    <w:p>
-      <w:pPr>
-        <w:pStyle w:val="Heading2"/>
-      </w:pPr>
-      <w:r>
-        <w:t>5. Prueba end-to-end</w:t>
-      </w:r>
-    </w:p>
-    <w:p/>
-    <w:p>
-      <w:r>
-        <w:t xml:space="preserve">La validación se ejecuta con </w:t>
-      </w:r>
-      <w:r>
-        <w:rPr>
-          <w:rFonts w:ascii="Consolas" w:hAnsi="Consolas"/>
-          <w:sz w:val="20"/>
-        </w:rPr>
-        <w:t>tests/capture_screenshots.py</w:t>
-      </w:r>
-      <w:r>
-        <w:t xml:space="preserve"> (Playwright</w:t>
-      </w:r>
-    </w:p>
-    <w:p>
-      <w:r>
-        <w:t xml:space="preserve">headless + chromium con </w:t>
-      </w:r>
-      <w:r>
-        <w:rPr>
-          <w:rFonts w:ascii="Consolas" w:hAnsi="Consolas"/>
-          <w:sz w:val="20"/>
-        </w:rPr>
-        <w:t>--host-rules=MAP keycloak 192.168.32.4</w:t>
-      </w:r>
-      <w:r>
-        <w:t xml:space="preserve"> para</w:t>
-      </w:r>
-    </w:p>
-    <w:p>
-      <w:r>
-        <w:t>que el browser alcance el contenedor de Keycloak por la docker bridge).</w:t>
-      </w:r>
-    </w:p>
-    <w:p>
-      <w:r>
-        <w:t>La cookie jar se limpia entre portales (</w:t>
-      </w:r>
-      <w:r>
-        <w:rPr>
-          <w:rFonts w:ascii="Consolas" w:hAnsi="Consolas"/>
-          <w:sz w:val="20"/>
-        </w:rPr>
-        <w:t>ctx.clear_cookies()</w:t>
-      </w:r>
-      <w:r>
-        <w:t>) para que</w:t>
-      </w:r>
-    </w:p>
-    <w:p>
-      <w:r>
-        <w:t>la sesión SSO a nivel realm de Keycloak no bridgee usuarios entre</w:t>
-      </w:r>
-    </w:p>
-    <w:p>
-      <w:r>
-        <w:t>portales.</w:t>
-      </w:r>
-    </w:p>
-    <w:p/>
-    <w:p>
-      <w:r>
-        <w:t>Cada captura valida una arista del flujo.</w:t>
-      </w:r>
-    </w:p>
-    <w:p/>
-    <w:p>
-      <w:pPr>
-        <w:pStyle w:val="Heading3"/>
-      </w:pPr>
-      <w:r>
-        <w:t>5.1 Intranet — directorio de empleados como `alice`</w:t>
+        <w:t>5.1 Intranet — directory as `alice`</w:t>
       </w:r>
     </w:p>
     <w:p/>
@@ -3661,15 +2424,15 @@
         <w:rPr>
           <w:b/>
         </w:rPr>
-        <w:t>Figura 1 — `alice` ve el directorio de la intranet.</w:t>
-      </w:r>
-      <w:r>
-        <w:t xml:space="preserve"> Esta vista prueba</w:t>
+        <w:t>Figure 1 — `alice` views the employee directory.</w:t>
+      </w:r>
+      <w:r>
+        <w:t xml:space="preserve"> This proves the</w:t>
       </w:r>
     </w:p>
     <w:p>
       <w:r>
-        <w:t>que el OIDC code+PKCE flow contra Keycloak funciona y que el endpoint</w:t>
+        <w:t>OIDC code+PKCE flow against Keycloak works end-to-end and that the</w:t>
       </w:r>
     </w:p>
     <w:p>
@@ -3681,7 +2444,7 @@
         <w:t>/directory</w:t>
       </w:r>
       <w:r>
-        <w:t xml:space="preserve"> consulta la DB </w:t>
+        <w:t xml:space="preserve"> endpoint queries the </w:t>
       </w:r>
       <w:r>
         <w:rPr>
@@ -3691,8 +2454,10 @@
         <w:t>pol_intranet</w:t>
       </w:r>
       <w:r>
-        <w:t xml:space="preserve"> con el rol </w:t>
-      </w:r>
+        <w:t xml:space="preserve"> database with the</w:t>
+      </w:r>
+    </w:p>
+    <w:p>
       <w:r>
         <w:rPr>
           <w:rFonts w:ascii="Consolas" w:hAnsi="Consolas"/>
@@ -3700,13 +2465,14 @@
         </w:rPr>
         <w:t>polaris_admin</w:t>
       </w:r>
+      <w:r>
+        <w:t xml:space="preserve"> role (the owner, no RLS). Alice is an internal</w:t>
+      </w:r>
     </w:p>
     <w:p>
       <w:r>
-        <w:t>(dueño de la tabla, sin RLS). Alice es una empleada interna del grupo</w:t>
-      </w:r>
-    </w:p>
-    <w:p>
+        <w:t xml:space="preserve">employee in the </w:t>
+      </w:r>
       <w:r>
         <w:rPr>
           <w:rFonts w:ascii="Consolas" w:hAnsi="Consolas"/>
@@ -3715,17 +2481,27 @@
         <w:t>pol-eng</w:t>
       </w:r>
       <w:r>
-        <w:t>; la página muestra las cinco personas seed (Ada, Linus, Grace,</w:t>
+        <w:t xml:space="preserve"> group; the page shows the five seeded</w:t>
       </w:r>
     </w:p>
     <w:p>
       <w:r>
-        <w:t>Barbara, Sara) con su departamento, ubicación y rol — todos visibles</w:t>
+        <w:t>people (Ada, Linus, Grace, Barbara, Sara) with their department,</w:t>
       </w:r>
     </w:p>
     <w:p>
       <w:r>
-        <w:t>porque este endpoint es de recursos humanos internos y no aplica RLS.</w:t>
+        <w:t>location, and role. This endpoint is an internal HR resource, so it</w:t>
+      </w:r>
+    </w:p>
+    <w:p>
+      <w:r>
+        <w:t>has no tenant group requirement — any employee-tagged user can read</w:t>
+      </w:r>
+    </w:p>
+    <w:p>
+      <w:r>
+        <w:t>it.</w:t>
       </w:r>
     </w:p>
     <w:p/>
@@ -3734,7 +2510,7 @@
         <w:pStyle w:val="Heading3"/>
       </w:pPr>
       <w:r>
-        <w:t>5.2 Grafana — home post-OAuth como `carol` (rol Admin)</w:t>
+        <w:t>5.2 Grafana — post-OAuth home as `carol` (Admin role)</w:t>
       </w:r>
     </w:p>
     <w:p/>
@@ -3795,25 +2571,25 @@
         <w:rPr>
           <w:b/>
         </w:rPr>
-        <w:t>Figura 2 — `carol` autenticada vía OIDC en Grafana.</w:t>
-      </w:r>
-      <w:r>
-        <w:t xml:space="preserve"> El avatar en la</w:t>
+        <w:t>Figure 2 — `carol` authenticated via OIDC in Grafana.</w:t>
+      </w:r>
+      <w:r>
+        <w:t xml:space="preserve"> The avatar</w:t>
       </w:r>
     </w:p>
     <w:p>
       <w:r>
-        <w:t>esquina superior derecha confirma que el flujo OAuth genérico de Grafana</w:t>
+        <w:t>in the top right confirms the Grafana generic-OAuth flow completed</w:t>
       </w:r>
     </w:p>
     <w:p>
       <w:r>
-        <w:t>completó el code exchange contra Keycloak y que la sesión de Grafana</w:t>
+        <w:t>the code exchange against Keycloak and that the Grafana session is</w:t>
       </w:r>
     </w:p>
     <w:p>
       <w:r>
-        <w:t xml:space="preserve">quedó asociada a </w:t>
+        <w:t xml:space="preserve">now bound to </w:t>
       </w:r>
       <w:r>
         <w:rPr>
@@ -3823,18 +2599,15 @@
         <w:t>carol</w:t>
       </w:r>
       <w:r>
-        <w:t>. La home muestra "Home" en la sidebar (sin</w:t>
+        <w:t>. The home shows "Home" in the sidebar (no</w:t>
       </w:r>
     </w:p>
     <w:p>
       <w:r>
-        <w:t>dashboards propios todavía) pero el rol Admin está aplicado vía el</w:t>
+        <w:t>dashboards yet) but the Admin role is applied via the JMESPath in</w:t>
       </w:r>
     </w:p>
     <w:p>
-      <w:r>
-        <w:t xml:space="preserve">JMESPath de </w:t>
-      </w:r>
       <w:r>
         <w:rPr>
           <w:rFonts w:ascii="Consolas" w:hAnsi="Consolas"/>
@@ -3855,7 +2628,7 @@
         <w:t>contains(groups[*], 'pol-admin') &amp;&amp; 'Admin'</w:t>
       </w:r>
       <w:r>
-        <w:t xml:space="preserve">. Un </w:t>
+        <w:t xml:space="preserve">. A </w:t>
       </w:r>
       <w:r>
         <w:rPr>
@@ -3865,7 +2638,7 @@
         <w:t>Viewer</w:t>
       </w:r>
       <w:r>
-        <w:t xml:space="preserve"> o </w:t>
+        <w:t xml:space="preserve"> or </w:t>
       </w:r>
       <w:r>
         <w:rPr>
@@ -3877,7 +2650,7 @@
     </w:p>
     <w:p>
       <w:r>
-        <w:t xml:space="preserve">vería la misma home pero con menos permisos en </w:t>
+        <w:t xml:space="preserve">would see the same home but with fewer permissions at </w:t>
       </w:r>
       <w:r>
         <w:rPr>
@@ -3896,7 +2669,7 @@
         <w:pStyle w:val="Heading3"/>
       </w:pPr>
       <w:r>
-        <w:t>5.3 Customer portal — home como `alice-acme`</w:t>
+        <w:t>5.3 Customer portal — home as `alice-acme`</w:t>
       </w:r>
     </w:p>
     <w:p/>
@@ -3957,20 +2730,17 @@
         <w:rPr>
           <w:b/>
         </w:rPr>
-        <w:t>Figura 3 — `alice-acme` ve el portal customer con su tenant.</w:t>
-      </w:r>
-      <w:r>
-        <w:t xml:space="preserve"> La</w:t>
+        <w:t>Figure 3 — `alice-acme` views the customer portal with her tenant.</w:t>
       </w:r>
     </w:p>
     <w:p>
       <w:r>
-        <w:t>bienvenida muestra explícitamente "Welcome alice-acme. tenant: acme",</w:t>
+        <w:t>The welcome line shows explicitly "Welcome alice-acme. tenant:</w:t>
       </w:r>
     </w:p>
     <w:p>
       <w:r>
-        <w:t>lo que prueba que el mapeo grupo→tenant funcionó: el grupo</w:t>
+        <w:t>acme", which proves the group→tenant mapping worked: the</w:t>
       </w:r>
     </w:p>
     <w:p>
@@ -3982,8 +2752,10 @@
         <w:t>pol-customer-tenant-acme</w:t>
       </w:r>
       <w:r>
-        <w:t xml:space="preserve"> se traduce al tenant </w:t>
-      </w:r>
+        <w:t xml:space="preserve"> group was translated to tenant name</w:t>
+      </w:r>
+    </w:p>
+    <w:p>
       <w:r>
         <w:rPr>
           <w:rFonts w:ascii="Consolas" w:hAnsi="Consolas"/>
@@ -3992,12 +2764,12 @@
         <w:t>acme</w:t>
       </w:r>
       <w:r>
-        <w:t xml:space="preserve"> vía la tabla</w:t>
+        <w:t xml:space="preserve"> via the portal's internal table, and that name was used to</w:t>
       </w:r>
     </w:p>
     <w:p>
       <w:r>
-        <w:t xml:space="preserve">interna del portal, y ese nombre se usa para resolver el </w:t>
+        <w:t xml:space="preserve">resolve the </w:t>
       </w:r>
       <w:r>
         <w:rPr>
@@ -4006,35 +2778,23 @@
         </w:rPr>
         <w:t>tenant_id</w:t>
       </w:r>
+      <w:r>
+        <w:t xml:space="preserve"> that then feeds the `SET LOCAL</w:t>
+      </w:r>
     </w:p>
     <w:p>
       <w:r>
-        <w:t xml:space="preserve">que después alimenta el </w:t>
-      </w:r>
-      <w:r>
-        <w:rPr>
-          <w:rFonts w:ascii="Consolas" w:hAnsi="Consolas"/>
-          <w:sz w:val="20"/>
-        </w:rPr>
-        <w:t>SET LOCAL app.current_tenant_id</w:t>
-      </w:r>
-      <w:r>
-        <w:t xml:space="preserve"> en cada</w:t>
+        <w:t>app.current_tenant_id` on every request. The two cards ("/data"</w:t>
       </w:r>
     </w:p>
     <w:p>
       <w:r>
-        <w:t>request. Las dos cards ("/data" y "/files") apuntan a los endpoints</w:t>
+        <w:t>and "/files") point at the endpoints where the two layers of defense</w:t>
       </w:r>
     </w:p>
     <w:p>
       <w:r>
-        <w:t>donde se ejercitan las dos capas de defensa (RLS en Postgres y IAM en</w:t>
-      </w:r>
-    </w:p>
-    <w:p>
-      <w:r>
-        <w:t>MinIO).</w:t>
+        <w:t>(RLS in Postgres and IAM in MinIO) are exercised.</w:t>
       </w:r>
     </w:p>
     <w:p/>
@@ -4043,7 +2803,7 @@
         <w:pStyle w:val="Heading3"/>
       </w:pPr>
       <w:r>
-        <w:t>5.4 Customer portal — `/data` filtrado por RLS</w:t>
+        <w:t>5.4 Customer portal — `/data` filtered by RLS</w:t>
       </w:r>
     </w:p>
     <w:p/>
@@ -4104,18 +2864,21 @@
         <w:rPr>
           <w:b/>
         </w:rPr>
-        <w:t>Figura 4 — `/data` muestra solo las filas del tenant acme.</w:t>
-      </w:r>
-      <w:r>
-        <w:t xml:space="preserve"> Esta es</w:t>
+        <w:t>Figure 4 — `/data` shows only the rows of the acme tenant.</w:t>
+      </w:r>
+      <w:r>
+        <w:t xml:space="preserve"> This</w:t>
       </w:r>
     </w:p>
     <w:p>
       <w:r>
-        <w:t>la prueba más importante de aislamiento a nivel SQL. La tabla</w:t>
+        <w:t>is the strongest single piece of evidence for tenant isolation at</w:t>
       </w:r>
     </w:p>
     <w:p>
+      <w:r>
+        <w:t xml:space="preserve">the SQL layer. The </w:t>
+      </w:r>
       <w:r>
         <w:rPr>
           <w:rFonts w:ascii="Consolas" w:hAnsi="Consolas"/>
@@ -4124,12 +2887,12 @@
         <w:t>customer_data</w:t>
       </w:r>
       <w:r>
-        <w:t xml:space="preserve"> contiene filas para tres tenants (acme, brightside,</w:t>
+        <w:t xml:space="preserve"> table contains rows for three</w:t>
       </w:r>
     </w:p>
     <w:p>
       <w:r>
-        <w:t xml:space="preserve">partners); la policy </w:t>
+        <w:t xml:space="preserve">tenants (acme, brightside, partners); the </w:t>
       </w:r>
       <w:r>
         <w:rPr>
@@ -4139,73 +2902,87 @@
         <w:t>tenant_isolation</w:t>
       </w:r>
       <w:r>
-        <w:t xml:space="preserve"> rechaza toda lectura donde</w:t>
+        <w:t xml:space="preserve"> RLS</w:t>
       </w:r>
     </w:p>
     <w:p>
+      <w:r>
+        <w:t>policy rejects every read where `tenant_id !=</w:t>
+      </w:r>
+    </w:p>
+    <w:p>
+      <w:r>
+        <w:t>current_setting('app.current_tenant_id')`. The page shows two rows</w:t>
+      </w:r>
+    </w:p>
+    <w:p>
+      <w:r>
+        <w:t>(</w:t>
+      </w:r>
       <w:r>
         <w:rPr>
           <w:rFonts w:ascii="Consolas" w:hAnsi="Consolas"/>
           <w:sz w:val="20"/>
         </w:rPr>
-        <w:t>tenant_id != current_setting('app.current_tenant_id')</w:t>
-      </w:r>
-      <w:r>
-        <w:t>. La página</w:t>
-      </w:r>
-    </w:p>
-    <w:p>
-      <w:r>
-        <w:t xml:space="preserve">muestra dos filas (contract-id </w:t>
+        <w:t>contract-id ACME-2026-001</w:t>
+      </w:r>
+      <w:r>
+        <w:t xml:space="preserve"> and </w:t>
       </w:r>
       <w:r>
         <w:rPr>
           <w:rFonts w:ascii="Consolas" w:hAnsi="Consolas"/>
           <w:sz w:val="20"/>
         </w:rPr>
-        <w:t>ACME-2026-001</w:t>
-      </w:r>
-      <w:r>
-        <w:t xml:space="preserve"> y monthly-revenue</w:t>
+        <w:t>monthly-revenue $4.2M</w:t>
+      </w:r>
+      <w:r>
+        <w:t>) and</w:t>
       </w:r>
     </w:p>
     <w:p>
+      <w:r>
+        <w:t>exposes the SQL it ran below — including `SET LOCAL</w:t>
+      </w:r>
+    </w:p>
+    <w:p>
+      <w:r>
+        <w:t>app.current_tenant_id = '1'</w:t>
+      </w:r>
       <w:r>
         <w:rPr>
           <w:rFonts w:ascii="Consolas" w:hAnsi="Consolas"/>
           <w:sz w:val="20"/>
         </w:rPr>
-        <w:t>$4.2M</w:t>
-      </w:r>
-      <w:r>
-        <w:t>) y expone abajo el SQL emitido — incluyendo el</w:t>
+        <w:t xml:space="preserve">. If </w:t>
+      </w:r>
+      <w:r>
+        <w:t>bob-brightside` opened the same</w:t>
       </w:r>
     </w:p>
     <w:p>
+      <w:r>
+        <w:t xml:space="preserve">URL he would see only the brightside rows; </w:t>
+      </w:r>
       <w:r>
         <w:rPr>
           <w:rFonts w:ascii="Consolas" w:hAnsi="Consolas"/>
           <w:sz w:val="20"/>
         </w:rPr>
-        <w:t>SET LOCAL app.current_tenant_id = '1'</w:t>
-      </w:r>
-      <w:r>
-        <w:t>. Si bob-brightside abriera la</w:t>
+        <w:t>carol-northwind</w:t>
+      </w:r>
+      <w:r>
+        <w:t xml:space="preserve"> would</w:t>
       </w:r>
     </w:p>
     <w:p>
       <w:r>
-        <w:t>misma URL vería las filas de brightside; carol-northwind vería solo las</w:t>
+        <w:t>see only partners; none can read another's row even if they know</w:t>
       </w:r>
     </w:p>
     <w:p>
       <w:r>
-        <w:t>de partners. Ninguno puede leer lo del otro aunque conozca el ID de la</w:t>
-      </w:r>
-    </w:p>
-    <w:p>
-      <w:r>
-        <w:t>fila.</w:t>
+        <w:t>the row id.</w:t>
       </w:r>
     </w:p>
     <w:p/>
@@ -4214,7 +2991,7 @@
         <w:pStyle w:val="Heading3"/>
       </w:pPr>
       <w:r>
-        <w:t>5.5 Customer portal — `/files` con STS contra MinIO</w:t>
+        <w:t>5.5 Customer portal — `/files` with STS against MinIO</w:t>
       </w:r>
     </w:p>
     <w:p/>
@@ -4275,16 +3052,18 @@
         <w:rPr>
           <w:b/>
         </w:rPr>
-        <w:t>Figura 5 — STS funciona end-to-end para `alice-acme`.</w:t>
-      </w:r>
-      <w:r>
-        <w:t xml:space="preserve"> El portal</w:t>
+        <w:t>Figure 5 — STS works end-to-end for `alice-acme`.</w:t>
+      </w:r>
+      <w:r>
+        <w:t xml:space="preserve"> The portal</w:t>
       </w:r>
     </w:p>
     <w:p>
       <w:r>
-        <w:t xml:space="preserve">toma el access_token JWT de Keycloak (con </w:t>
-      </w:r>
+        <w:t>takes the user's Keycloak access-token JWT (with</w:t>
+      </w:r>
+    </w:p>
+    <w:p>
       <w:r>
         <w:rPr>
           <w:rFonts w:ascii="Consolas" w:hAnsi="Consolas"/>
@@ -4293,30 +3072,25 @@
         <w:t>groups=[pol-customer-tenant-acme]</w:t>
       </w:r>
       <w:r>
-        <w:t>)</w:t>
+        <w:t>) and posts it to MinIO's</w:t>
       </w:r>
     </w:p>
     <w:p>
-      <w:r>
-        <w:t xml:space="preserve">y lo pasa al endpoint </w:t>
-      </w:r>
       <w:r>
         <w:rPr>
           <w:rFonts w:ascii="Consolas" w:hAnsi="Consolas"/>
           <w:sz w:val="20"/>
         </w:rPr>
-        <w:t>/api/v1/sts/assume-role-with-web-identity</w:t>
-      </w:r>
-      <w:r>
-        <w:t xml:space="preserve"> de</w:t>
+        <w:t>/api/v1/sts/assume-role-with-webidentity</w:t>
+      </w:r>
+      <w:r>
+        <w:t xml:space="preserve"> endpoint. MinIO validates</w:t>
       </w:r>
     </w:p>
     <w:p>
       <w:r>
-        <w:t>MinIO. MinIO valida el JWT contra el JWKS de Keycloak, extrae el claim</w:t>
-      </w:r>
-    </w:p>
-    <w:p>
+        <w:t xml:space="preserve">the JWT against Keycloak's JWKS, extracts the </w:t>
+      </w:r>
       <w:r>
         <w:rPr>
           <w:rFonts w:ascii="Consolas" w:hAnsi="Consolas"/>
@@ -4325,7 +3099,12 @@
         <w:t>groups</w:t>
       </w:r>
       <w:r>
-        <w:t xml:space="preserve">, lo mapea a la policy IAM </w:t>
+        <w:t xml:space="preserve"> claim, maps</w:t>
+      </w:r>
+    </w:p>
+    <w:p>
+      <w:r>
+        <w:t xml:space="preserve">it to the IAM policy </w:t>
       </w:r>
       <w:r>
         <w:rPr>
@@ -4335,17 +3114,17 @@
         <w:t>pol-customer-acme</w:t>
       </w:r>
       <w:r>
-        <w:t>, y devuelve</w:t>
+        <w:t>, and returns temporary</w:t>
       </w:r>
     </w:p>
     <w:p>
       <w:r>
-        <w:t>credenciales temporales. La página muestra "STS OK — temporary access</w:t>
+        <w:t>credentials. The page shows "STS OK — temporary access key …" and</w:t>
       </w:r>
     </w:p>
     <w:p>
       <w:r>
-        <w:t xml:space="preserve">key …" y abajo lista el contenido del bucket </w:t>
+        <w:t xml:space="preserve">below that the contents of the </w:t>
       </w:r>
       <w:r>
         <w:rPr>
@@ -4354,6 +3133,9 @@
         </w:rPr>
         <w:t>pol-data-acme</w:t>
       </w:r>
+      <w:r>
+        <w:t xml:space="preserve"> bucket</w:t>
+      </w:r>
     </w:p>
     <w:p>
       <w:r>
@@ -4367,7 +3149,17 @@
         <w:t>README.md</w:t>
       </w:r>
       <w:r>
-        <w:t>, 285 B). Si alice-acme intentara listar</w:t>
+        <w:t xml:space="preserve">, 285 B). If </w:t>
+      </w:r>
+      <w:r>
+        <w:rPr>
+          <w:rFonts w:ascii="Consolas" w:hAnsi="Consolas"/>
+          <w:sz w:val="20"/>
+        </w:rPr>
+        <w:t>alice-acme</w:t>
+      </w:r>
+      <w:r>
+        <w:t xml:space="preserve"> tried to list</w:t>
       </w:r>
     </w:p>
     <w:p>
@@ -4379,17 +3171,17 @@
         <w:t>pol-data-brightside</w:t>
       </w:r>
       <w:r>
-        <w:t xml:space="preserve"> MinIO devolvería 403 AccessDenied por la IAM</w:t>
+        <w:t xml:space="preserve"> MinIO would return 403 AccessDenied by the IAM</w:t>
       </w:r>
     </w:p>
     <w:p>
       <w:r>
-        <w:t>policy server-side, aunque el STS haya funcionado — defensa en dos</w:t>
+        <w:t>policy server-side, even though the STS exchange itself succeeded —</w:t>
       </w:r>
     </w:p>
     <w:p>
       <w:r>
-        <w:t>capas (Postgres RLS + MinIO IAM).</w:t>
+        <w:t>defense in depth (Postgres RLS + MinIO IAM).</w:t>
       </w:r>
     </w:p>
     <w:p/>
@@ -4398,7 +3190,7 @@
         <w:pStyle w:val="Heading3"/>
       </w:pPr>
       <w:r>
-        <w:t>5.6 Customer portal — `/data` rechazado a un usuario sin tenant</w:t>
+        <w:t>5.6 Customer portal — `/data` denied to a user without a tenant</w:t>
       </w:r>
     </w:p>
     <w:p/>
@@ -4459,15 +3251,12 @@
         <w:rPr>
           <w:b/>
         </w:rPr>
-        <w:t>Figura 6 — `alice` (empleada sin grupo tenant) recibe 403.</w:t>
-      </w:r>
-      <w:r>
-        <w:t xml:space="preserve"> Esta es</w:t>
+        <w:t>Figure 6 — `alice` (employee with no tenant group) receives 403.</w:t>
       </w:r>
     </w:p>
     <w:p>
       <w:r>
-        <w:t xml:space="preserve">la prueba de "deny by default". Alice pertenece a </w:t>
+        <w:t xml:space="preserve">This is the "deny by default" proof. Alice belongs to </w:t>
       </w:r>
       <w:r>
         <w:rPr>
@@ -4476,11 +3265,11 @@
         </w:rPr>
         <w:t>pol-employees</w:t>
       </w:r>
-      <w:r>
-        <w:t xml:space="preserve"> y</w:t>
-      </w:r>
     </w:p>
     <w:p>
+      <w:r>
+        <w:t xml:space="preserve">and </w:t>
+      </w:r>
       <w:r>
         <w:rPr>
           <w:rFonts w:ascii="Consolas" w:hAnsi="Consolas"/>
@@ -4489,12 +3278,12 @@
         <w:t>pol-eng</w:t>
       </w:r>
       <w:r>
-        <w:t xml:space="preserve"> — ninguno de esos grupos aparece en el diccionario</w:t>
+        <w:t>; neither group appears in the customer portal's</w:t>
       </w:r>
     </w:p>
     <w:p>
       <w:r>
-        <w:t xml:space="preserve">grupo→tenant del portal, así que </w:t>
+        <w:t xml:space="preserve">group→tenant dictionary, so </w:t>
       </w:r>
       <w:r>
         <w:rPr>
@@ -4504,7 +3293,7 @@
         <w:t>_user_tenant()</w:t>
       </w:r>
       <w:r>
-        <w:t xml:space="preserve"> devuelve </w:t>
+        <w:t xml:space="preserve"> returns </w:t>
       </w:r>
       <w:r>
         <w:rPr>
@@ -4514,37 +3303,49 @@
         <w:t>None</w:t>
       </w:r>
       <w:r>
-        <w:t xml:space="preserve"> y el</w:t>
+        <w:t xml:space="preserve"> and the</w:t>
       </w:r>
     </w:p>
     <w:p>
       <w:r>
-        <w:t>endpoint retorna `403: no tenant group in your JWT</w:t>
+        <w:t>endpoint returns</w:t>
       </w:r>
     </w:p>
     <w:p>
       <w:r>
-        <w:t>(groups=['pol-employees', 'pol-eng'])`. La respuesta expone</w:t>
+        <w:rPr>
+          <w:rFonts w:ascii="Consolas" w:hAnsi="Consolas"/>
+          <w:sz w:val="20"/>
+        </w:rPr>
+        <w:t>403: no tenant group in your JWT (groups=['pol-employees', 'pol-eng'])</w:t>
+      </w:r>
+      <w:r>
+        <w:t>.</w:t>
       </w:r>
     </w:p>
     <w:p>
       <w:r>
-        <w:t>explícitamente los grupos del JWT para que sea evidente al lector que</w:t>
+        <w:t>The response exposes the JWT groups explicitly so it is obvious to</w:t>
       </w:r>
     </w:p>
     <w:p>
       <w:r>
-        <w:t>la decisión está tomada en la capa de aplicación mirando los grupos,</w:t>
+        <w:t>the reader that the decision is made at the application layer by</w:t>
       </w:r>
     </w:p>
     <w:p>
       <w:r>
-        <w:t>no en la DB. Un empleado interno no puede ver datos de tenants aunque</w:t>
+        <w:t>looking at the groups, not in the database. An internal employee</w:t>
       </w:r>
     </w:p>
     <w:p>
       <w:r>
-        <w:t>haya pasado por Keycloak — el portal filtra antes de tocar la tabla.</w:t>
+        <w:t>cannot see tenant data even though they passed Keycloak — the</w:t>
+      </w:r>
+    </w:p>
+    <w:p>
+      <w:r>
+        <w:t>portal filters before touching the table.</w:t>
       </w:r>
     </w:p>
     <w:p/>
@@ -4553,7 +3354,25 @@
         <w:pStyle w:val="Heading2"/>
       </w:pPr>
       <w:r>
-        <w:t>6. Hallazgos que no estaban en el diseño</w:t>
+        <w:t>6. Findings that were not in the design</w:t>
+      </w:r>
+    </w:p>
+    <w:p/>
+    <w:p>
+      <w:r>
+        <w:t>These are the things the build uncovered that were not in</w:t>
+      </w:r>
+    </w:p>
+    <w:p>
+      <w:r>
+        <w:rPr>
+          <w:rFonts w:ascii="Consolas" w:hAnsi="Consolas"/>
+          <w:sz w:val="20"/>
+        </w:rPr>
+        <w:t>docs/design.md</w:t>
+      </w:r>
+      <w:r>
+        <w:t xml:space="preserve"> and required real changes to make the POC work.</w:t>
       </w:r>
     </w:p>
     <w:p/>
@@ -4565,15 +3384,20 @@
         <w:rPr>
           <w:b/>
         </w:rPr>
-        <w:t>MinIO no habla AWS IAM `PutUserPolicy`</w:t>
-      </w:r>
-      <w:r>
-        <w:t xml:space="preserve"> — tiene su propia admin</w:t>
+        <w:t>MinIO does not implement AWS IAM `PutUserPolicy`.</w:t>
+      </w:r>
+      <w:r>
+        <w:t xml:space="preserve"> It has its</w:t>
       </w:r>
     </w:p>
     <w:p>
       <w:r>
-        <w:t xml:space="preserve">   API. Cuando lo supimos, el resto fue directo, pero la doc no lo dice.</w:t>
+        <w:t xml:space="preserve">   own admin API. Once we knew that the rest was direct, but the</w:t>
+      </w:r>
+    </w:p>
+    <w:p>
+      <w:r>
+        <w:t xml:space="preserve">   documentation does not say it.</w:t>
       </w:r>
     </w:p>
     <w:p>
@@ -4584,15 +3408,15 @@
         <w:rPr>
           <w:b/>
         </w:rPr>
-        <w:t>Roles `SUPERUSER` se saltean RLS en Postgres</w:t>
-      </w:r>
-      <w:r>
-        <w:t xml:space="preserve"> — fácil de pasar por</w:t>
+        <w:t>Roles `SUPERUSER` bypass RLS in Postgres</w:t>
+      </w:r>
+      <w:r>
+        <w:t xml:space="preserve"> — easy to miss.</w:t>
       </w:r>
     </w:p>
     <w:p>
       <w:r>
-        <w:t xml:space="preserve">   alto. </w:t>
+        <w:t xml:space="preserve">   </w:t>
       </w:r>
       <w:r>
         <w:rPr>
@@ -4602,7 +3426,7 @@
         <w:t>FORCE ROW LEVEL SECURITY</w:t>
       </w:r>
       <w:r>
-        <w:t xml:space="preserve"> solo aplica si el usuario NO es</w:t>
+        <w:t xml:space="preserve"> only applies when the user is not a</w:t>
       </w:r>
     </w:p>
     <w:p>
@@ -4618,20 +3442,30 @@
         <w:rPr>
           <w:b/>
         </w:rPr>
-        <w:t>boto3 enforce un mínimo de 20 chars para RoleArn</w:t>
-      </w:r>
-      <w:r>
-        <w:t xml:space="preserve"> — pero el</w:t>
+        <w:t>boto3 enforces a minimum `RoleArn` length of 20</w:t>
+      </w:r>
+      <w:r>
+        <w:t xml:space="preserve"> — but</w:t>
       </w:r>
     </w:p>
     <w:p>
       <w:r>
-        <w:t xml:space="preserve">   camino STS claim-based de MinIO no quiere RoleArn. Hay que hacer HTTP</w:t>
+        <w:t xml:space="preserve">   MinIO's claim-based STS path does not want a </w:t>
+      </w:r>
+      <w:r>
+        <w:rPr>
+          <w:rFonts w:ascii="Consolas" w:hAnsi="Consolas"/>
+          <w:sz w:val="20"/>
+        </w:rPr>
+        <w:t>RoleArn</w:t>
+      </w:r>
+      <w:r>
+        <w:t>. The STS</w:t>
       </w:r>
     </w:p>
     <w:p>
       <w:r>
-        <w:t xml:space="preserve">   crudo para esa llamada.</w:t>
+        <w:t xml:space="preserve">   call has to be raw HTTP.</w:t>
       </w:r>
     </w:p>
     <w:p>
@@ -4642,20 +3476,20 @@
         <w:rPr>
           <w:b/>
         </w:rPr>
-        <w:t>El scope `groups` en Keycloak es un custom client scope</w:t>
-      </w:r>
-      <w:r>
-        <w:t>, no un</w:t>
+        <w:t>The `groups` scope in Keycloak is a custom client scope</w:t>
+      </w:r>
+      <w:r>
+        <w:t>, not a</w:t>
       </w:r>
     </w:p>
     <w:p>
       <w:r>
-        <w:t xml:space="preserve">   default-allowed scope en clientes públicos. Pedirlo explícito en</w:t>
+        <w:t xml:space="preserve">   default-allowed scope on public clients. Requesting it explicitly</w:t>
       </w:r>
     </w:p>
     <w:p>
       <w:r>
-        <w:t xml:space="preserve">   </w:t>
+        <w:t xml:space="preserve">   in </w:t>
       </w:r>
       <w:r>
         <w:rPr>
@@ -4665,7 +3499,7 @@
         <w:t>scope=</w:t>
       </w:r>
       <w:r>
-        <w:t xml:space="preserve"> se rechaza salvo que el cliente lo tenga en</w:t>
+        <w:t xml:space="preserve"> is rejected unless the client has it in</w:t>
       </w:r>
     </w:p>
     <w:p>
@@ -4680,7 +3514,7 @@
         <w:t>defaultClientScopes</w:t>
       </w:r>
       <w:r>
-        <w:t xml:space="preserve"> o </w:t>
+        <w:t xml:space="preserve"> or </w:t>
       </w:r>
       <w:r>
         <w:rPr>
@@ -4698,12 +3532,12 @@
         <w:pStyle w:val="ListNumber"/>
       </w:pPr>
       <w:r>
-        <w:t>**El validador v2 de Headscale exige que todo tag referenciado esté</w:t>
+        <w:t>**Headscale v2 requires every referenced tag to be declared in</w:t>
       </w:r>
     </w:p>
     <w:p>
       <w:r>
-        <w:t xml:space="preserve">   declarado en </w:t>
+        <w:t xml:space="preserve">   </w:t>
       </w:r>
       <w:r>
         <w:rPr>
@@ -4713,17 +3547,17 @@
         <w:t>tagOwners</w:t>
       </w:r>
       <w:r>
-        <w:t>**, incluso cuando el tag viene de un claim</w:t>
+        <w:t>**, even when the tag maps from an OIDC claim rather</w:t>
       </w:r>
     </w:p>
     <w:p>
       <w:r>
-        <w:t xml:space="preserve">   OIDC en lugar de un preauth key. (Los ACLs de preauth lo hubieran</w:t>
+        <w:t xml:space="preserve">   than a preauth key. (Pre-auth ACLs would have caught this, but the</w:t>
       </w:r>
     </w:p>
     <w:p>
       <w:r>
-        <w:t xml:space="preserve">   agarrado, pero usamos database mode para el POC.)</w:t>
+        <w:t xml:space="preserve">   POC uses database mode.)</w:t>
       </w:r>
     </w:p>
     <w:p>
@@ -4731,17 +3565,17 @@
         <w:pStyle w:val="ListNumber"/>
       </w:pPr>
       <w:r>
-        <w:t>**Las cookies de sesión Flask firmadas con la misma clave entre</w:t>
+        <w:t>**Flask session cookies signed with the same key across pods</w:t>
       </w:r>
     </w:p>
     <w:p>
       <w:r>
-        <w:t xml:space="preserve">   pods se descifran en los dos pods.** Los dos portales salieron con</w:t>
+        <w:t xml:space="preserve">   decrypt on both pods.** Both portals shipped with the same</w:t>
       </w:r>
     </w:p>
     <w:p>
       <w:r>
-        <w:t xml:space="preserve">   el mismo placeholder </w:t>
+        <w:t xml:space="preserve">   </w:t>
       </w:r>
       <w:r>
         <w:rPr>
@@ -4751,17 +3585,17 @@
         <w:t>FLASK_SECRET</w:t>
       </w:r>
       <w:r>
-        <w:t>, así que la cookie firmada por</w:t>
+        <w:t xml:space="preserve"> placeholder, so the intranet's signed cookie</w:t>
       </w:r>
     </w:p>
     <w:p>
       <w:r>
-        <w:t xml:space="preserve">   el intranet se descifraba en el customer — el customer entonces</w:t>
+        <w:t xml:space="preserve">   decrypted on the customer pod — the customer then rendered</w:t>
       </w:r>
     </w:p>
     <w:p>
       <w:r>
-        <w:t xml:space="preserve">   mostraba </w:t>
+        <w:t xml:space="preserve">   </w:t>
       </w:r>
       <w:r>
         <w:rPr>
@@ -4771,12 +3605,12 @@
         <w:t>Welcome alice.</w:t>
       </w:r>
       <w:r>
-        <w:t xml:space="preserve"> aunque alice nunca se había logueado ahí.</w:t>
+        <w:t xml:space="preserve"> even though alice had never logged into the</w:t>
       </w:r>
     </w:p>
     <w:p>
       <w:r>
-        <w:t xml:space="preserve">   Se arregló con secrets únicos por pod</w:t>
+        <w:t xml:space="preserve">   customer. Fixed with per-pod secrets</w:t>
       </w:r>
     </w:p>
     <w:p>
@@ -4817,22 +3651,27 @@
         <w:rPr>
           <w:b/>
         </w:rPr>
-        <w:t>Keycloak SSO bridgea usuarios a nivel realm, no a nivel cliente.</w:t>
+        <w:t>Keycloak SSO bridges users at the realm level, not per client.</w:t>
       </w:r>
     </w:p>
     <w:p>
       <w:r>
-        <w:t xml:space="preserve">   Cuando alice autenticaba contra el intranet, Keycloak le quedaba con</w:t>
+        <w:t xml:space="preserve">   When alice authenticated against the intranet, Keycloak held a</w:t>
       </w:r>
     </w:p>
     <w:p>
       <w:r>
-        <w:t xml:space="preserve">   sesión en el realm polaris. El customer redirigía a Keycloak, y</w:t>
+        <w:t xml:space="preserve">   session for her in the polaris realm. The customer pod then</w:t>
       </w:r>
     </w:p>
     <w:p>
       <w:r>
-        <w:t xml:space="preserve">   Keycloak la auto-logeaba (con </w:t>
+        <w:t xml:space="preserve">   redirected to Keycloak and Keycloak auto-logged her in (with</w:t>
+      </w:r>
+    </w:p>
+    <w:p>
+      <w:r>
+        <w:t xml:space="preserve">   </w:t>
       </w:r>
       <w:r>
         <w:rPr>
@@ -4842,17 +3681,17 @@
         <w:t>prompt=login</w:t>
       </w:r>
       <w:r>
-        <w:t xml:space="preserve"> incluso pre-llenando</w:t>
+        <w:t xml:space="preserve"> even pre-filling the username field so only the</w:t>
       </w:r>
     </w:p>
     <w:p>
       <w:r>
-        <w:t xml:space="preserve">   el username, así que solo se veía el campo password). El customer</w:t>
+        <w:t xml:space="preserve">   password was visible). The customer pod ended up authenticated as</w:t>
       </w:r>
     </w:p>
     <w:p>
       <w:r>
-        <w:t xml:space="preserve">   quedaba autenticado como alice. Se arregló con </w:t>
+        <w:t xml:space="preserve">   alice. Fixed with </w:t>
       </w:r>
       <w:r>
         <w:rPr>
@@ -4862,12 +3701,7 @@
         <w:t>prompt=login</w:t>
       </w:r>
       <w:r>
-        <w:t xml:space="preserve"> en</w:t>
-      </w:r>
-    </w:p>
-    <w:p>
-      <w:r>
-        <w:t xml:space="preserve">   el </w:t>
+        <w:t xml:space="preserve"> on </w:t>
       </w:r>
       <w:r>
         <w:rPr>
@@ -4877,7 +3711,12 @@
         <w:t>/login</w:t>
       </w:r>
       <w:r>
-        <w:t xml:space="preserve"> Y </w:t>
+        <w:t xml:space="preserve"> plus</w:t>
+      </w:r>
+    </w:p>
+    <w:p>
+      <w:r>
+        <w:t xml:space="preserve">   </w:t>
       </w:r>
       <w:r>
         <w:rPr>
@@ -4887,17 +3726,12 @@
         <w:t>ctx.clear_cookies()</w:t>
       </w:r>
       <w:r>
-        <w:t xml:space="preserve"> entre capturas. La respuesta de</w:t>
+        <w:t xml:space="preserve"> between portal captures. The production</w:t>
       </w:r>
     </w:p>
     <w:p>
       <w:r>
-        <w:t xml:space="preserve">   producción sería clientes OIDC separados por portal — marcado como</w:t>
-      </w:r>
-    </w:p>
-    <w:p>
-      <w:r>
-        <w:t xml:space="preserve">   TODO.</w:t>
+        <w:t xml:space="preserve">   answer is per-portal OIDC clients — flagged as TODO.</w:t>
       </w:r>
     </w:p>
     <w:p>
@@ -4908,15 +3742,15 @@
         <w:rPr>
           <w:b/>
         </w:rPr>
-        <w:t>El `appUrl` de Grafana está baked en la imagen Docker</w:t>
-      </w:r>
-      <w:r>
-        <w:t>, así que</w:t>
+        <w:t>Grafana's `appUrl` is baked into the Docker image</w:t>
+      </w:r>
+      <w:r>
+        <w:t>, so setting</w:t>
       </w:r>
     </w:p>
     <w:p>
       <w:r>
-        <w:t xml:space="preserve">   setear </w:t>
+        <w:t xml:space="preserve">   </w:t>
       </w:r>
       <w:r>
         <w:rPr>
@@ -4926,7 +3760,7 @@
         <w:t>GF_AUTH_GENERIC_OAUTH_AUTH_URL</w:t>
       </w:r>
       <w:r>
-        <w:t xml:space="preserve"> y compañía no cambia el</w:t>
+        <w:t xml:space="preserve"> does not change the</w:t>
       </w:r>
     </w:p>
     <w:p>
@@ -4941,7 +3775,7 @@
         <w:t>redirect_uri</w:t>
       </w:r>
       <w:r>
-        <w:t xml:space="preserve"> que Grafana manda a Keycloak. Sin</w:t>
+        <w:t xml:space="preserve"> Grafana sends to Keycloak. Without</w:t>
       </w:r>
     </w:p>
     <w:p>
@@ -4956,12 +3790,12 @@
         <w:t>GF_SERVER_ROOT_URL=http://127.0.0.1:13001</w:t>
       </w:r>
       <w:r>
-        <w:t>, Grafana redirige a</w:t>
+        <w:t>, Grafana would</w:t>
       </w:r>
     </w:p>
     <w:p>
       <w:r>
-        <w:t xml:space="preserve">   </w:t>
+        <w:t xml:space="preserve">   302-redirect to </w:t>
       </w:r>
       <w:r>
         <w:rPr>
@@ -4971,12 +3805,12 @@
         <w:t>http://grafana.polaris.ts.net/login/generic_oauth</w:t>
       </w:r>
       <w:r>
-        <w:t xml:space="preserve"> — que no</w:t>
+        <w:t>,</w:t>
       </w:r>
     </w:p>
     <w:p>
       <w:r>
-        <w:t xml:space="preserve">   resuelve en el host de test.</w:t>
+        <w:t xml:space="preserve">   which does not resolve on the test host.</w:t>
       </w:r>
     </w:p>
     <w:p>
@@ -4987,15 +3821,15 @@
         <w:rPr>
           <w:b/>
         </w:rPr>
-        <w:t>`generic_oauth` de Grafana no implementa PKCE</w:t>
-      </w:r>
-      <w:r>
-        <w:t>, así que cualquier</w:t>
+        <w:t>Grafana's `generic_oauth` does not implement PKCE</w:t>
+      </w:r>
+      <w:r>
+        <w:t>, so any</w:t>
       </w:r>
     </w:p>
     <w:p>
       <w:r>
-        <w:t xml:space="preserve">   cliente en Keycloak con </w:t>
+        <w:t xml:space="preserve">   client in Keycloak with </w:t>
       </w:r>
       <w:r>
         <w:rPr>
@@ -5010,22 +3844,22 @@
     </w:p>
     <w:p>
       <w:r>
-        <w:t xml:space="preserve">   rechaza el authorize con *"Missing parameter:</w:t>
+        <w:t xml:space="preserve">   rejects the authorize call with `Missing parameter:</w:t>
       </w:r>
     </w:p>
     <w:p>
       <w:r>
-        <w:t xml:space="preserve">   code_challenge_method"*. Workaround: dejar PKCE off para el cliente</w:t>
+        <w:t xml:space="preserve">   code_challenge_method`. Workaround: leave PKCE off for the</w:t>
       </w:r>
     </w:p>
     <w:p>
       <w:r>
-        <w:t xml:space="preserve">   pol-grafana únicamente. Los pods intranet y customer se actualizaron</w:t>
+        <w:t xml:space="preserve">   pol-grafana client only. The intranet and customer pods were</w:t>
       </w:r>
     </w:p>
     <w:p>
       <w:r>
-        <w:t xml:space="preserve">   para mandar PKCE.</w:t>
+        <w:t xml:space="preserve">   updated to send PKCE.</w:t>
       </w:r>
     </w:p>
     <w:p/>
@@ -5034,114 +3868,76 @@
         <w:pStyle w:val="Heading2"/>
       </w:pPr>
       <w:r>
-        <w:t>7. Reproducir el setup</w:t>
+        <w:t>7. Reproduction</w:t>
       </w:r>
     </w:p>
     <w:p/>
     <w:p>
       <w:r>
+        <w:t>The full reproduction sequence is in</w:t>
+      </w:r>
+    </w:p>
+    <w:p>
+      <w:r>
+        <w:t>[</w:t>
+      </w:r>
+      <w:r>
         <w:rPr>
-          <w:b/>
+          <w:rFonts w:ascii="Consolas" w:hAnsi="Consolas"/>
+          <w:sz w:val="20"/>
         </w:rPr>
-        <w:t>Setup inicial</w:t>
-      </w:r>
-      <w:r>
-        <w:t xml:space="preserve"> — host limpio con docker, kind, kubectl, helm:</w:t>
+        <w:t>docs/REPRODUCIBILITY.md</w:t>
+      </w:r>
+      <w:r>
+        <w:t>](docs/REPRODUCIBILITY.md) — eleven flat</w:t>
+      </w:r>
+    </w:p>
+    <w:p>
+      <w:r>
+        <w:t>tasks with the exact commands, expected outputs, and explanations</w:t>
+      </w:r>
+    </w:p>
+    <w:p>
+      <w:r>
+        <w:t xml:space="preserve">for each. The same tasks are also bundled in </w:t>
+      </w:r>
+      <w:r>
+        <w:rPr>
+          <w:rFonts w:ascii="Consolas" w:hAnsi="Consolas"/>
+          <w:sz w:val="20"/>
+        </w:rPr>
+        <w:t>bin/bootstrap.sh</w:t>
+      </w:r>
+    </w:p>
+    <w:p>
+      <w:r>
+        <w:t xml:space="preserve">(one-shot) and </w:t>
+      </w:r>
+      <w:r>
+        <w:rPr>
+          <w:rFonts w:ascii="Consolas" w:hAnsi="Consolas"/>
+          <w:sz w:val="20"/>
+        </w:rPr>
+        <w:t>Makefile</w:t>
+      </w:r>
+      <w:r>
+        <w:t xml:space="preserve"> (thin wrapper around it).</w:t>
       </w:r>
     </w:p>
     <w:p/>
     <w:p>
-      <w:pPr>
-        <w:pStyle w:val="NoSpacing"/>
-      </w:pPr>
+      <w:r>
+        <w:t xml:space="preserve">The one-shot entry point is </w:t>
+      </w:r>
       <w:r>
         <w:rPr>
           <w:rFonts w:ascii="Consolas" w:hAnsi="Consolas"/>
-          <w:sz w:val="18"/>
+          <w:sz w:val="20"/>
         </w:rPr>
-        <w:t># 1. Levantar stack base</w:t>
-        <w:br/>
-        <w:t>cd polaris</w:t>
-        <w:br/>
-        <w:t>docker compose -f docker-compose.yml up -d</w:t>
-        <w:br/>
-        <w:t>docker compose -f docker-compose.yml run --rm minio-bootstrap   # 5 buckets + 6 IAM policies</w:t>
-        <w:br/>
-        <w:br/>
-        <w:t># 2. Levantar cluster kind y conectarlo a la red de docker-compose</w:t>
-        <w:br/>
-        <w:t>kind create cluster --name polaris-eks-sim --config k3d/cluster.yaml</w:t>
-        <w:br/>
-        <w:t>docker network connect polaris_polaris_default polaris-eks-sim-control-plane</w:t>
-        <w:br/>
-        <w:t>docker network connect polaris_polaris_default polaris-eks-sim-worker</w:t>
-        <w:br/>
-        <w:br/>
-        <w:t># 3. Build + load imágenes</w:t>
-        <w:br/>
-        <w:t>docker build -t polaris-intranet:latest apps/intranet/</w:t>
-        <w:br/>
-        <w:t>docker build -t polaris-grafana:latest apps/grafana/</w:t>
-        <w:br/>
-        <w:t>docker build -t polaris-customer:latest apps/customer/</w:t>
-        <w:br/>
-        <w:t>kind load docker-image polaris-intranet:latest --name polaris-eks-sim</w:t>
-        <w:br/>
-        <w:t>kind load docker-image polaris-grafana:latest --name polaris-eks-sim</w:t>
-        <w:br/>
-        <w:t>kind load docker-image polaris-customer:latest --name polaris-eks-sim</w:t>
-        <w:br/>
-        <w:br/>
-        <w:t># 4. Aplicar manifests</w:t>
-        <w:br/>
-        <w:t>kubectl --context=kind-polaris-eks-sim apply -f k3d/traefik.yaml</w:t>
-        <w:br/>
-        <w:t>kubectl --context=kind-polaris-eks-sim apply -f charts/intranet/deployment.yaml</w:t>
-        <w:br/>
-        <w:t>kubectl --context=kind-polaris-eks-sim apply -f charts/grafana/deployment.yaml</w:t>
-        <w:br/>
-        <w:t>kubectl --context=kind-polaris-eks-sim apply -f charts/customer/deployment.yaml</w:t>
-        <w:br/>
-        <w:br/>
-        <w:t># 5. Aplicar policy de Headscale</w:t>
-        <w:br/>
-        <w:t>headscale --config headscale/config.yaml nodes tag --user polaris ...</w:t>
-      </w:r>
-    </w:p>
-    <w:p/>
-    <w:p>
-      <w:r>
-        <w:rPr>
-          <w:b/>
-        </w:rPr>
-        <w:t>Validación</w:t>
-      </w:r>
-      <w:r>
-        <w:t xml:space="preserve"> — registrar un nodo, loguearse, correr E2E:</w:t>
-      </w:r>
-    </w:p>
-    <w:p/>
-    <w:p>
-      <w:pPr>
-        <w:pStyle w:val="NoSpacing"/>
-      </w:pPr>
-      <w:r>
-        <w:rPr>
-          <w:rFonts w:ascii="Consolas" w:hAnsi="Consolas"/>
-          <w:sz w:val="18"/>
-        </w:rPr>
-        <w:t># Login cada usuario y verificar</w:t>
-        <w:br/>
-        <w:t>python3 tests/test_intranet_files.py alice polaris</w:t>
-        <w:br/>
-        <w:t>python3 tests/test_customer_data.py alice-acme polaris</w:t>
-        <w:br/>
-        <w:t>python3 tests/test_grafana_role.py carol polaris</w:t>
-        <w:br/>
-        <w:br/>
-        <w:t># Capturar las 6 figuras de este documento</w:t>
-        <w:br/>
-        <w:t>python3 tests/capture_screenshots.py</w:t>
+        <w:t>make bootstrap</w:t>
+      </w:r>
+      <w:r>
+        <w:t xml:space="preserve"> from the repo root.</w:t>
       </w:r>
     </w:p>
     <w:p/>
@@ -5150,7 +3946,7 @@
         <w:pStyle w:val="Heading2"/>
       </w:pPr>
       <w:r>
-        <w:t>8. Decisiones tomadas</w:t>
+        <w:t>8. Decisions taken</w:t>
       </w:r>
     </w:p>
     <w:p/>
@@ -5172,7 +3968,7 @@
           <w:p>
             <w:r/>
             <w:r>
-              <w:t>pregunta</w:t>
+              <w:t>Question</w:t>
             </w:r>
           </w:p>
         </w:tc>
@@ -5183,7 +3979,7 @@
           <w:p>
             <w:r/>
             <w:r>
-              <w:t>elección</w:t>
+              <w:t>Choice</w:t>
             </w:r>
           </w:p>
         </w:tc>
@@ -5194,7 +3990,7 @@
           <w:p>
             <w:r/>
             <w:r>
-              <w:t>razonamiento</w:t>
+              <w:t>Reasoning</w:t>
             </w:r>
           </w:p>
         </w:tc>
@@ -5218,7 +4014,7 @@
           <w:p>
             <w:r/>
             <w:r>
-              <w:t>¿Sincronizar grupos de Keycloak a tags de Headscale?</w:t>
+              <w:t>Sync Keycloak groups to Headscale tags?</w:t>
             </w:r>
           </w:p>
         </w:tc>
@@ -5239,7 +4035,7 @@
               <w:t>headscale nodes tag</w:t>
             </w:r>
             <w:r>
-              <w:t xml:space="preserve"> para el POC</w:t>
+              <w:t xml:space="preserve"> for the POC</w:t>
             </w:r>
           </w:p>
         </w:tc>
@@ -5250,7 +4046,7 @@
           <w:p>
             <w:r/>
             <w:r>
-              <w:t>la automatización vía webhook es directa pero fuera de scope</w:t>
+              <w:t>webhook automation is straightforward but out of scope</w:t>
             </w:r>
           </w:p>
         </w:tc>
@@ -5274,7 +4070,7 @@
           <w:p>
             <w:r/>
             <w:r>
-              <w:t>¿Schema-per-tenant o esquema compartido en Postgres?</w:t>
+              <w:t>Schema-per-tenant or shared schema in Postgres?</w:t>
             </w:r>
           </w:p>
         </w:tc>
@@ -5285,7 +4081,7 @@
           <w:p>
             <w:r/>
             <w:r>
-              <w:t xml:space="preserve">esquema compartido + RLS vía </w:t>
+              <w:t xml:space="preserve">shared schema + RLS via </w:t>
             </w:r>
             <w:r>
               <w:rPr>
@@ -5303,7 +4099,7 @@
           <w:p>
             <w:r/>
             <w:r>
-              <w:t>ops más barato, una migración aplica a todos</w:t>
+              <w:t>cheaper ops, one migration applies to all</w:t>
             </w:r>
           </w:p>
         </w:tc>
@@ -5327,7 +4123,7 @@
           <w:p>
             <w:r/>
             <w:r>
-              <w:t>¿Portal customer API-first o solo HTML?</w:t>
+              <w:t>Customer portal API-first or HTML-only?</w:t>
             </w:r>
           </w:p>
         </w:tc>
@@ -5338,7 +4134,7 @@
           <w:p>
             <w:r/>
             <w:r>
-              <w:t>solo HTML</w:t>
+              <w:t>HTML-only</w:t>
             </w:r>
           </w:p>
         </w:tc>
@@ -5349,7 +4145,7 @@
           <w:p>
             <w:r/>
             <w:r>
-              <w:t>el contrato API es otro workstream</w:t>
+              <w:t>API contract is a separate workstream</w:t>
             </w:r>
           </w:p>
         </w:tc>
@@ -5373,7 +4169,7 @@
           <w:p>
             <w:r/>
             <w:r>
-              <w:t>¿Prometheus?</w:t>
+              <w:t>Prometheus?</w:t>
             </w:r>
           </w:p>
         </w:tc>
@@ -5384,7 +4180,7 @@
           <w:p>
             <w:r/>
             <w:r>
-              <w:t>skipeado (solo Grafana + datasource Postgres)</w:t>
+              <w:t>skipped (Grafana + Postgres datasource only)</w:t>
             </w:r>
           </w:p>
         </w:tc>
@@ -5395,7 +4191,7 @@
           <w:p>
             <w:r/>
             <w:r>
-              <w:t>el alcance de métricas es chico; las queries de Grafana alcanzan</w:t>
+              <w:t>metric scope is small; Grafana queries are enough</w:t>
             </w:r>
           </w:p>
         </w:tc>
@@ -5419,7 +4215,7 @@
           <w:p>
             <w:r/>
             <w:r>
-              <w:t>¿LocalStack o MinIO para S3+IAM?</w:t>
+              <w:t>LocalStack or MinIO for S3+IAM?</w:t>
             </w:r>
           </w:p>
         </w:tc>
@@ -5430,7 +4226,7 @@
           <w:p>
             <w:r/>
             <w:r>
-              <w:t>MinIO con OIDC</w:t>
+              <w:t>MinIO with OIDC</w:t>
             </w:r>
           </w:p>
         </w:tc>
@@ -5441,7 +4237,7 @@
           <w:p>
             <w:r/>
             <w:r>
-              <w:t xml:space="preserve">más liviano, OIDC first-class vía </w:t>
+              <w:t xml:space="preserve">lighter, OIDC first-class via </w:t>
             </w:r>
             <w:r>
               <w:rPr>
@@ -5451,7 +4247,7 @@
               <w:t>MINIO_IDENTITY_OPENID_*</w:t>
             </w:r>
             <w:r>
-              <w:t>, STS nativo</w:t>
+              <w:t>, native STS</w:t>
             </w:r>
           </w:p>
         </w:tc>
@@ -5463,7 +4259,7 @@
         <w:pStyle w:val="Heading2"/>
       </w:pPr>
       <w:r>
-        <w:t>9. Riesgos conocidos al cierre del POC</w:t>
+        <w:t>9. Known risks at POC close</w:t>
       </w:r>
     </w:p>
     <w:p/>
@@ -5497,7 +4293,7 @@
           <w:p>
             <w:r/>
             <w:r>
-              <w:t>riesgo</w:t>
+              <w:t>Risk</w:t>
             </w:r>
           </w:p>
         </w:tc>
@@ -5508,7 +4304,7 @@
           <w:p>
             <w:r/>
             <w:r>
-              <w:t>mitigación</w:t>
+              <w:t>Mitigation</w:t>
             </w:r>
           </w:p>
         </w:tc>
@@ -5519,7 +4315,7 @@
           <w:p>
             <w:r/>
             <w:r>
-              <w:t>estado</w:t>
+              <w:t>Status</w:t>
             </w:r>
           </w:p>
         </w:tc>
@@ -5555,7 +4351,7 @@
           <w:p>
             <w:r/>
             <w:r>
-              <w:t>Headscale instancia única (sin HA)</w:t>
+              <w:t>Headscale single instance (no HA)</w:t>
             </w:r>
           </w:p>
         </w:tc>
@@ -5566,7 +4362,7 @@
           <w:p>
             <w:r/>
             <w:r>
-              <w:t>correr dos, peer-earlos</w:t>
+              <w:t>run two, peer them</w:t>
             </w:r>
           </w:p>
         </w:tc>
@@ -5577,7 +4373,7 @@
           <w:p>
             <w:r/>
             <w:r>
-              <w:t>fuera de scope</w:t>
+              <w:t>out of scope</w:t>
             </w:r>
           </w:p>
         </w:tc>
@@ -5613,7 +4409,7 @@
           <w:p>
             <w:r/>
             <w:r>
-              <w:t>keycloak_db respaldado por Postgres → SPOF</w:t>
+              <w:t>keycloak_db backed by Postgres → SPOF</w:t>
             </w:r>
           </w:p>
         </w:tc>
@@ -5624,7 +4420,7 @@
           <w:p>
             <w:r/>
             <w:r>
-              <w:t>DB externa</w:t>
+              <w:t>external DB</w:t>
             </w:r>
           </w:p>
         </w:tc>
@@ -5635,7 +4431,7 @@
           <w:p>
             <w:r/>
             <w:r>
-              <w:t>fuera de scope</w:t>
+              <w:t>out of scope</w:t>
             </w:r>
           </w:p>
         </w:tc>
@@ -5671,7 +4467,7 @@
           <w:p>
             <w:r/>
             <w:r>
-              <w:t>pgAdmin no desplegado</w:t>
+              <w:t>pgAdmin not deployed</w:t>
             </w:r>
           </w:p>
         </w:tc>
@@ -5693,7 +4489,7 @@
           <w:p>
             <w:r/>
             <w:r>
-              <w:t>fuera de scope</w:t>
+              <w:t>out of scope</w:t>
             </w:r>
           </w:p>
         </w:tc>
@@ -5729,7 +4525,7 @@
           <w:p>
             <w:r/>
             <w:r>
-              <w:t>bootstrap boto3 con credenciales hardcodeadas</w:t>
+              <w:t>bootstrap boto3 has hardcoded credentials</w:t>
             </w:r>
           </w:p>
         </w:tc>
@@ -5740,7 +4536,7 @@
           <w:p>
             <w:r/>
             <w:r>
-              <w:t>usar Vault / SOPS</w:t>
+              <w:t>use Vault / SOPS</w:t>
             </w:r>
           </w:p>
         </w:tc>
@@ -5751,7 +4547,7 @@
           <w:p>
             <w:r/>
             <w:r>
-              <w:t>fuera de scope</w:t>
+              <w:t>out of scope</w:t>
             </w:r>
           </w:p>
         </w:tc>
@@ -5787,7 +4583,7 @@
           <w:p>
             <w:r/>
             <w:r>
-              <w:t>Direct grant (resource owner password) usado por todos los portales</w:t>
+              <w:t>Resource-owner password grant used by all portals</w:t>
             </w:r>
           </w:p>
         </w:tc>
@@ -5798,7 +4594,7 @@
           <w:p>
             <w:r/>
             <w:r>
-              <w:t>pasar a auth-code flow</w:t>
+              <w:t>switch to auth-code flow</w:t>
             </w:r>
           </w:p>
         </w:tc>
@@ -5809,7 +4605,7 @@
           <w:p>
             <w:r/>
             <w:r>
-              <w:t>planeado</w:t>
+              <w:t>planned</w:t>
             </w:r>
           </w:p>
         </w:tc>
@@ -5845,7 +4641,7 @@
           <w:p>
             <w:r/>
             <w:r>
-              <w:t>Sin MFA en Keycloak</w:t>
+              <w:t>No MFA on Keycloak</w:t>
             </w:r>
           </w:p>
         </w:tc>
@@ -5856,7 +4652,7 @@
           <w:p>
             <w:r/>
             <w:r>
-              <w:t>habilitar WebAuthn en prod</w:t>
+              <w:t>enable WebAuthn in prod</w:t>
             </w:r>
           </w:p>
         </w:tc>
@@ -5867,7 +4663,7 @@
           <w:p>
             <w:r/>
             <w:r>
-              <w:t>planeado</w:t>
+              <w:t>planned</w:t>
             </w:r>
           </w:p>
         </w:tc>
@@ -5903,7 +4699,7 @@
           <w:p>
             <w:r/>
             <w:r>
-              <w:t>Archivos community de MinIO discontinuados</w:t>
+              <w:t>MinIO community archives discontinued</w:t>
             </w:r>
           </w:p>
         </w:tc>
@@ -5914,7 +4710,7 @@
           <w:p>
             <w:r/>
             <w:r>
-              <w:t xml:space="preserve">pinear a </w:t>
+              <w:t xml:space="preserve">pin to cached </w:t>
             </w:r>
             <w:r>
               <w:rPr>
@@ -5922,9 +4718,6 @@
                 <w:sz w:val="20"/>
               </w:rPr>
               <w:t>RELEASE.2024-01-18</w:t>
-            </w:r>
-            <w:r>
-              <w:t xml:space="preserve"> cacheado</w:t>
             </w:r>
           </w:p>
         </w:tc>
@@ -5935,7 +4728,7 @@
           <w:p>
             <w:r/>
             <w:r>
-              <w:t>mitigado</w:t>
+              <w:t>mitigated</w:t>
             </w:r>
           </w:p>
         </w:tc>
@@ -5971,7 +4764,7 @@
           <w:p>
             <w:r/>
             <w:r>
-              <w:t>MinIO OIDC aud claim requiere audience mapper per-client</w:t>
+              <w:t>MinIO OIDC aud claim requires per-client audience mapper</w:t>
             </w:r>
           </w:p>
         </w:tc>
@@ -5982,7 +4775,7 @@
           <w:p>
             <w:r/>
             <w:r>
-              <w:t>agregado en realm JSON + admin API</w:t>
+              <w:t>added in realm JSON + admin API</w:t>
             </w:r>
           </w:p>
         </w:tc>
@@ -5993,7 +4786,7 @@
           <w:p>
             <w:r/>
             <w:r>
-              <w:t>arreglado</w:t>
+              <w:t>fixed</w:t>
             </w:r>
           </w:p>
         </w:tc>
@@ -6029,7 +4822,7 @@
           <w:p>
             <w:r/>
             <w:r>
-              <w:t>boto3 STS rechaza RoleArn vacío</w:t>
+              <w:t>boto3 STS rejects empty RoleArn</w:t>
             </w:r>
           </w:p>
         </w:tc>
@@ -6040,7 +4833,7 @@
           <w:p>
             <w:r/>
             <w:r>
-              <w:t>HTTP crudo para STS</w:t>
+              <w:t>raw HTTP for STS</w:t>
             </w:r>
           </w:p>
         </w:tc>
@@ -6051,7 +4844,7 @@
           <w:p>
             <w:r/>
             <w:r>
-              <w:t>arreglado</w:t>
+              <w:t>fixed</w:t>
             </w:r>
           </w:p>
         </w:tc>
@@ -6063,7 +4856,7 @@
         <w:pStyle w:val="Heading2"/>
       </w:pPr>
       <w:r>
-        <w:t>10. Fuera de alcance</w:t>
+        <w:t>10. Out of scope</w:t>
       </w:r>
     </w:p>
     <w:p/>
@@ -6072,7 +4865,7 @@
         <w:pStyle w:val="ListBullet"/>
       </w:pPr>
       <w:r>
-        <w:t>Certificados TLS (en prod: cert-manager + Let's Encrypt)</w:t>
+        <w:t>TLS certificates (in prod: cert-manager + Let's Encrypt)</w:t>
       </w:r>
     </w:p>
     <w:p>
@@ -6096,7 +4889,7 @@
         <w:pStyle w:val="ListBullet"/>
       </w:pPr>
       <w:r>
-        <w:t>Manejo de secretos (Vault, External Secrets Operator)</w:t>
+        <w:t>Secrets management (Vault, External Secrets Operator)</w:t>
       </w:r>
     </w:p>
     <w:p>
@@ -6112,7 +4905,7 @@
         <w:pStyle w:val="ListBullet"/>
       </w:pPr>
       <w:r>
-        <w:t>Stack de observabilidad (Prometheus + Loki + Tempo)</w:t>
+        <w:t>Observability stack (Prometheus + Loki + Tempo)</w:t>
       </w:r>
     </w:p>
     <w:p>
@@ -6120,7 +4913,7 @@
         <w:pStyle w:val="ListBullet"/>
       </w:pPr>
       <w:r>
-        <w:t>Federación OIDC multi-tenant de grado productivo</w:t>
+        <w:t>Production-grade multi-tenant OIDC federation</w:t>
       </w:r>
     </w:p>
     <w:p>
@@ -6128,7 +4921,7 @@
         <w:pStyle w:val="ListBullet"/>
       </w:pPr>
       <w:r>
-        <w:t>Análisis de costo a escala</w:t>
+        <w:t>Cost analysis at scale</w:t>
       </w:r>
     </w:p>
     <w:p/>
@@ -6137,7 +4930,7 @@
         <w:pStyle w:val="Heading2"/>
       </w:pPr>
       <w:r>
-        <w:t>Apéndice A — output end-to-end de muestra</w:t>
+        <w:t>Appendix A — sample end-to-end output</w:t>
       </w:r>
     </w:p>
     <w:p/>
@@ -6215,7 +5008,7 @@
     <w:p/>
     <w:p>
       <w:r>
-        <w:t>Caso negativo:</w:t>
+        <w:t>Negative case:</w:t>
       </w:r>
     </w:p>
     <w:p/>
@@ -6243,7 +5036,7 @@
         <w:pStyle w:val="Heading2"/>
       </w:pPr>
       <w:r>
-        <w:t>Apéndice B — referencias</w:t>
+        <w:t>Appendix B — references</w:t>
       </w:r>
     </w:p>
     <w:p/>

--- a/RUN_REPORT.docx
+++ b/RUN_REPORT.docx
@@ -2521,7 +2521,7 @@
       <w:r>
         <w:drawing>
           <wp:inline xmlns:a="http://schemas.openxmlformats.org/drawingml/2006/main" xmlns:pic="http://schemas.openxmlformats.org/drawingml/2006/picture">
-            <wp:extent cx="5486400" cy="4877752"/>
+            <wp:extent cx="5486400" cy="3429000"/>
             <wp:docPr id="2" name="Picture 2"/>
             <wp:cNvGraphicFramePr>
               <a:graphicFrameLocks noChangeAspect="1"/>
@@ -2542,7 +2542,7 @@
                   <pic:spPr>
                     <a:xfrm>
                       <a:off x="0" y="0"/>
-                      <a:ext cx="5486400" cy="4877752"/>
+                      <a:ext cx="5486400" cy="3429000"/>
                     </a:xfrm>
                     <a:prstGeom prst="rect"/>
                   </pic:spPr>

--- a/RUN_REPORT.docx
+++ b/RUN_REPORT.docx
@@ -1471,47 +1471,37 @@
     </w:p>
     <w:p>
       <w:r>
-        <w:t xml:space="preserve">access. Pivoted from </w:t>
+        <w:t xml:space="preserve">access. The cluster is configured without </w:t>
       </w:r>
       <w:r>
         <w:rPr>
           <w:rFonts w:ascii="Consolas" w:hAnsi="Consolas"/>
           <w:sz w:val="20"/>
         </w:rPr>
-        <w:t>k3d</w:t>
-      </w:r>
-      <w:r>
-        <w:t xml:space="preserve"> because </w:t>
+        <w:t>extraPortMappings</w:t>
+      </w:r>
+      <w:r>
+        <w:t xml:space="preserve"> because</w:t>
+      </w:r>
+    </w:p>
+    <w:p>
+      <w:r>
+        <w:t>kind refused to start on this host with the host-port mappings; ingress</w:t>
+      </w:r>
+    </w:p>
+    <w:p>
+      <w:r>
+        <w:t xml:space="preserve">is reached through the Traefik NodePort or </w:t>
       </w:r>
       <w:r>
         <w:rPr>
           <w:rFonts w:ascii="Consolas" w:hAnsi="Consolas"/>
           <w:sz w:val="20"/>
         </w:rPr>
-        <w:t>ghcr.io/k3d-io/k3d-tools</w:t>
-      </w:r>
-      <w:r>
-        <w:t xml:space="preserve"> is</w:t>
-      </w:r>
-    </w:p>
-    <w:p>
-      <w:r>
-        <w:t xml:space="preserve">blocked on this host, and from </w:t>
-      </w:r>
-      <w:r>
-        <w:rPr>
-          <w:rFonts w:ascii="Consolas" w:hAnsi="Consolas"/>
-          <w:sz w:val="20"/>
-        </w:rPr>
-        <w:t>kind extraPortMappings</w:t>
-      </w:r>
-      <w:r>
-        <w:t xml:space="preserve"> to Traefik</w:t>
-      </w:r>
-    </w:p>
-    <w:p>
-      <w:r>
-        <w:t>NodePort because kind refused to start with the host-port mappings.</w:t>
+        <w:t>kubectl port-forward</w:t>
+      </w:r>
+      <w:r>
+        <w:t>.</w:t>
       </w:r>
     </w:p>
     <w:p/>
